--- a/Mcq - (1) - UGC-Net/1-/7.docx
+++ b/Mcq - (1) - UGC-Net/1-/7.docx
@@ -98,7 +98,7 @@
           </mc:Choice>
           <mc:Fallback>
             <w:pict>
-              <v:shapetype w14:anchorId="30079655" id="_x0000_t75" coordsize="21600,21600" o:spt="75" o:preferrelative="t" path="m@4@5l@4@11@9@11@9@5xe" filled="f" stroked="f">
+              <v:shapetype w14:anchorId="7929A3B1" id="_x0000_t75" coordsize="21600,21600" o:spt="75" o:preferrelative="t" path="m@4@5l@4@11@9@11@9@5xe" filled="f" stroked="f">
                 <v:stroke joinstyle="miter"/>
                 <v:formulas>
                   <v:f eqn="if lineDrawn pixelLineWidth 0"/>
@@ -168,7 +168,7 @@
           </mc:Choice>
           <mc:Fallback>
             <w:pict>
-              <v:shape w14:anchorId="1702D535" id="Ink 1" o:spid="_x0000_s1026" type="#_x0000_t75" style="position:absolute;margin-left:-136.5pt;margin-top:32.8pt;width:5.7pt;height:11.4pt;z-index:251788288;visibility:visible;mso-wrap-style:square;mso-wrap-distance-left:9pt;mso-wrap-distance-top:0;mso-wrap-distance-right:9pt;mso-wrap-distance-bottom:0;mso-position-horizontal:absolute;mso-position-horizontal-relative:text;mso-position-vertical:absolute;mso-position-vertical-relative:text" o:gfxdata="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">
+              <v:shape w14:anchorId="3FD80974" id="Ink 1" o:spid="_x0000_s1026" type="#_x0000_t75" style="position:absolute;margin-left:-136.5pt;margin-top:32.8pt;width:5.7pt;height:11.4pt;z-index:251788288;visibility:visible;mso-wrap-style:square;mso-wrap-distance-left:9pt;mso-wrap-distance-top:0;mso-wrap-distance-right:9pt;mso-wrap-distance-bottom:0;mso-position-horizontal:absolute;mso-position-horizontal-relative:text;mso-position-vertical:absolute;mso-position-vertical-relative:text" o:gfxdata="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">
                 <v:imagedata r:id="rId8" o:title=""/>
                 <o:lock v:ext="edit" rotation="t" aspectratio="f"/>
               </v:shape>
@@ -219,7 +219,7 @@
           </mc:Choice>
           <mc:Fallback>
             <w:pict>
-              <v:shape w14:anchorId="6645A50A" id="Ink 43" o:spid="_x0000_s1026" type="#_x0000_t75" style="position:absolute;margin-left:-.65pt;margin-top:178.45pt;width:8.55pt;height:17.05pt;z-index:251708416;visibility:visible;mso-wrap-style:square;mso-wrap-distance-left:9pt;mso-wrap-distance-top:0;mso-wrap-distance-right:9pt;mso-wrap-distance-bottom:0;mso-position-horizontal:absolute;mso-position-horizontal-relative:text;mso-position-vertical:absolute;mso-position-vertical-relative:text" o:gfxdata="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">
+              <v:shape w14:anchorId="75A7A0A4" id="Ink 43" o:spid="_x0000_s1026" type="#_x0000_t75" style="position:absolute;margin-left:-.65pt;margin-top:178.45pt;width:8.55pt;height:17.05pt;z-index:251708416;visibility:visible;mso-wrap-style:square;mso-wrap-distance-left:9pt;mso-wrap-distance-top:0;mso-wrap-distance-right:9pt;mso-wrap-distance-bottom:0;mso-position-horizontal:absolute;mso-position-horizontal-relative:text;mso-position-vertical:absolute;mso-position-vertical-relative:text" o:gfxdata="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">
                 <v:imagedata r:id="rId10" o:title=""/>
                 <o:lock v:ext="edit" rotation="t" aspectratio="f"/>
               </v:shape>
@@ -270,7 +270,7 @@
           </mc:Choice>
           <mc:Fallback>
             <w:pict>
-              <v:shape w14:anchorId="41163097" id="Ink 42" o:spid="_x0000_s1026" type="#_x0000_t75" style="position:absolute;margin-left:54.55pt;margin-top:165.85pt;width:8.55pt;height:17.05pt;z-index:251707392;visibility:visible;mso-wrap-style:square;mso-wrap-distance-left:9pt;mso-wrap-distance-top:0;mso-wrap-distance-right:9pt;mso-wrap-distance-bottom:0;mso-position-horizontal:absolute;mso-position-horizontal-relative:text;mso-position-vertical:absolute;mso-position-vertical-relative:text" o:gfxdata="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">
+              <v:shape w14:anchorId="14A5C54B" id="Ink 42" o:spid="_x0000_s1026" type="#_x0000_t75" style="position:absolute;margin-left:54.55pt;margin-top:165.85pt;width:8.55pt;height:17.05pt;z-index:251707392;visibility:visible;mso-wrap-style:square;mso-wrap-distance-left:9pt;mso-wrap-distance-top:0;mso-wrap-distance-right:9pt;mso-wrap-distance-bottom:0;mso-position-horizontal:absolute;mso-position-horizontal-relative:text;mso-position-vertical:absolute;mso-position-vertical-relative:text" o:gfxdata="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">
                 <v:imagedata r:id="rId10" o:title=""/>
                 <o:lock v:ext="edit" rotation="t" aspectratio="f"/>
               </v:shape>
@@ -321,7 +321,7 @@
           </mc:Choice>
           <mc:Fallback>
             <w:pict>
-              <v:shape w14:anchorId="4EBF1364" id="Ink 41" o:spid="_x0000_s1026" type="#_x0000_t75" style="position:absolute;margin-left:61.15pt;margin-top:165.85pt;width:8.55pt;height:17.05pt;z-index:251706368;visibility:visible;mso-wrap-style:square;mso-wrap-distance-left:9pt;mso-wrap-distance-top:0;mso-wrap-distance-right:9pt;mso-wrap-distance-bottom:0;mso-position-horizontal:absolute;mso-position-horizontal-relative:text;mso-position-vertical:absolute;mso-position-vertical-relative:text" o:gfxdata="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">
+              <v:shape w14:anchorId="7E4A5187" id="Ink 41" o:spid="_x0000_s1026" type="#_x0000_t75" style="position:absolute;margin-left:61.15pt;margin-top:165.85pt;width:8.55pt;height:17.05pt;z-index:251706368;visibility:visible;mso-wrap-style:square;mso-wrap-distance-left:9pt;mso-wrap-distance-top:0;mso-wrap-distance-right:9pt;mso-wrap-distance-bottom:0;mso-position-horizontal:absolute;mso-position-horizontal-relative:text;mso-position-vertical:absolute;mso-position-vertical-relative:text" o:gfxdata="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">
                 <v:imagedata r:id="rId10" o:title=""/>
                 <o:lock v:ext="edit" rotation="t" aspectratio="f"/>
               </v:shape>
@@ -375,7 +375,7 @@
           </mc:Choice>
           <mc:Fallback>
             <w:pict>
-              <v:shape w14:anchorId="66FA03C2" id="Ink 40" o:spid="_x0000_s1026" type="#_x0000_t75" style="position:absolute;margin-left:73.7pt;margin-top:156.35pt;width:67.85pt;height:30pt;z-index:251705344;visibility:visible;mso-wrap-style:square;mso-width-percent:0;mso-wrap-distance-left:9pt;mso-wrap-distance-top:0;mso-wrap-distance-right:9pt;mso-wrap-distance-bottom:0;mso-position-horizontal:absolute;mso-position-horizontal-relative:text;mso-position-vertical:absolute;mso-position-vertical-relative:text;mso-width-percent:0;mso-width-relative:margin" o:gfxdata="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">
+              <v:shape w14:anchorId="40E69FD5" id="Ink 40" o:spid="_x0000_s1026" type="#_x0000_t75" style="position:absolute;margin-left:73.7pt;margin-top:156.35pt;width:67.85pt;height:30pt;z-index:251705344;visibility:visible;mso-wrap-style:square;mso-width-percent:0;mso-wrap-distance-left:9pt;mso-wrap-distance-top:0;mso-wrap-distance-right:9pt;mso-wrap-distance-bottom:0;mso-position-horizontal:absolute;mso-position-horizontal-relative:text;mso-position-vertical:absolute;mso-position-vertical-relative:text;mso-width-percent:0;mso-width-relative:margin" o:gfxdata="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">
                 <v:imagedata r:id="rId14" o:title=""/>
                 <o:lock v:ext="edit" rotation="t" aspectratio="f"/>
               </v:shape>
@@ -426,7 +426,7 @@
           </mc:Choice>
           <mc:Fallback>
             <w:pict>
-              <v:shape w14:anchorId="721E4793" id="Ink 38" o:spid="_x0000_s1026" type="#_x0000_t75" style="position:absolute;margin-left:79.75pt;margin-top:164.05pt;width:8.55pt;height:17.05pt;z-index:251703296;visibility:visible;mso-wrap-style:square;mso-wrap-distance-left:9pt;mso-wrap-distance-top:0;mso-wrap-distance-right:9pt;mso-wrap-distance-bottom:0;mso-position-horizontal:absolute;mso-position-horizontal-relative:text;mso-position-vertical:absolute;mso-position-vertical-relative:text" o:gfxdata="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">
+              <v:shape w14:anchorId="4209812D" id="Ink 38" o:spid="_x0000_s1026" type="#_x0000_t75" style="position:absolute;margin-left:79.75pt;margin-top:164.05pt;width:8.55pt;height:17.05pt;z-index:251703296;visibility:visible;mso-wrap-style:square;mso-wrap-distance-left:9pt;mso-wrap-distance-top:0;mso-wrap-distance-right:9pt;mso-wrap-distance-bottom:0;mso-position-horizontal:absolute;mso-position-horizontal-relative:text;mso-position-vertical:absolute;mso-position-vertical-relative:text" o:gfxdata="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">
                 <v:imagedata r:id="rId10" o:title=""/>
                 <o:lock v:ext="edit" rotation="t" aspectratio="f"/>
               </v:shape>
@@ -477,7 +477,7 @@
           </mc:Choice>
           <mc:Fallback>
             <w:pict>
-              <v:shape w14:anchorId="5F411967" id="Ink 37" o:spid="_x0000_s1026" type="#_x0000_t75" style="position:absolute;margin-left:89.95pt;margin-top:164.05pt;width:8.55pt;height:17.05pt;z-index:251702272;visibility:visible;mso-wrap-style:square;mso-wrap-distance-left:9pt;mso-wrap-distance-top:0;mso-wrap-distance-right:9pt;mso-wrap-distance-bottom:0;mso-position-horizontal:absolute;mso-position-horizontal-relative:text;mso-position-vertical:absolute;mso-position-vertical-relative:text" o:gfxdata="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">
+              <v:shape w14:anchorId="3A7FF047" id="Ink 37" o:spid="_x0000_s1026" type="#_x0000_t75" style="position:absolute;margin-left:89.95pt;margin-top:164.05pt;width:8.55pt;height:17.05pt;z-index:251702272;visibility:visible;mso-wrap-style:square;mso-wrap-distance-left:9pt;mso-wrap-distance-top:0;mso-wrap-distance-right:9pt;mso-wrap-distance-bottom:0;mso-position-horizontal:absolute;mso-position-horizontal-relative:text;mso-position-vertical:absolute;mso-position-vertical-relative:text" o:gfxdata="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">
                 <v:imagedata r:id="rId10" o:title=""/>
                 <o:lock v:ext="edit" rotation="t" aspectratio="f"/>
               </v:shape>
@@ -528,7 +528,7 @@
           </mc:Choice>
           <mc:Fallback>
             <w:pict>
-              <v:shape w14:anchorId="0901EE71" id="Ink 36" o:spid="_x0000_s1026" type="#_x0000_t75" style="position:absolute;margin-left:58.15pt;margin-top:164.65pt;width:8.55pt;height:17.05pt;z-index:251701248;visibility:visible;mso-wrap-style:square;mso-wrap-distance-left:9pt;mso-wrap-distance-top:0;mso-wrap-distance-right:9pt;mso-wrap-distance-bottom:0;mso-position-horizontal:absolute;mso-position-horizontal-relative:text;mso-position-vertical:absolute;mso-position-vertical-relative:text" o:gfxdata="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">
+              <v:shape w14:anchorId="10E19211" id="Ink 36" o:spid="_x0000_s1026" type="#_x0000_t75" style="position:absolute;margin-left:58.15pt;margin-top:164.65pt;width:8.55pt;height:17.05pt;z-index:251701248;visibility:visible;mso-wrap-style:square;mso-wrap-distance-left:9pt;mso-wrap-distance-top:0;mso-wrap-distance-right:9pt;mso-wrap-distance-bottom:0;mso-position-horizontal:absolute;mso-position-horizontal-relative:text;mso-position-vertical:absolute;mso-position-vertical-relative:text" o:gfxdata="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">
                 <v:imagedata r:id="rId10" o:title=""/>
                 <o:lock v:ext="edit" rotation="t" aspectratio="f"/>
               </v:shape>
@@ -579,7 +579,7 @@
           </mc:Choice>
           <mc:Fallback>
             <w:pict>
-              <v:shape w14:anchorId="2E66D2B0" id="Ink 35" o:spid="_x0000_s1026" type="#_x0000_t75" style="position:absolute;margin-left:65.95pt;margin-top:166.45pt;width:8.55pt;height:17.05pt;z-index:251700224;visibility:visible;mso-wrap-style:square;mso-wrap-distance-left:9pt;mso-wrap-distance-top:0;mso-wrap-distance-right:9pt;mso-wrap-distance-bottom:0;mso-position-horizontal:absolute;mso-position-horizontal-relative:text;mso-position-vertical:absolute;mso-position-vertical-relative:text" o:gfxdata="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">
+              <v:shape w14:anchorId="4FE5980D" id="Ink 35" o:spid="_x0000_s1026" type="#_x0000_t75" style="position:absolute;margin-left:65.95pt;margin-top:166.45pt;width:8.55pt;height:17.05pt;z-index:251700224;visibility:visible;mso-wrap-style:square;mso-wrap-distance-left:9pt;mso-wrap-distance-top:0;mso-wrap-distance-right:9pt;mso-wrap-distance-bottom:0;mso-position-horizontal:absolute;mso-position-horizontal-relative:text;mso-position-vertical:absolute;mso-position-vertical-relative:text" o:gfxdata="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">
                 <v:imagedata r:id="rId10" o:title=""/>
                 <o:lock v:ext="edit" rotation="t" aspectratio="f"/>
               </v:shape>
@@ -630,7 +630,7 @@
           </mc:Choice>
           <mc:Fallback>
             <w:pict>
-              <v:shape w14:anchorId="59DA2F75" id="Ink 34" o:spid="_x0000_s1026" type="#_x0000_t75" style="position:absolute;margin-left:48.55pt;margin-top:162.85pt;width:8.55pt;height:17.05pt;z-index:251699200;visibility:visible;mso-wrap-style:square;mso-wrap-distance-left:9pt;mso-wrap-distance-top:0;mso-wrap-distance-right:9pt;mso-wrap-distance-bottom:0;mso-position-horizontal:absolute;mso-position-horizontal-relative:text;mso-position-vertical:absolute;mso-position-vertical-relative:text" o:gfxdata="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">
+              <v:shape w14:anchorId="41992269" id="Ink 34" o:spid="_x0000_s1026" type="#_x0000_t75" style="position:absolute;margin-left:48.55pt;margin-top:162.85pt;width:8.55pt;height:17.05pt;z-index:251699200;visibility:visible;mso-wrap-style:square;mso-wrap-distance-left:9pt;mso-wrap-distance-top:0;mso-wrap-distance-right:9pt;mso-wrap-distance-bottom:0;mso-position-horizontal:absolute;mso-position-horizontal-relative:text;mso-position-vertical:absolute;mso-position-vertical-relative:text" o:gfxdata="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">
                 <v:imagedata r:id="rId10" o:title=""/>
                 <o:lock v:ext="edit" rotation="t" aspectratio="f"/>
               </v:shape>
@@ -681,7 +681,7 @@
           </mc:Choice>
           <mc:Fallback>
             <w:pict>
-              <v:shape w14:anchorId="1EF395FB" id="Ink 33" o:spid="_x0000_s1026" type="#_x0000_t75" style="position:absolute;margin-left:23.95pt;margin-top:162.85pt;width:32.4pt;height:17.05pt;z-index:251698176;visibility:visible;mso-wrap-style:square;mso-wrap-distance-left:9pt;mso-wrap-distance-top:0;mso-wrap-distance-right:9pt;mso-wrap-distance-bottom:0;mso-position-horizontal:absolute;mso-position-horizontal-relative:text;mso-position-vertical:absolute;mso-position-vertical-relative:text" o:gfxdata="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">
+              <v:shape w14:anchorId="0FE060E3" id="Ink 33" o:spid="_x0000_s1026" type="#_x0000_t75" style="position:absolute;margin-left:23.95pt;margin-top:162.85pt;width:32.4pt;height:17.05pt;z-index:251698176;visibility:visible;mso-wrap-style:square;mso-wrap-distance-left:9pt;mso-wrap-distance-top:0;mso-wrap-distance-right:9pt;mso-wrap-distance-bottom:0;mso-position-horizontal:absolute;mso-position-horizontal-relative:text;mso-position-vertical:absolute;mso-position-vertical-relative:text" o:gfxdata="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">
                 <v:imagedata r:id="rId21" o:title=""/>
                 <o:lock v:ext="edit" rotation="t" aspectratio="f"/>
               </v:shape>
@@ -732,7 +732,7 @@
           </mc:Choice>
           <mc:Fallback>
             <w:pict>
-              <v:shape w14:anchorId="37A37710" id="Ink 32" o:spid="_x0000_s1026" type="#_x0000_t75" style="position:absolute;margin-left:7.15pt;margin-top:162.85pt;width:24.75pt;height:17.05pt;z-index:251697152;visibility:visible;mso-wrap-style:square;mso-wrap-distance-left:9pt;mso-wrap-distance-top:0;mso-wrap-distance-right:9pt;mso-wrap-distance-bottom:0;mso-position-horizontal:absolute;mso-position-horizontal-relative:text;mso-position-vertical:absolute;mso-position-vertical-relative:text" o:gfxdata="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">
+              <v:shape w14:anchorId="40F579D2" id="Ink 32" o:spid="_x0000_s1026" type="#_x0000_t75" style="position:absolute;margin-left:7.15pt;margin-top:162.85pt;width:24.75pt;height:17.05pt;z-index:251697152;visibility:visible;mso-wrap-style:square;mso-wrap-distance-left:9pt;mso-wrap-distance-top:0;mso-wrap-distance-right:9pt;mso-wrap-distance-bottom:0;mso-position-horizontal:absolute;mso-position-horizontal-relative:text;mso-position-vertical:absolute;mso-position-vertical-relative:text" o:gfxdata="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">
                 <v:imagedata r:id="rId23" o:title=""/>
                 <o:lock v:ext="edit" rotation="t" aspectratio="f"/>
               </v:shape>
@@ -783,7 +783,7 @@
           </mc:Choice>
           <mc:Fallback>
             <w:pict>
-              <v:shape w14:anchorId="154B3C30" id="Ink 31" o:spid="_x0000_s1026" type="#_x0000_t75" style="position:absolute;margin-left:-2.45pt;margin-top:173.65pt;width:8.55pt;height:17.05pt;z-index:251696128;visibility:visible;mso-wrap-style:square;mso-wrap-distance-left:9pt;mso-wrap-distance-top:0;mso-wrap-distance-right:9pt;mso-wrap-distance-bottom:0;mso-position-horizontal:absolute;mso-position-horizontal-relative:text;mso-position-vertical:absolute;mso-position-vertical-relative:text" o:gfxdata="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">
+              <v:shape w14:anchorId="44529A7F" id="Ink 31" o:spid="_x0000_s1026" type="#_x0000_t75" style="position:absolute;margin-left:-2.45pt;margin-top:173.65pt;width:8.55pt;height:17.05pt;z-index:251696128;visibility:visible;mso-wrap-style:square;mso-wrap-distance-left:9pt;mso-wrap-distance-top:0;mso-wrap-distance-right:9pt;mso-wrap-distance-bottom:0;mso-position-horizontal:absolute;mso-position-horizontal-relative:text;mso-position-vertical:absolute;mso-position-vertical-relative:text" o:gfxdata="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">
                 <v:imagedata r:id="rId10" o:title=""/>
                 <o:lock v:ext="edit" rotation="t" aspectratio="f"/>
               </v:shape>
@@ -834,7 +834,7 @@
           </mc:Choice>
           <mc:Fallback>
             <w:pict>
-              <v:shape w14:anchorId="4A58F037" id="Ink 30" o:spid="_x0000_s1026" type="#_x0000_t75" style="position:absolute;margin-left:-1.25pt;margin-top:159.25pt;width:8.55pt;height:17.05pt;z-index:251695104;visibility:visible;mso-wrap-style:square;mso-wrap-distance-left:9pt;mso-wrap-distance-top:0;mso-wrap-distance-right:9pt;mso-wrap-distance-bottom:0;mso-position-horizontal:absolute;mso-position-horizontal-relative:text;mso-position-vertical:absolute;mso-position-vertical-relative:text" o:gfxdata="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">
+              <v:shape w14:anchorId="595AFB68" id="Ink 30" o:spid="_x0000_s1026" type="#_x0000_t75" style="position:absolute;margin-left:-1.25pt;margin-top:159.25pt;width:8.55pt;height:17.05pt;z-index:251695104;visibility:visible;mso-wrap-style:square;mso-wrap-distance-left:9pt;mso-wrap-distance-top:0;mso-wrap-distance-right:9pt;mso-wrap-distance-bottom:0;mso-position-horizontal:absolute;mso-position-horizontal-relative:text;mso-position-vertical:absolute;mso-position-vertical-relative:text" o:gfxdata="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">
                 <v:imagedata r:id="rId10" o:title=""/>
                 <o:lock v:ext="edit" rotation="t" aspectratio="f"/>
               </v:shape>
@@ -885,7 +885,7 @@
           </mc:Choice>
           <mc:Fallback>
             <w:pict>
-              <v:shape w14:anchorId="1FB85E79" id="Ink 29" o:spid="_x0000_s1026" type="#_x0000_t75" style="position:absolute;margin-left:-168.65pt;margin-top:88.45pt;width:8.55pt;height:17.05pt;z-index:251694080;visibility:visible;mso-wrap-style:square;mso-wrap-distance-left:9pt;mso-wrap-distance-top:0;mso-wrap-distance-right:9pt;mso-wrap-distance-bottom:0;mso-position-horizontal:absolute;mso-position-horizontal-relative:text;mso-position-vertical:absolute;mso-position-vertical-relative:text" o:gfxdata="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">
+              <v:shape w14:anchorId="4405DABB" id="Ink 29" o:spid="_x0000_s1026" type="#_x0000_t75" style="position:absolute;margin-left:-168.65pt;margin-top:88.45pt;width:8.55pt;height:17.05pt;z-index:251694080;visibility:visible;mso-wrap-style:square;mso-wrap-distance-left:9pt;mso-wrap-distance-top:0;mso-wrap-distance-right:9pt;mso-wrap-distance-bottom:0;mso-position-horizontal:absolute;mso-position-horizontal-relative:text;mso-position-vertical:absolute;mso-position-vertical-relative:text" o:gfxdata="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">
                 <v:imagedata r:id="rId10" o:title=""/>
                 <o:lock v:ext="edit" rotation="t" aspectratio="f"/>
               </v:shape>
@@ -942,7 +942,7 @@
           </mc:Choice>
           <mc:Fallback>
             <w:pict>
-              <v:shape w14:anchorId="0B49D899" id="Ink 28" o:spid="_x0000_s1026" type="#_x0000_t75" style="position:absolute;margin-left:-4.7pt;margin-top:248.9pt;width:156.9pt;height:20pt;z-index:251693056;visibility:visible;mso-wrap-style:square;mso-width-percent:0;mso-height-percent:0;mso-wrap-distance-left:9pt;mso-wrap-distance-top:0;mso-wrap-distance-right:9pt;mso-wrap-distance-bottom:0;mso-position-horizontal:absolute;mso-position-horizontal-relative:text;mso-position-vertical:absolute;mso-position-vertical-relative:text;mso-width-percent:0;mso-height-percent:0;mso-width-relative:margin;mso-height-relative:margin" o:gfxdata="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">
+              <v:shape w14:anchorId="3C500F04" id="Ink 28" o:spid="_x0000_s1026" type="#_x0000_t75" style="position:absolute;margin-left:-4.7pt;margin-top:248.9pt;width:156.9pt;height:20pt;z-index:251693056;visibility:visible;mso-wrap-style:square;mso-width-percent:0;mso-height-percent:0;mso-wrap-distance-left:9pt;mso-wrap-distance-top:0;mso-wrap-distance-right:9pt;mso-wrap-distance-bottom:0;mso-position-horizontal:absolute;mso-position-horizontal-relative:text;mso-position-vertical:absolute;mso-position-vertical-relative:text;mso-width-percent:0;mso-height-percent:0;mso-width-relative:margin;mso-height-relative:margin" o:gfxdata="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">
                 <v:imagedata r:id="rId28" o:title=""/>
                 <o:lock v:ext="edit" rotation="t" aspectratio="f"/>
               </v:shape>
@@ -999,7 +999,7 @@
           </mc:Choice>
           <mc:Fallback>
             <w:pict>
-              <v:shape w14:anchorId="18590422" id="Ink 26" o:spid="_x0000_s1026" type="#_x0000_t75" style="position:absolute;margin-left:6.1pt;margin-top:181.1pt;width:104.7pt;height:20pt;z-index:251691008;visibility:visible;mso-wrap-style:square;mso-width-percent:0;mso-height-percent:0;mso-wrap-distance-left:9pt;mso-wrap-distance-top:0;mso-wrap-distance-right:9pt;mso-wrap-distance-bottom:0;mso-position-horizontal:absolute;mso-position-horizontal-relative:text;mso-position-vertical:absolute;mso-position-vertical-relative:text;mso-width-percent:0;mso-height-percent:0;mso-width-relative:margin;mso-height-relative:margin" o:gfxdata="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">
+              <v:shape w14:anchorId="3C397E59" id="Ink 26" o:spid="_x0000_s1026" type="#_x0000_t75" style="position:absolute;margin-left:6.1pt;margin-top:181.1pt;width:104.7pt;height:20pt;z-index:251691008;visibility:visible;mso-wrap-style:square;mso-width-percent:0;mso-height-percent:0;mso-wrap-distance-left:9pt;mso-wrap-distance-top:0;mso-wrap-distance-right:9pt;mso-wrap-distance-bottom:0;mso-position-horizontal:absolute;mso-position-horizontal-relative:text;mso-position-vertical:absolute;mso-position-vertical-relative:text;mso-width-percent:0;mso-height-percent:0;mso-width-relative:margin;mso-height-relative:margin" o:gfxdata="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">
                 <v:imagedata r:id="rId30" o:title=""/>
                 <o:lock v:ext="edit" rotation="t" aspectratio="f"/>
               </v:shape>
@@ -1056,7 +1056,7 @@
           </mc:Choice>
           <mc:Fallback>
             <w:pict>
-              <v:shape w14:anchorId="5688FABE" id="Ink 24" o:spid="_x0000_s1026" type="#_x0000_t75" style="position:absolute;margin-left:6.1pt;margin-top:168.55pt;width:133.6pt;height:20pt;z-index:251688960;visibility:visible;mso-wrap-style:square;mso-width-percent:0;mso-height-percent:0;mso-wrap-distance-left:9pt;mso-wrap-distance-top:0;mso-wrap-distance-right:9pt;mso-wrap-distance-bottom:0;mso-position-horizontal:absolute;mso-position-horizontal-relative:text;mso-position-vertical:absolute;mso-position-vertical-relative:text;mso-width-percent:0;mso-height-percent:0;mso-width-relative:margin;mso-height-relative:margin" o:gfxdata="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">
+              <v:shape w14:anchorId="6C4D9D06" id="Ink 24" o:spid="_x0000_s1026" type="#_x0000_t75" style="position:absolute;margin-left:6.1pt;margin-top:168.55pt;width:133.6pt;height:20pt;z-index:251688960;visibility:visible;mso-wrap-style:square;mso-width-percent:0;mso-height-percent:0;mso-wrap-distance-left:9pt;mso-wrap-distance-top:0;mso-wrap-distance-right:9pt;mso-wrap-distance-bottom:0;mso-position-horizontal:absolute;mso-position-horizontal-relative:text;mso-position-vertical:absolute;mso-position-vertical-relative:text;mso-width-percent:0;mso-height-percent:0;mso-width-relative:margin;mso-height-relative:margin" o:gfxdata="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">
                 <v:imagedata r:id="rId32" o:title=""/>
                 <o:lock v:ext="edit" rotation="t" aspectratio="f"/>
               </v:shape>
@@ -1113,7 +1113,7 @@
           </mc:Choice>
           <mc:Fallback>
             <w:pict>
-              <v:shape w14:anchorId="2952A57A" id="Ink 22" o:spid="_x0000_s1026" type="#_x0000_t75" style="position:absolute;margin-left:5.5pt;margin-top:153.5pt;width:253.45pt;height:20pt;z-index:251686912;visibility:visible;mso-wrap-style:square;mso-width-percent:0;mso-height-percent:0;mso-wrap-distance-left:9pt;mso-wrap-distance-top:0;mso-wrap-distance-right:9pt;mso-wrap-distance-bottom:0;mso-position-horizontal:absolute;mso-position-horizontal-relative:text;mso-position-vertical:absolute;mso-position-vertical-relative:text;mso-width-percent:0;mso-height-percent:0;mso-width-relative:margin;mso-height-relative:margin" o:gfxdata="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">
+              <v:shape w14:anchorId="6599E21F" id="Ink 22" o:spid="_x0000_s1026" type="#_x0000_t75" style="position:absolute;margin-left:5.5pt;margin-top:153.5pt;width:253.45pt;height:20pt;z-index:251686912;visibility:visible;mso-wrap-style:square;mso-width-percent:0;mso-height-percent:0;mso-wrap-distance-left:9pt;mso-wrap-distance-top:0;mso-wrap-distance-right:9pt;mso-wrap-distance-bottom:0;mso-position-horizontal:absolute;mso-position-horizontal-relative:text;mso-position-vertical:absolute;mso-position-vertical-relative:text;mso-width-percent:0;mso-height-percent:0;mso-width-relative:margin;mso-height-relative:margin" o:gfxdata="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">
                 <v:imagedata r:id="rId34" o:title=""/>
                 <o:lock v:ext="edit" rotation="t" aspectratio="f"/>
               </v:shape>
@@ -1167,7 +1167,7 @@
           </mc:Choice>
           <mc:Fallback>
             <w:pict>
-              <v:shape w14:anchorId="0289E89B" id="Ink 20" o:spid="_x0000_s1026" type="#_x0000_t75" style="position:absolute;margin-left:4.95pt;margin-top:127.1pt;width:91.45pt;height:20pt;z-index:251684864;visibility:visible;mso-wrap-style:square;mso-width-percent:0;mso-wrap-distance-left:9pt;mso-wrap-distance-top:0;mso-wrap-distance-right:9pt;mso-wrap-distance-bottom:0;mso-position-horizontal:absolute;mso-position-horizontal-relative:text;mso-position-vertical:absolute;mso-position-vertical-relative:text;mso-width-percent:0;mso-width-relative:margin" o:gfxdata="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">
+              <v:shape w14:anchorId="4E2D042E" id="Ink 20" o:spid="_x0000_s1026" type="#_x0000_t75" style="position:absolute;margin-left:4.95pt;margin-top:127.1pt;width:91.45pt;height:20pt;z-index:251684864;visibility:visible;mso-wrap-style:square;mso-width-percent:0;mso-wrap-distance-left:9pt;mso-wrap-distance-top:0;mso-wrap-distance-right:9pt;mso-wrap-distance-bottom:0;mso-position-horizontal:absolute;mso-position-horizontal-relative:text;mso-position-vertical:absolute;mso-position-vertical-relative:text;mso-width-percent:0;mso-width-relative:margin" o:gfxdata="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">
                 <v:imagedata r:id="rId36" o:title=""/>
                 <o:lock v:ext="edit" rotation="t" aspectratio="f"/>
               </v:shape>
@@ -1218,7 +1218,7 @@
           </mc:Choice>
           <mc:Fallback>
             <w:pict>
-              <v:shape w14:anchorId="381654D2" id="Ink 18" o:spid="_x0000_s1026" type="#_x0000_t75" style="position:absolute;margin-left:4.95pt;margin-top:131.5pt;width:5.7pt;height:11.4pt;z-index:251682816;visibility:visible;mso-wrap-style:square;mso-wrap-distance-left:9pt;mso-wrap-distance-top:0;mso-wrap-distance-right:9pt;mso-wrap-distance-bottom:0;mso-position-horizontal:absolute;mso-position-horizontal-relative:text;mso-position-vertical:absolute;mso-position-vertical-relative:text" o:gfxdata="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">
+              <v:shape w14:anchorId="4342DEB7" id="Ink 18" o:spid="_x0000_s1026" type="#_x0000_t75" style="position:absolute;margin-left:4.95pt;margin-top:131.5pt;width:5.7pt;height:11.4pt;z-index:251682816;visibility:visible;mso-wrap-style:square;mso-wrap-distance-left:9pt;mso-wrap-distance-top:0;mso-wrap-distance-right:9pt;mso-wrap-distance-bottom:0;mso-position-horizontal:absolute;mso-position-horizontal-relative:text;mso-position-vertical:absolute;mso-position-vertical-relative:text" o:gfxdata="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">
                 <v:imagedata r:id="rId8" o:title=""/>
                 <o:lock v:ext="edit" rotation="t" aspectratio="f"/>
               </v:shape>
@@ -1269,7 +1269,7 @@
           </mc:Choice>
           <mc:Fallback>
             <w:pict>
-              <v:shape w14:anchorId="2C847460" id="Ink 17" o:spid="_x0000_s1026" type="#_x0000_t75" style="position:absolute;margin-left:-162.45pt;margin-top:62.5pt;width:5.7pt;height:11.4pt;z-index:251681792;visibility:visible;mso-wrap-style:square;mso-wrap-distance-left:9pt;mso-wrap-distance-top:0;mso-wrap-distance-right:9pt;mso-wrap-distance-bottom:0;mso-position-horizontal:absolute;mso-position-horizontal-relative:text;mso-position-vertical:absolute;mso-position-vertical-relative:text" o:gfxdata="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">
+              <v:shape w14:anchorId="139FED37" id="Ink 17" o:spid="_x0000_s1026" type="#_x0000_t75" style="position:absolute;margin-left:-162.45pt;margin-top:62.5pt;width:5.7pt;height:11.4pt;z-index:251681792;visibility:visible;mso-wrap-style:square;mso-wrap-distance-left:9pt;mso-wrap-distance-top:0;mso-wrap-distance-right:9pt;mso-wrap-distance-bottom:0;mso-position-horizontal:absolute;mso-position-horizontal-relative:text;mso-position-vertical:absolute;mso-position-vertical-relative:text" o:gfxdata="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">
                 <v:imagedata r:id="rId8" o:title=""/>
                 <o:lock v:ext="edit" rotation="t" aspectratio="f"/>
               </v:shape>
@@ -1320,7 +1320,7 @@
           </mc:Choice>
           <mc:Fallback>
             <w:pict>
-              <v:shape w14:anchorId="2A611566" id="Ink 16" o:spid="_x0000_s1026" type="#_x0000_t75" style="position:absolute;margin-left:-171.05pt;margin-top:81.85pt;width:8.55pt;height:17.05pt;z-index:251680768;visibility:visible;mso-wrap-style:square;mso-wrap-distance-left:9pt;mso-wrap-distance-top:0;mso-wrap-distance-right:9pt;mso-wrap-distance-bottom:0;mso-position-horizontal:absolute;mso-position-horizontal-relative:text;mso-position-vertical:absolute;mso-position-vertical-relative:text" o:gfxdata="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">
+              <v:shape w14:anchorId="1B8FCB08" id="Ink 16" o:spid="_x0000_s1026" type="#_x0000_t75" style="position:absolute;margin-left:-171.05pt;margin-top:81.85pt;width:8.55pt;height:17.05pt;z-index:251680768;visibility:visible;mso-wrap-style:square;mso-wrap-distance-left:9pt;mso-wrap-distance-top:0;mso-wrap-distance-right:9pt;mso-wrap-distance-bottom:0;mso-position-horizontal:absolute;mso-position-horizontal-relative:text;mso-position-vertical:absolute;mso-position-vertical-relative:text" o:gfxdata="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">
                 <v:imagedata r:id="rId10" o:title=""/>
                 <o:lock v:ext="edit" rotation="t" aspectratio="f"/>
               </v:shape>
@@ -1377,7 +1377,7 @@
           </mc:Choice>
           <mc:Fallback>
             <w:pict>
-              <v:shape w14:anchorId="2D007620" id="Ink 9" o:spid="_x0000_s1026" type="#_x0000_t75" style="position:absolute;margin-left:-186.3pt;margin-top:139.75pt;width:.75pt;height:.75pt;z-index:251679744;visibility:visible;mso-wrap-style:square;mso-width-percent:0;mso-height-percent:0;mso-wrap-distance-left:9pt;mso-wrap-distance-top:0;mso-wrap-distance-right:9pt;mso-wrap-distance-bottom:0;mso-position-horizontal:absolute;mso-position-horizontal-relative:text;mso-position-vertical:absolute;mso-position-vertical-relative:text;mso-width-percent:0;mso-height-percent:0;mso-width-relative:margin;mso-height-relative:margin" o:gfxdata="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">
+              <v:shape w14:anchorId="5A1A1195" id="Ink 9" o:spid="_x0000_s1026" type="#_x0000_t75" style="position:absolute;margin-left:-186.3pt;margin-top:139.75pt;width:.75pt;height:.75pt;z-index:251679744;visibility:visible;mso-wrap-style:square;mso-width-percent:0;mso-height-percent:0;mso-wrap-distance-left:9pt;mso-wrap-distance-top:0;mso-wrap-distance-right:9pt;mso-wrap-distance-bottom:0;mso-position-horizontal:absolute;mso-position-horizontal-relative:text;mso-position-vertical:absolute;mso-position-vertical-relative:text;mso-width-percent:0;mso-height-percent:0;mso-width-relative:margin;mso-height-relative:margin" o:gfxdata="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">
                 <v:imagedata r:id="rId41" o:title=""/>
                 <o:lock v:ext="edit" rotation="t" aspectratio="f"/>
               </v:shape>
@@ -1428,7 +1428,7 @@
           </mc:Choice>
           <mc:Fallback>
             <w:pict>
-              <v:shape w14:anchorId="60645B59" id="Ink 1" o:spid="_x0000_s1026" type="#_x0000_t75" style="position:absolute;margin-left:-255.2pt;margin-top:68.3pt;width:2.9pt;height:5.7pt;z-index:251676672;visibility:visible;mso-wrap-style:square;mso-wrap-distance-left:9pt;mso-wrap-distance-top:0;mso-wrap-distance-right:9pt;mso-wrap-distance-bottom:0;mso-position-horizontal:absolute;mso-position-horizontal-relative:text;mso-position-vertical:absolute;mso-position-vertical-relative:text" o:gfxdata="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">
+              <v:shape w14:anchorId="1B9A9667" id="Ink 1" o:spid="_x0000_s1026" type="#_x0000_t75" style="position:absolute;margin-left:-255.2pt;margin-top:68.3pt;width:2.9pt;height:5.7pt;z-index:251676672;visibility:visible;mso-wrap-style:square;mso-wrap-distance-left:9pt;mso-wrap-distance-top:0;mso-wrap-distance-right:9pt;mso-wrap-distance-bottom:0;mso-position-horizontal:absolute;mso-position-horizontal-relative:text;mso-position-vertical:absolute;mso-position-vertical-relative:text" o:gfxdata="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">
                 <v:imagedata r:id="rId43" o:title=""/>
                 <o:lock v:ext="edit" rotation="t" aspectratio="f"/>
               </v:shape>
@@ -2279,7 +2279,7 @@
           </mc:Choice>
           <mc:Fallback>
             <w:pict>
-              <v:shape w14:anchorId="3A2C08C7" id="Ink 68" o:spid="_x0000_s1026" type="#_x0000_t75" style="position:absolute;margin-left:19.7pt;margin-top:121.85pt;width:96.7pt;height:30pt;z-index:251734016;visibility:visible;mso-wrap-style:square;mso-width-percent:0;mso-height-percent:0;mso-wrap-distance-left:9pt;mso-wrap-distance-top:0;mso-wrap-distance-right:9pt;mso-wrap-distance-bottom:0;mso-position-horizontal:absolute;mso-position-horizontal-relative:text;mso-position-vertical:absolute;mso-position-vertical-relative:text;mso-width-percent:0;mso-height-percent:0;mso-width-relative:margin;mso-height-relative:margin" o:gfxdata="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">
+              <v:shape w14:anchorId="74AAF67C" id="Ink 68" o:spid="_x0000_s1026" type="#_x0000_t75" style="position:absolute;margin-left:19.7pt;margin-top:121.85pt;width:96.7pt;height:30pt;z-index:251734016;visibility:visible;mso-wrap-style:square;mso-width-percent:0;mso-height-percent:0;mso-wrap-distance-left:9pt;mso-wrap-distance-top:0;mso-wrap-distance-right:9pt;mso-wrap-distance-bottom:0;mso-position-horizontal:absolute;mso-position-horizontal-relative:text;mso-position-vertical:absolute;mso-position-vertical-relative:text;mso-width-percent:0;mso-height-percent:0;mso-width-relative:margin;mso-height-relative:margin" o:gfxdata="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">
                 <v:imagedata r:id="rId56" o:title=""/>
                 <o:lock v:ext="edit" rotation="t" aspectratio="f"/>
               </v:shape>
@@ -2336,7 +2336,7 @@
           </mc:Choice>
           <mc:Fallback>
             <w:pict>
-              <v:shape w14:anchorId="1A4E915E" id="Ink 66" o:spid="_x0000_s1026" type="#_x0000_t75" style="position:absolute;margin-left:20.9pt;margin-top:107.45pt;width:64.25pt;height:30pt;z-index:251731968;visibility:visible;mso-wrap-style:square;mso-width-percent:0;mso-height-percent:0;mso-wrap-distance-left:9pt;mso-wrap-distance-top:0;mso-wrap-distance-right:9pt;mso-wrap-distance-bottom:0;mso-position-horizontal:absolute;mso-position-horizontal-relative:text;mso-position-vertical:absolute;mso-position-vertical-relative:text;mso-width-percent:0;mso-height-percent:0;mso-width-relative:margin;mso-height-relative:margin" o:gfxdata="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">
+              <v:shape w14:anchorId="5D17AE87" id="Ink 66" o:spid="_x0000_s1026" type="#_x0000_t75" style="position:absolute;margin-left:20.9pt;margin-top:107.45pt;width:64.25pt;height:30pt;z-index:251731968;visibility:visible;mso-wrap-style:square;mso-width-percent:0;mso-height-percent:0;mso-wrap-distance-left:9pt;mso-wrap-distance-top:0;mso-wrap-distance-right:9pt;mso-wrap-distance-bottom:0;mso-position-horizontal:absolute;mso-position-horizontal-relative:text;mso-position-vertical:absolute;mso-position-vertical-relative:text;mso-width-percent:0;mso-height-percent:0;mso-width-relative:margin;mso-height-relative:margin" o:gfxdata="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">
                 <v:imagedata r:id="rId58" o:title=""/>
                 <o:lock v:ext="edit" rotation="t" aspectratio="f"/>
               </v:shape>
@@ -2387,7 +2387,7 @@
           </mc:Choice>
           <mc:Fallback>
             <w:pict>
-              <v:shape w14:anchorId="6DA8878F" id="Ink 64" o:spid="_x0000_s1026" type="#_x0000_t75" style="position:absolute;margin-left:-243.05pt;margin-top:14.35pt;width:8.55pt;height:17.05pt;z-index:251729920;visibility:visible;mso-wrap-style:square;mso-wrap-distance-left:9pt;mso-wrap-distance-top:0;mso-wrap-distance-right:9pt;mso-wrap-distance-bottom:0;mso-position-horizontal:absolute;mso-position-horizontal-relative:text;mso-position-vertical:absolute;mso-position-vertical-relative:text" o:gfxdata="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">
+              <v:shape w14:anchorId="473A998D" id="Ink 64" o:spid="_x0000_s1026" type="#_x0000_t75" style="position:absolute;margin-left:-243.05pt;margin-top:14.35pt;width:8.55pt;height:17.05pt;z-index:251729920;visibility:visible;mso-wrap-style:square;mso-wrap-distance-left:9pt;mso-wrap-distance-top:0;mso-wrap-distance-right:9pt;mso-wrap-distance-bottom:0;mso-position-horizontal:absolute;mso-position-horizontal-relative:text;mso-position-vertical:absolute;mso-position-vertical-relative:text" o:gfxdata="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">
                 <v:imagedata r:id="rId10" o:title=""/>
                 <o:lock v:ext="edit" rotation="t" aspectratio="f"/>
               </v:shape>
@@ -2445,7 +2445,7 @@
           </mc:Choice>
           <mc:Fallback>
             <w:pict>
-              <v:shape w14:anchorId="4C16105F" id="Ink 63" o:spid="_x0000_s1026" type="#_x0000_t75" style="position:absolute;margin-left:28.75pt;margin-top:133.9pt;width:55.35pt;height:17.6pt;z-index:251728896;visibility:visible;mso-wrap-style:square;mso-wrap-distance-left:9pt;mso-wrap-distance-top:0;mso-wrap-distance-right:9pt;mso-wrap-distance-bottom:0;mso-position-horizontal:absolute;mso-position-horizontal-relative:text;mso-position-vertical:absolute;mso-position-vertical-relative:text" o:gfxdata="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">
+              <v:shape w14:anchorId="1D1F85CF" id="Ink 63" o:spid="_x0000_s1026" type="#_x0000_t75" style="position:absolute;margin-left:28.75pt;margin-top:133.9pt;width:55.35pt;height:17.6pt;z-index:251728896;visibility:visible;mso-wrap-style:square;mso-wrap-distance-left:9pt;mso-wrap-distance-top:0;mso-wrap-distance-right:9pt;mso-wrap-distance-bottom:0;mso-position-horizontal:absolute;mso-position-horizontal-relative:text;mso-position-vertical:absolute;mso-position-vertical-relative:text" o:gfxdata="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">
                 <v:imagedata r:id="rId61" o:title=""/>
                 <o:lock v:ext="edit" rotation="t" aspectratio="f"/>
               </v:shape>
@@ -2496,7 +2496,7 @@
           </mc:Choice>
           <mc:Fallback>
             <w:pict>
-              <v:shape w14:anchorId="3B2AAE98" id="Ink 61" o:spid="_x0000_s1026" type="#_x0000_t75" style="position:absolute;margin-left:48.55pt;margin-top:133.3pt;width:8.55pt;height:17.05pt;z-index:251726848;visibility:visible;mso-wrap-style:square;mso-wrap-distance-left:9pt;mso-wrap-distance-top:0;mso-wrap-distance-right:9pt;mso-wrap-distance-bottom:0;mso-position-horizontal:absolute;mso-position-horizontal-relative:text;mso-position-vertical:absolute;mso-position-vertical-relative:text" o:gfxdata="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">
+              <v:shape w14:anchorId="013709CC" id="Ink 61" o:spid="_x0000_s1026" type="#_x0000_t75" style="position:absolute;margin-left:48.55pt;margin-top:133.3pt;width:8.55pt;height:17.05pt;z-index:251726848;visibility:visible;mso-wrap-style:square;mso-wrap-distance-left:9pt;mso-wrap-distance-top:0;mso-wrap-distance-right:9pt;mso-wrap-distance-bottom:0;mso-position-horizontal:absolute;mso-position-horizontal-relative:text;mso-position-vertical:absolute;mso-position-vertical-relative:text" o:gfxdata="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">
                 <v:imagedata r:id="rId10" o:title=""/>
                 <o:lock v:ext="edit" rotation="t" aspectratio="f"/>
               </v:shape>
@@ -2547,7 +2547,7 @@
           </mc:Choice>
           <mc:Fallback>
             <w:pict>
-              <v:shape w14:anchorId="3CC702FE" id="Ink 60" o:spid="_x0000_s1026" type="#_x0000_t75" style="position:absolute;margin-left:38.95pt;margin-top:135.1pt;width:8.55pt;height:17.05pt;z-index:251725824;visibility:visible;mso-wrap-style:square;mso-wrap-distance-left:9pt;mso-wrap-distance-top:0;mso-wrap-distance-right:9pt;mso-wrap-distance-bottom:0;mso-position-horizontal:absolute;mso-position-horizontal-relative:text;mso-position-vertical:absolute;mso-position-vertical-relative:text" o:gfxdata="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">
+              <v:shape w14:anchorId="3FD9AAAC" id="Ink 60" o:spid="_x0000_s1026" type="#_x0000_t75" style="position:absolute;margin-left:38.95pt;margin-top:135.1pt;width:8.55pt;height:17.05pt;z-index:251725824;visibility:visible;mso-wrap-style:square;mso-wrap-distance-left:9pt;mso-wrap-distance-top:0;mso-wrap-distance-right:9pt;mso-wrap-distance-bottom:0;mso-position-horizontal:absolute;mso-position-horizontal-relative:text;mso-position-vertical:absolute;mso-position-vertical-relative:text" o:gfxdata="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">
                 <v:imagedata r:id="rId10" o:title=""/>
                 <o:lock v:ext="edit" rotation="t" aspectratio="f"/>
               </v:shape>
@@ -2598,7 +2598,7 @@
           </mc:Choice>
           <mc:Fallback>
             <w:pict>
-              <v:shape w14:anchorId="6D69FB98" id="Ink 59" o:spid="_x0000_s1026" type="#_x0000_t75" style="position:absolute;margin-left:48.55pt;margin-top:132.7pt;width:8.55pt;height:17.05pt;z-index:251724800;visibility:visible;mso-wrap-style:square;mso-wrap-distance-left:9pt;mso-wrap-distance-top:0;mso-wrap-distance-right:9pt;mso-wrap-distance-bottom:0;mso-position-horizontal:absolute;mso-position-horizontal-relative:text;mso-position-vertical:absolute;mso-position-vertical-relative:text" o:gfxdata="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">
+              <v:shape w14:anchorId="6EFCD921" id="Ink 59" o:spid="_x0000_s1026" type="#_x0000_t75" style="position:absolute;margin-left:48.55pt;margin-top:132.7pt;width:8.55pt;height:17.05pt;z-index:251724800;visibility:visible;mso-wrap-style:square;mso-wrap-distance-left:9pt;mso-wrap-distance-top:0;mso-wrap-distance-right:9pt;mso-wrap-distance-bottom:0;mso-position-horizontal:absolute;mso-position-horizontal-relative:text;mso-position-vertical:absolute;mso-position-vertical-relative:text" o:gfxdata="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">
                 <v:imagedata r:id="rId10" o:title=""/>
                 <o:lock v:ext="edit" rotation="t" aspectratio="f"/>
               </v:shape>
@@ -2649,7 +2649,7 @@
           </mc:Choice>
           <mc:Fallback>
             <w:pict>
-              <v:shape w14:anchorId="31736195" id="Ink 58" o:spid="_x0000_s1026" type="#_x0000_t75" style="position:absolute;margin-left:30.5pt;margin-top:134.5pt;width:8.55pt;height:17.05pt;z-index:251723776;visibility:visible;mso-wrap-style:square;mso-wrap-distance-left:9pt;mso-wrap-distance-top:0;mso-wrap-distance-right:9pt;mso-wrap-distance-bottom:0;mso-position-horizontal:absolute;mso-position-horizontal-relative:text;mso-position-vertical:absolute;mso-position-vertical-relative:text" o:gfxdata="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">
+              <v:shape w14:anchorId="1AFD553C" id="Ink 58" o:spid="_x0000_s1026" type="#_x0000_t75" style="position:absolute;margin-left:30.5pt;margin-top:134.5pt;width:8.55pt;height:17.05pt;z-index:251723776;visibility:visible;mso-wrap-style:square;mso-wrap-distance-left:9pt;mso-wrap-distance-top:0;mso-wrap-distance-right:9pt;mso-wrap-distance-bottom:0;mso-position-horizontal:absolute;mso-position-horizontal-relative:text;mso-position-vertical:absolute;mso-position-vertical-relative:text" o:gfxdata="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">
                 <v:imagedata r:id="rId10" o:title=""/>
                 <o:lock v:ext="edit" rotation="t" aspectratio="f"/>
               </v:shape>
@@ -2700,7 +2700,7 @@
           </mc:Choice>
           <mc:Fallback>
             <w:pict>
-              <v:shape w14:anchorId="34B251EF" id="Ink 57" o:spid="_x0000_s1026" type="#_x0000_t75" style="position:absolute;margin-left:70.1pt;margin-top:130.9pt;width:8.55pt;height:17.05pt;z-index:251722752;visibility:visible;mso-wrap-style:square;mso-wrap-distance-left:9pt;mso-wrap-distance-top:0;mso-wrap-distance-right:9pt;mso-wrap-distance-bottom:0;mso-position-horizontal:absolute;mso-position-horizontal-relative:text;mso-position-vertical:absolute;mso-position-vertical-relative:text" o:gfxdata="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">
+              <v:shape w14:anchorId="308462CD" id="Ink 57" o:spid="_x0000_s1026" type="#_x0000_t75" style="position:absolute;margin-left:70.1pt;margin-top:130.9pt;width:8.55pt;height:17.05pt;z-index:251722752;visibility:visible;mso-wrap-style:square;mso-wrap-distance-left:9pt;mso-wrap-distance-top:0;mso-wrap-distance-right:9pt;mso-wrap-distance-bottom:0;mso-position-horizontal:absolute;mso-position-horizontal-relative:text;mso-position-vertical:absolute;mso-position-vertical-relative:text" o:gfxdata="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">
                 <v:imagedata r:id="rId10" o:title=""/>
                 <o:lock v:ext="edit" rotation="t" aspectratio="f"/>
               </v:shape>
@@ -2751,7 +2751,7 @@
           </mc:Choice>
           <mc:Fallback>
             <w:pict>
-              <v:shape w14:anchorId="5AE4D959" id="Ink 56" o:spid="_x0000_s1026" type="#_x0000_t75" style="position:absolute;margin-left:49.15pt;margin-top:130.3pt;width:8.55pt;height:17.05pt;z-index:251721728;visibility:visible;mso-wrap-style:square;mso-wrap-distance-left:9pt;mso-wrap-distance-top:0;mso-wrap-distance-right:9pt;mso-wrap-distance-bottom:0;mso-position-horizontal:absolute;mso-position-horizontal-relative:text;mso-position-vertical:absolute;mso-position-vertical-relative:text" o:gfxdata="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">
+              <v:shape w14:anchorId="36252BBF" id="Ink 56" o:spid="_x0000_s1026" type="#_x0000_t75" style="position:absolute;margin-left:49.15pt;margin-top:130.3pt;width:8.55pt;height:17.05pt;z-index:251721728;visibility:visible;mso-wrap-style:square;mso-wrap-distance-left:9pt;mso-wrap-distance-top:0;mso-wrap-distance-right:9pt;mso-wrap-distance-bottom:0;mso-position-horizontal:absolute;mso-position-horizontal-relative:text;mso-position-vertical:absolute;mso-position-vertical-relative:text" o:gfxdata="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">
                 <v:imagedata r:id="rId10" o:title=""/>
                 <o:lock v:ext="edit" rotation="t" aspectratio="f"/>
               </v:shape>
@@ -2802,7 +2802,7 @@
           </mc:Choice>
           <mc:Fallback>
             <w:pict>
-              <v:shape w14:anchorId="184B69B6" id="Ink 55" o:spid="_x0000_s1026" type="#_x0000_t75" style="position:absolute;margin-left:38.95pt;margin-top:132.1pt;width:8.55pt;height:17.05pt;z-index:251720704;visibility:visible;mso-wrap-style:square;mso-wrap-distance-left:9pt;mso-wrap-distance-top:0;mso-wrap-distance-right:9pt;mso-wrap-distance-bottom:0;mso-position-horizontal:absolute;mso-position-horizontal-relative:text;mso-position-vertical:absolute;mso-position-vertical-relative:text" o:gfxdata="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">
+              <v:shape w14:anchorId="24779411" id="Ink 55" o:spid="_x0000_s1026" type="#_x0000_t75" style="position:absolute;margin-left:38.95pt;margin-top:132.1pt;width:8.55pt;height:17.05pt;z-index:251720704;visibility:visible;mso-wrap-style:square;mso-wrap-distance-left:9pt;mso-wrap-distance-top:0;mso-wrap-distance-right:9pt;mso-wrap-distance-bottom:0;mso-position-horizontal:absolute;mso-position-horizontal-relative:text;mso-position-vertical:absolute;mso-position-vertical-relative:text" o:gfxdata="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">
                 <v:imagedata r:id="rId10" o:title=""/>
                 <o:lock v:ext="edit" rotation="t" aspectratio="f"/>
               </v:shape>
@@ -2853,7 +2853,7 @@
           </mc:Choice>
           <mc:Fallback>
             <w:pict>
-              <v:shape w14:anchorId="5988728C" id="Ink 54" o:spid="_x0000_s1026" type="#_x0000_t75" style="position:absolute;margin-left:29.35pt;margin-top:132.1pt;width:8.55pt;height:17.05pt;z-index:251719680;visibility:visible;mso-wrap-style:square;mso-wrap-distance-left:9pt;mso-wrap-distance-top:0;mso-wrap-distance-right:9pt;mso-wrap-distance-bottom:0;mso-position-horizontal:absolute;mso-position-horizontal-relative:text;mso-position-vertical:absolute;mso-position-vertical-relative:text" o:gfxdata="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">
+              <v:shape w14:anchorId="65A07C3E" id="Ink 54" o:spid="_x0000_s1026" type="#_x0000_t75" style="position:absolute;margin-left:29.35pt;margin-top:132.1pt;width:8.55pt;height:17.05pt;z-index:251719680;visibility:visible;mso-wrap-style:square;mso-wrap-distance-left:9pt;mso-wrap-distance-top:0;mso-wrap-distance-right:9pt;mso-wrap-distance-bottom:0;mso-position-horizontal:absolute;mso-position-horizontal-relative:text;mso-position-vertical:absolute;mso-position-vertical-relative:text" o:gfxdata="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">
                 <v:imagedata r:id="rId10" o:title=""/>
                 <o:lock v:ext="edit" rotation="t" aspectratio="f"/>
               </v:shape>
@@ -2910,7 +2910,7 @@
           </mc:Choice>
           <mc:Fallback>
             <w:pict>
-              <v:shape w14:anchorId="0DA6693A" id="Ink 53" o:spid="_x0000_s1026" type="#_x0000_t75" style="position:absolute;margin-left:26.9pt;margin-top:70.95pt;width:96.7pt;height:30pt;z-index:251718656;visibility:visible;mso-wrap-style:square;mso-width-percent:0;mso-height-percent:0;mso-wrap-distance-left:9pt;mso-wrap-distance-top:0;mso-wrap-distance-right:9pt;mso-wrap-distance-bottom:0;mso-position-horizontal:absolute;mso-position-horizontal-relative:text;mso-position-vertical:absolute;mso-position-vertical-relative:text;mso-width-percent:0;mso-height-percent:0;mso-width-relative:margin;mso-height-relative:margin" o:gfxdata="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">
+              <v:shape w14:anchorId="150242D8" id="Ink 53" o:spid="_x0000_s1026" type="#_x0000_t75" style="position:absolute;margin-left:26.9pt;margin-top:70.95pt;width:96.7pt;height:30pt;z-index:251718656;visibility:visible;mso-wrap-style:square;mso-width-percent:0;mso-height-percent:0;mso-wrap-distance-left:9pt;mso-wrap-distance-top:0;mso-wrap-distance-right:9pt;mso-wrap-distance-bottom:0;mso-position-horizontal:absolute;mso-position-horizontal-relative:text;mso-position-vertical:absolute;mso-position-vertical-relative:text;mso-width-percent:0;mso-height-percent:0;mso-width-relative:margin;mso-height-relative:margin" o:gfxdata="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">
                 <v:imagedata r:id="rId56" o:title=""/>
                 <o:lock v:ext="edit" rotation="t" aspectratio="f"/>
               </v:shape>
@@ -2967,7 +2967,7 @@
           </mc:Choice>
           <mc:Fallback>
             <w:pict>
-              <v:shape w14:anchorId="2EE8BBD4" id="Ink 51" o:spid="_x0000_s1026" type="#_x0000_t75" style="position:absolute;margin-left:81.5pt;margin-top:62.6pt;width:332.55pt;height:30pt;z-index:251716608;visibility:visible;mso-wrap-style:square;mso-width-percent:0;mso-height-percent:0;mso-wrap-distance-left:9pt;mso-wrap-distance-top:0;mso-wrap-distance-right:9pt;mso-wrap-distance-bottom:0;mso-position-horizontal:absolute;mso-position-horizontal-relative:text;mso-position-vertical:absolute;mso-position-vertical-relative:text;mso-width-percent:0;mso-height-percent:0;mso-width-relative:margin;mso-height-relative:margin" o:gfxdata="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">
+              <v:shape w14:anchorId="1C17A1F0" id="Ink 51" o:spid="_x0000_s1026" type="#_x0000_t75" style="position:absolute;margin-left:81.5pt;margin-top:62.6pt;width:332.55pt;height:30pt;z-index:251716608;visibility:visible;mso-wrap-style:square;mso-width-percent:0;mso-height-percent:0;mso-wrap-distance-left:9pt;mso-wrap-distance-top:0;mso-wrap-distance-right:9pt;mso-wrap-distance-bottom:0;mso-position-horizontal:absolute;mso-position-horizontal-relative:text;mso-position-vertical:absolute;mso-position-vertical-relative:text;mso-width-percent:0;mso-height-percent:0;mso-width-relative:margin;mso-height-relative:margin" o:gfxdata="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">
                 <v:imagedata r:id="rId72" o:title=""/>
                 <o:lock v:ext="edit" rotation="t" aspectratio="f"/>
               </v:shape>
@@ -3024,7 +3024,7 @@
           </mc:Choice>
           <mc:Fallback>
             <w:pict>
-              <v:shape w14:anchorId="77CA1549" id="Ink 49" o:spid="_x0000_s1026" type="#_x0000_t75" style="position:absolute;margin-left:98.35pt;margin-top:120.2pt;width:321.75pt;height:30pt;z-index:251714560;visibility:visible;mso-wrap-style:square;mso-width-percent:0;mso-height-percent:0;mso-wrap-distance-left:9pt;mso-wrap-distance-top:0;mso-wrap-distance-right:9pt;mso-wrap-distance-bottom:0;mso-position-horizontal:absolute;mso-position-horizontal-relative:text;mso-position-vertical:absolute;mso-position-vertical-relative:text;mso-width-percent:0;mso-height-percent:0;mso-width-relative:margin;mso-height-relative:margin" o:gfxdata="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">
+              <v:shape w14:anchorId="1F582085" id="Ink 49" o:spid="_x0000_s1026" type="#_x0000_t75" style="position:absolute;margin-left:98.35pt;margin-top:120.2pt;width:321.75pt;height:30pt;z-index:251714560;visibility:visible;mso-wrap-style:square;mso-width-percent:0;mso-height-percent:0;mso-wrap-distance-left:9pt;mso-wrap-distance-top:0;mso-wrap-distance-right:9pt;mso-wrap-distance-bottom:0;mso-position-horizontal:absolute;mso-position-horizontal-relative:text;mso-position-vertical:absolute;mso-position-vertical-relative:text;mso-width-percent:0;mso-height-percent:0;mso-width-relative:margin;mso-height-relative:margin" o:gfxdata="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">
                 <v:imagedata r:id="rId74" o:title=""/>
                 <o:lock v:ext="edit" rotation="t" aspectratio="f"/>
               </v:shape>
@@ -3081,7 +3081,7 @@
           </mc:Choice>
           <mc:Fallback>
             <w:pict>
-              <v:shape w14:anchorId="39A7F019" id="Ink 47" o:spid="_x0000_s1026" type="#_x0000_t75" style="position:absolute;margin-left:25.75pt;margin-top:120.2pt;width:81.15pt;height:30pt;z-index:251712512;visibility:visible;mso-wrap-style:square;mso-width-percent:0;mso-height-percent:0;mso-wrap-distance-left:9pt;mso-wrap-distance-top:0;mso-wrap-distance-right:9pt;mso-wrap-distance-bottom:0;mso-position-horizontal:absolute;mso-position-horizontal-relative:text;mso-position-vertical:absolute;mso-position-vertical-relative:text;mso-width-percent:0;mso-height-percent:0;mso-width-relative:margin;mso-height-relative:margin" o:gfxdata="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">
+              <v:shape w14:anchorId="2F600BE6" id="Ink 47" o:spid="_x0000_s1026" type="#_x0000_t75" style="position:absolute;margin-left:25.75pt;margin-top:120.2pt;width:81.15pt;height:30pt;z-index:251712512;visibility:visible;mso-wrap-style:square;mso-width-percent:0;mso-height-percent:0;mso-wrap-distance-left:9pt;mso-wrap-distance-top:0;mso-wrap-distance-right:9pt;mso-wrap-distance-bottom:0;mso-position-horizontal:absolute;mso-position-horizontal-relative:text;mso-position-vertical:absolute;mso-position-vertical-relative:text;mso-width-percent:0;mso-height-percent:0;mso-width-relative:margin;mso-height-relative:margin" o:gfxdata="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">
                 <v:imagedata r:id="rId76" o:title=""/>
                 <o:lock v:ext="edit" rotation="t" aspectratio="f"/>
               </v:shape>
@@ -3132,7 +3132,7 @@
           </mc:Choice>
           <mc:Fallback>
             <w:pict>
-              <v:shape w14:anchorId="54E99948" id="Ink 45" o:spid="_x0000_s1026" type="#_x0000_t75" style="position:absolute;margin-left:26.95pt;margin-top:69.1pt;width:63.35pt;height:17.05pt;z-index:251710464;visibility:visible;mso-wrap-style:square;mso-wrap-distance-left:9pt;mso-wrap-distance-top:0;mso-wrap-distance-right:9pt;mso-wrap-distance-bottom:0;mso-position-horizontal:absolute;mso-position-horizontal-relative:text;mso-position-vertical:absolute;mso-position-vertical-relative:text" o:gfxdata="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">
+              <v:shape w14:anchorId="4BBDE6EC" id="Ink 45" o:spid="_x0000_s1026" type="#_x0000_t75" style="position:absolute;margin-left:26.95pt;margin-top:69.1pt;width:63.35pt;height:17.05pt;z-index:251710464;visibility:visible;mso-wrap-style:square;mso-wrap-distance-left:9pt;mso-wrap-distance-top:0;mso-wrap-distance-right:9pt;mso-wrap-distance-bottom:0;mso-position-horizontal:absolute;mso-position-horizontal-relative:text;mso-position-vertical:absolute;mso-position-vertical-relative:text" o:gfxdata="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">
                 <v:imagedata r:id="rId78" o:title=""/>
                 <o:lock v:ext="edit" rotation="t" aspectratio="f"/>
               </v:shape>
@@ -3183,7 +3183,7 @@
           </mc:Choice>
           <mc:Fallback>
             <w:pict>
-              <v:shape w14:anchorId="41DEF0EF" id="Ink 44" o:spid="_x0000_s1026" type="#_x0000_t75" style="position:absolute;margin-left:-249.65pt;margin-top:148.3pt;width:8.55pt;height:17.05pt;z-index:251709440;visibility:visible;mso-wrap-style:square;mso-wrap-distance-left:9pt;mso-wrap-distance-top:0;mso-wrap-distance-right:9pt;mso-wrap-distance-bottom:0;mso-position-horizontal:absolute;mso-position-horizontal-relative:text;mso-position-vertical:absolute;mso-position-vertical-relative:text" o:gfxdata="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">
+              <v:shape w14:anchorId="06E74AB4" id="Ink 44" o:spid="_x0000_s1026" type="#_x0000_t75" style="position:absolute;margin-left:-249.65pt;margin-top:148.3pt;width:8.55pt;height:17.05pt;z-index:251709440;visibility:visible;mso-wrap-style:square;mso-wrap-distance-left:9pt;mso-wrap-distance-top:0;mso-wrap-distance-right:9pt;mso-wrap-distance-bottom:0;mso-position-horizontal:absolute;mso-position-horizontal-relative:text;mso-position-vertical:absolute;mso-position-vertical-relative:text" o:gfxdata="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">
                 <v:imagedata r:id="rId10" o:title=""/>
                 <o:lock v:ext="edit" rotation="t" aspectratio="f"/>
               </v:shape>
@@ -3407,7 +3407,7 @@
           </mc:Choice>
           <mc:Fallback>
             <w:pict>
-              <v:shape w14:anchorId="5889C3FC" id="Ink 87" o:spid="_x0000_s1026" type="#_x0000_t75" style="position:absolute;margin-left:-224.25pt;margin-top:247.4pt;width:5.7pt;height:11.4pt;z-index:251753472;visibility:visible;mso-wrap-style:square;mso-wrap-distance-left:9pt;mso-wrap-distance-top:0;mso-wrap-distance-right:9pt;mso-wrap-distance-bottom:0;mso-position-horizontal:absolute;mso-position-horizontal-relative:text;mso-position-vertical:absolute;mso-position-vertical-relative:text" o:gfxdata="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">
+              <v:shape w14:anchorId="3D51E38E" id="Ink 87" o:spid="_x0000_s1026" type="#_x0000_t75" style="position:absolute;margin-left:-224.25pt;margin-top:247.4pt;width:5.7pt;height:11.4pt;z-index:251753472;visibility:visible;mso-wrap-style:square;mso-wrap-distance-left:9pt;mso-wrap-distance-top:0;mso-wrap-distance-right:9pt;mso-wrap-distance-bottom:0;mso-position-horizontal:absolute;mso-position-horizontal-relative:text;mso-position-vertical:absolute;mso-position-vertical-relative:text" o:gfxdata="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">
                 <v:imagedata r:id="rId8" o:title=""/>
                 <o:lock v:ext="edit" rotation="t" aspectratio="f"/>
               </v:shape>
@@ -3460,7 +3460,7 @@
           </mc:Choice>
           <mc:Fallback>
             <w:pict>
-              <v:shape w14:anchorId="3A9A1596" id="Ink 86" o:spid="_x0000_s1026" type="#_x0000_t75" style="position:absolute;margin-left:28.3pt;margin-top:194pt;width:59.1pt;height:13.1pt;z-index:251665920;visibility:visible;mso-wrap-style:square;mso-wrap-distance-left:9pt;mso-wrap-distance-top:0;mso-wrap-distance-right:9pt;mso-wrap-distance-bottom:0;mso-position-horizontal:absolute;mso-position-horizontal-relative:text;mso-position-vertical:absolute;mso-position-vertical-relative:text" o:gfxdata="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">
+              <v:shape w14:anchorId="3850B71C" id="Ink 86" o:spid="_x0000_s1026" type="#_x0000_t75" style="position:absolute;margin-left:28.3pt;margin-top:194pt;width:59.1pt;height:13.1pt;z-index:251665920;visibility:visible;mso-wrap-style:square;mso-wrap-distance-left:9pt;mso-wrap-distance-top:0;mso-wrap-distance-right:9pt;mso-wrap-distance-bottom:0;mso-position-horizontal:absolute;mso-position-horizontal-relative:text;mso-position-vertical:absolute;mso-position-vertical-relative:text" o:gfxdata="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">
                 <v:imagedata r:id="rId84" o:title=""/>
                 <o:lock v:ext="edit" rotation="t" aspectratio="f"/>
               </v:shape>
@@ -3519,7 +3519,7 @@
           </mc:Choice>
           <mc:Fallback>
             <w:pict>
-              <v:shape w14:anchorId="65A3875F" id="Ink 84" o:spid="_x0000_s1026" type="#_x0000_t75" style="position:absolute;margin-left:29.55pt;margin-top:151.8pt;width:54.25pt;height:20pt;z-index:251663872;visibility:visible;mso-wrap-style:square;mso-width-percent:0;mso-height-percent:0;mso-wrap-distance-left:9pt;mso-wrap-distance-top:0;mso-wrap-distance-right:9pt;mso-wrap-distance-bottom:0;mso-position-horizontal:absolute;mso-position-horizontal-relative:text;mso-position-vertical:absolute;mso-position-vertical-relative:text;mso-width-percent:0;mso-height-percent:0;mso-width-relative:margin;mso-height-relative:margin" o:gfxdata="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">
+              <v:shape w14:anchorId="09898FA4" id="Ink 84" o:spid="_x0000_s1026" type="#_x0000_t75" style="position:absolute;margin-left:29.55pt;margin-top:151.8pt;width:54.25pt;height:20pt;z-index:251663872;visibility:visible;mso-wrap-style:square;mso-width-percent:0;mso-height-percent:0;mso-wrap-distance-left:9pt;mso-wrap-distance-top:0;mso-wrap-distance-right:9pt;mso-wrap-distance-bottom:0;mso-position-horizontal:absolute;mso-position-horizontal-relative:text;mso-position-vertical:absolute;mso-position-vertical-relative:text;mso-width-percent:0;mso-height-percent:0;mso-width-relative:margin;mso-height-relative:margin" o:gfxdata="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">
                 <v:imagedata r:id="rId86" o:title=""/>
                 <o:lock v:ext="edit" rotation="t" aspectratio="f"/>
               </v:shape>
@@ -3572,7 +3572,7 @@
           </mc:Choice>
           <mc:Fallback>
             <w:pict>
-              <v:shape w14:anchorId="682EE9B3" id="Ink 82" o:spid="_x0000_s1026" type="#_x0000_t75" style="position:absolute;margin-left:-232.65pt;margin-top:86.6pt;width:5.7pt;height:11.4pt;z-index:251661824;visibility:visible;mso-wrap-style:square;mso-wrap-distance-left:9pt;mso-wrap-distance-top:0;mso-wrap-distance-right:9pt;mso-wrap-distance-bottom:0;mso-position-horizontal:absolute;mso-position-horizontal-relative:text;mso-position-vertical:absolute;mso-position-vertical-relative:text" o:gfxdata="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">
+              <v:shape w14:anchorId="266C2AC2" id="Ink 82" o:spid="_x0000_s1026" type="#_x0000_t75" style="position:absolute;margin-left:-232.65pt;margin-top:86.6pt;width:5.7pt;height:11.4pt;z-index:251661824;visibility:visible;mso-wrap-style:square;mso-wrap-distance-left:9pt;mso-wrap-distance-top:0;mso-wrap-distance-right:9pt;mso-wrap-distance-bottom:0;mso-position-horizontal:absolute;mso-position-horizontal-relative:text;mso-position-vertical:absolute;mso-position-vertical-relative:text" o:gfxdata="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">
                 <v:imagedata r:id="rId8" o:title=""/>
                 <o:lock v:ext="edit" rotation="t" aspectratio="f"/>
               </v:shape>
@@ -3625,7 +3625,7 @@
           </mc:Choice>
           <mc:Fallback>
             <w:pict>
-              <v:shape w14:anchorId="11305592" id="Ink 81" o:spid="_x0000_s1026" type="#_x0000_t75" style="position:absolute;margin-left:-124.25pt;margin-top:142.55pt;width:8.55pt;height:17.05pt;z-index:251660800;visibility:visible;mso-wrap-style:square;mso-wrap-distance-left:9pt;mso-wrap-distance-top:0;mso-wrap-distance-right:9pt;mso-wrap-distance-bottom:0;mso-position-horizontal:absolute;mso-position-horizontal-relative:text;mso-position-vertical:absolute;mso-position-vertical-relative:text" o:gfxdata="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">
+              <v:shape w14:anchorId="69951561" id="Ink 81" o:spid="_x0000_s1026" type="#_x0000_t75" style="position:absolute;margin-left:-124.25pt;margin-top:142.55pt;width:8.55pt;height:17.05pt;z-index:251660800;visibility:visible;mso-wrap-style:square;mso-wrap-distance-left:9pt;mso-wrap-distance-top:0;mso-wrap-distance-right:9pt;mso-wrap-distance-bottom:0;mso-position-horizontal:absolute;mso-position-horizontal-relative:text;mso-position-vertical:absolute;mso-position-vertical-relative:text" o:gfxdata="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">
                 <v:imagedata r:id="rId10" o:title=""/>
                 <o:lock v:ext="edit" rotation="t" aspectratio="f"/>
               </v:shape>
@@ -3678,7 +3678,7 @@
           </mc:Choice>
           <mc:Fallback>
             <w:pict>
-              <v:shape w14:anchorId="4FB97CDB" id="Ink 80" o:spid="_x0000_s1026" type="#_x0000_t75" style="position:absolute;margin-left:-124.25pt;margin-top:142.55pt;width:8.55pt;height:17.05pt;z-index:251659776;visibility:visible;mso-wrap-style:square;mso-wrap-distance-left:9pt;mso-wrap-distance-top:0;mso-wrap-distance-right:9pt;mso-wrap-distance-bottom:0;mso-position-horizontal:absolute;mso-position-horizontal-relative:text;mso-position-vertical:absolute;mso-position-vertical-relative:text" o:gfxdata="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">
+              <v:shape w14:anchorId="521913BA" id="Ink 80" o:spid="_x0000_s1026" type="#_x0000_t75" style="position:absolute;margin-left:-124.25pt;margin-top:142.55pt;width:8.55pt;height:17.05pt;z-index:251659776;visibility:visible;mso-wrap-style:square;mso-wrap-distance-left:9pt;mso-wrap-distance-top:0;mso-wrap-distance-right:9pt;mso-wrap-distance-bottom:0;mso-position-horizontal:absolute;mso-position-horizontal-relative:text;mso-position-vertical:absolute;mso-position-vertical-relative:text" o:gfxdata="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">
                 <v:imagedata r:id="rId10" o:title=""/>
                 <o:lock v:ext="edit" rotation="t" aspectratio="f"/>
               </v:shape>
@@ -3731,7 +3731,7 @@
           </mc:Choice>
           <mc:Fallback>
             <w:pict>
-              <v:shape w14:anchorId="116E1429" id="Ink 79" o:spid="_x0000_s1026" type="#_x0000_t75" style="position:absolute;margin-left:-124.25pt;margin-top:147.35pt;width:8.55pt;height:17.05pt;z-index:251658752;visibility:visible;mso-wrap-style:square;mso-wrap-distance-left:9pt;mso-wrap-distance-top:0;mso-wrap-distance-right:9pt;mso-wrap-distance-bottom:0;mso-position-horizontal:absolute;mso-position-horizontal-relative:text;mso-position-vertical:absolute;mso-position-vertical-relative:text" o:gfxdata="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">
+              <v:shape w14:anchorId="71506A11" id="Ink 79" o:spid="_x0000_s1026" type="#_x0000_t75" style="position:absolute;margin-left:-124.25pt;margin-top:147.35pt;width:8.55pt;height:17.05pt;z-index:251658752;visibility:visible;mso-wrap-style:square;mso-wrap-distance-left:9pt;mso-wrap-distance-top:0;mso-wrap-distance-right:9pt;mso-wrap-distance-bottom:0;mso-position-horizontal:absolute;mso-position-horizontal-relative:text;mso-position-vertical:absolute;mso-position-vertical-relative:text" o:gfxdata="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">
                 <v:imagedata r:id="rId10" o:title=""/>
                 <o:lock v:ext="edit" rotation="t" aspectratio="f"/>
               </v:shape>
@@ -3784,7 +3784,7 @@
           </mc:Choice>
           <mc:Fallback>
             <w:pict>
-              <v:shape w14:anchorId="3A48B108" id="Ink 78" o:spid="_x0000_s1026" type="#_x0000_t75" style="position:absolute;margin-left:-205.85pt;margin-top:37.55pt;width:8.55pt;height:17.05pt;z-index:251657728;visibility:visible;mso-wrap-style:square;mso-wrap-distance-left:9pt;mso-wrap-distance-top:0;mso-wrap-distance-right:9pt;mso-wrap-distance-bottom:0;mso-position-horizontal:absolute;mso-position-horizontal-relative:text;mso-position-vertical:absolute;mso-position-vertical-relative:text" o:gfxdata="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">
+              <v:shape w14:anchorId="270092EA" id="Ink 78" o:spid="_x0000_s1026" type="#_x0000_t75" style="position:absolute;margin-left:-205.85pt;margin-top:37.55pt;width:8.55pt;height:17.05pt;z-index:251657728;visibility:visible;mso-wrap-style:square;mso-wrap-distance-left:9pt;mso-wrap-distance-top:0;mso-wrap-distance-right:9pt;mso-wrap-distance-bottom:0;mso-position-horizontal:absolute;mso-position-horizontal-relative:text;mso-position-vertical:absolute;mso-position-vertical-relative:text" o:gfxdata="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">
                 <v:imagedata r:id="rId10" o:title=""/>
                 <o:lock v:ext="edit" rotation="t" aspectratio="f"/>
               </v:shape>
@@ -3948,7 +3948,7 @@
           </mc:Choice>
           <mc:Fallback>
             <w:pict>
-              <v:shape w14:anchorId="5096D277" id="Ink 104" o:spid="_x0000_s1026" type="#_x0000_t75" style="position:absolute;margin-left:52.95pt;margin-top:150.45pt;width:5.7pt;height:11.4pt;z-index:251761664;visibility:visible;mso-wrap-style:square;mso-wrap-distance-left:9pt;mso-wrap-distance-top:0;mso-wrap-distance-right:9pt;mso-wrap-distance-bottom:0;mso-position-horizontal:absolute;mso-position-horizontal-relative:text;mso-position-vertical:absolute;mso-position-vertical-relative:text" o:gfxdata="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">
+              <v:shape w14:anchorId="5048C4FF" id="Ink 104" o:spid="_x0000_s1026" type="#_x0000_t75" style="position:absolute;margin-left:52.95pt;margin-top:150.45pt;width:5.7pt;height:11.4pt;z-index:251761664;visibility:visible;mso-wrap-style:square;mso-wrap-distance-left:9pt;mso-wrap-distance-top:0;mso-wrap-distance-right:9pt;mso-wrap-distance-bottom:0;mso-position-horizontal:absolute;mso-position-horizontal-relative:text;mso-position-vertical:absolute;mso-position-vertical-relative:text" o:gfxdata="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">
                 <v:imagedata r:id="rId8" o:title=""/>
                 <o:lock v:ext="edit" rotation="t" aspectratio="f"/>
               </v:shape>
@@ -3999,7 +3999,7 @@
           </mc:Choice>
           <mc:Fallback>
             <w:pict>
-              <v:shape w14:anchorId="6C72AFBA" id="Ink 103" o:spid="_x0000_s1026" type="#_x0000_t75" style="position:absolute;margin-left:57.75pt;margin-top:154.65pt;width:5.7pt;height:11.4pt;z-index:251760640;visibility:visible;mso-wrap-style:square;mso-wrap-distance-left:9pt;mso-wrap-distance-top:0;mso-wrap-distance-right:9pt;mso-wrap-distance-bottom:0;mso-position-horizontal:absolute;mso-position-horizontal-relative:text;mso-position-vertical:absolute;mso-position-vertical-relative:text" o:gfxdata="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">
+              <v:shape w14:anchorId="4FC5B6CA" id="Ink 103" o:spid="_x0000_s1026" type="#_x0000_t75" style="position:absolute;margin-left:57.75pt;margin-top:154.65pt;width:5.7pt;height:11.4pt;z-index:251760640;visibility:visible;mso-wrap-style:square;mso-wrap-distance-left:9pt;mso-wrap-distance-top:0;mso-wrap-distance-right:9pt;mso-wrap-distance-bottom:0;mso-position-horizontal:absolute;mso-position-horizontal-relative:text;mso-position-vertical:absolute;mso-position-vertical-relative:text" o:gfxdata="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">
                 <v:imagedata r:id="rId8" o:title=""/>
                 <o:lock v:ext="edit" rotation="t" aspectratio="f"/>
               </v:shape>
@@ -4056,7 +4056,7 @@
           </mc:Choice>
           <mc:Fallback>
             <w:pict>
-              <v:shape w14:anchorId="12148974" id="Ink 102" o:spid="_x0000_s1026" type="#_x0000_t75" style="position:absolute;margin-left:10.3pt;margin-top:152.65pt;width:62.7pt;height:20pt;z-index:251759616;visibility:visible;mso-wrap-style:square;mso-width-percent:0;mso-height-percent:0;mso-wrap-distance-left:9pt;mso-wrap-distance-top:0;mso-wrap-distance-right:9pt;mso-wrap-distance-bottom:0;mso-position-horizontal:absolute;mso-position-horizontal-relative:text;mso-position-vertical:absolute;mso-position-vertical-relative:text;mso-width-percent:0;mso-height-percent:0;mso-width-relative:margin;mso-height-relative:margin" o:gfxdata="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">
+              <v:shape w14:anchorId="34DC048E" id="Ink 102" o:spid="_x0000_s1026" type="#_x0000_t75" style="position:absolute;margin-left:10.3pt;margin-top:152.65pt;width:62.7pt;height:20pt;z-index:251759616;visibility:visible;mso-wrap-style:square;mso-width-percent:0;mso-height-percent:0;mso-wrap-distance-left:9pt;mso-wrap-distance-top:0;mso-wrap-distance-right:9pt;mso-wrap-distance-bottom:0;mso-position-horizontal:absolute;mso-position-horizontal-relative:text;mso-position-vertical:absolute;mso-position-vertical-relative:text;mso-width-percent:0;mso-height-percent:0;mso-width-relative:margin;mso-height-relative:margin" o:gfxdata="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">
                 <v:imagedata r:id="rId96" o:title=""/>
                 <o:lock v:ext="edit" rotation="t" aspectratio="f"/>
               </v:shape>
@@ -4107,7 +4107,7 @@
           </mc:Choice>
           <mc:Fallback>
             <w:pict>
-              <v:shape w14:anchorId="5E149823" id="Ink 100" o:spid="_x0000_s1026" type="#_x0000_t75" style="position:absolute;margin-left:12.75pt;margin-top:144.45pt;width:48.3pt;height:14.4pt;z-index:251757568;visibility:visible;mso-wrap-style:square;mso-wrap-distance-left:9pt;mso-wrap-distance-top:0;mso-wrap-distance-right:9pt;mso-wrap-distance-bottom:0;mso-position-horizontal:absolute;mso-position-horizontal-relative:text;mso-position-vertical:absolute;mso-position-vertical-relative:text" o:gfxdata="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">
+              <v:shape w14:anchorId="05CEB4AC" id="Ink 100" o:spid="_x0000_s1026" type="#_x0000_t75" style="position:absolute;margin-left:12.75pt;margin-top:144.45pt;width:48.3pt;height:14.4pt;z-index:251757568;visibility:visible;mso-wrap-style:square;mso-wrap-distance-left:9pt;mso-wrap-distance-top:0;mso-wrap-distance-right:9pt;mso-wrap-distance-bottom:0;mso-position-horizontal:absolute;mso-position-horizontal-relative:text;mso-position-vertical:absolute;mso-position-vertical-relative:text" o:gfxdata="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">
                 <v:imagedata r:id="rId98" o:title=""/>
                 <o:lock v:ext="edit" rotation="t" aspectratio="f"/>
               </v:shape>
@@ -4158,7 +4158,7 @@
           </mc:Choice>
           <mc:Fallback>
             <w:pict>
-              <v:shape w14:anchorId="19919293" id="Ink 98" o:spid="_x0000_s1026" type="#_x0000_t75" style="position:absolute;margin-left:-204.45pt;margin-top:83.25pt;width:5.7pt;height:11.4pt;z-index:251755520;visibility:visible;mso-wrap-style:square;mso-wrap-distance-left:9pt;mso-wrap-distance-top:0;mso-wrap-distance-right:9pt;mso-wrap-distance-bottom:0;mso-position-horizontal:absolute;mso-position-horizontal-relative:text;mso-position-vertical:absolute;mso-position-vertical-relative:text" o:gfxdata="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">
+              <v:shape w14:anchorId="5B4CB223" id="Ink 98" o:spid="_x0000_s1026" type="#_x0000_t75" style="position:absolute;margin-left:-204.45pt;margin-top:83.25pt;width:5.7pt;height:11.4pt;z-index:251755520;visibility:visible;mso-wrap-style:square;mso-wrap-distance-left:9pt;mso-wrap-distance-top:0;mso-wrap-distance-right:9pt;mso-wrap-distance-bottom:0;mso-position-horizontal:absolute;mso-position-horizontal-relative:text;mso-position-vertical:absolute;mso-position-vertical-relative:text" o:gfxdata="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">
                 <v:imagedata r:id="rId8" o:title=""/>
                 <o:lock v:ext="edit" rotation="t" aspectratio="f"/>
               </v:shape>
@@ -4358,7 +4358,7 @@
           </mc:Choice>
           <mc:Fallback>
             <w:pict>
-              <v:shape w14:anchorId="514019B1" id="Ink 119" o:spid="_x0000_s1026" type="#_x0000_t75" style="position:absolute;margin-left:76.95pt;margin-top:257pt;width:21.4pt;height:12.25pt;z-index:251777024;visibility:visible;mso-wrap-style:square;mso-wrap-distance-left:9pt;mso-wrap-distance-top:0;mso-wrap-distance-right:9pt;mso-wrap-distance-bottom:0;mso-position-horizontal:absolute;mso-position-horizontal-relative:text;mso-position-vertical:absolute;mso-position-vertical-relative:text" o:gfxdata="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">
+              <v:shape w14:anchorId="5DEE0A8B" id="Ink 119" o:spid="_x0000_s1026" type="#_x0000_t75" style="position:absolute;margin-left:76.95pt;margin-top:257pt;width:21.4pt;height:12.25pt;z-index:251777024;visibility:visible;mso-wrap-style:square;mso-wrap-distance-left:9pt;mso-wrap-distance-top:0;mso-wrap-distance-right:9pt;mso-wrap-distance-bottom:0;mso-position-horizontal:absolute;mso-position-horizontal-relative:text;mso-position-vertical:absolute;mso-position-vertical-relative:text" o:gfxdata="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">
                 <v:imagedata r:id="rId102" o:title=""/>
                 <o:lock v:ext="edit" rotation="t" aspectratio="f"/>
               </v:shape>
@@ -4410,7 +4410,7 @@
           </mc:Choice>
           <mc:Fallback>
             <w:pict>
-              <v:shape w14:anchorId="247FD061" id="Ink 118" o:spid="_x0000_s1026" type="#_x0000_t75" style="position:absolute;margin-left:94.35pt;margin-top:256.4pt;width:5.7pt;height:11.4pt;z-index:251776000;visibility:visible;mso-wrap-style:square;mso-wrap-distance-left:9pt;mso-wrap-distance-top:0;mso-wrap-distance-right:9pt;mso-wrap-distance-bottom:0;mso-position-horizontal:absolute;mso-position-horizontal-relative:text;mso-position-vertical:absolute;mso-position-vertical-relative:text" o:gfxdata="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">
+              <v:shape w14:anchorId="48801B7E" id="Ink 118" o:spid="_x0000_s1026" type="#_x0000_t75" style="position:absolute;margin-left:94.35pt;margin-top:256.4pt;width:5.7pt;height:11.4pt;z-index:251776000;visibility:visible;mso-wrap-style:square;mso-wrap-distance-left:9pt;mso-wrap-distance-top:0;mso-wrap-distance-right:9pt;mso-wrap-distance-bottom:0;mso-position-horizontal:absolute;mso-position-horizontal-relative:text;mso-position-vertical:absolute;mso-position-vertical-relative:text" o:gfxdata="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">
                 <v:imagedata r:id="rId8" o:title=""/>
                 <o:lock v:ext="edit" rotation="t" aspectratio="f"/>
               </v:shape>
@@ -4462,7 +4462,7 @@
           </mc:Choice>
           <mc:Fallback>
             <w:pict>
-              <v:shape w14:anchorId="191600A3" id="Ink 117" o:spid="_x0000_s1026" type="#_x0000_t75" style="position:absolute;margin-left:94.35pt;margin-top:256.4pt;width:5.7pt;height:11.4pt;z-index:251774976;visibility:visible;mso-wrap-style:square;mso-wrap-distance-left:9pt;mso-wrap-distance-top:0;mso-wrap-distance-right:9pt;mso-wrap-distance-bottom:0;mso-position-horizontal:absolute;mso-position-horizontal-relative:text;mso-position-vertical:absolute;mso-position-vertical-relative:text" o:gfxdata="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">
+              <v:shape w14:anchorId="7F6925C9" id="Ink 117" o:spid="_x0000_s1026" type="#_x0000_t75" style="position:absolute;margin-left:94.35pt;margin-top:256.4pt;width:5.7pt;height:11.4pt;z-index:251774976;visibility:visible;mso-wrap-style:square;mso-wrap-distance-left:9pt;mso-wrap-distance-top:0;mso-wrap-distance-right:9pt;mso-wrap-distance-bottom:0;mso-position-horizontal:absolute;mso-position-horizontal-relative:text;mso-position-vertical:absolute;mso-position-vertical-relative:text" o:gfxdata="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">
                 <v:imagedata r:id="rId8" o:title=""/>
                 <o:lock v:ext="edit" rotation="t" aspectratio="f"/>
               </v:shape>
@@ -4514,7 +4514,7 @@
           </mc:Choice>
           <mc:Fallback>
             <w:pict>
-              <v:shape w14:anchorId="4A877E80" id="Ink 116" o:spid="_x0000_s1026" type="#_x0000_t75" style="position:absolute;margin-left:100.95pt;margin-top:253.4pt;width:5.7pt;height:11.4pt;z-index:251773952;visibility:visible;mso-wrap-style:square;mso-wrap-distance-left:9pt;mso-wrap-distance-top:0;mso-wrap-distance-right:9pt;mso-wrap-distance-bottom:0;mso-position-horizontal:absolute;mso-position-horizontal-relative:text;mso-position-vertical:absolute;mso-position-vertical-relative:text" o:gfxdata="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">
+              <v:shape w14:anchorId="1DE15A76" id="Ink 116" o:spid="_x0000_s1026" type="#_x0000_t75" style="position:absolute;margin-left:100.95pt;margin-top:253.4pt;width:5.7pt;height:11.4pt;z-index:251773952;visibility:visible;mso-wrap-style:square;mso-wrap-distance-left:9pt;mso-wrap-distance-top:0;mso-wrap-distance-right:9pt;mso-wrap-distance-bottom:0;mso-position-horizontal:absolute;mso-position-horizontal-relative:text;mso-position-vertical:absolute;mso-position-vertical-relative:text" o:gfxdata="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">
                 <v:imagedata r:id="rId8" o:title=""/>
                 <o:lock v:ext="edit" rotation="t" aspectratio="f"/>
               </v:shape>
@@ -4572,7 +4572,7 @@
           </mc:Choice>
           <mc:Fallback>
             <w:pict>
-              <v:shape w14:anchorId="02BCC882" id="Ink 115" o:spid="_x0000_s1026" type="#_x0000_t75" style="position:absolute;margin-left:24.9pt;margin-top:250.4pt;width:137.3pt;height:26.6pt;rotation:-1fd;z-index:251772928;visibility:visible;mso-wrap-style:square;mso-width-percent:0;mso-height-percent:0;mso-wrap-distance-left:9pt;mso-wrap-distance-top:0;mso-wrap-distance-right:9pt;mso-wrap-distance-bottom:0;mso-position-horizontal:absolute;mso-position-horizontal-relative:text;mso-position-vertical:absolute;mso-position-vertical-relative:text;mso-width-percent:0;mso-height-percent:0;mso-width-relative:margin;mso-height-relative:margin" o:gfxdata="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">
+              <v:shape w14:anchorId="6ECF35F8" id="Ink 115" o:spid="_x0000_s1026" type="#_x0000_t75" style="position:absolute;margin-left:24.9pt;margin-top:250.4pt;width:137.3pt;height:26.6pt;rotation:-1fd;z-index:251772928;visibility:visible;mso-wrap-style:square;mso-width-percent:0;mso-height-percent:0;mso-wrap-distance-left:9pt;mso-wrap-distance-top:0;mso-wrap-distance-right:9pt;mso-wrap-distance-bottom:0;mso-position-horizontal:absolute;mso-position-horizontal-relative:text;mso-position-vertical:absolute;mso-position-vertical-relative:text;mso-width-percent:0;mso-height-percent:0;mso-width-relative:margin;mso-height-relative:margin" o:gfxdata="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">
                 <v:imagedata r:id="rId107" o:title=""/>
                 <o:lock v:ext="edit" rotation="t" aspectratio="f"/>
               </v:shape>
@@ -4624,7 +4624,7 @@
           </mc:Choice>
           <mc:Fallback>
             <w:pict>
-              <v:shape w14:anchorId="2D7EAE95" id="Ink 113" o:spid="_x0000_s1026" type="#_x0000_t75" style="position:absolute;margin-left:15.4pt;margin-top:233.45pt;width:162.1pt;height:24.1pt;z-index:251770880;visibility:visible;mso-wrap-style:square;mso-wrap-distance-left:9pt;mso-wrap-distance-top:0;mso-wrap-distance-right:9pt;mso-wrap-distance-bottom:0;mso-position-horizontal:absolute;mso-position-horizontal-relative:text;mso-position-vertical:absolute;mso-position-vertical-relative:text" o:gfxdata="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">
+              <v:shape w14:anchorId="214350BD" id="Ink 113" o:spid="_x0000_s1026" type="#_x0000_t75" style="position:absolute;margin-left:15.4pt;margin-top:233.45pt;width:162.1pt;height:24.1pt;z-index:251770880;visibility:visible;mso-wrap-style:square;mso-wrap-distance-left:9pt;mso-wrap-distance-top:0;mso-wrap-distance-right:9pt;mso-wrap-distance-bottom:0;mso-position-horizontal:absolute;mso-position-horizontal-relative:text;mso-position-vertical:absolute;mso-position-vertical-relative:text" o:gfxdata="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">
                 <v:imagedata r:id="rId109" o:title=""/>
                 <o:lock v:ext="edit" rotation="t" aspectratio="f"/>
               </v:shape>
@@ -4676,7 +4676,7 @@
           </mc:Choice>
           <mc:Fallback>
             <w:pict>
-              <v:shape w14:anchorId="6D9B54DF" id="Ink 112" o:spid="_x0000_s1026" type="#_x0000_t75" style="position:absolute;margin-left:134.55pt;margin-top:216.75pt;width:31.45pt;height:12pt;z-index:251769856;visibility:visible;mso-wrap-style:square;mso-wrap-distance-left:9pt;mso-wrap-distance-top:0;mso-wrap-distance-right:9pt;mso-wrap-distance-bottom:0;mso-position-horizontal:absolute;mso-position-horizontal-relative:text;mso-position-vertical:absolute;mso-position-vertical-relative:text" o:gfxdata="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">
+              <v:shape w14:anchorId="56D2C4C7" id="Ink 112" o:spid="_x0000_s1026" type="#_x0000_t75" style="position:absolute;margin-left:134.55pt;margin-top:216.75pt;width:31.45pt;height:12pt;z-index:251769856;visibility:visible;mso-wrap-style:square;mso-wrap-distance-left:9pt;mso-wrap-distance-top:0;mso-wrap-distance-right:9pt;mso-wrap-distance-bottom:0;mso-position-horizontal:absolute;mso-position-horizontal-relative:text;mso-position-vertical:absolute;mso-position-vertical-relative:text" o:gfxdata="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">
                 <v:imagedata r:id="rId111" o:title=""/>
                 <o:lock v:ext="edit" rotation="t" aspectratio="f"/>
               </v:shape>
@@ -4728,7 +4728,7 @@
           </mc:Choice>
           <mc:Fallback>
             <w:pict>
-              <v:shape w14:anchorId="2D37D96D" id="Ink 111" o:spid="_x0000_s1026" type="#_x0000_t75" style="position:absolute;margin-left:134.55pt;margin-top:217.4pt;width:5.7pt;height:11.4pt;z-index:251768832;visibility:visible;mso-wrap-style:square;mso-wrap-distance-left:9pt;mso-wrap-distance-top:0;mso-wrap-distance-right:9pt;mso-wrap-distance-bottom:0;mso-position-horizontal:absolute;mso-position-horizontal-relative:text;mso-position-vertical:absolute;mso-position-vertical-relative:text" o:gfxdata="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">
+              <v:shape w14:anchorId="6CEF1091" id="Ink 111" o:spid="_x0000_s1026" type="#_x0000_t75" style="position:absolute;margin-left:134.55pt;margin-top:217.4pt;width:5.7pt;height:11.4pt;z-index:251768832;visibility:visible;mso-wrap-style:square;mso-wrap-distance-left:9pt;mso-wrap-distance-top:0;mso-wrap-distance-right:9pt;mso-wrap-distance-bottom:0;mso-position-horizontal:absolute;mso-position-horizontal-relative:text;mso-position-vertical:absolute;mso-position-vertical-relative:text" o:gfxdata="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">
                 <v:imagedata r:id="rId8" o:title=""/>
                 <o:lock v:ext="edit" rotation="t" aspectratio="f"/>
               </v:shape>
@@ -4780,7 +4780,7 @@
           </mc:Choice>
           <mc:Fallback>
             <w:pict>
-              <v:shape w14:anchorId="43E11362" id="Ink 110" o:spid="_x0000_s1026" type="#_x0000_t75" style="position:absolute;margin-left:24.15pt;margin-top:216.8pt;width:115.3pt;height:13.65pt;z-index:251767808;visibility:visible;mso-wrap-style:square;mso-wrap-distance-left:9pt;mso-wrap-distance-top:0;mso-wrap-distance-right:9pt;mso-wrap-distance-bottom:0;mso-position-horizontal:absolute;mso-position-horizontal-relative:text;mso-position-vertical:absolute;mso-position-vertical-relative:text" o:gfxdata="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">
+              <v:shape w14:anchorId="6FC4E4B2" id="Ink 110" o:spid="_x0000_s1026" type="#_x0000_t75" style="position:absolute;margin-left:24.15pt;margin-top:216.8pt;width:115.3pt;height:13.65pt;z-index:251767808;visibility:visible;mso-wrap-style:square;mso-wrap-distance-left:9pt;mso-wrap-distance-top:0;mso-wrap-distance-right:9pt;mso-wrap-distance-bottom:0;mso-position-horizontal:absolute;mso-position-horizontal-relative:text;mso-position-vertical:absolute;mso-position-vertical-relative:text" o:gfxdata="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">
                 <v:imagedata r:id="rId114" o:title=""/>
                 <o:lock v:ext="edit" rotation="t" aspectratio="f"/>
               </v:shape>
@@ -4832,7 +4832,7 @@
           </mc:Choice>
           <mc:Fallback>
             <w:pict>
-              <v:shape w14:anchorId="1921C140" id="Ink 109" o:spid="_x0000_s1026" type="#_x0000_t75" style="position:absolute;margin-left:-152.85pt;margin-top:190.4pt;width:5.7pt;height:11.4pt;z-index:251766784;visibility:visible;mso-wrap-style:square;mso-wrap-distance-left:9pt;mso-wrap-distance-top:0;mso-wrap-distance-right:9pt;mso-wrap-distance-bottom:0;mso-position-horizontal:absolute;mso-position-horizontal-relative:text;mso-position-vertical:absolute;mso-position-vertical-relative:text" o:gfxdata="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">
+              <v:shape w14:anchorId="0934A3A7" id="Ink 109" o:spid="_x0000_s1026" type="#_x0000_t75" style="position:absolute;margin-left:-152.85pt;margin-top:190.4pt;width:5.7pt;height:11.4pt;z-index:251766784;visibility:visible;mso-wrap-style:square;mso-wrap-distance-left:9pt;mso-wrap-distance-top:0;mso-wrap-distance-right:9pt;mso-wrap-distance-bottom:0;mso-position-horizontal:absolute;mso-position-horizontal-relative:text;mso-position-vertical:absolute;mso-position-vertical-relative:text" o:gfxdata="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">
                 <v:imagedata r:id="rId8" o:title=""/>
                 <o:lock v:ext="edit" rotation="t" aspectratio="f"/>
               </v:shape>
@@ -5034,7 +5034,7 @@
           </mc:Choice>
           <mc:Fallback>
             <w:pict>
-              <v:shape w14:anchorId="6038AB17" id="Ink 128" o:spid="_x0000_s1026" type="#_x0000_t75" style="position:absolute;margin-left:364.35pt;margin-top:249.05pt;width:5.7pt;height:11.4pt;z-index:251787264;visibility:visible;mso-wrap-style:square;mso-wrap-distance-left:9pt;mso-wrap-distance-top:0;mso-wrap-distance-right:9pt;mso-wrap-distance-bottom:0;mso-position-horizontal:absolute;mso-position-horizontal-relative:text;mso-position-vertical:absolute;mso-position-vertical-relative:text" o:gfxdata="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">
+              <v:shape w14:anchorId="17FE077D" id="Ink 128" o:spid="_x0000_s1026" type="#_x0000_t75" style="position:absolute;margin-left:364.35pt;margin-top:249.05pt;width:5.7pt;height:11.4pt;z-index:251787264;visibility:visible;mso-wrap-style:square;mso-wrap-distance-left:9pt;mso-wrap-distance-top:0;mso-wrap-distance-right:9pt;mso-wrap-distance-bottom:0;mso-position-horizontal:absolute;mso-position-horizontal-relative:text;mso-position-vertical:absolute;mso-position-vertical-relative:text" o:gfxdata="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">
                 <v:imagedata r:id="rId8" o:title=""/>
                 <o:lock v:ext="edit" rotation="t" aspectratio="f"/>
               </v:shape>
@@ -5091,7 +5091,7 @@
           </mc:Choice>
           <mc:Fallback>
             <w:pict>
-              <v:shape w14:anchorId="69146245" id="Ink 127" o:spid="_x0000_s1026" type="#_x0000_t75" style="position:absolute;margin-left:319.3pt;margin-top:257.45pt;width:51.3pt;height:14.8pt;z-index:251786240;visibility:visible;mso-wrap-style:square;mso-width-percent:0;mso-height-percent:0;mso-wrap-distance-left:9pt;mso-wrap-distance-top:0;mso-wrap-distance-right:9pt;mso-wrap-distance-bottom:0;mso-position-horizontal:absolute;mso-position-horizontal-relative:text;mso-position-vertical:absolute;mso-position-vertical-relative:text;mso-width-percent:0;mso-height-percent:0;mso-width-relative:margin;mso-height-relative:margin" o:gfxdata="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">
+              <v:shape w14:anchorId="74921B98" id="Ink 127" o:spid="_x0000_s1026" type="#_x0000_t75" style="position:absolute;margin-left:319.3pt;margin-top:257.45pt;width:51.3pt;height:14.8pt;z-index:251786240;visibility:visible;mso-wrap-style:square;mso-width-percent:0;mso-height-percent:0;mso-wrap-distance-left:9pt;mso-wrap-distance-top:0;mso-wrap-distance-right:9pt;mso-wrap-distance-bottom:0;mso-position-horizontal:absolute;mso-position-horizontal-relative:text;mso-position-vertical:absolute;mso-position-vertical-relative:text;mso-width-percent:0;mso-height-percent:0;mso-width-relative:margin;mso-height-relative:margin" o:gfxdata="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">
                 <v:imagedata r:id="rId120" o:title=""/>
                 <o:lock v:ext="edit" rotation="t" aspectratio="f"/>
               </v:shape>
@@ -5142,7 +5142,7 @@
           </mc:Choice>
           <mc:Fallback>
             <w:pict>
-              <v:shape w14:anchorId="66533D71" id="Ink 125" o:spid="_x0000_s1026" type="#_x0000_t75" style="position:absolute;margin-left:319.35pt;margin-top:261.05pt;width:5.7pt;height:11.4pt;z-index:251784192;visibility:visible;mso-wrap-style:square;mso-wrap-distance-left:9pt;mso-wrap-distance-top:0;mso-wrap-distance-right:9pt;mso-wrap-distance-bottom:0;mso-position-horizontal:absolute;mso-position-horizontal-relative:text;mso-position-vertical:absolute;mso-position-vertical-relative:text" o:gfxdata="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">
+              <v:shape w14:anchorId="71CA21FA" id="Ink 125" o:spid="_x0000_s1026" type="#_x0000_t75" style="position:absolute;margin-left:319.35pt;margin-top:261.05pt;width:5.7pt;height:11.4pt;z-index:251784192;visibility:visible;mso-wrap-style:square;mso-wrap-distance-left:9pt;mso-wrap-distance-top:0;mso-wrap-distance-right:9pt;mso-wrap-distance-bottom:0;mso-position-horizontal:absolute;mso-position-horizontal-relative:text;mso-position-vertical:absolute;mso-position-vertical-relative:text" o:gfxdata="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">
                 <v:imagedata r:id="rId8" o:title=""/>
                 <o:lock v:ext="edit" rotation="t" aspectratio="f"/>
               </v:shape>
@@ -5193,7 +5193,7 @@
           </mc:Choice>
           <mc:Fallback>
             <w:pict>
-              <v:shape w14:anchorId="79EC0F14" id="Ink 124" o:spid="_x0000_s1026" type="#_x0000_t75" style="position:absolute;margin-left:318.75pt;margin-top:249.05pt;width:46.45pt;height:11.95pt;z-index:251783168;visibility:visible;mso-wrap-style:square;mso-wrap-distance-left:9pt;mso-wrap-distance-top:0;mso-wrap-distance-right:9pt;mso-wrap-distance-bottom:0;mso-position-horizontal:absolute;mso-position-horizontal-relative:text;mso-position-vertical:absolute;mso-position-vertical-relative:text" o:gfxdata="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">
+              <v:shape w14:anchorId="7638B50C" id="Ink 124" o:spid="_x0000_s1026" type="#_x0000_t75" style="position:absolute;margin-left:318.75pt;margin-top:249.05pt;width:46.45pt;height:11.95pt;z-index:251783168;visibility:visible;mso-wrap-style:square;mso-wrap-distance-left:9pt;mso-wrap-distance-top:0;mso-wrap-distance-right:9pt;mso-wrap-distance-bottom:0;mso-position-horizontal:absolute;mso-position-horizontal-relative:text;mso-position-vertical:absolute;mso-position-vertical-relative:text" o:gfxdata="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">
                 <v:imagedata r:id="rId123" o:title=""/>
                 <o:lock v:ext="edit" rotation="t" aspectratio="f"/>
               </v:shape>
@@ -5250,7 +5250,7 @@
           </mc:Choice>
           <mc:Fallback>
             <w:pict>
-              <v:shape w14:anchorId="486AFB65" id="Ink 122" o:spid="_x0000_s1026" type="#_x0000_t75" style="position:absolute;margin-left:318.7pt;margin-top:255.05pt;width:44.05pt;height:14.2pt;z-index:251781120;visibility:visible;mso-wrap-style:square;mso-width-percent:0;mso-height-percent:0;mso-wrap-distance-left:9pt;mso-wrap-distance-top:0;mso-wrap-distance-right:9pt;mso-wrap-distance-bottom:0;mso-position-horizontal:absolute;mso-position-horizontal-relative:text;mso-position-vertical:absolute;mso-position-vertical-relative:text;mso-width-percent:0;mso-height-percent:0;mso-width-relative:margin;mso-height-relative:margin" o:gfxdata="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">
+              <v:shape w14:anchorId="47ADAA72" id="Ink 122" o:spid="_x0000_s1026" type="#_x0000_t75" style="position:absolute;margin-left:318.7pt;margin-top:255.05pt;width:44.05pt;height:14.2pt;z-index:251781120;visibility:visible;mso-wrap-style:square;mso-width-percent:0;mso-height-percent:0;mso-wrap-distance-left:9pt;mso-wrap-distance-top:0;mso-wrap-distance-right:9pt;mso-wrap-distance-bottom:0;mso-position-horizontal:absolute;mso-position-horizontal-relative:text;mso-position-vertical:absolute;mso-position-vertical-relative:text;mso-width-percent:0;mso-height-percent:0;mso-width-relative:margin;mso-height-relative:margin" o:gfxdata="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">
                 <v:imagedata r:id="rId125" o:title=""/>
                 <o:lock v:ext="edit" rotation="t" aspectratio="f"/>
               </v:shape>
@@ -5301,7 +5301,7 @@
           </mc:Choice>
           <mc:Fallback>
             <w:pict>
-              <v:shape w14:anchorId="53CCE14F" id="Ink 120" o:spid="_x0000_s1026" type="#_x0000_t75" style="position:absolute;margin-left:318.75pt;margin-top:255.05pt;width:5.7pt;height:11.4pt;z-index:251779072;visibility:visible;mso-wrap-style:square;mso-wrap-distance-left:9pt;mso-wrap-distance-top:0;mso-wrap-distance-right:9pt;mso-wrap-distance-bottom:0;mso-position-horizontal:absolute;mso-position-horizontal-relative:text;mso-position-vertical:absolute;mso-position-vertical-relative:text" o:gfxdata="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">
+              <v:shape w14:anchorId="2FFA29FA" id="Ink 120" o:spid="_x0000_s1026" type="#_x0000_t75" style="position:absolute;margin-left:318.75pt;margin-top:255.05pt;width:5.7pt;height:11.4pt;z-index:251779072;visibility:visible;mso-wrap-style:square;mso-wrap-distance-left:9pt;mso-wrap-distance-top:0;mso-wrap-distance-right:9pt;mso-wrap-distance-bottom:0;mso-position-horizontal:absolute;mso-position-horizontal-relative:text;mso-position-vertical:absolute;mso-position-vertical-relative:text" o:gfxdata="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">
                 <v:imagedata r:id="rId8" o:title=""/>
                 <o:lock v:ext="edit" rotation="t" aspectratio="f"/>
               </v:shape>
@@ -5724,12 +5724,14 @@
           <w:lang w:val="en-US"/>
         </w:rPr>
       </w:pPr>
+      <w:proofErr w:type="gramStart"/>
       <w:r>
         <w:rPr>
           <w:lang w:val="en-US"/>
         </w:rPr>
         <w:t>Ans :A</w:t>
       </w:r>
+      <w:proofErr w:type="gramEnd"/>
     </w:p>
     <w:p>
       <w:pPr>
@@ -5741,7 +5743,21 @@
         <w:rPr>
           <w:lang w:val="en-US"/>
         </w:rPr>
-        <w:t>Total number of ramaayana is 300</w:t>
+        <w:t xml:space="preserve">Total number of </w:t>
+      </w:r>
+      <w:proofErr w:type="spellStart"/>
+      <w:r>
+        <w:rPr>
+          <w:lang w:val="en-US"/>
+        </w:rPr>
+        <w:t>ramaayana</w:t>
+      </w:r>
+      <w:proofErr w:type="spellEnd"/>
+      <w:r>
+        <w:rPr>
+          <w:lang w:val="en-US"/>
+        </w:rPr>
+        <w:t xml:space="preserve"> is 300</w:t>
       </w:r>
     </w:p>
     <w:p>
@@ -5754,13 +5770,83 @@
         <w:rPr>
           <w:lang w:val="en-US"/>
         </w:rPr>
-        <w:t xml:space="preserve">Paper inveneten in china second centuary CE me </w:t>
-      </w:r>
-      <w:r>
-        <w:rPr>
-          <w:lang w:val="en-US"/>
-        </w:rPr>
-        <w:t xml:space="preserve">use pahle palm leave per likhte the </w:t>
+        <w:t xml:space="preserve">Paper </w:t>
+      </w:r>
+      <w:proofErr w:type="spellStart"/>
+      <w:r>
+        <w:rPr>
+          <w:lang w:val="en-US"/>
+        </w:rPr>
+        <w:t>inveneten</w:t>
+      </w:r>
+      <w:proofErr w:type="spellEnd"/>
+      <w:r>
+        <w:rPr>
+          <w:lang w:val="en-US"/>
+        </w:rPr>
+        <w:t xml:space="preserve"> in </w:t>
+      </w:r>
+      <w:proofErr w:type="spellStart"/>
+      <w:r>
+        <w:rPr>
+          <w:lang w:val="en-US"/>
+        </w:rPr>
+        <w:t>china</w:t>
+      </w:r>
+      <w:proofErr w:type="spellEnd"/>
+      <w:r>
+        <w:rPr>
+          <w:lang w:val="en-US"/>
+        </w:rPr>
+        <w:t xml:space="preserve"> second </w:t>
+      </w:r>
+      <w:proofErr w:type="spellStart"/>
+      <w:r>
+        <w:rPr>
+          <w:lang w:val="en-US"/>
+        </w:rPr>
+        <w:t>centuary</w:t>
+      </w:r>
+      <w:proofErr w:type="spellEnd"/>
+      <w:r>
+        <w:rPr>
+          <w:lang w:val="en-US"/>
+        </w:rPr>
+        <w:t xml:space="preserve"> CE me </w:t>
+      </w:r>
+      <w:r>
+        <w:rPr>
+          <w:lang w:val="en-US"/>
+        </w:rPr>
+        <w:t xml:space="preserve">use </w:t>
+      </w:r>
+      <w:proofErr w:type="spellStart"/>
+      <w:r>
+        <w:rPr>
+          <w:lang w:val="en-US"/>
+        </w:rPr>
+        <w:t>pahle</w:t>
+      </w:r>
+      <w:proofErr w:type="spellEnd"/>
+      <w:r>
+        <w:rPr>
+          <w:lang w:val="en-US"/>
+        </w:rPr>
+        <w:t xml:space="preserve"> palm leave per </w:t>
+      </w:r>
+      <w:proofErr w:type="spellStart"/>
+      <w:r>
+        <w:rPr>
+          <w:lang w:val="en-US"/>
+        </w:rPr>
+        <w:t>likhte</w:t>
+      </w:r>
+      <w:proofErr w:type="spellEnd"/>
+      <w:r>
+        <w:rPr>
+          <w:lang w:val="en-US"/>
+        </w:rPr>
+        <w:t xml:space="preserve"> the </w:t>
       </w:r>
     </w:p>
     <w:sectPr>

--- a/Mcq - (1) - UGC-Net/1-/7.docx
+++ b/Mcq - (1) - UGC-Net/1-/7.docx
@@ -98,7 +98,7 @@
           </mc:Choice>
           <mc:Fallback>
             <w:pict>
-              <v:shapetype w14:anchorId="7929A3B1" id="_x0000_t75" coordsize="21600,21600" o:spt="75" o:preferrelative="t" path="m@4@5l@4@11@9@11@9@5xe" filled="f" stroked="f">
+              <v:shapetype w14:anchorId="7C8E2F10" id="_x0000_t75" coordsize="21600,21600" o:spt="75" o:preferrelative="t" path="m@4@5l@4@11@9@11@9@5xe" filled="f" stroked="f">
                 <v:stroke joinstyle="miter"/>
                 <v:formulas>
                   <v:f eqn="if lineDrawn pixelLineWidth 0"/>
@@ -168,7 +168,7 @@
           </mc:Choice>
           <mc:Fallback>
             <w:pict>
-              <v:shape w14:anchorId="3FD80974" id="Ink 1" o:spid="_x0000_s1026" type="#_x0000_t75" style="position:absolute;margin-left:-136.5pt;margin-top:32.8pt;width:5.7pt;height:11.4pt;z-index:251788288;visibility:visible;mso-wrap-style:square;mso-wrap-distance-left:9pt;mso-wrap-distance-top:0;mso-wrap-distance-right:9pt;mso-wrap-distance-bottom:0;mso-position-horizontal:absolute;mso-position-horizontal-relative:text;mso-position-vertical:absolute;mso-position-vertical-relative:text" o:gfxdata="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">
+              <v:shape w14:anchorId="4D5A667C" id="Ink 1" o:spid="_x0000_s1026" type="#_x0000_t75" style="position:absolute;margin-left:-136.5pt;margin-top:32.8pt;width:5.7pt;height:11.4pt;z-index:251788288;visibility:visible;mso-wrap-style:square;mso-wrap-distance-left:9pt;mso-wrap-distance-top:0;mso-wrap-distance-right:9pt;mso-wrap-distance-bottom:0;mso-position-horizontal:absolute;mso-position-horizontal-relative:text;mso-position-vertical:absolute;mso-position-vertical-relative:text" o:gfxdata="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">
                 <v:imagedata r:id="rId8" o:title=""/>
                 <o:lock v:ext="edit" rotation="t" aspectratio="f"/>
               </v:shape>
@@ -219,7 +219,7 @@
           </mc:Choice>
           <mc:Fallback>
             <w:pict>
-              <v:shape w14:anchorId="75A7A0A4" id="Ink 43" o:spid="_x0000_s1026" type="#_x0000_t75" style="position:absolute;margin-left:-.65pt;margin-top:178.45pt;width:8.55pt;height:17.05pt;z-index:251708416;visibility:visible;mso-wrap-style:square;mso-wrap-distance-left:9pt;mso-wrap-distance-top:0;mso-wrap-distance-right:9pt;mso-wrap-distance-bottom:0;mso-position-horizontal:absolute;mso-position-horizontal-relative:text;mso-position-vertical:absolute;mso-position-vertical-relative:text" o:gfxdata="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">
+              <v:shape w14:anchorId="5D72747F" id="Ink 43" o:spid="_x0000_s1026" type="#_x0000_t75" style="position:absolute;margin-left:-.65pt;margin-top:178.45pt;width:8.55pt;height:17.05pt;z-index:251708416;visibility:visible;mso-wrap-style:square;mso-wrap-distance-left:9pt;mso-wrap-distance-top:0;mso-wrap-distance-right:9pt;mso-wrap-distance-bottom:0;mso-position-horizontal:absolute;mso-position-horizontal-relative:text;mso-position-vertical:absolute;mso-position-vertical-relative:text" o:gfxdata="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">
                 <v:imagedata r:id="rId10" o:title=""/>
                 <o:lock v:ext="edit" rotation="t" aspectratio="f"/>
               </v:shape>
@@ -270,7 +270,7 @@
           </mc:Choice>
           <mc:Fallback>
             <w:pict>
-              <v:shape w14:anchorId="14A5C54B" id="Ink 42" o:spid="_x0000_s1026" type="#_x0000_t75" style="position:absolute;margin-left:54.55pt;margin-top:165.85pt;width:8.55pt;height:17.05pt;z-index:251707392;visibility:visible;mso-wrap-style:square;mso-wrap-distance-left:9pt;mso-wrap-distance-top:0;mso-wrap-distance-right:9pt;mso-wrap-distance-bottom:0;mso-position-horizontal:absolute;mso-position-horizontal-relative:text;mso-position-vertical:absolute;mso-position-vertical-relative:text" o:gfxdata="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">
+              <v:shape w14:anchorId="73FB1E19" id="Ink 42" o:spid="_x0000_s1026" type="#_x0000_t75" style="position:absolute;margin-left:54.55pt;margin-top:165.85pt;width:8.55pt;height:17.05pt;z-index:251707392;visibility:visible;mso-wrap-style:square;mso-wrap-distance-left:9pt;mso-wrap-distance-top:0;mso-wrap-distance-right:9pt;mso-wrap-distance-bottom:0;mso-position-horizontal:absolute;mso-position-horizontal-relative:text;mso-position-vertical:absolute;mso-position-vertical-relative:text" o:gfxdata="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">
                 <v:imagedata r:id="rId10" o:title=""/>
                 <o:lock v:ext="edit" rotation="t" aspectratio="f"/>
               </v:shape>
@@ -321,7 +321,7 @@
           </mc:Choice>
           <mc:Fallback>
             <w:pict>
-              <v:shape w14:anchorId="7E4A5187" id="Ink 41" o:spid="_x0000_s1026" type="#_x0000_t75" style="position:absolute;margin-left:61.15pt;margin-top:165.85pt;width:8.55pt;height:17.05pt;z-index:251706368;visibility:visible;mso-wrap-style:square;mso-wrap-distance-left:9pt;mso-wrap-distance-top:0;mso-wrap-distance-right:9pt;mso-wrap-distance-bottom:0;mso-position-horizontal:absolute;mso-position-horizontal-relative:text;mso-position-vertical:absolute;mso-position-vertical-relative:text" o:gfxdata="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">
+              <v:shape w14:anchorId="1C5DC8E4" id="Ink 41" o:spid="_x0000_s1026" type="#_x0000_t75" style="position:absolute;margin-left:61.15pt;margin-top:165.85pt;width:8.55pt;height:17.05pt;z-index:251706368;visibility:visible;mso-wrap-style:square;mso-wrap-distance-left:9pt;mso-wrap-distance-top:0;mso-wrap-distance-right:9pt;mso-wrap-distance-bottom:0;mso-position-horizontal:absolute;mso-position-horizontal-relative:text;mso-position-vertical:absolute;mso-position-vertical-relative:text" o:gfxdata="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">
                 <v:imagedata r:id="rId10" o:title=""/>
                 <o:lock v:ext="edit" rotation="t" aspectratio="f"/>
               </v:shape>
@@ -375,7 +375,7 @@
           </mc:Choice>
           <mc:Fallback>
             <w:pict>
-              <v:shape w14:anchorId="40E69FD5" id="Ink 40" o:spid="_x0000_s1026" type="#_x0000_t75" style="position:absolute;margin-left:73.7pt;margin-top:156.35pt;width:67.85pt;height:30pt;z-index:251705344;visibility:visible;mso-wrap-style:square;mso-width-percent:0;mso-wrap-distance-left:9pt;mso-wrap-distance-top:0;mso-wrap-distance-right:9pt;mso-wrap-distance-bottom:0;mso-position-horizontal:absolute;mso-position-horizontal-relative:text;mso-position-vertical:absolute;mso-position-vertical-relative:text;mso-width-percent:0;mso-width-relative:margin" o:gfxdata="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">
+              <v:shape w14:anchorId="2D61098F" id="Ink 40" o:spid="_x0000_s1026" type="#_x0000_t75" style="position:absolute;margin-left:73.7pt;margin-top:156.35pt;width:67.85pt;height:30pt;z-index:251705344;visibility:visible;mso-wrap-style:square;mso-width-percent:0;mso-wrap-distance-left:9pt;mso-wrap-distance-top:0;mso-wrap-distance-right:9pt;mso-wrap-distance-bottom:0;mso-position-horizontal:absolute;mso-position-horizontal-relative:text;mso-position-vertical:absolute;mso-position-vertical-relative:text;mso-width-percent:0;mso-width-relative:margin" o:gfxdata="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">
                 <v:imagedata r:id="rId14" o:title=""/>
                 <o:lock v:ext="edit" rotation="t" aspectratio="f"/>
               </v:shape>
@@ -426,7 +426,7 @@
           </mc:Choice>
           <mc:Fallback>
             <w:pict>
-              <v:shape w14:anchorId="4209812D" id="Ink 38" o:spid="_x0000_s1026" type="#_x0000_t75" style="position:absolute;margin-left:79.75pt;margin-top:164.05pt;width:8.55pt;height:17.05pt;z-index:251703296;visibility:visible;mso-wrap-style:square;mso-wrap-distance-left:9pt;mso-wrap-distance-top:0;mso-wrap-distance-right:9pt;mso-wrap-distance-bottom:0;mso-position-horizontal:absolute;mso-position-horizontal-relative:text;mso-position-vertical:absolute;mso-position-vertical-relative:text" o:gfxdata="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">
+              <v:shape w14:anchorId="2A886AEE" id="Ink 38" o:spid="_x0000_s1026" type="#_x0000_t75" style="position:absolute;margin-left:79.75pt;margin-top:164.05pt;width:8.55pt;height:17.05pt;z-index:251703296;visibility:visible;mso-wrap-style:square;mso-wrap-distance-left:9pt;mso-wrap-distance-top:0;mso-wrap-distance-right:9pt;mso-wrap-distance-bottom:0;mso-position-horizontal:absolute;mso-position-horizontal-relative:text;mso-position-vertical:absolute;mso-position-vertical-relative:text" o:gfxdata="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">
                 <v:imagedata r:id="rId10" o:title=""/>
                 <o:lock v:ext="edit" rotation="t" aspectratio="f"/>
               </v:shape>
@@ -477,7 +477,7 @@
           </mc:Choice>
           <mc:Fallback>
             <w:pict>
-              <v:shape w14:anchorId="3A7FF047" id="Ink 37" o:spid="_x0000_s1026" type="#_x0000_t75" style="position:absolute;margin-left:89.95pt;margin-top:164.05pt;width:8.55pt;height:17.05pt;z-index:251702272;visibility:visible;mso-wrap-style:square;mso-wrap-distance-left:9pt;mso-wrap-distance-top:0;mso-wrap-distance-right:9pt;mso-wrap-distance-bottom:0;mso-position-horizontal:absolute;mso-position-horizontal-relative:text;mso-position-vertical:absolute;mso-position-vertical-relative:text" o:gfxdata="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">
+              <v:shape w14:anchorId="7546D64A" id="Ink 37" o:spid="_x0000_s1026" type="#_x0000_t75" style="position:absolute;margin-left:89.95pt;margin-top:164.05pt;width:8.55pt;height:17.05pt;z-index:251702272;visibility:visible;mso-wrap-style:square;mso-wrap-distance-left:9pt;mso-wrap-distance-top:0;mso-wrap-distance-right:9pt;mso-wrap-distance-bottom:0;mso-position-horizontal:absolute;mso-position-horizontal-relative:text;mso-position-vertical:absolute;mso-position-vertical-relative:text" o:gfxdata="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">
                 <v:imagedata r:id="rId10" o:title=""/>
                 <o:lock v:ext="edit" rotation="t" aspectratio="f"/>
               </v:shape>
@@ -528,7 +528,7 @@
           </mc:Choice>
           <mc:Fallback>
             <w:pict>
-              <v:shape w14:anchorId="10E19211" id="Ink 36" o:spid="_x0000_s1026" type="#_x0000_t75" style="position:absolute;margin-left:58.15pt;margin-top:164.65pt;width:8.55pt;height:17.05pt;z-index:251701248;visibility:visible;mso-wrap-style:square;mso-wrap-distance-left:9pt;mso-wrap-distance-top:0;mso-wrap-distance-right:9pt;mso-wrap-distance-bottom:0;mso-position-horizontal:absolute;mso-position-horizontal-relative:text;mso-position-vertical:absolute;mso-position-vertical-relative:text" o:gfxdata="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">
+              <v:shape w14:anchorId="3A082D77" id="Ink 36" o:spid="_x0000_s1026" type="#_x0000_t75" style="position:absolute;margin-left:58.15pt;margin-top:164.65pt;width:8.55pt;height:17.05pt;z-index:251701248;visibility:visible;mso-wrap-style:square;mso-wrap-distance-left:9pt;mso-wrap-distance-top:0;mso-wrap-distance-right:9pt;mso-wrap-distance-bottom:0;mso-position-horizontal:absolute;mso-position-horizontal-relative:text;mso-position-vertical:absolute;mso-position-vertical-relative:text" o:gfxdata="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">
                 <v:imagedata r:id="rId10" o:title=""/>
                 <o:lock v:ext="edit" rotation="t" aspectratio="f"/>
               </v:shape>
@@ -579,7 +579,7 @@
           </mc:Choice>
           <mc:Fallback>
             <w:pict>
-              <v:shape w14:anchorId="4FE5980D" id="Ink 35" o:spid="_x0000_s1026" type="#_x0000_t75" style="position:absolute;margin-left:65.95pt;margin-top:166.45pt;width:8.55pt;height:17.05pt;z-index:251700224;visibility:visible;mso-wrap-style:square;mso-wrap-distance-left:9pt;mso-wrap-distance-top:0;mso-wrap-distance-right:9pt;mso-wrap-distance-bottom:0;mso-position-horizontal:absolute;mso-position-horizontal-relative:text;mso-position-vertical:absolute;mso-position-vertical-relative:text" o:gfxdata="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">
+              <v:shape w14:anchorId="39497950" id="Ink 35" o:spid="_x0000_s1026" type="#_x0000_t75" style="position:absolute;margin-left:65.95pt;margin-top:166.45pt;width:8.55pt;height:17.05pt;z-index:251700224;visibility:visible;mso-wrap-style:square;mso-wrap-distance-left:9pt;mso-wrap-distance-top:0;mso-wrap-distance-right:9pt;mso-wrap-distance-bottom:0;mso-position-horizontal:absolute;mso-position-horizontal-relative:text;mso-position-vertical:absolute;mso-position-vertical-relative:text" o:gfxdata="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">
                 <v:imagedata r:id="rId10" o:title=""/>
                 <o:lock v:ext="edit" rotation="t" aspectratio="f"/>
               </v:shape>
@@ -630,7 +630,7 @@
           </mc:Choice>
           <mc:Fallback>
             <w:pict>
-              <v:shape w14:anchorId="41992269" id="Ink 34" o:spid="_x0000_s1026" type="#_x0000_t75" style="position:absolute;margin-left:48.55pt;margin-top:162.85pt;width:8.55pt;height:17.05pt;z-index:251699200;visibility:visible;mso-wrap-style:square;mso-wrap-distance-left:9pt;mso-wrap-distance-top:0;mso-wrap-distance-right:9pt;mso-wrap-distance-bottom:0;mso-position-horizontal:absolute;mso-position-horizontal-relative:text;mso-position-vertical:absolute;mso-position-vertical-relative:text" o:gfxdata="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">
+              <v:shape w14:anchorId="1167F766" id="Ink 34" o:spid="_x0000_s1026" type="#_x0000_t75" style="position:absolute;margin-left:48.55pt;margin-top:162.85pt;width:8.55pt;height:17.05pt;z-index:251699200;visibility:visible;mso-wrap-style:square;mso-wrap-distance-left:9pt;mso-wrap-distance-top:0;mso-wrap-distance-right:9pt;mso-wrap-distance-bottom:0;mso-position-horizontal:absolute;mso-position-horizontal-relative:text;mso-position-vertical:absolute;mso-position-vertical-relative:text" o:gfxdata="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">
                 <v:imagedata r:id="rId10" o:title=""/>
                 <o:lock v:ext="edit" rotation="t" aspectratio="f"/>
               </v:shape>
@@ -681,7 +681,7 @@
           </mc:Choice>
           <mc:Fallback>
             <w:pict>
-              <v:shape w14:anchorId="0FE060E3" id="Ink 33" o:spid="_x0000_s1026" type="#_x0000_t75" style="position:absolute;margin-left:23.95pt;margin-top:162.85pt;width:32.4pt;height:17.05pt;z-index:251698176;visibility:visible;mso-wrap-style:square;mso-wrap-distance-left:9pt;mso-wrap-distance-top:0;mso-wrap-distance-right:9pt;mso-wrap-distance-bottom:0;mso-position-horizontal:absolute;mso-position-horizontal-relative:text;mso-position-vertical:absolute;mso-position-vertical-relative:text" o:gfxdata="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">
+              <v:shape w14:anchorId="32A9D6BD" id="Ink 33" o:spid="_x0000_s1026" type="#_x0000_t75" style="position:absolute;margin-left:23.95pt;margin-top:162.85pt;width:32.4pt;height:17.05pt;z-index:251698176;visibility:visible;mso-wrap-style:square;mso-wrap-distance-left:9pt;mso-wrap-distance-top:0;mso-wrap-distance-right:9pt;mso-wrap-distance-bottom:0;mso-position-horizontal:absolute;mso-position-horizontal-relative:text;mso-position-vertical:absolute;mso-position-vertical-relative:text" o:gfxdata="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">
                 <v:imagedata r:id="rId21" o:title=""/>
                 <o:lock v:ext="edit" rotation="t" aspectratio="f"/>
               </v:shape>
@@ -732,7 +732,7 @@
           </mc:Choice>
           <mc:Fallback>
             <w:pict>
-              <v:shape w14:anchorId="40F579D2" id="Ink 32" o:spid="_x0000_s1026" type="#_x0000_t75" style="position:absolute;margin-left:7.15pt;margin-top:162.85pt;width:24.75pt;height:17.05pt;z-index:251697152;visibility:visible;mso-wrap-style:square;mso-wrap-distance-left:9pt;mso-wrap-distance-top:0;mso-wrap-distance-right:9pt;mso-wrap-distance-bottom:0;mso-position-horizontal:absolute;mso-position-horizontal-relative:text;mso-position-vertical:absolute;mso-position-vertical-relative:text" o:gfxdata="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">
+              <v:shape w14:anchorId="1C0068C6" id="Ink 32" o:spid="_x0000_s1026" type="#_x0000_t75" style="position:absolute;margin-left:7.15pt;margin-top:162.85pt;width:24.75pt;height:17.05pt;z-index:251697152;visibility:visible;mso-wrap-style:square;mso-wrap-distance-left:9pt;mso-wrap-distance-top:0;mso-wrap-distance-right:9pt;mso-wrap-distance-bottom:0;mso-position-horizontal:absolute;mso-position-horizontal-relative:text;mso-position-vertical:absolute;mso-position-vertical-relative:text" o:gfxdata="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">
                 <v:imagedata r:id="rId23" o:title=""/>
                 <o:lock v:ext="edit" rotation="t" aspectratio="f"/>
               </v:shape>
@@ -783,7 +783,7 @@
           </mc:Choice>
           <mc:Fallback>
             <w:pict>
-              <v:shape w14:anchorId="44529A7F" id="Ink 31" o:spid="_x0000_s1026" type="#_x0000_t75" style="position:absolute;margin-left:-2.45pt;margin-top:173.65pt;width:8.55pt;height:17.05pt;z-index:251696128;visibility:visible;mso-wrap-style:square;mso-wrap-distance-left:9pt;mso-wrap-distance-top:0;mso-wrap-distance-right:9pt;mso-wrap-distance-bottom:0;mso-position-horizontal:absolute;mso-position-horizontal-relative:text;mso-position-vertical:absolute;mso-position-vertical-relative:text" o:gfxdata="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">
+              <v:shape w14:anchorId="5DE0F3B1" id="Ink 31" o:spid="_x0000_s1026" type="#_x0000_t75" style="position:absolute;margin-left:-2.45pt;margin-top:173.65pt;width:8.55pt;height:17.05pt;z-index:251696128;visibility:visible;mso-wrap-style:square;mso-wrap-distance-left:9pt;mso-wrap-distance-top:0;mso-wrap-distance-right:9pt;mso-wrap-distance-bottom:0;mso-position-horizontal:absolute;mso-position-horizontal-relative:text;mso-position-vertical:absolute;mso-position-vertical-relative:text" o:gfxdata="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">
                 <v:imagedata r:id="rId10" o:title=""/>
                 <o:lock v:ext="edit" rotation="t" aspectratio="f"/>
               </v:shape>
@@ -834,7 +834,7 @@
           </mc:Choice>
           <mc:Fallback>
             <w:pict>
-              <v:shape w14:anchorId="595AFB68" id="Ink 30" o:spid="_x0000_s1026" type="#_x0000_t75" style="position:absolute;margin-left:-1.25pt;margin-top:159.25pt;width:8.55pt;height:17.05pt;z-index:251695104;visibility:visible;mso-wrap-style:square;mso-wrap-distance-left:9pt;mso-wrap-distance-top:0;mso-wrap-distance-right:9pt;mso-wrap-distance-bottom:0;mso-position-horizontal:absolute;mso-position-horizontal-relative:text;mso-position-vertical:absolute;mso-position-vertical-relative:text" o:gfxdata="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">
+              <v:shape w14:anchorId="3E3E2BB2" id="Ink 30" o:spid="_x0000_s1026" type="#_x0000_t75" style="position:absolute;margin-left:-1.25pt;margin-top:159.25pt;width:8.55pt;height:17.05pt;z-index:251695104;visibility:visible;mso-wrap-style:square;mso-wrap-distance-left:9pt;mso-wrap-distance-top:0;mso-wrap-distance-right:9pt;mso-wrap-distance-bottom:0;mso-position-horizontal:absolute;mso-position-horizontal-relative:text;mso-position-vertical:absolute;mso-position-vertical-relative:text" o:gfxdata="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">
                 <v:imagedata r:id="rId10" o:title=""/>
                 <o:lock v:ext="edit" rotation="t" aspectratio="f"/>
               </v:shape>
@@ -885,7 +885,7 @@
           </mc:Choice>
           <mc:Fallback>
             <w:pict>
-              <v:shape w14:anchorId="4405DABB" id="Ink 29" o:spid="_x0000_s1026" type="#_x0000_t75" style="position:absolute;margin-left:-168.65pt;margin-top:88.45pt;width:8.55pt;height:17.05pt;z-index:251694080;visibility:visible;mso-wrap-style:square;mso-wrap-distance-left:9pt;mso-wrap-distance-top:0;mso-wrap-distance-right:9pt;mso-wrap-distance-bottom:0;mso-position-horizontal:absolute;mso-position-horizontal-relative:text;mso-position-vertical:absolute;mso-position-vertical-relative:text" o:gfxdata="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">
+              <v:shape w14:anchorId="029BA8E2" id="Ink 29" o:spid="_x0000_s1026" type="#_x0000_t75" style="position:absolute;margin-left:-168.65pt;margin-top:88.45pt;width:8.55pt;height:17.05pt;z-index:251694080;visibility:visible;mso-wrap-style:square;mso-wrap-distance-left:9pt;mso-wrap-distance-top:0;mso-wrap-distance-right:9pt;mso-wrap-distance-bottom:0;mso-position-horizontal:absolute;mso-position-horizontal-relative:text;mso-position-vertical:absolute;mso-position-vertical-relative:text" o:gfxdata="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">
                 <v:imagedata r:id="rId10" o:title=""/>
                 <o:lock v:ext="edit" rotation="t" aspectratio="f"/>
               </v:shape>
@@ -942,7 +942,7 @@
           </mc:Choice>
           <mc:Fallback>
             <w:pict>
-              <v:shape w14:anchorId="3C500F04" id="Ink 28" o:spid="_x0000_s1026" type="#_x0000_t75" style="position:absolute;margin-left:-4.7pt;margin-top:248.9pt;width:156.9pt;height:20pt;z-index:251693056;visibility:visible;mso-wrap-style:square;mso-width-percent:0;mso-height-percent:0;mso-wrap-distance-left:9pt;mso-wrap-distance-top:0;mso-wrap-distance-right:9pt;mso-wrap-distance-bottom:0;mso-position-horizontal:absolute;mso-position-horizontal-relative:text;mso-position-vertical:absolute;mso-position-vertical-relative:text;mso-width-percent:0;mso-height-percent:0;mso-width-relative:margin;mso-height-relative:margin" o:gfxdata="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">
+              <v:shape w14:anchorId="0B1E353C" id="Ink 28" o:spid="_x0000_s1026" type="#_x0000_t75" style="position:absolute;margin-left:-4.7pt;margin-top:248.9pt;width:156.9pt;height:20pt;z-index:251693056;visibility:visible;mso-wrap-style:square;mso-width-percent:0;mso-height-percent:0;mso-wrap-distance-left:9pt;mso-wrap-distance-top:0;mso-wrap-distance-right:9pt;mso-wrap-distance-bottom:0;mso-position-horizontal:absolute;mso-position-horizontal-relative:text;mso-position-vertical:absolute;mso-position-vertical-relative:text;mso-width-percent:0;mso-height-percent:0;mso-width-relative:margin;mso-height-relative:margin" o:gfxdata="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">
                 <v:imagedata r:id="rId28" o:title=""/>
                 <o:lock v:ext="edit" rotation="t" aspectratio="f"/>
               </v:shape>
@@ -999,7 +999,7 @@
           </mc:Choice>
           <mc:Fallback>
             <w:pict>
-              <v:shape w14:anchorId="3C397E59" id="Ink 26" o:spid="_x0000_s1026" type="#_x0000_t75" style="position:absolute;margin-left:6.1pt;margin-top:181.1pt;width:104.7pt;height:20pt;z-index:251691008;visibility:visible;mso-wrap-style:square;mso-width-percent:0;mso-height-percent:0;mso-wrap-distance-left:9pt;mso-wrap-distance-top:0;mso-wrap-distance-right:9pt;mso-wrap-distance-bottom:0;mso-position-horizontal:absolute;mso-position-horizontal-relative:text;mso-position-vertical:absolute;mso-position-vertical-relative:text;mso-width-percent:0;mso-height-percent:0;mso-width-relative:margin;mso-height-relative:margin" o:gfxdata="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">
+              <v:shape w14:anchorId="57F6FF02" id="Ink 26" o:spid="_x0000_s1026" type="#_x0000_t75" style="position:absolute;margin-left:6.1pt;margin-top:181.1pt;width:104.7pt;height:20pt;z-index:251691008;visibility:visible;mso-wrap-style:square;mso-width-percent:0;mso-height-percent:0;mso-wrap-distance-left:9pt;mso-wrap-distance-top:0;mso-wrap-distance-right:9pt;mso-wrap-distance-bottom:0;mso-position-horizontal:absolute;mso-position-horizontal-relative:text;mso-position-vertical:absolute;mso-position-vertical-relative:text;mso-width-percent:0;mso-height-percent:0;mso-width-relative:margin;mso-height-relative:margin" o:gfxdata="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">
                 <v:imagedata r:id="rId30" o:title=""/>
                 <o:lock v:ext="edit" rotation="t" aspectratio="f"/>
               </v:shape>
@@ -1056,7 +1056,7 @@
           </mc:Choice>
           <mc:Fallback>
             <w:pict>
-              <v:shape w14:anchorId="6C4D9D06" id="Ink 24" o:spid="_x0000_s1026" type="#_x0000_t75" style="position:absolute;margin-left:6.1pt;margin-top:168.55pt;width:133.6pt;height:20pt;z-index:251688960;visibility:visible;mso-wrap-style:square;mso-width-percent:0;mso-height-percent:0;mso-wrap-distance-left:9pt;mso-wrap-distance-top:0;mso-wrap-distance-right:9pt;mso-wrap-distance-bottom:0;mso-position-horizontal:absolute;mso-position-horizontal-relative:text;mso-position-vertical:absolute;mso-position-vertical-relative:text;mso-width-percent:0;mso-height-percent:0;mso-width-relative:margin;mso-height-relative:margin" o:gfxdata="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">
+              <v:shape w14:anchorId="0A73BD21" id="Ink 24" o:spid="_x0000_s1026" type="#_x0000_t75" style="position:absolute;margin-left:6.1pt;margin-top:168.55pt;width:133.6pt;height:20pt;z-index:251688960;visibility:visible;mso-wrap-style:square;mso-width-percent:0;mso-height-percent:0;mso-wrap-distance-left:9pt;mso-wrap-distance-top:0;mso-wrap-distance-right:9pt;mso-wrap-distance-bottom:0;mso-position-horizontal:absolute;mso-position-horizontal-relative:text;mso-position-vertical:absolute;mso-position-vertical-relative:text;mso-width-percent:0;mso-height-percent:0;mso-width-relative:margin;mso-height-relative:margin" o:gfxdata="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">
                 <v:imagedata r:id="rId32" o:title=""/>
                 <o:lock v:ext="edit" rotation="t" aspectratio="f"/>
               </v:shape>
@@ -1113,7 +1113,7 @@
           </mc:Choice>
           <mc:Fallback>
             <w:pict>
-              <v:shape w14:anchorId="6599E21F" id="Ink 22" o:spid="_x0000_s1026" type="#_x0000_t75" style="position:absolute;margin-left:5.5pt;margin-top:153.5pt;width:253.45pt;height:20pt;z-index:251686912;visibility:visible;mso-wrap-style:square;mso-width-percent:0;mso-height-percent:0;mso-wrap-distance-left:9pt;mso-wrap-distance-top:0;mso-wrap-distance-right:9pt;mso-wrap-distance-bottom:0;mso-position-horizontal:absolute;mso-position-horizontal-relative:text;mso-position-vertical:absolute;mso-position-vertical-relative:text;mso-width-percent:0;mso-height-percent:0;mso-width-relative:margin;mso-height-relative:margin" o:gfxdata="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">
+              <v:shape w14:anchorId="100CC565" id="Ink 22" o:spid="_x0000_s1026" type="#_x0000_t75" style="position:absolute;margin-left:5.5pt;margin-top:153.5pt;width:253.45pt;height:20pt;z-index:251686912;visibility:visible;mso-wrap-style:square;mso-width-percent:0;mso-height-percent:0;mso-wrap-distance-left:9pt;mso-wrap-distance-top:0;mso-wrap-distance-right:9pt;mso-wrap-distance-bottom:0;mso-position-horizontal:absolute;mso-position-horizontal-relative:text;mso-position-vertical:absolute;mso-position-vertical-relative:text;mso-width-percent:0;mso-height-percent:0;mso-width-relative:margin;mso-height-relative:margin" o:gfxdata="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">
                 <v:imagedata r:id="rId34" o:title=""/>
                 <o:lock v:ext="edit" rotation="t" aspectratio="f"/>
               </v:shape>
@@ -1167,7 +1167,7 @@
           </mc:Choice>
           <mc:Fallback>
             <w:pict>
-              <v:shape w14:anchorId="4E2D042E" id="Ink 20" o:spid="_x0000_s1026" type="#_x0000_t75" style="position:absolute;margin-left:4.95pt;margin-top:127.1pt;width:91.45pt;height:20pt;z-index:251684864;visibility:visible;mso-wrap-style:square;mso-width-percent:0;mso-wrap-distance-left:9pt;mso-wrap-distance-top:0;mso-wrap-distance-right:9pt;mso-wrap-distance-bottom:0;mso-position-horizontal:absolute;mso-position-horizontal-relative:text;mso-position-vertical:absolute;mso-position-vertical-relative:text;mso-width-percent:0;mso-width-relative:margin" o:gfxdata="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">
+              <v:shape w14:anchorId="2245B442" id="Ink 20" o:spid="_x0000_s1026" type="#_x0000_t75" style="position:absolute;margin-left:4.95pt;margin-top:127.1pt;width:91.45pt;height:20pt;z-index:251684864;visibility:visible;mso-wrap-style:square;mso-width-percent:0;mso-wrap-distance-left:9pt;mso-wrap-distance-top:0;mso-wrap-distance-right:9pt;mso-wrap-distance-bottom:0;mso-position-horizontal:absolute;mso-position-horizontal-relative:text;mso-position-vertical:absolute;mso-position-vertical-relative:text;mso-width-percent:0;mso-width-relative:margin" o:gfxdata="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">
                 <v:imagedata r:id="rId36" o:title=""/>
                 <o:lock v:ext="edit" rotation="t" aspectratio="f"/>
               </v:shape>
@@ -1218,7 +1218,7 @@
           </mc:Choice>
           <mc:Fallback>
             <w:pict>
-              <v:shape w14:anchorId="4342DEB7" id="Ink 18" o:spid="_x0000_s1026" type="#_x0000_t75" style="position:absolute;margin-left:4.95pt;margin-top:131.5pt;width:5.7pt;height:11.4pt;z-index:251682816;visibility:visible;mso-wrap-style:square;mso-wrap-distance-left:9pt;mso-wrap-distance-top:0;mso-wrap-distance-right:9pt;mso-wrap-distance-bottom:0;mso-position-horizontal:absolute;mso-position-horizontal-relative:text;mso-position-vertical:absolute;mso-position-vertical-relative:text" o:gfxdata="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">
+              <v:shape w14:anchorId="32318630" id="Ink 18" o:spid="_x0000_s1026" type="#_x0000_t75" style="position:absolute;margin-left:4.95pt;margin-top:131.5pt;width:5.7pt;height:11.4pt;z-index:251682816;visibility:visible;mso-wrap-style:square;mso-wrap-distance-left:9pt;mso-wrap-distance-top:0;mso-wrap-distance-right:9pt;mso-wrap-distance-bottom:0;mso-position-horizontal:absolute;mso-position-horizontal-relative:text;mso-position-vertical:absolute;mso-position-vertical-relative:text" o:gfxdata="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">
                 <v:imagedata r:id="rId8" o:title=""/>
                 <o:lock v:ext="edit" rotation="t" aspectratio="f"/>
               </v:shape>
@@ -1269,7 +1269,7 @@
           </mc:Choice>
           <mc:Fallback>
             <w:pict>
-              <v:shape w14:anchorId="139FED37" id="Ink 17" o:spid="_x0000_s1026" type="#_x0000_t75" style="position:absolute;margin-left:-162.45pt;margin-top:62.5pt;width:5.7pt;height:11.4pt;z-index:251681792;visibility:visible;mso-wrap-style:square;mso-wrap-distance-left:9pt;mso-wrap-distance-top:0;mso-wrap-distance-right:9pt;mso-wrap-distance-bottom:0;mso-position-horizontal:absolute;mso-position-horizontal-relative:text;mso-position-vertical:absolute;mso-position-vertical-relative:text" o:gfxdata="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">
+              <v:shape w14:anchorId="2294DD4C" id="Ink 17" o:spid="_x0000_s1026" type="#_x0000_t75" style="position:absolute;margin-left:-162.45pt;margin-top:62.5pt;width:5.7pt;height:11.4pt;z-index:251681792;visibility:visible;mso-wrap-style:square;mso-wrap-distance-left:9pt;mso-wrap-distance-top:0;mso-wrap-distance-right:9pt;mso-wrap-distance-bottom:0;mso-position-horizontal:absolute;mso-position-horizontal-relative:text;mso-position-vertical:absolute;mso-position-vertical-relative:text" o:gfxdata="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">
                 <v:imagedata r:id="rId8" o:title=""/>
                 <o:lock v:ext="edit" rotation="t" aspectratio="f"/>
               </v:shape>
@@ -1320,7 +1320,7 @@
           </mc:Choice>
           <mc:Fallback>
             <w:pict>
-              <v:shape w14:anchorId="1B8FCB08" id="Ink 16" o:spid="_x0000_s1026" type="#_x0000_t75" style="position:absolute;margin-left:-171.05pt;margin-top:81.85pt;width:8.55pt;height:17.05pt;z-index:251680768;visibility:visible;mso-wrap-style:square;mso-wrap-distance-left:9pt;mso-wrap-distance-top:0;mso-wrap-distance-right:9pt;mso-wrap-distance-bottom:0;mso-position-horizontal:absolute;mso-position-horizontal-relative:text;mso-position-vertical:absolute;mso-position-vertical-relative:text" o:gfxdata="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">
+              <v:shape w14:anchorId="75C7A317" id="Ink 16" o:spid="_x0000_s1026" type="#_x0000_t75" style="position:absolute;margin-left:-171.05pt;margin-top:81.85pt;width:8.55pt;height:17.05pt;z-index:251680768;visibility:visible;mso-wrap-style:square;mso-wrap-distance-left:9pt;mso-wrap-distance-top:0;mso-wrap-distance-right:9pt;mso-wrap-distance-bottom:0;mso-position-horizontal:absolute;mso-position-horizontal-relative:text;mso-position-vertical:absolute;mso-position-vertical-relative:text" o:gfxdata="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">
                 <v:imagedata r:id="rId10" o:title=""/>
                 <o:lock v:ext="edit" rotation="t" aspectratio="f"/>
               </v:shape>
@@ -1377,7 +1377,7 @@
           </mc:Choice>
           <mc:Fallback>
             <w:pict>
-              <v:shape w14:anchorId="5A1A1195" id="Ink 9" o:spid="_x0000_s1026" type="#_x0000_t75" style="position:absolute;margin-left:-186.3pt;margin-top:139.75pt;width:.75pt;height:.75pt;z-index:251679744;visibility:visible;mso-wrap-style:square;mso-width-percent:0;mso-height-percent:0;mso-wrap-distance-left:9pt;mso-wrap-distance-top:0;mso-wrap-distance-right:9pt;mso-wrap-distance-bottom:0;mso-position-horizontal:absolute;mso-position-horizontal-relative:text;mso-position-vertical:absolute;mso-position-vertical-relative:text;mso-width-percent:0;mso-height-percent:0;mso-width-relative:margin;mso-height-relative:margin" o:gfxdata="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">
+              <v:shape w14:anchorId="662F47A5" id="Ink 9" o:spid="_x0000_s1026" type="#_x0000_t75" style="position:absolute;margin-left:-186.3pt;margin-top:139.75pt;width:.75pt;height:.75pt;z-index:251679744;visibility:visible;mso-wrap-style:square;mso-width-percent:0;mso-height-percent:0;mso-wrap-distance-left:9pt;mso-wrap-distance-top:0;mso-wrap-distance-right:9pt;mso-wrap-distance-bottom:0;mso-position-horizontal:absolute;mso-position-horizontal-relative:text;mso-position-vertical:absolute;mso-position-vertical-relative:text;mso-width-percent:0;mso-height-percent:0;mso-width-relative:margin;mso-height-relative:margin" o:gfxdata="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">
                 <v:imagedata r:id="rId41" o:title=""/>
                 <o:lock v:ext="edit" rotation="t" aspectratio="f"/>
               </v:shape>
@@ -1428,7 +1428,7 @@
           </mc:Choice>
           <mc:Fallback>
             <w:pict>
-              <v:shape w14:anchorId="1B9A9667" id="Ink 1" o:spid="_x0000_s1026" type="#_x0000_t75" style="position:absolute;margin-left:-255.2pt;margin-top:68.3pt;width:2.9pt;height:5.7pt;z-index:251676672;visibility:visible;mso-wrap-style:square;mso-wrap-distance-left:9pt;mso-wrap-distance-top:0;mso-wrap-distance-right:9pt;mso-wrap-distance-bottom:0;mso-position-horizontal:absolute;mso-position-horizontal-relative:text;mso-position-vertical:absolute;mso-position-vertical-relative:text" o:gfxdata="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">
+              <v:shape w14:anchorId="7E10CAB7" id="Ink 1" o:spid="_x0000_s1026" type="#_x0000_t75" style="position:absolute;margin-left:-255.2pt;margin-top:68.3pt;width:2.9pt;height:5.7pt;z-index:251676672;visibility:visible;mso-wrap-style:square;mso-wrap-distance-left:9pt;mso-wrap-distance-top:0;mso-wrap-distance-right:9pt;mso-wrap-distance-bottom:0;mso-position-horizontal:absolute;mso-position-horizontal-relative:text;mso-position-vertical:absolute;mso-position-vertical-relative:text" o:gfxdata="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">
                 <v:imagedata r:id="rId43" o:title=""/>
                 <o:lock v:ext="edit" rotation="t" aspectratio="f"/>
               </v:shape>
@@ -1512,11 +1512,10 @@
           <w:noProof/>
           <w:lang w:val="en-US"/>
         </w:rPr>
-        <w:lastRenderedPageBreak/>
         <w:drawing>
-          <wp:inline distT="0" distB="0" distL="0" distR="0" wp14:anchorId="0BFC9313" wp14:editId="73A30835">
-            <wp:extent cx="3257550" cy="4533900"/>
-            <wp:effectExtent l="19050" t="0" r="0" b="0"/>
+          <wp:inline distT="0" distB="0" distL="0" distR="0" wp14:anchorId="0BFC9313" wp14:editId="3440BF84">
+            <wp:extent cx="2588122" cy="3602182"/>
+            <wp:effectExtent l="0" t="0" r="0" b="0"/>
             <wp:docPr id="33" name="Picture 33" descr="C:\Users\Dell\Downloads\UGC-NET-History-Classes-2025-Ancient-India-History-UGC-NET-UGC-NET-History-Paper-2-By-Ashwani-YouTube-02-15-2026_08_40_AM (1).png"/>
             <wp:cNvGraphicFramePr>
               <a:graphicFrameLocks xmlns:a="http://schemas.openxmlformats.org/drawingml/2006/main" noChangeAspect="1"/>
@@ -1540,7 +1539,7 @@
                   <pic:spPr bwMode="auto">
                     <a:xfrm>
                       <a:off x="0" y="0"/>
-                      <a:ext cx="3257550" cy="4533900"/>
+                      <a:ext cx="2589172" cy="3603644"/>
                     </a:xfrm>
                     <a:prstGeom prst="rect">
                       <a:avLst/>
@@ -1574,10 +1573,11 @@
           <w:noProof/>
           <w:lang w:val="en-US"/>
         </w:rPr>
+        <w:lastRenderedPageBreak/>
         <w:drawing>
-          <wp:inline distT="0" distB="0" distL="0" distR="0" wp14:anchorId="507EBDF5" wp14:editId="294A3EA4">
-            <wp:extent cx="4876800" cy="3455942"/>
-            <wp:effectExtent l="19050" t="0" r="0" b="0"/>
+          <wp:inline distT="0" distB="0" distL="0" distR="0" wp14:anchorId="507EBDF5" wp14:editId="53B321E8">
+            <wp:extent cx="3396096" cy="2406642"/>
+            <wp:effectExtent l="0" t="0" r="0" b="0"/>
             <wp:docPr id="32" name="Picture 32" descr="C:\Users\Dell\Downloads\UGC-NET-History-Classes-2025-Ancient-India-History-UGC-NET-UGC-NET-History-Paper-2-By-Ashwani-YouTube-02-15-2026_08_40_AM (2).png"/>
             <wp:cNvGraphicFramePr>
               <a:graphicFrameLocks xmlns:a="http://schemas.openxmlformats.org/drawingml/2006/main" noChangeAspect="1"/>
@@ -1601,7 +1601,7 @@
                   <pic:spPr bwMode="auto">
                     <a:xfrm>
                       <a:off x="0" y="0"/>
-                      <a:ext cx="4876800" cy="3455942"/>
+                      <a:ext cx="3397638" cy="2407735"/>
                     </a:xfrm>
                     <a:prstGeom prst="rect">
                       <a:avLst/>
@@ -1645,11 +1645,10 @@
           <w:noProof/>
           <w:lang w:val="en-US"/>
         </w:rPr>
-        <w:lastRenderedPageBreak/>
         <w:drawing>
-          <wp:inline distT="0" distB="0" distL="0" distR="0" wp14:anchorId="2051DCDE" wp14:editId="7F92E877">
-            <wp:extent cx="5162550" cy="3712848"/>
-            <wp:effectExtent l="19050" t="0" r="0" b="0"/>
+          <wp:inline distT="0" distB="0" distL="0" distR="0" wp14:anchorId="2051DCDE" wp14:editId="6B5382ED">
+            <wp:extent cx="5018306" cy="3609109"/>
+            <wp:effectExtent l="0" t="0" r="0" b="0"/>
             <wp:docPr id="30" name="Picture 30" descr="C:\Users\Dell\Downloads\UGC-NET-History-Classes-2025-Ancient-India-History-UGC-NET-UGC-NET-History-Paper-2-By-Ashwani-YouTube-02-15-2026_08_40_AM (4).png"/>
             <wp:cNvGraphicFramePr>
               <a:graphicFrameLocks xmlns:a="http://schemas.openxmlformats.org/drawingml/2006/main" noChangeAspect="1"/>
@@ -1673,7 +1672,7 @@
                   <pic:spPr bwMode="auto">
                     <a:xfrm>
                       <a:off x="0" y="0"/>
-                      <a:ext cx="5162550" cy="3712848"/>
+                      <a:ext cx="5018886" cy="3609526"/>
                     </a:xfrm>
                     <a:prstGeom prst="rect">
                       <a:avLst/>
@@ -1705,6 +1704,7 @@
           <w:noProof/>
           <w:lang w:val="en-US"/>
         </w:rPr>
+        <w:lastRenderedPageBreak/>
         <w:drawing>
           <wp:inline distT="0" distB="0" distL="0" distR="0" wp14:anchorId="41ED29CC" wp14:editId="426947A8">
             <wp:extent cx="6059714" cy="2095500"/>
@@ -1906,10 +1906,11 @@
           <w:noProof/>
           <w:lang w:val="en-US"/>
         </w:rPr>
+        <w:lastRenderedPageBreak/>
         <w:drawing>
-          <wp:inline distT="0" distB="0" distL="0" distR="0" wp14:anchorId="56EFF1A5" wp14:editId="4E162CB2">
-            <wp:extent cx="6600825" cy="3990975"/>
-            <wp:effectExtent l="19050" t="0" r="9525" b="0"/>
+          <wp:inline distT="0" distB="0" distL="0" distR="0" wp14:anchorId="56EFF1A5" wp14:editId="042CD64B">
+            <wp:extent cx="5350549" cy="3235036"/>
+            <wp:effectExtent l="0" t="0" r="0" b="0"/>
             <wp:docPr id="27" name="Picture 27" descr="C:\Users\Dell\Downloads\UGC-NET-History-Classes-2025-Ancient-India-History-UGC-NET-UGC-NET-History-Paper-2-By-Ashwani-YouTube-02-15-2026_08_41_AM (2).png"/>
             <wp:cNvGraphicFramePr>
               <a:graphicFrameLocks xmlns:a="http://schemas.openxmlformats.org/drawingml/2006/main" noChangeAspect="1"/>
@@ -1933,7 +1934,7 @@
                   <pic:spPr bwMode="auto">
                     <a:xfrm>
                       <a:off x="0" y="0"/>
-                      <a:ext cx="6600825" cy="3990975"/>
+                      <a:ext cx="5351977" cy="3235899"/>
                     </a:xfrm>
                     <a:prstGeom prst="rect">
                       <a:avLst/>
@@ -1965,7 +1966,6 @@
           <w:noProof/>
           <w:lang w:val="en-US"/>
         </w:rPr>
-        <w:lastRenderedPageBreak/>
         <w:drawing>
           <wp:inline distT="0" distB="0" distL="0" distR="0" wp14:anchorId="43BD75C4" wp14:editId="411B79FE">
             <wp:extent cx="4629150" cy="2889206"/>
@@ -2025,10 +2025,11 @@
           <w:noProof/>
           <w:lang w:val="en-US"/>
         </w:rPr>
+        <w:lastRenderedPageBreak/>
         <w:drawing>
-          <wp:inline distT="0" distB="0" distL="0" distR="0" wp14:anchorId="1775EFC0" wp14:editId="227B4DA7">
-            <wp:extent cx="6400800" cy="3381375"/>
-            <wp:effectExtent l="19050" t="0" r="0" b="0"/>
+          <wp:inline distT="0" distB="0" distL="0" distR="0" wp14:anchorId="1775EFC0" wp14:editId="1A98B59B">
+            <wp:extent cx="6386048" cy="3373582"/>
+            <wp:effectExtent l="0" t="0" r="0" b="0"/>
             <wp:docPr id="25" name="Picture 25" descr="C:\Users\Dell\Downloads\UGC-NET-History-Classes-2025-Ancient-India-History-UGC-NET-UGC-NET-History-Paper-2-By-Ashwani-YouTube-02-15-2026_08_41_AM (4).png"/>
             <wp:cNvGraphicFramePr>
               <a:graphicFrameLocks xmlns:a="http://schemas.openxmlformats.org/drawingml/2006/main" noChangeAspect="1"/>
@@ -2052,7 +2053,7 @@
                   <pic:spPr bwMode="auto">
                     <a:xfrm>
                       <a:off x="0" y="0"/>
-                      <a:ext cx="6400800" cy="3381375"/>
+                      <a:ext cx="6386923" cy="3374044"/>
                     </a:xfrm>
                     <a:prstGeom prst="rect">
                       <a:avLst/>
@@ -2125,15 +2126,60 @@
       <w:pPr>
         <w:rPr>
           <w:sz w:val="52"/>
-          <w:lang w:val="en-US"/>
-        </w:rPr>
-      </w:pPr>
-      <w:r>
+          <w:highlight w:val="yellow"/>
+          <w:lang w:val="en-US"/>
+        </w:rPr>
+      </w:pPr>
+    </w:p>
+    <w:p>
+      <w:pPr>
         <w:rPr>
           <w:sz w:val="52"/>
           <w:highlight w:val="yellow"/>
           <w:lang w:val="en-US"/>
         </w:rPr>
+      </w:pPr>
+    </w:p>
+    <w:p>
+      <w:pPr>
+        <w:rPr>
+          <w:sz w:val="52"/>
+          <w:highlight w:val="yellow"/>
+          <w:lang w:val="en-US"/>
+        </w:rPr>
+      </w:pPr>
+    </w:p>
+    <w:p>
+      <w:pPr>
+        <w:rPr>
+          <w:sz w:val="52"/>
+          <w:highlight w:val="yellow"/>
+          <w:lang w:val="en-US"/>
+        </w:rPr>
+      </w:pPr>
+    </w:p>
+    <w:p>
+      <w:pPr>
+        <w:rPr>
+          <w:sz w:val="52"/>
+          <w:highlight w:val="yellow"/>
+          <w:lang w:val="en-US"/>
+        </w:rPr>
+      </w:pPr>
+    </w:p>
+    <w:p>
+      <w:pPr>
+        <w:rPr>
+          <w:sz w:val="52"/>
+          <w:lang w:val="en-US"/>
+        </w:rPr>
+      </w:pPr>
+      <w:r>
+        <w:rPr>
+          <w:sz w:val="52"/>
+          <w:highlight w:val="yellow"/>
+          <w:lang w:val="en-US"/>
+        </w:rPr>
         <w:lastRenderedPageBreak/>
         <w:t>Q.2</w:t>
       </w:r>
@@ -2144,6 +2190,210 @@
           <w:lang w:val="en-US"/>
         </w:rPr>
       </w:pPr>
+      <w:r>
+        <w:rPr>
+          <w:noProof/>
+          <w:lang w:val="en-US"/>
+        </w:rPr>
+        <mc:AlternateContent>
+          <mc:Choice Requires="wpi">
+            <w:drawing>
+              <wp:anchor distT="0" distB="0" distL="114300" distR="114300" simplePos="0" relativeHeight="251795456" behindDoc="0" locked="0" layoutInCell="1" allowOverlap="1" wp14:anchorId="025D0E5F" wp14:editId="68EA453F">
+                <wp:simplePos x="0" y="0"/>
+                <wp:positionH relativeFrom="column">
+                  <wp:posOffset>269891</wp:posOffset>
+                </wp:positionH>
+                <wp:positionV relativeFrom="paragraph">
+                  <wp:posOffset>2532021</wp:posOffset>
+                </wp:positionV>
+                <wp:extent cx="1053360" cy="28800"/>
+                <wp:effectExtent l="76200" t="114300" r="90170" b="104775"/>
+                <wp:wrapNone/>
+                <wp:docPr id="1983837178" name="Ink 5"/>
+                <wp:cNvGraphicFramePr>
+                  <a:graphicFrameLocks xmlns:a="http://schemas.openxmlformats.org/drawingml/2006/main"/>
+                </wp:cNvGraphicFramePr>
+                <a:graphic xmlns:a="http://schemas.openxmlformats.org/drawingml/2006/main">
+                  <a:graphicData uri="http://schemas.microsoft.com/office/word/2010/wordprocessingInk">
+                    <w14:contentPart bwMode="auto" r:id="rId54">
+                      <w14:nvContentPartPr>
+                        <w14:cNvContentPartPr>
+                          <a14:cpLocks xmlns:a14="http://schemas.microsoft.com/office/drawing/2010/main" noRot="1"/>
+                        </w14:cNvContentPartPr>
+                      </w14:nvContentPartPr>
+                      <w14:xfrm>
+                        <a:off x="0" y="0"/>
+                        <a:ext cx="1053360" cy="28800"/>
+                      </w14:xfrm>
+                    </w14:contentPart>
+                  </a:graphicData>
+                </a:graphic>
+              </wp:anchor>
+            </w:drawing>
+          </mc:Choice>
+          <mc:Fallback>
+            <w:pict>
+              <v:shape w14:anchorId="1AC3B573" id="Ink 5" o:spid="_x0000_s1026" type="#_x0000_t75" style="position:absolute;margin-left:18.4pt;margin-top:193.7pt;width:88.65pt;height:13.6pt;z-index:251795456;visibility:visible;mso-wrap-style:square;mso-wrap-distance-left:9pt;mso-wrap-distance-top:0;mso-wrap-distance-right:9pt;mso-wrap-distance-bottom:0;mso-position-horizontal:absolute;mso-position-horizontal-relative:text;mso-position-vertical:absolute;mso-position-vertical-relative:text" o:gfxdata="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">
+                <v:imagedata r:id="rId55" o:title=""/>
+                <o:lock v:ext="edit" rotation="t" aspectratio="f"/>
+              </v:shape>
+            </w:pict>
+          </mc:Fallback>
+        </mc:AlternateContent>
+      </w:r>
+      <w:r>
+        <w:rPr>
+          <w:noProof/>
+          <w:lang w:val="en-US"/>
+        </w:rPr>
+        <mc:AlternateContent>
+          <mc:Choice Requires="wpi">
+            <w:drawing>
+              <wp:anchor distT="0" distB="0" distL="114300" distR="114300" simplePos="0" relativeHeight="251794432" behindDoc="0" locked="0" layoutInCell="1" allowOverlap="1" wp14:anchorId="3A1D92BD" wp14:editId="1DE908E0">
+                <wp:simplePos x="0" y="0"/>
+                <wp:positionH relativeFrom="column">
+                  <wp:posOffset>297611</wp:posOffset>
+                </wp:positionH>
+                <wp:positionV relativeFrom="paragraph">
+                  <wp:posOffset>2330421</wp:posOffset>
+                </wp:positionV>
+                <wp:extent cx="3498480" cy="49320"/>
+                <wp:effectExtent l="0" t="114300" r="83185" b="103505"/>
+                <wp:wrapNone/>
+                <wp:docPr id="1600647438" name="Ink 4"/>
+                <wp:cNvGraphicFramePr>
+                  <a:graphicFrameLocks xmlns:a="http://schemas.openxmlformats.org/drawingml/2006/main"/>
+                </wp:cNvGraphicFramePr>
+                <a:graphic xmlns:a="http://schemas.openxmlformats.org/drawingml/2006/main">
+                  <a:graphicData uri="http://schemas.microsoft.com/office/word/2010/wordprocessingInk">
+                    <w14:contentPart bwMode="auto" r:id="rId56">
+                      <w14:nvContentPartPr>
+                        <w14:cNvContentPartPr>
+                          <a14:cpLocks xmlns:a14="http://schemas.microsoft.com/office/drawing/2010/main" noRot="1"/>
+                        </w14:cNvContentPartPr>
+                      </w14:nvContentPartPr>
+                      <w14:xfrm>
+                        <a:off x="0" y="0"/>
+                        <a:ext cx="3498480" cy="49320"/>
+                      </w14:xfrm>
+                    </w14:contentPart>
+                  </a:graphicData>
+                </a:graphic>
+              </wp:anchor>
+            </w:drawing>
+          </mc:Choice>
+          <mc:Fallback>
+            <w:pict>
+              <v:shape w14:anchorId="2A16BE8C" id="Ink 4" o:spid="_x0000_s1026" type="#_x0000_t75" style="position:absolute;margin-left:20.65pt;margin-top:177.85pt;width:281.1pt;height:15.25pt;z-index:251794432;visibility:visible;mso-wrap-style:square;mso-wrap-distance-left:9pt;mso-wrap-distance-top:0;mso-wrap-distance-right:9pt;mso-wrap-distance-bottom:0;mso-position-horizontal:absolute;mso-position-horizontal-relative:text;mso-position-vertical:absolute;mso-position-vertical-relative:text" o:gfxdata="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">
+                <v:imagedata r:id="rId57" o:title=""/>
+                <o:lock v:ext="edit" rotation="t" aspectratio="f"/>
+              </v:shape>
+            </w:pict>
+          </mc:Fallback>
+        </mc:AlternateContent>
+      </w:r>
+      <w:r>
+        <w:rPr>
+          <w:noProof/>
+          <w:lang w:val="en-US"/>
+        </w:rPr>
+        <mc:AlternateContent>
+          <mc:Choice Requires="wpi">
+            <w:drawing>
+              <wp:anchor distT="0" distB="0" distL="114300" distR="114300" simplePos="0" relativeHeight="251793408" behindDoc="0" locked="0" layoutInCell="1" allowOverlap="1" wp14:anchorId="4E166E17" wp14:editId="3689D102">
+                <wp:simplePos x="0" y="0"/>
+                <wp:positionH relativeFrom="column">
+                  <wp:posOffset>290771</wp:posOffset>
+                </wp:positionH>
+                <wp:positionV relativeFrom="paragraph">
+                  <wp:posOffset>508821</wp:posOffset>
+                </wp:positionV>
+                <wp:extent cx="2833560" cy="35280"/>
+                <wp:effectExtent l="76200" t="114300" r="81280" b="98425"/>
+                <wp:wrapNone/>
+                <wp:docPr id="1386791834" name="Ink 3"/>
+                <wp:cNvGraphicFramePr>
+                  <a:graphicFrameLocks xmlns:a="http://schemas.openxmlformats.org/drawingml/2006/main"/>
+                </wp:cNvGraphicFramePr>
+                <a:graphic xmlns:a="http://schemas.openxmlformats.org/drawingml/2006/main">
+                  <a:graphicData uri="http://schemas.microsoft.com/office/word/2010/wordprocessingInk">
+                    <w14:contentPart bwMode="auto" r:id="rId58">
+                      <w14:nvContentPartPr>
+                        <w14:cNvContentPartPr>
+                          <a14:cpLocks xmlns:a14="http://schemas.microsoft.com/office/drawing/2010/main" noRot="1"/>
+                        </w14:cNvContentPartPr>
+                      </w14:nvContentPartPr>
+                      <w14:xfrm>
+                        <a:off x="0" y="0"/>
+                        <a:ext cx="2833560" cy="35280"/>
+                      </w14:xfrm>
+                    </w14:contentPart>
+                  </a:graphicData>
+                </a:graphic>
+              </wp:anchor>
+            </w:drawing>
+          </mc:Choice>
+          <mc:Fallback>
+            <w:pict>
+              <v:shape w14:anchorId="2DCE4052" id="Ink 3" o:spid="_x0000_s1026" type="#_x0000_t75" style="position:absolute;margin-left:20.1pt;margin-top:34.4pt;width:228.75pt;height:14.15pt;z-index:251793408;visibility:visible;mso-wrap-style:square;mso-wrap-distance-left:9pt;mso-wrap-distance-top:0;mso-wrap-distance-right:9pt;mso-wrap-distance-bottom:0;mso-position-horizontal:absolute;mso-position-horizontal-relative:text;mso-position-vertical:absolute;mso-position-vertical-relative:text" o:gfxdata="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">
+                <v:imagedata r:id="rId59" o:title=""/>
+                <o:lock v:ext="edit" rotation="t" aspectratio="f"/>
+              </v:shape>
+            </w:pict>
+          </mc:Fallback>
+        </mc:AlternateContent>
+      </w:r>
+      <w:r>
+        <w:rPr>
+          <w:noProof/>
+          <w:lang w:val="en-US"/>
+        </w:rPr>
+        <mc:AlternateContent>
+          <mc:Choice Requires="wpi">
+            <w:drawing>
+              <wp:anchor distT="0" distB="0" distL="114300" distR="114300" simplePos="0" relativeHeight="251791360" behindDoc="0" locked="0" layoutInCell="1" allowOverlap="1" wp14:anchorId="5631287D" wp14:editId="63971139">
+                <wp:simplePos x="0" y="0"/>
+                <wp:positionH relativeFrom="column">
+                  <wp:posOffset>290771</wp:posOffset>
+                </wp:positionH>
+                <wp:positionV relativeFrom="paragraph">
+                  <wp:posOffset>806181</wp:posOffset>
+                </wp:positionV>
+                <wp:extent cx="1511280" cy="92160"/>
+                <wp:effectExtent l="76200" t="114300" r="89535" b="98425"/>
+                <wp:wrapNone/>
+                <wp:docPr id="1641841170" name="Ink 1"/>
+                <wp:cNvGraphicFramePr>
+                  <a:graphicFrameLocks xmlns:a="http://schemas.openxmlformats.org/drawingml/2006/main"/>
+                </wp:cNvGraphicFramePr>
+                <a:graphic xmlns:a="http://schemas.openxmlformats.org/drawingml/2006/main">
+                  <a:graphicData uri="http://schemas.microsoft.com/office/word/2010/wordprocessingInk">
+                    <w14:contentPart bwMode="auto" r:id="rId60">
+                      <w14:nvContentPartPr>
+                        <w14:cNvContentPartPr>
+                          <a14:cpLocks xmlns:a14="http://schemas.microsoft.com/office/drawing/2010/main" noRot="1"/>
+                        </w14:cNvContentPartPr>
+                      </w14:nvContentPartPr>
+                      <w14:xfrm>
+                        <a:off x="0" y="0"/>
+                        <a:ext cx="1511280" cy="92160"/>
+                      </w14:xfrm>
+                    </w14:contentPart>
+                  </a:graphicData>
+                </a:graphic>
+              </wp:anchor>
+            </w:drawing>
+          </mc:Choice>
+          <mc:Fallback>
+            <w:pict>
+              <v:shape w14:anchorId="2107FDB6" id="Ink 1" o:spid="_x0000_s1026" type="#_x0000_t75" style="position:absolute;margin-left:20.1pt;margin-top:57.85pt;width:124.7pt;height:18.55pt;z-index:251791360;visibility:visible;mso-wrap-style:square;mso-wrap-distance-left:9pt;mso-wrap-distance-top:0;mso-wrap-distance-right:9pt;mso-wrap-distance-bottom:0;mso-position-horizontal:absolute;mso-position-horizontal-relative:text;mso-position-vertical:absolute;mso-position-vertical-relative:text" o:gfxdata="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">
+                <v:imagedata r:id="rId61" o:title=""/>
+                <o:lock v:ext="edit" rotation="t" aspectratio="f"/>
+              </v:shape>
+            </w:pict>
+          </mc:Fallback>
+        </mc:AlternateContent>
+      </w:r>
       <w:r>
         <w:rPr>
           <w:noProof/>
@@ -2167,7 +2417,7 @@
                     </pic:cNvPicPr>
                   </pic:nvPicPr>
                   <pic:blipFill>
-                    <a:blip r:embed="rId54"/>
+                    <a:blip r:embed="rId62"/>
                     <a:srcRect/>
                     <a:stretch>
                       <a:fillRect/>
@@ -2238,24 +2488,598 @@
         <mc:AlternateContent>
           <mc:Choice Requires="wpi">
             <w:drawing>
-              <wp:anchor distT="0" distB="0" distL="114300" distR="114300" simplePos="0" relativeHeight="251734016" behindDoc="0" locked="0" layoutInCell="1" allowOverlap="1" wp14:anchorId="380E99AF" wp14:editId="5BDC0161">
+              <wp:anchor distT="0" distB="0" distL="114300" distR="114300" simplePos="0" relativeHeight="251731968" behindDoc="0" locked="0" layoutInCell="1" allowOverlap="1" wp14:anchorId="16944793" wp14:editId="1584B95F">
                 <wp:simplePos x="0" y="0"/>
                 <wp:positionH relativeFrom="column">
-                  <wp:posOffset>304165</wp:posOffset>
+                  <wp:posOffset>319405</wp:posOffset>
                 </wp:positionH>
                 <wp:positionV relativeFrom="paragraph">
-                  <wp:posOffset>1737995</wp:posOffset>
+                  <wp:posOffset>1555115</wp:posOffset>
                 </wp:positionV>
-                <wp:extent cx="1120775" cy="635"/>
-                <wp:effectExtent l="95250" t="152400" r="79375" b="132715"/>
+                <wp:extent cx="708660" cy="635"/>
+                <wp:effectExtent l="95250" t="152400" r="91440" b="132715"/>
                 <wp:wrapNone/>
-                <wp:docPr id="1688681722" name="Ink 68"/>
+                <wp:docPr id="987300898" name="Ink 66"/>
                 <wp:cNvGraphicFramePr>
                   <a:graphicFrameLocks xmlns:a="http://schemas.openxmlformats.org/drawingml/2006/main"/>
                 </wp:cNvGraphicFramePr>
                 <a:graphic xmlns:a="http://schemas.openxmlformats.org/drawingml/2006/main">
                   <a:graphicData uri="http://schemas.microsoft.com/office/word/2010/wordprocessingInk">
-                    <w14:contentPart bwMode="auto" r:id="rId55">
+                    <w14:contentPart bwMode="auto" r:id="rId63">
+                      <w14:nvContentPartPr>
+                        <w14:cNvContentPartPr>
+                          <a14:cpLocks xmlns:a14="http://schemas.microsoft.com/office/drawing/2010/main" noRot="1"/>
+                        </w14:cNvContentPartPr>
+                      </w14:nvContentPartPr>
+                      <w14:xfrm>
+                        <a:off x="0" y="0"/>
+                        <a:ext cx="708660" cy="635"/>
+                      </w14:xfrm>
+                    </w14:contentPart>
+                  </a:graphicData>
+                </a:graphic>
+                <wp14:sizeRelH relativeFrom="margin">
+                  <wp14:pctWidth>0</wp14:pctWidth>
+                </wp14:sizeRelH>
+                <wp14:sizeRelV relativeFrom="margin">
+                  <wp14:pctHeight>0</wp14:pctHeight>
+                </wp14:sizeRelV>
+              </wp:anchor>
+            </w:drawing>
+          </mc:Choice>
+          <mc:Fallback>
+            <w:pict>
+              <v:shape w14:anchorId="5C5AF209" id="Ink 66" o:spid="_x0000_s1026" type="#_x0000_t75" style="position:absolute;margin-left:20.9pt;margin-top:107.45pt;width:64.25pt;height:30pt;z-index:251731968;visibility:visible;mso-wrap-style:square;mso-width-percent:0;mso-height-percent:0;mso-wrap-distance-left:9pt;mso-wrap-distance-top:0;mso-wrap-distance-right:9pt;mso-wrap-distance-bottom:0;mso-position-horizontal:absolute;mso-position-horizontal-relative:text;mso-position-vertical:absolute;mso-position-vertical-relative:text;mso-width-percent:0;mso-height-percent:0;mso-width-relative:margin;mso-height-relative:margin" o:gfxdata="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">
+                <v:imagedata r:id="rId64" o:title=""/>
+                <o:lock v:ext="edit" rotation="t" aspectratio="f"/>
+              </v:shape>
+            </w:pict>
+          </mc:Fallback>
+        </mc:AlternateContent>
+      </w:r>
+      <w:r>
+        <w:rPr>
+          <w:noProof/>
+          <w:lang w:val="en-US"/>
+        </w:rPr>
+        <mc:AlternateContent>
+          <mc:Choice Requires="wpi">
+            <w:drawing>
+              <wp:anchor distT="0" distB="0" distL="114300" distR="114300" simplePos="0" relativeHeight="251729920" behindDoc="0" locked="0" layoutInCell="1" allowOverlap="1" wp14:anchorId="76EE30A1" wp14:editId="3658B077">
+                <wp:simplePos x="0" y="0"/>
+                <wp:positionH relativeFrom="column">
+                  <wp:posOffset>-3032820</wp:posOffset>
+                </wp:positionH>
+                <wp:positionV relativeFrom="paragraph">
+                  <wp:posOffset>290135</wp:posOffset>
+                </wp:positionV>
+                <wp:extent cx="360" cy="360"/>
+                <wp:effectExtent l="95250" t="152400" r="76200" b="133350"/>
+                <wp:wrapNone/>
+                <wp:docPr id="828694025" name="Ink 64"/>
+                <wp:cNvGraphicFramePr>
+                  <a:graphicFrameLocks xmlns:a="http://schemas.openxmlformats.org/drawingml/2006/main"/>
+                </wp:cNvGraphicFramePr>
+                <a:graphic xmlns:a="http://schemas.openxmlformats.org/drawingml/2006/main">
+                  <a:graphicData uri="http://schemas.microsoft.com/office/word/2010/wordprocessingInk">
+                    <w14:contentPart bwMode="auto" r:id="rId65">
+                      <w14:nvContentPartPr>
+                        <w14:cNvContentPartPr>
+                          <a14:cpLocks xmlns:a14="http://schemas.microsoft.com/office/drawing/2010/main" noRot="1"/>
+                        </w14:cNvContentPartPr>
+                      </w14:nvContentPartPr>
+                      <w14:xfrm>
+                        <a:off x="0" y="0"/>
+                        <a:ext cx="360" cy="360"/>
+                      </w14:xfrm>
+                    </w14:contentPart>
+                  </a:graphicData>
+                </a:graphic>
+              </wp:anchor>
+            </w:drawing>
+          </mc:Choice>
+          <mc:Fallback>
+            <w:pict>
+              <v:shape w14:anchorId="1F28E912" id="Ink 64" o:spid="_x0000_s1026" type="#_x0000_t75" style="position:absolute;margin-left:-243.05pt;margin-top:14.35pt;width:8.55pt;height:17.05pt;z-index:251729920;visibility:visible;mso-wrap-style:square;mso-wrap-distance-left:9pt;mso-wrap-distance-top:0;mso-wrap-distance-right:9pt;mso-wrap-distance-bottom:0;mso-position-horizontal:absolute;mso-position-horizontal-relative:text;mso-position-vertical:absolute;mso-position-vertical-relative:text" o:gfxdata="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">
+                <v:imagedata r:id="rId10" o:title=""/>
+                <o:lock v:ext="edit" rotation="t" aspectratio="f"/>
+              </v:shape>
+            </w:pict>
+          </mc:Fallback>
+        </mc:AlternateContent>
+      </w:r>
+    </w:p>
+    <w:p>
+      <w:pPr>
+        <w:rPr>
+          <w:lang w:val="en-US"/>
+        </w:rPr>
+      </w:pPr>
+      <w:r>
+        <w:rPr>
+          <w:noProof/>
+          <w:lang w:val="en-US"/>
+        </w:rPr>
+        <mc:AlternateContent>
+          <mc:Choice Requires="wpi">
+            <w:drawing>
+              <wp:anchor distT="0" distB="0" distL="114300" distR="114300" simplePos="0" relativeHeight="251728896" behindDoc="0" locked="0" layoutInCell="1" allowOverlap="1" wp14:anchorId="65DC57E4" wp14:editId="7D10266F">
+                <wp:simplePos x="0" y="0"/>
+                <wp:positionH relativeFrom="column">
+                  <wp:posOffset>418860</wp:posOffset>
+                </wp:positionH>
+                <wp:positionV relativeFrom="paragraph">
+                  <wp:posOffset>1808540</wp:posOffset>
+                </wp:positionV>
+                <wp:extent cx="594720" cy="7920"/>
+                <wp:effectExtent l="95250" t="152400" r="91440" b="144780"/>
+                <wp:wrapNone/>
+                <wp:docPr id="1959431747" name="Ink 63"/>
+                <wp:cNvGraphicFramePr>
+                  <a:graphicFrameLocks xmlns:a="http://schemas.openxmlformats.org/drawingml/2006/main"/>
+                </wp:cNvGraphicFramePr>
+                <a:graphic xmlns:a="http://schemas.openxmlformats.org/drawingml/2006/main">
+                  <a:graphicData uri="http://schemas.microsoft.com/office/word/2010/wordprocessingInk">
+                    <w14:contentPart bwMode="auto" r:id="rId66">
+                      <w14:nvContentPartPr>
+                        <w14:cNvContentPartPr>
+                          <a14:cpLocks xmlns:a14="http://schemas.microsoft.com/office/drawing/2010/main" noRot="1"/>
+                        </w14:cNvContentPartPr>
+                      </w14:nvContentPartPr>
+                      <w14:xfrm>
+                        <a:off x="0" y="0"/>
+                        <a:ext cx="594720" cy="7920"/>
+                      </w14:xfrm>
+                    </w14:contentPart>
+                  </a:graphicData>
+                </a:graphic>
+              </wp:anchor>
+            </w:drawing>
+          </mc:Choice>
+          <mc:Fallback>
+            <w:pict>
+              <v:shape w14:anchorId="66C4288C" id="Ink 63" o:spid="_x0000_s1026" type="#_x0000_t75" style="position:absolute;margin-left:28.75pt;margin-top:133.9pt;width:55.35pt;height:17.6pt;z-index:251728896;visibility:visible;mso-wrap-style:square;mso-wrap-distance-left:9pt;mso-wrap-distance-top:0;mso-wrap-distance-right:9pt;mso-wrap-distance-bottom:0;mso-position-horizontal:absolute;mso-position-horizontal-relative:text;mso-position-vertical:absolute;mso-position-vertical-relative:text" o:gfxdata="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">
+                <v:imagedata r:id="rId67" o:title=""/>
+                <o:lock v:ext="edit" rotation="t" aspectratio="f"/>
+              </v:shape>
+            </w:pict>
+          </mc:Fallback>
+        </mc:AlternateContent>
+      </w:r>
+      <w:r>
+        <w:rPr>
+          <w:noProof/>
+          <w:lang w:val="en-US"/>
+        </w:rPr>
+        <mc:AlternateContent>
+          <mc:Choice Requires="wpi">
+            <w:drawing>
+              <wp:anchor distT="0" distB="0" distL="114300" distR="114300" simplePos="0" relativeHeight="251726848" behindDoc="0" locked="0" layoutInCell="1" allowOverlap="1" wp14:anchorId="7BC60DD9" wp14:editId="0B5597C8">
+                <wp:simplePos x="0" y="0"/>
+                <wp:positionH relativeFrom="column">
+                  <wp:posOffset>670500</wp:posOffset>
+                </wp:positionH>
+                <wp:positionV relativeFrom="paragraph">
+                  <wp:posOffset>1800980</wp:posOffset>
+                </wp:positionV>
+                <wp:extent cx="360" cy="360"/>
+                <wp:effectExtent l="95250" t="152400" r="76200" b="133350"/>
+                <wp:wrapNone/>
+                <wp:docPr id="685730419" name="Ink 61"/>
+                <wp:cNvGraphicFramePr>
+                  <a:graphicFrameLocks xmlns:a="http://schemas.openxmlformats.org/drawingml/2006/main"/>
+                </wp:cNvGraphicFramePr>
+                <a:graphic xmlns:a="http://schemas.openxmlformats.org/drawingml/2006/main">
+                  <a:graphicData uri="http://schemas.microsoft.com/office/word/2010/wordprocessingInk">
+                    <w14:contentPart bwMode="auto" r:id="rId68">
+                      <w14:nvContentPartPr>
+                        <w14:cNvContentPartPr>
+                          <a14:cpLocks xmlns:a14="http://schemas.microsoft.com/office/drawing/2010/main" noRot="1"/>
+                        </w14:cNvContentPartPr>
+                      </w14:nvContentPartPr>
+                      <w14:xfrm>
+                        <a:off x="0" y="0"/>
+                        <a:ext cx="360" cy="360"/>
+                      </w14:xfrm>
+                    </w14:contentPart>
+                  </a:graphicData>
+                </a:graphic>
+              </wp:anchor>
+            </w:drawing>
+          </mc:Choice>
+          <mc:Fallback>
+            <w:pict>
+              <v:shape w14:anchorId="2013A3E6" id="Ink 61" o:spid="_x0000_s1026" type="#_x0000_t75" style="position:absolute;margin-left:48.55pt;margin-top:133.3pt;width:8.55pt;height:17.05pt;z-index:251726848;visibility:visible;mso-wrap-style:square;mso-wrap-distance-left:9pt;mso-wrap-distance-top:0;mso-wrap-distance-right:9pt;mso-wrap-distance-bottom:0;mso-position-horizontal:absolute;mso-position-horizontal-relative:text;mso-position-vertical:absolute;mso-position-vertical-relative:text" o:gfxdata="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">
+                <v:imagedata r:id="rId10" o:title=""/>
+                <o:lock v:ext="edit" rotation="t" aspectratio="f"/>
+              </v:shape>
+            </w:pict>
+          </mc:Fallback>
+        </mc:AlternateContent>
+      </w:r>
+      <w:r>
+        <w:rPr>
+          <w:noProof/>
+          <w:lang w:val="en-US"/>
+        </w:rPr>
+        <mc:AlternateContent>
+          <mc:Choice Requires="wpi">
+            <w:drawing>
+              <wp:anchor distT="0" distB="0" distL="114300" distR="114300" simplePos="0" relativeHeight="251725824" behindDoc="0" locked="0" layoutInCell="1" allowOverlap="1" wp14:anchorId="4D83C8A1" wp14:editId="71861037">
+                <wp:simplePos x="0" y="0"/>
+                <wp:positionH relativeFrom="column">
+                  <wp:posOffset>548820</wp:posOffset>
+                </wp:positionH>
+                <wp:positionV relativeFrom="paragraph">
+                  <wp:posOffset>1823660</wp:posOffset>
+                </wp:positionV>
+                <wp:extent cx="360" cy="360"/>
+                <wp:effectExtent l="95250" t="152400" r="76200" b="133350"/>
+                <wp:wrapNone/>
+                <wp:docPr id="881720990" name="Ink 60"/>
+                <wp:cNvGraphicFramePr>
+                  <a:graphicFrameLocks xmlns:a="http://schemas.openxmlformats.org/drawingml/2006/main"/>
+                </wp:cNvGraphicFramePr>
+                <a:graphic xmlns:a="http://schemas.openxmlformats.org/drawingml/2006/main">
+                  <a:graphicData uri="http://schemas.microsoft.com/office/word/2010/wordprocessingInk">
+                    <w14:contentPart bwMode="auto" r:id="rId69">
+                      <w14:nvContentPartPr>
+                        <w14:cNvContentPartPr>
+                          <a14:cpLocks xmlns:a14="http://schemas.microsoft.com/office/drawing/2010/main" noRot="1"/>
+                        </w14:cNvContentPartPr>
+                      </w14:nvContentPartPr>
+                      <w14:xfrm>
+                        <a:off x="0" y="0"/>
+                        <a:ext cx="360" cy="360"/>
+                      </w14:xfrm>
+                    </w14:contentPart>
+                  </a:graphicData>
+                </a:graphic>
+              </wp:anchor>
+            </w:drawing>
+          </mc:Choice>
+          <mc:Fallback>
+            <w:pict>
+              <v:shape w14:anchorId="16F00023" id="Ink 60" o:spid="_x0000_s1026" type="#_x0000_t75" style="position:absolute;margin-left:38.95pt;margin-top:135.1pt;width:8.55pt;height:17.05pt;z-index:251725824;visibility:visible;mso-wrap-style:square;mso-wrap-distance-left:9pt;mso-wrap-distance-top:0;mso-wrap-distance-right:9pt;mso-wrap-distance-bottom:0;mso-position-horizontal:absolute;mso-position-horizontal-relative:text;mso-position-vertical:absolute;mso-position-vertical-relative:text" o:gfxdata="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">
+                <v:imagedata r:id="rId10" o:title=""/>
+                <o:lock v:ext="edit" rotation="t" aspectratio="f"/>
+              </v:shape>
+            </w:pict>
+          </mc:Fallback>
+        </mc:AlternateContent>
+      </w:r>
+      <w:r>
+        <w:rPr>
+          <w:noProof/>
+          <w:lang w:val="en-US"/>
+        </w:rPr>
+        <mc:AlternateContent>
+          <mc:Choice Requires="wpi">
+            <w:drawing>
+              <wp:anchor distT="0" distB="0" distL="114300" distR="114300" simplePos="0" relativeHeight="251724800" behindDoc="0" locked="0" layoutInCell="1" allowOverlap="1" wp14:anchorId="23818F41" wp14:editId="5C518960">
+                <wp:simplePos x="0" y="0"/>
+                <wp:positionH relativeFrom="column">
+                  <wp:posOffset>670500</wp:posOffset>
+                </wp:positionH>
+                <wp:positionV relativeFrom="paragraph">
+                  <wp:posOffset>1793060</wp:posOffset>
+                </wp:positionV>
+                <wp:extent cx="360" cy="360"/>
+                <wp:effectExtent l="95250" t="152400" r="76200" b="133350"/>
+                <wp:wrapNone/>
+                <wp:docPr id="834098232" name="Ink 59"/>
+                <wp:cNvGraphicFramePr>
+                  <a:graphicFrameLocks xmlns:a="http://schemas.openxmlformats.org/drawingml/2006/main"/>
+                </wp:cNvGraphicFramePr>
+                <a:graphic xmlns:a="http://schemas.openxmlformats.org/drawingml/2006/main">
+                  <a:graphicData uri="http://schemas.microsoft.com/office/word/2010/wordprocessingInk">
+                    <w14:contentPart bwMode="auto" r:id="rId70">
+                      <w14:nvContentPartPr>
+                        <w14:cNvContentPartPr>
+                          <a14:cpLocks xmlns:a14="http://schemas.microsoft.com/office/drawing/2010/main" noRot="1"/>
+                        </w14:cNvContentPartPr>
+                      </w14:nvContentPartPr>
+                      <w14:xfrm>
+                        <a:off x="0" y="0"/>
+                        <a:ext cx="360" cy="360"/>
+                      </w14:xfrm>
+                    </w14:contentPart>
+                  </a:graphicData>
+                </a:graphic>
+              </wp:anchor>
+            </w:drawing>
+          </mc:Choice>
+          <mc:Fallback>
+            <w:pict>
+              <v:shape w14:anchorId="228C8F31" id="Ink 59" o:spid="_x0000_s1026" type="#_x0000_t75" style="position:absolute;margin-left:48.55pt;margin-top:132.7pt;width:8.55pt;height:17.05pt;z-index:251724800;visibility:visible;mso-wrap-style:square;mso-wrap-distance-left:9pt;mso-wrap-distance-top:0;mso-wrap-distance-right:9pt;mso-wrap-distance-bottom:0;mso-position-horizontal:absolute;mso-position-horizontal-relative:text;mso-position-vertical:absolute;mso-position-vertical-relative:text" o:gfxdata="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">
+                <v:imagedata r:id="rId10" o:title=""/>
+                <o:lock v:ext="edit" rotation="t" aspectratio="f"/>
+              </v:shape>
+            </w:pict>
+          </mc:Fallback>
+        </mc:AlternateContent>
+      </w:r>
+      <w:r>
+        <w:rPr>
+          <w:noProof/>
+          <w:lang w:val="en-US"/>
+        </w:rPr>
+        <mc:AlternateContent>
+          <mc:Choice Requires="wpi">
+            <w:drawing>
+              <wp:anchor distT="0" distB="0" distL="114300" distR="114300" simplePos="0" relativeHeight="251723776" behindDoc="0" locked="0" layoutInCell="1" allowOverlap="1" wp14:anchorId="6065748F" wp14:editId="7F39A0EC">
+                <wp:simplePos x="0" y="0"/>
+                <wp:positionH relativeFrom="column">
+                  <wp:posOffset>441540</wp:posOffset>
+                </wp:positionH>
+                <wp:positionV relativeFrom="paragraph">
+                  <wp:posOffset>1816100</wp:posOffset>
+                </wp:positionV>
+                <wp:extent cx="360" cy="360"/>
+                <wp:effectExtent l="95250" t="152400" r="76200" b="133350"/>
+                <wp:wrapNone/>
+                <wp:docPr id="54481831" name="Ink 58"/>
+                <wp:cNvGraphicFramePr>
+                  <a:graphicFrameLocks xmlns:a="http://schemas.openxmlformats.org/drawingml/2006/main"/>
+                </wp:cNvGraphicFramePr>
+                <a:graphic xmlns:a="http://schemas.openxmlformats.org/drawingml/2006/main">
+                  <a:graphicData uri="http://schemas.microsoft.com/office/word/2010/wordprocessingInk">
+                    <w14:contentPart bwMode="auto" r:id="rId71">
+                      <w14:nvContentPartPr>
+                        <w14:cNvContentPartPr>
+                          <a14:cpLocks xmlns:a14="http://schemas.microsoft.com/office/drawing/2010/main" noRot="1"/>
+                        </w14:cNvContentPartPr>
+                      </w14:nvContentPartPr>
+                      <w14:xfrm>
+                        <a:off x="0" y="0"/>
+                        <a:ext cx="360" cy="360"/>
+                      </w14:xfrm>
+                    </w14:contentPart>
+                  </a:graphicData>
+                </a:graphic>
+              </wp:anchor>
+            </w:drawing>
+          </mc:Choice>
+          <mc:Fallback>
+            <w:pict>
+              <v:shape w14:anchorId="556082DF" id="Ink 58" o:spid="_x0000_s1026" type="#_x0000_t75" style="position:absolute;margin-left:30.5pt;margin-top:134.5pt;width:8.55pt;height:17.05pt;z-index:251723776;visibility:visible;mso-wrap-style:square;mso-wrap-distance-left:9pt;mso-wrap-distance-top:0;mso-wrap-distance-right:9pt;mso-wrap-distance-bottom:0;mso-position-horizontal:absolute;mso-position-horizontal-relative:text;mso-position-vertical:absolute;mso-position-vertical-relative:text" o:gfxdata="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">
+                <v:imagedata r:id="rId10" o:title=""/>
+                <o:lock v:ext="edit" rotation="t" aspectratio="f"/>
+              </v:shape>
+            </w:pict>
+          </mc:Fallback>
+        </mc:AlternateContent>
+      </w:r>
+      <w:r>
+        <w:rPr>
+          <w:noProof/>
+          <w:lang w:val="en-US"/>
+        </w:rPr>
+        <mc:AlternateContent>
+          <mc:Choice Requires="wpi">
+            <w:drawing>
+              <wp:anchor distT="0" distB="0" distL="114300" distR="114300" simplePos="0" relativeHeight="251722752" behindDoc="0" locked="0" layoutInCell="1" allowOverlap="1" wp14:anchorId="49951FC2" wp14:editId="071F2F4B">
+                <wp:simplePos x="0" y="0"/>
+                <wp:positionH relativeFrom="column">
+                  <wp:posOffset>944460</wp:posOffset>
+                </wp:positionH>
+                <wp:positionV relativeFrom="paragraph">
+                  <wp:posOffset>1770380</wp:posOffset>
+                </wp:positionV>
+                <wp:extent cx="360" cy="360"/>
+                <wp:effectExtent l="95250" t="152400" r="76200" b="133350"/>
+                <wp:wrapNone/>
+                <wp:docPr id="1028893266" name="Ink 57"/>
+                <wp:cNvGraphicFramePr>
+                  <a:graphicFrameLocks xmlns:a="http://schemas.openxmlformats.org/drawingml/2006/main"/>
+                </wp:cNvGraphicFramePr>
+                <a:graphic xmlns:a="http://schemas.openxmlformats.org/drawingml/2006/main">
+                  <a:graphicData uri="http://schemas.microsoft.com/office/word/2010/wordprocessingInk">
+                    <w14:contentPart bwMode="auto" r:id="rId72">
+                      <w14:nvContentPartPr>
+                        <w14:cNvContentPartPr>
+                          <a14:cpLocks xmlns:a14="http://schemas.microsoft.com/office/drawing/2010/main" noRot="1"/>
+                        </w14:cNvContentPartPr>
+                      </w14:nvContentPartPr>
+                      <w14:xfrm>
+                        <a:off x="0" y="0"/>
+                        <a:ext cx="360" cy="360"/>
+                      </w14:xfrm>
+                    </w14:contentPart>
+                  </a:graphicData>
+                </a:graphic>
+              </wp:anchor>
+            </w:drawing>
+          </mc:Choice>
+          <mc:Fallback>
+            <w:pict>
+              <v:shape w14:anchorId="10286078" id="Ink 57" o:spid="_x0000_s1026" type="#_x0000_t75" style="position:absolute;margin-left:70.1pt;margin-top:130.9pt;width:8.55pt;height:17.05pt;z-index:251722752;visibility:visible;mso-wrap-style:square;mso-wrap-distance-left:9pt;mso-wrap-distance-top:0;mso-wrap-distance-right:9pt;mso-wrap-distance-bottom:0;mso-position-horizontal:absolute;mso-position-horizontal-relative:text;mso-position-vertical:absolute;mso-position-vertical-relative:text" o:gfxdata="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">
+                <v:imagedata r:id="rId10" o:title=""/>
+                <o:lock v:ext="edit" rotation="t" aspectratio="f"/>
+              </v:shape>
+            </w:pict>
+          </mc:Fallback>
+        </mc:AlternateContent>
+      </w:r>
+      <w:r>
+        <w:rPr>
+          <w:noProof/>
+          <w:lang w:val="en-US"/>
+        </w:rPr>
+        <mc:AlternateContent>
+          <mc:Choice Requires="wpi">
+            <w:drawing>
+              <wp:anchor distT="0" distB="0" distL="114300" distR="114300" simplePos="0" relativeHeight="251721728" behindDoc="0" locked="0" layoutInCell="1" allowOverlap="1" wp14:anchorId="44F22007" wp14:editId="67F5FAF1">
+                <wp:simplePos x="0" y="0"/>
+                <wp:positionH relativeFrom="column">
+                  <wp:posOffset>678060</wp:posOffset>
+                </wp:positionH>
+                <wp:positionV relativeFrom="paragraph">
+                  <wp:posOffset>1762820</wp:posOffset>
+                </wp:positionV>
+                <wp:extent cx="360" cy="360"/>
+                <wp:effectExtent l="95250" t="152400" r="76200" b="133350"/>
+                <wp:wrapNone/>
+                <wp:docPr id="1872654360" name="Ink 56"/>
+                <wp:cNvGraphicFramePr>
+                  <a:graphicFrameLocks xmlns:a="http://schemas.openxmlformats.org/drawingml/2006/main"/>
+                </wp:cNvGraphicFramePr>
+                <a:graphic xmlns:a="http://schemas.openxmlformats.org/drawingml/2006/main">
+                  <a:graphicData uri="http://schemas.microsoft.com/office/word/2010/wordprocessingInk">
+                    <w14:contentPart bwMode="auto" r:id="rId73">
+                      <w14:nvContentPartPr>
+                        <w14:cNvContentPartPr>
+                          <a14:cpLocks xmlns:a14="http://schemas.microsoft.com/office/drawing/2010/main" noRot="1"/>
+                        </w14:cNvContentPartPr>
+                      </w14:nvContentPartPr>
+                      <w14:xfrm>
+                        <a:off x="0" y="0"/>
+                        <a:ext cx="360" cy="360"/>
+                      </w14:xfrm>
+                    </w14:contentPart>
+                  </a:graphicData>
+                </a:graphic>
+              </wp:anchor>
+            </w:drawing>
+          </mc:Choice>
+          <mc:Fallback>
+            <w:pict>
+              <v:shape w14:anchorId="078BC2C1" id="Ink 56" o:spid="_x0000_s1026" type="#_x0000_t75" style="position:absolute;margin-left:49.15pt;margin-top:130.3pt;width:8.55pt;height:17.05pt;z-index:251721728;visibility:visible;mso-wrap-style:square;mso-wrap-distance-left:9pt;mso-wrap-distance-top:0;mso-wrap-distance-right:9pt;mso-wrap-distance-bottom:0;mso-position-horizontal:absolute;mso-position-horizontal-relative:text;mso-position-vertical:absolute;mso-position-vertical-relative:text" o:gfxdata="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">
+                <v:imagedata r:id="rId10" o:title=""/>
+                <o:lock v:ext="edit" rotation="t" aspectratio="f"/>
+              </v:shape>
+            </w:pict>
+          </mc:Fallback>
+        </mc:AlternateContent>
+      </w:r>
+      <w:r>
+        <w:rPr>
+          <w:noProof/>
+          <w:lang w:val="en-US"/>
+        </w:rPr>
+        <mc:AlternateContent>
+          <mc:Choice Requires="wpi">
+            <w:drawing>
+              <wp:anchor distT="0" distB="0" distL="114300" distR="114300" simplePos="0" relativeHeight="251720704" behindDoc="0" locked="0" layoutInCell="1" allowOverlap="1" wp14:anchorId="2FD980C2" wp14:editId="3FE5E12A">
+                <wp:simplePos x="0" y="0"/>
+                <wp:positionH relativeFrom="column">
+                  <wp:posOffset>548820</wp:posOffset>
+                </wp:positionH>
+                <wp:positionV relativeFrom="paragraph">
+                  <wp:posOffset>1785500</wp:posOffset>
+                </wp:positionV>
+                <wp:extent cx="360" cy="360"/>
+                <wp:effectExtent l="95250" t="152400" r="76200" b="133350"/>
+                <wp:wrapNone/>
+                <wp:docPr id="628121453" name="Ink 55"/>
+                <wp:cNvGraphicFramePr>
+                  <a:graphicFrameLocks xmlns:a="http://schemas.openxmlformats.org/drawingml/2006/main"/>
+                </wp:cNvGraphicFramePr>
+                <a:graphic xmlns:a="http://schemas.openxmlformats.org/drawingml/2006/main">
+                  <a:graphicData uri="http://schemas.microsoft.com/office/word/2010/wordprocessingInk">
+                    <w14:contentPart bwMode="auto" r:id="rId74">
+                      <w14:nvContentPartPr>
+                        <w14:cNvContentPartPr>
+                          <a14:cpLocks xmlns:a14="http://schemas.microsoft.com/office/drawing/2010/main" noRot="1"/>
+                        </w14:cNvContentPartPr>
+                      </w14:nvContentPartPr>
+                      <w14:xfrm>
+                        <a:off x="0" y="0"/>
+                        <a:ext cx="360" cy="360"/>
+                      </w14:xfrm>
+                    </w14:contentPart>
+                  </a:graphicData>
+                </a:graphic>
+              </wp:anchor>
+            </w:drawing>
+          </mc:Choice>
+          <mc:Fallback>
+            <w:pict>
+              <v:shape w14:anchorId="69460B9D" id="Ink 55" o:spid="_x0000_s1026" type="#_x0000_t75" style="position:absolute;margin-left:38.95pt;margin-top:132.1pt;width:8.55pt;height:17.05pt;z-index:251720704;visibility:visible;mso-wrap-style:square;mso-wrap-distance-left:9pt;mso-wrap-distance-top:0;mso-wrap-distance-right:9pt;mso-wrap-distance-bottom:0;mso-position-horizontal:absolute;mso-position-horizontal-relative:text;mso-position-vertical:absolute;mso-position-vertical-relative:text" o:gfxdata="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">
+                <v:imagedata r:id="rId10" o:title=""/>
+                <o:lock v:ext="edit" rotation="t" aspectratio="f"/>
+              </v:shape>
+            </w:pict>
+          </mc:Fallback>
+        </mc:AlternateContent>
+      </w:r>
+      <w:r>
+        <w:rPr>
+          <w:noProof/>
+          <w:lang w:val="en-US"/>
+        </w:rPr>
+        <mc:AlternateContent>
+          <mc:Choice Requires="wpi">
+            <w:drawing>
+              <wp:anchor distT="0" distB="0" distL="114300" distR="114300" simplePos="0" relativeHeight="251719680" behindDoc="0" locked="0" layoutInCell="1" allowOverlap="1" wp14:anchorId="35B72F53" wp14:editId="4172016D">
+                <wp:simplePos x="0" y="0"/>
+                <wp:positionH relativeFrom="column">
+                  <wp:posOffset>426780</wp:posOffset>
+                </wp:positionH>
+                <wp:positionV relativeFrom="paragraph">
+                  <wp:posOffset>1785500</wp:posOffset>
+                </wp:positionV>
+                <wp:extent cx="360" cy="360"/>
+                <wp:effectExtent l="95250" t="152400" r="76200" b="133350"/>
+                <wp:wrapNone/>
+                <wp:docPr id="927902505" name="Ink 54"/>
+                <wp:cNvGraphicFramePr>
+                  <a:graphicFrameLocks xmlns:a="http://schemas.openxmlformats.org/drawingml/2006/main"/>
+                </wp:cNvGraphicFramePr>
+                <a:graphic xmlns:a="http://schemas.openxmlformats.org/drawingml/2006/main">
+                  <a:graphicData uri="http://schemas.microsoft.com/office/word/2010/wordprocessingInk">
+                    <w14:contentPart bwMode="auto" r:id="rId75">
+                      <w14:nvContentPartPr>
+                        <w14:cNvContentPartPr>
+                          <a14:cpLocks xmlns:a14="http://schemas.microsoft.com/office/drawing/2010/main" noRot="1"/>
+                        </w14:cNvContentPartPr>
+                      </w14:nvContentPartPr>
+                      <w14:xfrm>
+                        <a:off x="0" y="0"/>
+                        <a:ext cx="360" cy="360"/>
+                      </w14:xfrm>
+                    </w14:contentPart>
+                  </a:graphicData>
+                </a:graphic>
+              </wp:anchor>
+            </w:drawing>
+          </mc:Choice>
+          <mc:Fallback>
+            <w:pict>
+              <v:shape w14:anchorId="025F920E" id="Ink 54" o:spid="_x0000_s1026" type="#_x0000_t75" style="position:absolute;margin-left:29.35pt;margin-top:132.1pt;width:8.55pt;height:17.05pt;z-index:251719680;visibility:visible;mso-wrap-style:square;mso-wrap-distance-left:9pt;mso-wrap-distance-top:0;mso-wrap-distance-right:9pt;mso-wrap-distance-bottom:0;mso-position-horizontal:absolute;mso-position-horizontal-relative:text;mso-position-vertical:absolute;mso-position-vertical-relative:text" o:gfxdata="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">
+                <v:imagedata r:id="rId10" o:title=""/>
+                <o:lock v:ext="edit" rotation="t" aspectratio="f"/>
+              </v:shape>
+            </w:pict>
+          </mc:Fallback>
+        </mc:AlternateContent>
+      </w:r>
+      <w:r>
+        <w:rPr>
+          <w:noProof/>
+          <w:lang w:val="en-US"/>
+        </w:rPr>
+        <mc:AlternateContent>
+          <mc:Choice Requires="wpi">
+            <w:drawing>
+              <wp:anchor distT="0" distB="0" distL="114300" distR="114300" simplePos="0" relativeHeight="251718656" behindDoc="0" locked="0" layoutInCell="1" allowOverlap="1" wp14:anchorId="6D037775" wp14:editId="473E0AA2">
+                <wp:simplePos x="0" y="0"/>
+                <wp:positionH relativeFrom="column">
+                  <wp:posOffset>395605</wp:posOffset>
+                </wp:positionH>
+                <wp:positionV relativeFrom="paragraph">
+                  <wp:posOffset>1091565</wp:posOffset>
+                </wp:positionV>
+                <wp:extent cx="1120775" cy="635"/>
+                <wp:effectExtent l="95250" t="152400" r="79375" b="132715"/>
+                <wp:wrapNone/>
+                <wp:docPr id="1074670315" name="Ink 53"/>
+                <wp:cNvGraphicFramePr>
+                  <a:graphicFrameLocks xmlns:a="http://schemas.openxmlformats.org/drawingml/2006/main"/>
+                </wp:cNvGraphicFramePr>
+                <a:graphic xmlns:a="http://schemas.openxmlformats.org/drawingml/2006/main">
+                  <a:graphicData uri="http://schemas.microsoft.com/office/word/2010/wordprocessingInk">
+                    <w14:contentPart bwMode="auto" r:id="rId76">
                       <w14:nvContentPartPr>
                         <w14:cNvContentPartPr>
                           <a14:cpLocks xmlns:a14="http://schemas.microsoft.com/office/drawing/2010/main" noRot="1"/>
@@ -2279,639 +3103,8 @@
           </mc:Choice>
           <mc:Fallback>
             <w:pict>
-              <v:shape w14:anchorId="74AAF67C" id="Ink 68" o:spid="_x0000_s1026" type="#_x0000_t75" style="position:absolute;margin-left:19.7pt;margin-top:121.85pt;width:96.7pt;height:30pt;z-index:251734016;visibility:visible;mso-wrap-style:square;mso-width-percent:0;mso-height-percent:0;mso-wrap-distance-left:9pt;mso-wrap-distance-top:0;mso-wrap-distance-right:9pt;mso-wrap-distance-bottom:0;mso-position-horizontal:absolute;mso-position-horizontal-relative:text;mso-position-vertical:absolute;mso-position-vertical-relative:text;mso-width-percent:0;mso-height-percent:0;mso-width-relative:margin;mso-height-relative:margin" o:gfxdata="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">
-                <v:imagedata r:id="rId56" o:title=""/>
-                <o:lock v:ext="edit" rotation="t" aspectratio="f"/>
-              </v:shape>
-            </w:pict>
-          </mc:Fallback>
-        </mc:AlternateContent>
-      </w:r>
-      <w:r>
-        <w:rPr>
-          <w:noProof/>
-          <w:lang w:val="en-US"/>
-        </w:rPr>
-        <mc:AlternateContent>
-          <mc:Choice Requires="wpi">
-            <w:drawing>
-              <wp:anchor distT="0" distB="0" distL="114300" distR="114300" simplePos="0" relativeHeight="251731968" behindDoc="0" locked="0" layoutInCell="1" allowOverlap="1" wp14:anchorId="16944793" wp14:editId="00016053">
-                <wp:simplePos x="0" y="0"/>
-                <wp:positionH relativeFrom="column">
-                  <wp:posOffset>319405</wp:posOffset>
-                </wp:positionH>
-                <wp:positionV relativeFrom="paragraph">
-                  <wp:posOffset>1555115</wp:posOffset>
-                </wp:positionV>
-                <wp:extent cx="708660" cy="635"/>
-                <wp:effectExtent l="95250" t="152400" r="91440" b="132715"/>
-                <wp:wrapNone/>
-                <wp:docPr id="987300898" name="Ink 66"/>
-                <wp:cNvGraphicFramePr>
-                  <a:graphicFrameLocks xmlns:a="http://schemas.openxmlformats.org/drawingml/2006/main"/>
-                </wp:cNvGraphicFramePr>
-                <a:graphic xmlns:a="http://schemas.openxmlformats.org/drawingml/2006/main">
-                  <a:graphicData uri="http://schemas.microsoft.com/office/word/2010/wordprocessingInk">
-                    <w14:contentPart bwMode="auto" r:id="rId57">
-                      <w14:nvContentPartPr>
-                        <w14:cNvContentPartPr>
-                          <a14:cpLocks xmlns:a14="http://schemas.microsoft.com/office/drawing/2010/main" noRot="1"/>
-                        </w14:cNvContentPartPr>
-                      </w14:nvContentPartPr>
-                      <w14:xfrm>
-                        <a:off x="0" y="0"/>
-                        <a:ext cx="708660" cy="635"/>
-                      </w14:xfrm>
-                    </w14:contentPart>
-                  </a:graphicData>
-                </a:graphic>
-                <wp14:sizeRelH relativeFrom="margin">
-                  <wp14:pctWidth>0</wp14:pctWidth>
-                </wp14:sizeRelH>
-                <wp14:sizeRelV relativeFrom="margin">
-                  <wp14:pctHeight>0</wp14:pctHeight>
-                </wp14:sizeRelV>
-              </wp:anchor>
-            </w:drawing>
-          </mc:Choice>
-          <mc:Fallback>
-            <w:pict>
-              <v:shape w14:anchorId="5D17AE87" id="Ink 66" o:spid="_x0000_s1026" type="#_x0000_t75" style="position:absolute;margin-left:20.9pt;margin-top:107.45pt;width:64.25pt;height:30pt;z-index:251731968;visibility:visible;mso-wrap-style:square;mso-width-percent:0;mso-height-percent:0;mso-wrap-distance-left:9pt;mso-wrap-distance-top:0;mso-wrap-distance-right:9pt;mso-wrap-distance-bottom:0;mso-position-horizontal:absolute;mso-position-horizontal-relative:text;mso-position-vertical:absolute;mso-position-vertical-relative:text;mso-width-percent:0;mso-height-percent:0;mso-width-relative:margin;mso-height-relative:margin" o:gfxdata="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">
-                <v:imagedata r:id="rId58" o:title=""/>
-                <o:lock v:ext="edit" rotation="t" aspectratio="f"/>
-              </v:shape>
-            </w:pict>
-          </mc:Fallback>
-        </mc:AlternateContent>
-      </w:r>
-      <w:r>
-        <w:rPr>
-          <w:noProof/>
-          <w:lang w:val="en-US"/>
-        </w:rPr>
-        <mc:AlternateContent>
-          <mc:Choice Requires="wpi">
-            <w:drawing>
-              <wp:anchor distT="0" distB="0" distL="114300" distR="114300" simplePos="0" relativeHeight="251729920" behindDoc="0" locked="0" layoutInCell="1" allowOverlap="1" wp14:anchorId="76EE30A1" wp14:editId="3658B077">
-                <wp:simplePos x="0" y="0"/>
-                <wp:positionH relativeFrom="column">
-                  <wp:posOffset>-3032820</wp:posOffset>
-                </wp:positionH>
-                <wp:positionV relativeFrom="paragraph">
-                  <wp:posOffset>290135</wp:posOffset>
-                </wp:positionV>
-                <wp:extent cx="360" cy="360"/>
-                <wp:effectExtent l="95250" t="152400" r="76200" b="133350"/>
-                <wp:wrapNone/>
-                <wp:docPr id="828694025" name="Ink 64"/>
-                <wp:cNvGraphicFramePr>
-                  <a:graphicFrameLocks xmlns:a="http://schemas.openxmlformats.org/drawingml/2006/main"/>
-                </wp:cNvGraphicFramePr>
-                <a:graphic xmlns:a="http://schemas.openxmlformats.org/drawingml/2006/main">
-                  <a:graphicData uri="http://schemas.microsoft.com/office/word/2010/wordprocessingInk">
-                    <w14:contentPart bwMode="auto" r:id="rId59">
-                      <w14:nvContentPartPr>
-                        <w14:cNvContentPartPr>
-                          <a14:cpLocks xmlns:a14="http://schemas.microsoft.com/office/drawing/2010/main" noRot="1"/>
-                        </w14:cNvContentPartPr>
-                      </w14:nvContentPartPr>
-                      <w14:xfrm>
-                        <a:off x="0" y="0"/>
-                        <a:ext cx="360" cy="360"/>
-                      </w14:xfrm>
-                    </w14:contentPart>
-                  </a:graphicData>
-                </a:graphic>
-              </wp:anchor>
-            </w:drawing>
-          </mc:Choice>
-          <mc:Fallback>
-            <w:pict>
-              <v:shape w14:anchorId="473A998D" id="Ink 64" o:spid="_x0000_s1026" type="#_x0000_t75" style="position:absolute;margin-left:-243.05pt;margin-top:14.35pt;width:8.55pt;height:17.05pt;z-index:251729920;visibility:visible;mso-wrap-style:square;mso-wrap-distance-left:9pt;mso-wrap-distance-top:0;mso-wrap-distance-right:9pt;mso-wrap-distance-bottom:0;mso-position-horizontal:absolute;mso-position-horizontal-relative:text;mso-position-vertical:absolute;mso-position-vertical-relative:text" o:gfxdata="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">
-                <v:imagedata r:id="rId10" o:title=""/>
-                <o:lock v:ext="edit" rotation="t" aspectratio="f"/>
-              </v:shape>
-            </w:pict>
-          </mc:Fallback>
-        </mc:AlternateContent>
-      </w:r>
-    </w:p>
-    <w:p>
-      <w:pPr>
-        <w:rPr>
-          <w:lang w:val="en-US"/>
-        </w:rPr>
-      </w:pPr>
-      <w:r>
-        <w:rPr>
-          <w:noProof/>
-          <w:lang w:val="en-US"/>
-        </w:rPr>
-        <mc:AlternateContent>
-          <mc:Choice Requires="wpi">
-            <w:drawing>
-              <wp:anchor distT="0" distB="0" distL="114300" distR="114300" simplePos="0" relativeHeight="251728896" behindDoc="0" locked="0" layoutInCell="1" allowOverlap="1" wp14:anchorId="65DC57E4" wp14:editId="7D10266F">
-                <wp:simplePos x="0" y="0"/>
-                <wp:positionH relativeFrom="column">
-                  <wp:posOffset>418860</wp:posOffset>
-                </wp:positionH>
-                <wp:positionV relativeFrom="paragraph">
-                  <wp:posOffset>1808540</wp:posOffset>
-                </wp:positionV>
-                <wp:extent cx="594720" cy="7920"/>
-                <wp:effectExtent l="95250" t="152400" r="91440" b="144780"/>
-                <wp:wrapNone/>
-                <wp:docPr id="1959431747" name="Ink 63"/>
-                <wp:cNvGraphicFramePr>
-                  <a:graphicFrameLocks xmlns:a="http://schemas.openxmlformats.org/drawingml/2006/main"/>
-                </wp:cNvGraphicFramePr>
-                <a:graphic xmlns:a="http://schemas.openxmlformats.org/drawingml/2006/main">
-                  <a:graphicData uri="http://schemas.microsoft.com/office/word/2010/wordprocessingInk">
-                    <w14:contentPart bwMode="auto" r:id="rId60">
-                      <w14:nvContentPartPr>
-                        <w14:cNvContentPartPr>
-                          <a14:cpLocks xmlns:a14="http://schemas.microsoft.com/office/drawing/2010/main" noRot="1"/>
-                        </w14:cNvContentPartPr>
-                      </w14:nvContentPartPr>
-                      <w14:xfrm>
-                        <a:off x="0" y="0"/>
-                        <a:ext cx="594720" cy="7920"/>
-                      </w14:xfrm>
-                    </w14:contentPart>
-                  </a:graphicData>
-                </a:graphic>
-              </wp:anchor>
-            </w:drawing>
-          </mc:Choice>
-          <mc:Fallback>
-            <w:pict>
-              <v:shape w14:anchorId="1D1F85CF" id="Ink 63" o:spid="_x0000_s1026" type="#_x0000_t75" style="position:absolute;margin-left:28.75pt;margin-top:133.9pt;width:55.35pt;height:17.6pt;z-index:251728896;visibility:visible;mso-wrap-style:square;mso-wrap-distance-left:9pt;mso-wrap-distance-top:0;mso-wrap-distance-right:9pt;mso-wrap-distance-bottom:0;mso-position-horizontal:absolute;mso-position-horizontal-relative:text;mso-position-vertical:absolute;mso-position-vertical-relative:text" o:gfxdata="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">
-                <v:imagedata r:id="rId61" o:title=""/>
-                <o:lock v:ext="edit" rotation="t" aspectratio="f"/>
-              </v:shape>
-            </w:pict>
-          </mc:Fallback>
-        </mc:AlternateContent>
-      </w:r>
-      <w:r>
-        <w:rPr>
-          <w:noProof/>
-          <w:lang w:val="en-US"/>
-        </w:rPr>
-        <mc:AlternateContent>
-          <mc:Choice Requires="wpi">
-            <w:drawing>
-              <wp:anchor distT="0" distB="0" distL="114300" distR="114300" simplePos="0" relativeHeight="251726848" behindDoc="0" locked="0" layoutInCell="1" allowOverlap="1" wp14:anchorId="7BC60DD9" wp14:editId="0B5597C8">
-                <wp:simplePos x="0" y="0"/>
-                <wp:positionH relativeFrom="column">
-                  <wp:posOffset>670500</wp:posOffset>
-                </wp:positionH>
-                <wp:positionV relativeFrom="paragraph">
-                  <wp:posOffset>1800980</wp:posOffset>
-                </wp:positionV>
-                <wp:extent cx="360" cy="360"/>
-                <wp:effectExtent l="95250" t="152400" r="76200" b="133350"/>
-                <wp:wrapNone/>
-                <wp:docPr id="685730419" name="Ink 61"/>
-                <wp:cNvGraphicFramePr>
-                  <a:graphicFrameLocks xmlns:a="http://schemas.openxmlformats.org/drawingml/2006/main"/>
-                </wp:cNvGraphicFramePr>
-                <a:graphic xmlns:a="http://schemas.openxmlformats.org/drawingml/2006/main">
-                  <a:graphicData uri="http://schemas.microsoft.com/office/word/2010/wordprocessingInk">
-                    <w14:contentPart bwMode="auto" r:id="rId62">
-                      <w14:nvContentPartPr>
-                        <w14:cNvContentPartPr>
-                          <a14:cpLocks xmlns:a14="http://schemas.microsoft.com/office/drawing/2010/main" noRot="1"/>
-                        </w14:cNvContentPartPr>
-                      </w14:nvContentPartPr>
-                      <w14:xfrm>
-                        <a:off x="0" y="0"/>
-                        <a:ext cx="360" cy="360"/>
-                      </w14:xfrm>
-                    </w14:contentPart>
-                  </a:graphicData>
-                </a:graphic>
-              </wp:anchor>
-            </w:drawing>
-          </mc:Choice>
-          <mc:Fallback>
-            <w:pict>
-              <v:shape w14:anchorId="013709CC" id="Ink 61" o:spid="_x0000_s1026" type="#_x0000_t75" style="position:absolute;margin-left:48.55pt;margin-top:133.3pt;width:8.55pt;height:17.05pt;z-index:251726848;visibility:visible;mso-wrap-style:square;mso-wrap-distance-left:9pt;mso-wrap-distance-top:0;mso-wrap-distance-right:9pt;mso-wrap-distance-bottom:0;mso-position-horizontal:absolute;mso-position-horizontal-relative:text;mso-position-vertical:absolute;mso-position-vertical-relative:text" o:gfxdata="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">
-                <v:imagedata r:id="rId10" o:title=""/>
-                <o:lock v:ext="edit" rotation="t" aspectratio="f"/>
-              </v:shape>
-            </w:pict>
-          </mc:Fallback>
-        </mc:AlternateContent>
-      </w:r>
-      <w:r>
-        <w:rPr>
-          <w:noProof/>
-          <w:lang w:val="en-US"/>
-        </w:rPr>
-        <mc:AlternateContent>
-          <mc:Choice Requires="wpi">
-            <w:drawing>
-              <wp:anchor distT="0" distB="0" distL="114300" distR="114300" simplePos="0" relativeHeight="251725824" behindDoc="0" locked="0" layoutInCell="1" allowOverlap="1" wp14:anchorId="4D83C8A1" wp14:editId="71861037">
-                <wp:simplePos x="0" y="0"/>
-                <wp:positionH relativeFrom="column">
-                  <wp:posOffset>548820</wp:posOffset>
-                </wp:positionH>
-                <wp:positionV relativeFrom="paragraph">
-                  <wp:posOffset>1823660</wp:posOffset>
-                </wp:positionV>
-                <wp:extent cx="360" cy="360"/>
-                <wp:effectExtent l="95250" t="152400" r="76200" b="133350"/>
-                <wp:wrapNone/>
-                <wp:docPr id="881720990" name="Ink 60"/>
-                <wp:cNvGraphicFramePr>
-                  <a:graphicFrameLocks xmlns:a="http://schemas.openxmlformats.org/drawingml/2006/main"/>
-                </wp:cNvGraphicFramePr>
-                <a:graphic xmlns:a="http://schemas.openxmlformats.org/drawingml/2006/main">
-                  <a:graphicData uri="http://schemas.microsoft.com/office/word/2010/wordprocessingInk">
-                    <w14:contentPart bwMode="auto" r:id="rId63">
-                      <w14:nvContentPartPr>
-                        <w14:cNvContentPartPr>
-                          <a14:cpLocks xmlns:a14="http://schemas.microsoft.com/office/drawing/2010/main" noRot="1"/>
-                        </w14:cNvContentPartPr>
-                      </w14:nvContentPartPr>
-                      <w14:xfrm>
-                        <a:off x="0" y="0"/>
-                        <a:ext cx="360" cy="360"/>
-                      </w14:xfrm>
-                    </w14:contentPart>
-                  </a:graphicData>
-                </a:graphic>
-              </wp:anchor>
-            </w:drawing>
-          </mc:Choice>
-          <mc:Fallback>
-            <w:pict>
-              <v:shape w14:anchorId="3FD9AAAC" id="Ink 60" o:spid="_x0000_s1026" type="#_x0000_t75" style="position:absolute;margin-left:38.95pt;margin-top:135.1pt;width:8.55pt;height:17.05pt;z-index:251725824;visibility:visible;mso-wrap-style:square;mso-wrap-distance-left:9pt;mso-wrap-distance-top:0;mso-wrap-distance-right:9pt;mso-wrap-distance-bottom:0;mso-position-horizontal:absolute;mso-position-horizontal-relative:text;mso-position-vertical:absolute;mso-position-vertical-relative:text" o:gfxdata="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">
-                <v:imagedata r:id="rId10" o:title=""/>
-                <o:lock v:ext="edit" rotation="t" aspectratio="f"/>
-              </v:shape>
-            </w:pict>
-          </mc:Fallback>
-        </mc:AlternateContent>
-      </w:r>
-      <w:r>
-        <w:rPr>
-          <w:noProof/>
-          <w:lang w:val="en-US"/>
-        </w:rPr>
-        <mc:AlternateContent>
-          <mc:Choice Requires="wpi">
-            <w:drawing>
-              <wp:anchor distT="0" distB="0" distL="114300" distR="114300" simplePos="0" relativeHeight="251724800" behindDoc="0" locked="0" layoutInCell="1" allowOverlap="1" wp14:anchorId="23818F41" wp14:editId="5C518960">
-                <wp:simplePos x="0" y="0"/>
-                <wp:positionH relativeFrom="column">
-                  <wp:posOffset>670500</wp:posOffset>
-                </wp:positionH>
-                <wp:positionV relativeFrom="paragraph">
-                  <wp:posOffset>1793060</wp:posOffset>
-                </wp:positionV>
-                <wp:extent cx="360" cy="360"/>
-                <wp:effectExtent l="95250" t="152400" r="76200" b="133350"/>
-                <wp:wrapNone/>
-                <wp:docPr id="834098232" name="Ink 59"/>
-                <wp:cNvGraphicFramePr>
-                  <a:graphicFrameLocks xmlns:a="http://schemas.openxmlformats.org/drawingml/2006/main"/>
-                </wp:cNvGraphicFramePr>
-                <a:graphic xmlns:a="http://schemas.openxmlformats.org/drawingml/2006/main">
-                  <a:graphicData uri="http://schemas.microsoft.com/office/word/2010/wordprocessingInk">
-                    <w14:contentPart bwMode="auto" r:id="rId64">
-                      <w14:nvContentPartPr>
-                        <w14:cNvContentPartPr>
-                          <a14:cpLocks xmlns:a14="http://schemas.microsoft.com/office/drawing/2010/main" noRot="1"/>
-                        </w14:cNvContentPartPr>
-                      </w14:nvContentPartPr>
-                      <w14:xfrm>
-                        <a:off x="0" y="0"/>
-                        <a:ext cx="360" cy="360"/>
-                      </w14:xfrm>
-                    </w14:contentPart>
-                  </a:graphicData>
-                </a:graphic>
-              </wp:anchor>
-            </w:drawing>
-          </mc:Choice>
-          <mc:Fallback>
-            <w:pict>
-              <v:shape w14:anchorId="6EFCD921" id="Ink 59" o:spid="_x0000_s1026" type="#_x0000_t75" style="position:absolute;margin-left:48.55pt;margin-top:132.7pt;width:8.55pt;height:17.05pt;z-index:251724800;visibility:visible;mso-wrap-style:square;mso-wrap-distance-left:9pt;mso-wrap-distance-top:0;mso-wrap-distance-right:9pt;mso-wrap-distance-bottom:0;mso-position-horizontal:absolute;mso-position-horizontal-relative:text;mso-position-vertical:absolute;mso-position-vertical-relative:text" o:gfxdata="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">
-                <v:imagedata r:id="rId10" o:title=""/>
-                <o:lock v:ext="edit" rotation="t" aspectratio="f"/>
-              </v:shape>
-            </w:pict>
-          </mc:Fallback>
-        </mc:AlternateContent>
-      </w:r>
-      <w:r>
-        <w:rPr>
-          <w:noProof/>
-          <w:lang w:val="en-US"/>
-        </w:rPr>
-        <mc:AlternateContent>
-          <mc:Choice Requires="wpi">
-            <w:drawing>
-              <wp:anchor distT="0" distB="0" distL="114300" distR="114300" simplePos="0" relativeHeight="251723776" behindDoc="0" locked="0" layoutInCell="1" allowOverlap="1" wp14:anchorId="6065748F" wp14:editId="7F39A0EC">
-                <wp:simplePos x="0" y="0"/>
-                <wp:positionH relativeFrom="column">
-                  <wp:posOffset>441540</wp:posOffset>
-                </wp:positionH>
-                <wp:positionV relativeFrom="paragraph">
-                  <wp:posOffset>1816100</wp:posOffset>
-                </wp:positionV>
-                <wp:extent cx="360" cy="360"/>
-                <wp:effectExtent l="95250" t="152400" r="76200" b="133350"/>
-                <wp:wrapNone/>
-                <wp:docPr id="54481831" name="Ink 58"/>
-                <wp:cNvGraphicFramePr>
-                  <a:graphicFrameLocks xmlns:a="http://schemas.openxmlformats.org/drawingml/2006/main"/>
-                </wp:cNvGraphicFramePr>
-                <a:graphic xmlns:a="http://schemas.openxmlformats.org/drawingml/2006/main">
-                  <a:graphicData uri="http://schemas.microsoft.com/office/word/2010/wordprocessingInk">
-                    <w14:contentPart bwMode="auto" r:id="rId65">
-                      <w14:nvContentPartPr>
-                        <w14:cNvContentPartPr>
-                          <a14:cpLocks xmlns:a14="http://schemas.microsoft.com/office/drawing/2010/main" noRot="1"/>
-                        </w14:cNvContentPartPr>
-                      </w14:nvContentPartPr>
-                      <w14:xfrm>
-                        <a:off x="0" y="0"/>
-                        <a:ext cx="360" cy="360"/>
-                      </w14:xfrm>
-                    </w14:contentPart>
-                  </a:graphicData>
-                </a:graphic>
-              </wp:anchor>
-            </w:drawing>
-          </mc:Choice>
-          <mc:Fallback>
-            <w:pict>
-              <v:shape w14:anchorId="1AFD553C" id="Ink 58" o:spid="_x0000_s1026" type="#_x0000_t75" style="position:absolute;margin-left:30.5pt;margin-top:134.5pt;width:8.55pt;height:17.05pt;z-index:251723776;visibility:visible;mso-wrap-style:square;mso-wrap-distance-left:9pt;mso-wrap-distance-top:0;mso-wrap-distance-right:9pt;mso-wrap-distance-bottom:0;mso-position-horizontal:absolute;mso-position-horizontal-relative:text;mso-position-vertical:absolute;mso-position-vertical-relative:text" o:gfxdata="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">
-                <v:imagedata r:id="rId10" o:title=""/>
-                <o:lock v:ext="edit" rotation="t" aspectratio="f"/>
-              </v:shape>
-            </w:pict>
-          </mc:Fallback>
-        </mc:AlternateContent>
-      </w:r>
-      <w:r>
-        <w:rPr>
-          <w:noProof/>
-          <w:lang w:val="en-US"/>
-        </w:rPr>
-        <mc:AlternateContent>
-          <mc:Choice Requires="wpi">
-            <w:drawing>
-              <wp:anchor distT="0" distB="0" distL="114300" distR="114300" simplePos="0" relativeHeight="251722752" behindDoc="0" locked="0" layoutInCell="1" allowOverlap="1" wp14:anchorId="49951FC2" wp14:editId="071F2F4B">
-                <wp:simplePos x="0" y="0"/>
-                <wp:positionH relativeFrom="column">
-                  <wp:posOffset>944460</wp:posOffset>
-                </wp:positionH>
-                <wp:positionV relativeFrom="paragraph">
-                  <wp:posOffset>1770380</wp:posOffset>
-                </wp:positionV>
-                <wp:extent cx="360" cy="360"/>
-                <wp:effectExtent l="95250" t="152400" r="76200" b="133350"/>
-                <wp:wrapNone/>
-                <wp:docPr id="1028893266" name="Ink 57"/>
-                <wp:cNvGraphicFramePr>
-                  <a:graphicFrameLocks xmlns:a="http://schemas.openxmlformats.org/drawingml/2006/main"/>
-                </wp:cNvGraphicFramePr>
-                <a:graphic xmlns:a="http://schemas.openxmlformats.org/drawingml/2006/main">
-                  <a:graphicData uri="http://schemas.microsoft.com/office/word/2010/wordprocessingInk">
-                    <w14:contentPart bwMode="auto" r:id="rId66">
-                      <w14:nvContentPartPr>
-                        <w14:cNvContentPartPr>
-                          <a14:cpLocks xmlns:a14="http://schemas.microsoft.com/office/drawing/2010/main" noRot="1"/>
-                        </w14:cNvContentPartPr>
-                      </w14:nvContentPartPr>
-                      <w14:xfrm>
-                        <a:off x="0" y="0"/>
-                        <a:ext cx="360" cy="360"/>
-                      </w14:xfrm>
-                    </w14:contentPart>
-                  </a:graphicData>
-                </a:graphic>
-              </wp:anchor>
-            </w:drawing>
-          </mc:Choice>
-          <mc:Fallback>
-            <w:pict>
-              <v:shape w14:anchorId="308462CD" id="Ink 57" o:spid="_x0000_s1026" type="#_x0000_t75" style="position:absolute;margin-left:70.1pt;margin-top:130.9pt;width:8.55pt;height:17.05pt;z-index:251722752;visibility:visible;mso-wrap-style:square;mso-wrap-distance-left:9pt;mso-wrap-distance-top:0;mso-wrap-distance-right:9pt;mso-wrap-distance-bottom:0;mso-position-horizontal:absolute;mso-position-horizontal-relative:text;mso-position-vertical:absolute;mso-position-vertical-relative:text" o:gfxdata="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">
-                <v:imagedata r:id="rId10" o:title=""/>
-                <o:lock v:ext="edit" rotation="t" aspectratio="f"/>
-              </v:shape>
-            </w:pict>
-          </mc:Fallback>
-        </mc:AlternateContent>
-      </w:r>
-      <w:r>
-        <w:rPr>
-          <w:noProof/>
-          <w:lang w:val="en-US"/>
-        </w:rPr>
-        <mc:AlternateContent>
-          <mc:Choice Requires="wpi">
-            <w:drawing>
-              <wp:anchor distT="0" distB="0" distL="114300" distR="114300" simplePos="0" relativeHeight="251721728" behindDoc="0" locked="0" layoutInCell="1" allowOverlap="1" wp14:anchorId="44F22007" wp14:editId="67F5FAF1">
-                <wp:simplePos x="0" y="0"/>
-                <wp:positionH relativeFrom="column">
-                  <wp:posOffset>678060</wp:posOffset>
-                </wp:positionH>
-                <wp:positionV relativeFrom="paragraph">
-                  <wp:posOffset>1762820</wp:posOffset>
-                </wp:positionV>
-                <wp:extent cx="360" cy="360"/>
-                <wp:effectExtent l="95250" t="152400" r="76200" b="133350"/>
-                <wp:wrapNone/>
-                <wp:docPr id="1872654360" name="Ink 56"/>
-                <wp:cNvGraphicFramePr>
-                  <a:graphicFrameLocks xmlns:a="http://schemas.openxmlformats.org/drawingml/2006/main"/>
-                </wp:cNvGraphicFramePr>
-                <a:graphic xmlns:a="http://schemas.openxmlformats.org/drawingml/2006/main">
-                  <a:graphicData uri="http://schemas.microsoft.com/office/word/2010/wordprocessingInk">
-                    <w14:contentPart bwMode="auto" r:id="rId67">
-                      <w14:nvContentPartPr>
-                        <w14:cNvContentPartPr>
-                          <a14:cpLocks xmlns:a14="http://schemas.microsoft.com/office/drawing/2010/main" noRot="1"/>
-                        </w14:cNvContentPartPr>
-                      </w14:nvContentPartPr>
-                      <w14:xfrm>
-                        <a:off x="0" y="0"/>
-                        <a:ext cx="360" cy="360"/>
-                      </w14:xfrm>
-                    </w14:contentPart>
-                  </a:graphicData>
-                </a:graphic>
-              </wp:anchor>
-            </w:drawing>
-          </mc:Choice>
-          <mc:Fallback>
-            <w:pict>
-              <v:shape w14:anchorId="36252BBF" id="Ink 56" o:spid="_x0000_s1026" type="#_x0000_t75" style="position:absolute;margin-left:49.15pt;margin-top:130.3pt;width:8.55pt;height:17.05pt;z-index:251721728;visibility:visible;mso-wrap-style:square;mso-wrap-distance-left:9pt;mso-wrap-distance-top:0;mso-wrap-distance-right:9pt;mso-wrap-distance-bottom:0;mso-position-horizontal:absolute;mso-position-horizontal-relative:text;mso-position-vertical:absolute;mso-position-vertical-relative:text" o:gfxdata="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">
-                <v:imagedata r:id="rId10" o:title=""/>
-                <o:lock v:ext="edit" rotation="t" aspectratio="f"/>
-              </v:shape>
-            </w:pict>
-          </mc:Fallback>
-        </mc:AlternateContent>
-      </w:r>
-      <w:r>
-        <w:rPr>
-          <w:noProof/>
-          <w:lang w:val="en-US"/>
-        </w:rPr>
-        <mc:AlternateContent>
-          <mc:Choice Requires="wpi">
-            <w:drawing>
-              <wp:anchor distT="0" distB="0" distL="114300" distR="114300" simplePos="0" relativeHeight="251720704" behindDoc="0" locked="0" layoutInCell="1" allowOverlap="1" wp14:anchorId="2FD980C2" wp14:editId="3FE5E12A">
-                <wp:simplePos x="0" y="0"/>
-                <wp:positionH relativeFrom="column">
-                  <wp:posOffset>548820</wp:posOffset>
-                </wp:positionH>
-                <wp:positionV relativeFrom="paragraph">
-                  <wp:posOffset>1785500</wp:posOffset>
-                </wp:positionV>
-                <wp:extent cx="360" cy="360"/>
-                <wp:effectExtent l="95250" t="152400" r="76200" b="133350"/>
-                <wp:wrapNone/>
-                <wp:docPr id="628121453" name="Ink 55"/>
-                <wp:cNvGraphicFramePr>
-                  <a:graphicFrameLocks xmlns:a="http://schemas.openxmlformats.org/drawingml/2006/main"/>
-                </wp:cNvGraphicFramePr>
-                <a:graphic xmlns:a="http://schemas.openxmlformats.org/drawingml/2006/main">
-                  <a:graphicData uri="http://schemas.microsoft.com/office/word/2010/wordprocessingInk">
-                    <w14:contentPart bwMode="auto" r:id="rId68">
-                      <w14:nvContentPartPr>
-                        <w14:cNvContentPartPr>
-                          <a14:cpLocks xmlns:a14="http://schemas.microsoft.com/office/drawing/2010/main" noRot="1"/>
-                        </w14:cNvContentPartPr>
-                      </w14:nvContentPartPr>
-                      <w14:xfrm>
-                        <a:off x="0" y="0"/>
-                        <a:ext cx="360" cy="360"/>
-                      </w14:xfrm>
-                    </w14:contentPart>
-                  </a:graphicData>
-                </a:graphic>
-              </wp:anchor>
-            </w:drawing>
-          </mc:Choice>
-          <mc:Fallback>
-            <w:pict>
-              <v:shape w14:anchorId="24779411" id="Ink 55" o:spid="_x0000_s1026" type="#_x0000_t75" style="position:absolute;margin-left:38.95pt;margin-top:132.1pt;width:8.55pt;height:17.05pt;z-index:251720704;visibility:visible;mso-wrap-style:square;mso-wrap-distance-left:9pt;mso-wrap-distance-top:0;mso-wrap-distance-right:9pt;mso-wrap-distance-bottom:0;mso-position-horizontal:absolute;mso-position-horizontal-relative:text;mso-position-vertical:absolute;mso-position-vertical-relative:text" o:gfxdata="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">
-                <v:imagedata r:id="rId10" o:title=""/>
-                <o:lock v:ext="edit" rotation="t" aspectratio="f"/>
-              </v:shape>
-            </w:pict>
-          </mc:Fallback>
-        </mc:AlternateContent>
-      </w:r>
-      <w:r>
-        <w:rPr>
-          <w:noProof/>
-          <w:lang w:val="en-US"/>
-        </w:rPr>
-        <mc:AlternateContent>
-          <mc:Choice Requires="wpi">
-            <w:drawing>
-              <wp:anchor distT="0" distB="0" distL="114300" distR="114300" simplePos="0" relativeHeight="251719680" behindDoc="0" locked="0" layoutInCell="1" allowOverlap="1" wp14:anchorId="35B72F53" wp14:editId="4172016D">
-                <wp:simplePos x="0" y="0"/>
-                <wp:positionH relativeFrom="column">
-                  <wp:posOffset>426780</wp:posOffset>
-                </wp:positionH>
-                <wp:positionV relativeFrom="paragraph">
-                  <wp:posOffset>1785500</wp:posOffset>
-                </wp:positionV>
-                <wp:extent cx="360" cy="360"/>
-                <wp:effectExtent l="95250" t="152400" r="76200" b="133350"/>
-                <wp:wrapNone/>
-                <wp:docPr id="927902505" name="Ink 54"/>
-                <wp:cNvGraphicFramePr>
-                  <a:graphicFrameLocks xmlns:a="http://schemas.openxmlformats.org/drawingml/2006/main"/>
-                </wp:cNvGraphicFramePr>
-                <a:graphic xmlns:a="http://schemas.openxmlformats.org/drawingml/2006/main">
-                  <a:graphicData uri="http://schemas.microsoft.com/office/word/2010/wordprocessingInk">
-                    <w14:contentPart bwMode="auto" r:id="rId69">
-                      <w14:nvContentPartPr>
-                        <w14:cNvContentPartPr>
-                          <a14:cpLocks xmlns:a14="http://schemas.microsoft.com/office/drawing/2010/main" noRot="1"/>
-                        </w14:cNvContentPartPr>
-                      </w14:nvContentPartPr>
-                      <w14:xfrm>
-                        <a:off x="0" y="0"/>
-                        <a:ext cx="360" cy="360"/>
-                      </w14:xfrm>
-                    </w14:contentPart>
-                  </a:graphicData>
-                </a:graphic>
-              </wp:anchor>
-            </w:drawing>
-          </mc:Choice>
-          <mc:Fallback>
-            <w:pict>
-              <v:shape w14:anchorId="65A07C3E" id="Ink 54" o:spid="_x0000_s1026" type="#_x0000_t75" style="position:absolute;margin-left:29.35pt;margin-top:132.1pt;width:8.55pt;height:17.05pt;z-index:251719680;visibility:visible;mso-wrap-style:square;mso-wrap-distance-left:9pt;mso-wrap-distance-top:0;mso-wrap-distance-right:9pt;mso-wrap-distance-bottom:0;mso-position-horizontal:absolute;mso-position-horizontal-relative:text;mso-position-vertical:absolute;mso-position-vertical-relative:text" o:gfxdata="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">
-                <v:imagedata r:id="rId10" o:title=""/>
-                <o:lock v:ext="edit" rotation="t" aspectratio="f"/>
-              </v:shape>
-            </w:pict>
-          </mc:Fallback>
-        </mc:AlternateContent>
-      </w:r>
-      <w:r>
-        <w:rPr>
-          <w:noProof/>
-          <w:lang w:val="en-US"/>
-        </w:rPr>
-        <mc:AlternateContent>
-          <mc:Choice Requires="wpi">
-            <w:drawing>
-              <wp:anchor distT="0" distB="0" distL="114300" distR="114300" simplePos="0" relativeHeight="251718656" behindDoc="0" locked="0" layoutInCell="1" allowOverlap="1" wp14:anchorId="6D037775" wp14:editId="473E0AA2">
-                <wp:simplePos x="0" y="0"/>
-                <wp:positionH relativeFrom="column">
-                  <wp:posOffset>395605</wp:posOffset>
-                </wp:positionH>
-                <wp:positionV relativeFrom="paragraph">
-                  <wp:posOffset>1091565</wp:posOffset>
-                </wp:positionV>
-                <wp:extent cx="1120775" cy="635"/>
-                <wp:effectExtent l="95250" t="152400" r="79375" b="132715"/>
-                <wp:wrapNone/>
-                <wp:docPr id="1074670315" name="Ink 53"/>
-                <wp:cNvGraphicFramePr>
-                  <a:graphicFrameLocks xmlns:a="http://schemas.openxmlformats.org/drawingml/2006/main"/>
-                </wp:cNvGraphicFramePr>
-                <a:graphic xmlns:a="http://schemas.openxmlformats.org/drawingml/2006/main">
-                  <a:graphicData uri="http://schemas.microsoft.com/office/word/2010/wordprocessingInk">
-                    <w14:contentPart bwMode="auto" r:id="rId70">
-                      <w14:nvContentPartPr>
-                        <w14:cNvContentPartPr>
-                          <a14:cpLocks xmlns:a14="http://schemas.microsoft.com/office/drawing/2010/main" noRot="1"/>
-                        </w14:cNvContentPartPr>
-                      </w14:nvContentPartPr>
-                      <w14:xfrm>
-                        <a:off x="0" y="0"/>
-                        <a:ext cx="1120775" cy="635"/>
-                      </w14:xfrm>
-                    </w14:contentPart>
-                  </a:graphicData>
-                </a:graphic>
-                <wp14:sizeRelH relativeFrom="margin">
-                  <wp14:pctWidth>0</wp14:pctWidth>
-                </wp14:sizeRelH>
-                <wp14:sizeRelV relativeFrom="margin">
-                  <wp14:pctHeight>0</wp14:pctHeight>
-                </wp14:sizeRelV>
-              </wp:anchor>
-            </w:drawing>
-          </mc:Choice>
-          <mc:Fallback>
-            <w:pict>
-              <v:shape w14:anchorId="150242D8" id="Ink 53" o:spid="_x0000_s1026" type="#_x0000_t75" style="position:absolute;margin-left:26.9pt;margin-top:70.95pt;width:96.7pt;height:30pt;z-index:251718656;visibility:visible;mso-wrap-style:square;mso-width-percent:0;mso-height-percent:0;mso-wrap-distance-left:9pt;mso-wrap-distance-top:0;mso-wrap-distance-right:9pt;mso-wrap-distance-bottom:0;mso-position-horizontal:absolute;mso-position-horizontal-relative:text;mso-position-vertical:absolute;mso-position-vertical-relative:text;mso-width-percent:0;mso-height-percent:0;mso-width-relative:margin;mso-height-relative:margin" o:gfxdata="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">
-                <v:imagedata r:id="rId56" o:title=""/>
+              <v:shape w14:anchorId="6277184E" id="Ink 53" o:spid="_x0000_s1026" type="#_x0000_t75" style="position:absolute;margin-left:26.9pt;margin-top:70.95pt;width:96.7pt;height:30pt;z-index:251718656;visibility:visible;mso-wrap-style:square;mso-width-percent:0;mso-height-percent:0;mso-wrap-distance-left:9pt;mso-wrap-distance-top:0;mso-wrap-distance-right:9pt;mso-wrap-distance-bottom:0;mso-position-horizontal:absolute;mso-position-horizontal-relative:text;mso-position-vertical:absolute;mso-position-vertical-relative:text;mso-width-percent:0;mso-height-percent:0;mso-width-relative:margin;mso-height-relative:margin" o:gfxdata="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">
+                <v:imagedata r:id="rId77" o:title=""/>
                 <o:lock v:ext="edit" rotation="t" aspectratio="f"/>
               </v:shape>
             </w:pict>
@@ -2943,7 +3136,7 @@
                 </wp:cNvGraphicFramePr>
                 <a:graphic xmlns:a="http://schemas.openxmlformats.org/drawingml/2006/main">
                   <a:graphicData uri="http://schemas.microsoft.com/office/word/2010/wordprocessingInk">
-                    <w14:contentPart bwMode="auto" r:id="rId71">
+                    <w14:contentPart bwMode="auto" r:id="rId78">
                       <w14:nvContentPartPr>
                         <w14:cNvContentPartPr>
                           <a14:cpLocks xmlns:a14="http://schemas.microsoft.com/office/drawing/2010/main" noRot="1"/>
@@ -2967,8 +3160,8 @@
           </mc:Choice>
           <mc:Fallback>
             <w:pict>
-              <v:shape w14:anchorId="1C17A1F0" id="Ink 51" o:spid="_x0000_s1026" type="#_x0000_t75" style="position:absolute;margin-left:81.5pt;margin-top:62.6pt;width:332.55pt;height:30pt;z-index:251716608;visibility:visible;mso-wrap-style:square;mso-width-percent:0;mso-height-percent:0;mso-wrap-distance-left:9pt;mso-wrap-distance-top:0;mso-wrap-distance-right:9pt;mso-wrap-distance-bottom:0;mso-position-horizontal:absolute;mso-position-horizontal-relative:text;mso-position-vertical:absolute;mso-position-vertical-relative:text;mso-width-percent:0;mso-height-percent:0;mso-width-relative:margin;mso-height-relative:margin" o:gfxdata="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">
-                <v:imagedata r:id="rId72" o:title=""/>
+              <v:shape w14:anchorId="570F9CD4" id="Ink 51" o:spid="_x0000_s1026" type="#_x0000_t75" style="position:absolute;margin-left:81.5pt;margin-top:62.6pt;width:332.55pt;height:30pt;z-index:251716608;visibility:visible;mso-wrap-style:square;mso-width-percent:0;mso-height-percent:0;mso-wrap-distance-left:9pt;mso-wrap-distance-top:0;mso-wrap-distance-right:9pt;mso-wrap-distance-bottom:0;mso-position-horizontal:absolute;mso-position-horizontal-relative:text;mso-position-vertical:absolute;mso-position-vertical-relative:text;mso-width-percent:0;mso-height-percent:0;mso-width-relative:margin;mso-height-relative:margin" o:gfxdata="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">
+                <v:imagedata r:id="rId79" o:title=""/>
                 <o:lock v:ext="edit" rotation="t" aspectratio="f"/>
               </v:shape>
             </w:pict>
@@ -3000,7 +3193,7 @@
                 </wp:cNvGraphicFramePr>
                 <a:graphic xmlns:a="http://schemas.openxmlformats.org/drawingml/2006/main">
                   <a:graphicData uri="http://schemas.microsoft.com/office/word/2010/wordprocessingInk">
-                    <w14:contentPart bwMode="auto" r:id="rId73">
+                    <w14:contentPart bwMode="auto" r:id="rId80">
                       <w14:nvContentPartPr>
                         <w14:cNvContentPartPr>
                           <a14:cpLocks xmlns:a14="http://schemas.microsoft.com/office/drawing/2010/main" noRot="1"/>
@@ -3024,8 +3217,8 @@
           </mc:Choice>
           <mc:Fallback>
             <w:pict>
-              <v:shape w14:anchorId="1F582085" id="Ink 49" o:spid="_x0000_s1026" type="#_x0000_t75" style="position:absolute;margin-left:98.35pt;margin-top:120.2pt;width:321.75pt;height:30pt;z-index:251714560;visibility:visible;mso-wrap-style:square;mso-width-percent:0;mso-height-percent:0;mso-wrap-distance-left:9pt;mso-wrap-distance-top:0;mso-wrap-distance-right:9pt;mso-wrap-distance-bottom:0;mso-position-horizontal:absolute;mso-position-horizontal-relative:text;mso-position-vertical:absolute;mso-position-vertical-relative:text;mso-width-percent:0;mso-height-percent:0;mso-width-relative:margin;mso-height-relative:margin" o:gfxdata="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">
-                <v:imagedata r:id="rId74" o:title=""/>
+              <v:shape w14:anchorId="7CE91B6C" id="Ink 49" o:spid="_x0000_s1026" type="#_x0000_t75" style="position:absolute;margin-left:98.35pt;margin-top:120.2pt;width:321.75pt;height:30pt;z-index:251714560;visibility:visible;mso-wrap-style:square;mso-width-percent:0;mso-height-percent:0;mso-wrap-distance-left:9pt;mso-wrap-distance-top:0;mso-wrap-distance-right:9pt;mso-wrap-distance-bottom:0;mso-position-horizontal:absolute;mso-position-horizontal-relative:text;mso-position-vertical:absolute;mso-position-vertical-relative:text;mso-width-percent:0;mso-height-percent:0;mso-width-relative:margin;mso-height-relative:margin" o:gfxdata="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">
+                <v:imagedata r:id="rId81" o:title=""/>
                 <o:lock v:ext="edit" rotation="t" aspectratio="f"/>
               </v:shape>
             </w:pict>
@@ -3057,7 +3250,7 @@
                 </wp:cNvGraphicFramePr>
                 <a:graphic xmlns:a="http://schemas.openxmlformats.org/drawingml/2006/main">
                   <a:graphicData uri="http://schemas.microsoft.com/office/word/2010/wordprocessingInk">
-                    <w14:contentPart bwMode="auto" r:id="rId75">
+                    <w14:contentPart bwMode="auto" r:id="rId82">
                       <w14:nvContentPartPr>
                         <w14:cNvContentPartPr>
                           <a14:cpLocks xmlns:a14="http://schemas.microsoft.com/office/drawing/2010/main" noRot="1"/>
@@ -3081,8 +3274,8 @@
           </mc:Choice>
           <mc:Fallback>
             <w:pict>
-              <v:shape w14:anchorId="2F600BE6" id="Ink 47" o:spid="_x0000_s1026" type="#_x0000_t75" style="position:absolute;margin-left:25.75pt;margin-top:120.2pt;width:81.15pt;height:30pt;z-index:251712512;visibility:visible;mso-wrap-style:square;mso-width-percent:0;mso-height-percent:0;mso-wrap-distance-left:9pt;mso-wrap-distance-top:0;mso-wrap-distance-right:9pt;mso-wrap-distance-bottom:0;mso-position-horizontal:absolute;mso-position-horizontal-relative:text;mso-position-vertical:absolute;mso-position-vertical-relative:text;mso-width-percent:0;mso-height-percent:0;mso-width-relative:margin;mso-height-relative:margin" o:gfxdata="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">
-                <v:imagedata r:id="rId76" o:title=""/>
+              <v:shape w14:anchorId="35AC0738" id="Ink 47" o:spid="_x0000_s1026" type="#_x0000_t75" style="position:absolute;margin-left:25.75pt;margin-top:120.2pt;width:81.15pt;height:30pt;z-index:251712512;visibility:visible;mso-wrap-style:square;mso-width-percent:0;mso-height-percent:0;mso-wrap-distance-left:9pt;mso-wrap-distance-top:0;mso-wrap-distance-right:9pt;mso-wrap-distance-bottom:0;mso-position-horizontal:absolute;mso-position-horizontal-relative:text;mso-position-vertical:absolute;mso-position-vertical-relative:text;mso-width-percent:0;mso-height-percent:0;mso-width-relative:margin;mso-height-relative:margin" o:gfxdata="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">
+                <v:imagedata r:id="rId83" o:title=""/>
                 <o:lock v:ext="edit" rotation="t" aspectratio="f"/>
               </v:shape>
             </w:pict>
@@ -3114,7 +3307,7 @@
                 </wp:cNvGraphicFramePr>
                 <a:graphic xmlns:a="http://schemas.openxmlformats.org/drawingml/2006/main">
                   <a:graphicData uri="http://schemas.microsoft.com/office/word/2010/wordprocessingInk">
-                    <w14:contentPart bwMode="auto" r:id="rId77">
+                    <w14:contentPart bwMode="auto" r:id="rId84">
                       <w14:nvContentPartPr>
                         <w14:cNvContentPartPr>
                           <a14:cpLocks xmlns:a14="http://schemas.microsoft.com/office/drawing/2010/main" noRot="1"/>
@@ -3132,8 +3325,8 @@
           </mc:Choice>
           <mc:Fallback>
             <w:pict>
-              <v:shape w14:anchorId="4BBDE6EC" id="Ink 45" o:spid="_x0000_s1026" type="#_x0000_t75" style="position:absolute;margin-left:26.95pt;margin-top:69.1pt;width:63.35pt;height:17.05pt;z-index:251710464;visibility:visible;mso-wrap-style:square;mso-wrap-distance-left:9pt;mso-wrap-distance-top:0;mso-wrap-distance-right:9pt;mso-wrap-distance-bottom:0;mso-position-horizontal:absolute;mso-position-horizontal-relative:text;mso-position-vertical:absolute;mso-position-vertical-relative:text" o:gfxdata="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">
-                <v:imagedata r:id="rId78" o:title=""/>
+              <v:shape w14:anchorId="361DE57E" id="Ink 45" o:spid="_x0000_s1026" type="#_x0000_t75" style="position:absolute;margin-left:26.95pt;margin-top:69.1pt;width:63.35pt;height:17.05pt;z-index:251710464;visibility:visible;mso-wrap-style:square;mso-wrap-distance-left:9pt;mso-wrap-distance-top:0;mso-wrap-distance-right:9pt;mso-wrap-distance-bottom:0;mso-position-horizontal:absolute;mso-position-horizontal-relative:text;mso-position-vertical:absolute;mso-position-vertical-relative:text" o:gfxdata="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">
+                <v:imagedata r:id="rId85" o:title=""/>
                 <o:lock v:ext="edit" rotation="t" aspectratio="f"/>
               </v:shape>
             </w:pict>
@@ -3165,7 +3358,7 @@
                 </wp:cNvGraphicFramePr>
                 <a:graphic xmlns:a="http://schemas.openxmlformats.org/drawingml/2006/main">
                   <a:graphicData uri="http://schemas.microsoft.com/office/word/2010/wordprocessingInk">
-                    <w14:contentPart bwMode="auto" r:id="rId79">
+                    <w14:contentPart bwMode="auto" r:id="rId86">
                       <w14:nvContentPartPr>
                         <w14:cNvContentPartPr>
                           <a14:cpLocks xmlns:a14="http://schemas.microsoft.com/office/drawing/2010/main" noRot="1"/>
@@ -3183,7 +3376,7 @@
           </mc:Choice>
           <mc:Fallback>
             <w:pict>
-              <v:shape w14:anchorId="06E74AB4" id="Ink 44" o:spid="_x0000_s1026" type="#_x0000_t75" style="position:absolute;margin-left:-249.65pt;margin-top:148.3pt;width:8.55pt;height:17.05pt;z-index:251709440;visibility:visible;mso-wrap-style:square;mso-wrap-distance-left:9pt;mso-wrap-distance-top:0;mso-wrap-distance-right:9pt;mso-wrap-distance-bottom:0;mso-position-horizontal:absolute;mso-position-horizontal-relative:text;mso-position-vertical:absolute;mso-position-vertical-relative:text" o:gfxdata="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">
+              <v:shape w14:anchorId="00235637" id="Ink 44" o:spid="_x0000_s1026" type="#_x0000_t75" style="position:absolute;margin-left:-249.65pt;margin-top:148.3pt;width:8.55pt;height:17.05pt;z-index:251709440;visibility:visible;mso-wrap-style:square;mso-wrap-distance-left:9pt;mso-wrap-distance-top:0;mso-wrap-distance-right:9pt;mso-wrap-distance-bottom:0;mso-position-horizontal:absolute;mso-position-horizontal-relative:text;mso-position-vertical:absolute;mso-position-vertical-relative:text" o:gfxdata="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">
                 <v:imagedata r:id="rId10" o:title=""/>
                 <o:lock v:ext="edit" rotation="t" aspectratio="f"/>
               </v:shape>
@@ -3214,7 +3407,7 @@
                     </pic:cNvPicPr>
                   </pic:nvPicPr>
                   <pic:blipFill>
-                    <a:blip r:embed="rId80"/>
+                    <a:blip r:embed="rId87"/>
                     <a:srcRect/>
                     <a:stretch>
                       <a:fillRect/>
@@ -3280,7 +3473,7 @@
                     </pic:cNvPicPr>
                   </pic:nvPicPr>
                   <pic:blipFill>
-                    <a:blip r:embed="rId81"/>
+                    <a:blip r:embed="rId88"/>
                     <a:srcRect/>
                     <a:stretch>
                       <a:fillRect/>
@@ -3389,7 +3582,7 @@
                 </wp:cNvGraphicFramePr>
                 <a:graphic xmlns:a="http://schemas.openxmlformats.org/drawingml/2006/main">
                   <a:graphicData uri="http://schemas.microsoft.com/office/word/2010/wordprocessingInk">
-                    <w14:contentPart bwMode="auto" r:id="rId82">
+                    <w14:contentPart bwMode="auto" r:id="rId89">
                       <w14:nvContentPartPr>
                         <w14:cNvContentPartPr>
                           <a14:cpLocks xmlns:a14="http://schemas.microsoft.com/office/drawing/2010/main" noRot="1"/>
@@ -3407,7 +3600,7 @@
           </mc:Choice>
           <mc:Fallback>
             <w:pict>
-              <v:shape w14:anchorId="3D51E38E" id="Ink 87" o:spid="_x0000_s1026" type="#_x0000_t75" style="position:absolute;margin-left:-224.25pt;margin-top:247.4pt;width:5.7pt;height:11.4pt;z-index:251753472;visibility:visible;mso-wrap-style:square;mso-wrap-distance-left:9pt;mso-wrap-distance-top:0;mso-wrap-distance-right:9pt;mso-wrap-distance-bottom:0;mso-position-horizontal:absolute;mso-position-horizontal-relative:text;mso-position-vertical:absolute;mso-position-vertical-relative:text" o:gfxdata="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">
+              <v:shape w14:anchorId="2DFF2545" id="Ink 87" o:spid="_x0000_s1026" type="#_x0000_t75" style="position:absolute;margin-left:-224.25pt;margin-top:247.4pt;width:5.7pt;height:11.4pt;z-index:251753472;visibility:visible;mso-wrap-style:square;mso-wrap-distance-left:9pt;mso-wrap-distance-top:0;mso-wrap-distance-right:9pt;mso-wrap-distance-bottom:0;mso-position-horizontal:absolute;mso-position-horizontal-relative:text;mso-position-vertical:absolute;mso-position-vertical-relative:text" o:gfxdata="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">
                 <v:imagedata r:id="rId8" o:title=""/>
                 <o:lock v:ext="edit" rotation="t" aspectratio="f"/>
               </v:shape>
@@ -3442,7 +3635,7 @@
                 </wp:cNvGraphicFramePr>
                 <a:graphic xmlns:a="http://schemas.openxmlformats.org/drawingml/2006/main">
                   <a:graphicData uri="http://schemas.microsoft.com/office/word/2010/wordprocessingInk">
-                    <w14:contentPart bwMode="auto" r:id="rId83">
+                    <w14:contentPart bwMode="auto" r:id="rId90">
                       <w14:nvContentPartPr>
                         <w14:cNvContentPartPr>
                           <a14:cpLocks xmlns:a14="http://schemas.microsoft.com/office/drawing/2010/main" noRot="1"/>
@@ -3460,8 +3653,8 @@
           </mc:Choice>
           <mc:Fallback>
             <w:pict>
-              <v:shape w14:anchorId="3850B71C" id="Ink 86" o:spid="_x0000_s1026" type="#_x0000_t75" style="position:absolute;margin-left:28.3pt;margin-top:194pt;width:59.1pt;height:13.1pt;z-index:251665920;visibility:visible;mso-wrap-style:square;mso-wrap-distance-left:9pt;mso-wrap-distance-top:0;mso-wrap-distance-right:9pt;mso-wrap-distance-bottom:0;mso-position-horizontal:absolute;mso-position-horizontal-relative:text;mso-position-vertical:absolute;mso-position-vertical-relative:text" o:gfxdata="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">
-                <v:imagedata r:id="rId84" o:title=""/>
+              <v:shape w14:anchorId="626A48D0" id="Ink 86" o:spid="_x0000_s1026" type="#_x0000_t75" style="position:absolute;margin-left:28.3pt;margin-top:194pt;width:59.1pt;height:13.1pt;z-index:251665920;visibility:visible;mso-wrap-style:square;mso-wrap-distance-left:9pt;mso-wrap-distance-top:0;mso-wrap-distance-right:9pt;mso-wrap-distance-bottom:0;mso-position-horizontal:absolute;mso-position-horizontal-relative:text;mso-position-vertical:absolute;mso-position-vertical-relative:text" o:gfxdata="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">
+                <v:imagedata r:id="rId91" o:title=""/>
                 <o:lock v:ext="edit" rotation="t" aspectratio="f"/>
               </v:shape>
             </w:pict>
@@ -3495,7 +3688,7 @@
                 </wp:cNvGraphicFramePr>
                 <a:graphic xmlns:a="http://schemas.openxmlformats.org/drawingml/2006/main">
                   <a:graphicData uri="http://schemas.microsoft.com/office/word/2010/wordprocessingInk">
-                    <w14:contentPart bwMode="auto" r:id="rId85">
+                    <w14:contentPart bwMode="auto" r:id="rId92">
                       <w14:nvContentPartPr>
                         <w14:cNvContentPartPr>
                           <a14:cpLocks xmlns:a14="http://schemas.microsoft.com/office/drawing/2010/main" noRot="1"/>
@@ -3519,8 +3712,8 @@
           </mc:Choice>
           <mc:Fallback>
             <w:pict>
-              <v:shape w14:anchorId="09898FA4" id="Ink 84" o:spid="_x0000_s1026" type="#_x0000_t75" style="position:absolute;margin-left:29.55pt;margin-top:151.8pt;width:54.25pt;height:20pt;z-index:251663872;visibility:visible;mso-wrap-style:square;mso-width-percent:0;mso-height-percent:0;mso-wrap-distance-left:9pt;mso-wrap-distance-top:0;mso-wrap-distance-right:9pt;mso-wrap-distance-bottom:0;mso-position-horizontal:absolute;mso-position-horizontal-relative:text;mso-position-vertical:absolute;mso-position-vertical-relative:text;mso-width-percent:0;mso-height-percent:0;mso-width-relative:margin;mso-height-relative:margin" o:gfxdata="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">
-                <v:imagedata r:id="rId86" o:title=""/>
+              <v:shape w14:anchorId="3A18F509" id="Ink 84" o:spid="_x0000_s1026" type="#_x0000_t75" style="position:absolute;margin-left:29.55pt;margin-top:151.8pt;width:54.25pt;height:20pt;z-index:251663872;visibility:visible;mso-wrap-style:square;mso-width-percent:0;mso-height-percent:0;mso-wrap-distance-left:9pt;mso-wrap-distance-top:0;mso-wrap-distance-right:9pt;mso-wrap-distance-bottom:0;mso-position-horizontal:absolute;mso-position-horizontal-relative:text;mso-position-vertical:absolute;mso-position-vertical-relative:text;mso-width-percent:0;mso-height-percent:0;mso-width-relative:margin;mso-height-relative:margin" o:gfxdata="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">
+                <v:imagedata r:id="rId93" o:title=""/>
                 <o:lock v:ext="edit" rotation="t" aspectratio="f"/>
               </v:shape>
             </w:pict>
@@ -3554,7 +3747,7 @@
                 </wp:cNvGraphicFramePr>
                 <a:graphic xmlns:a="http://schemas.openxmlformats.org/drawingml/2006/main">
                   <a:graphicData uri="http://schemas.microsoft.com/office/word/2010/wordprocessingInk">
-                    <w14:contentPart bwMode="auto" r:id="rId87">
+                    <w14:contentPart bwMode="auto" r:id="rId94">
                       <w14:nvContentPartPr>
                         <w14:cNvContentPartPr>
                           <a14:cpLocks xmlns:a14="http://schemas.microsoft.com/office/drawing/2010/main" noRot="1"/>
@@ -3572,7 +3765,7 @@
           </mc:Choice>
           <mc:Fallback>
             <w:pict>
-              <v:shape w14:anchorId="266C2AC2" id="Ink 82" o:spid="_x0000_s1026" type="#_x0000_t75" style="position:absolute;margin-left:-232.65pt;margin-top:86.6pt;width:5.7pt;height:11.4pt;z-index:251661824;visibility:visible;mso-wrap-style:square;mso-wrap-distance-left:9pt;mso-wrap-distance-top:0;mso-wrap-distance-right:9pt;mso-wrap-distance-bottom:0;mso-position-horizontal:absolute;mso-position-horizontal-relative:text;mso-position-vertical:absolute;mso-position-vertical-relative:text" o:gfxdata="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">
+              <v:shape w14:anchorId="481872D2" id="Ink 82" o:spid="_x0000_s1026" type="#_x0000_t75" style="position:absolute;margin-left:-232.65pt;margin-top:86.6pt;width:5.7pt;height:11.4pt;z-index:251661824;visibility:visible;mso-wrap-style:square;mso-wrap-distance-left:9pt;mso-wrap-distance-top:0;mso-wrap-distance-right:9pt;mso-wrap-distance-bottom:0;mso-position-horizontal:absolute;mso-position-horizontal-relative:text;mso-position-vertical:absolute;mso-position-vertical-relative:text" o:gfxdata="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">
                 <v:imagedata r:id="rId8" o:title=""/>
                 <o:lock v:ext="edit" rotation="t" aspectratio="f"/>
               </v:shape>
@@ -3607,7 +3800,7 @@
                 </wp:cNvGraphicFramePr>
                 <a:graphic xmlns:a="http://schemas.openxmlformats.org/drawingml/2006/main">
                   <a:graphicData uri="http://schemas.microsoft.com/office/word/2010/wordprocessingInk">
-                    <w14:contentPart bwMode="auto" r:id="rId88">
+                    <w14:contentPart bwMode="auto" r:id="rId95">
                       <w14:nvContentPartPr>
                         <w14:cNvContentPartPr>
                           <a14:cpLocks xmlns:a14="http://schemas.microsoft.com/office/drawing/2010/main" noRot="1"/>
@@ -3625,7 +3818,7 @@
           </mc:Choice>
           <mc:Fallback>
             <w:pict>
-              <v:shape w14:anchorId="69951561" id="Ink 81" o:spid="_x0000_s1026" type="#_x0000_t75" style="position:absolute;margin-left:-124.25pt;margin-top:142.55pt;width:8.55pt;height:17.05pt;z-index:251660800;visibility:visible;mso-wrap-style:square;mso-wrap-distance-left:9pt;mso-wrap-distance-top:0;mso-wrap-distance-right:9pt;mso-wrap-distance-bottom:0;mso-position-horizontal:absolute;mso-position-horizontal-relative:text;mso-position-vertical:absolute;mso-position-vertical-relative:text" o:gfxdata="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">
+              <v:shape w14:anchorId="5BF59C2C" id="Ink 81" o:spid="_x0000_s1026" type="#_x0000_t75" style="position:absolute;margin-left:-124.25pt;margin-top:142.55pt;width:8.55pt;height:17.05pt;z-index:251660800;visibility:visible;mso-wrap-style:square;mso-wrap-distance-left:9pt;mso-wrap-distance-top:0;mso-wrap-distance-right:9pt;mso-wrap-distance-bottom:0;mso-position-horizontal:absolute;mso-position-horizontal-relative:text;mso-position-vertical:absolute;mso-position-vertical-relative:text" o:gfxdata="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">
                 <v:imagedata r:id="rId10" o:title=""/>
                 <o:lock v:ext="edit" rotation="t" aspectratio="f"/>
               </v:shape>
@@ -3660,7 +3853,7 @@
                 </wp:cNvGraphicFramePr>
                 <a:graphic xmlns:a="http://schemas.openxmlformats.org/drawingml/2006/main">
                   <a:graphicData uri="http://schemas.microsoft.com/office/word/2010/wordprocessingInk">
-                    <w14:contentPart bwMode="auto" r:id="rId89">
+                    <w14:contentPart bwMode="auto" r:id="rId96">
                       <w14:nvContentPartPr>
                         <w14:cNvContentPartPr>
                           <a14:cpLocks xmlns:a14="http://schemas.microsoft.com/office/drawing/2010/main" noRot="1"/>
@@ -3678,7 +3871,7 @@
           </mc:Choice>
           <mc:Fallback>
             <w:pict>
-              <v:shape w14:anchorId="521913BA" id="Ink 80" o:spid="_x0000_s1026" type="#_x0000_t75" style="position:absolute;margin-left:-124.25pt;margin-top:142.55pt;width:8.55pt;height:17.05pt;z-index:251659776;visibility:visible;mso-wrap-style:square;mso-wrap-distance-left:9pt;mso-wrap-distance-top:0;mso-wrap-distance-right:9pt;mso-wrap-distance-bottom:0;mso-position-horizontal:absolute;mso-position-horizontal-relative:text;mso-position-vertical:absolute;mso-position-vertical-relative:text" o:gfxdata="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">
+              <v:shape w14:anchorId="69A65D40" id="Ink 80" o:spid="_x0000_s1026" type="#_x0000_t75" style="position:absolute;margin-left:-124.25pt;margin-top:142.55pt;width:8.55pt;height:17.05pt;z-index:251659776;visibility:visible;mso-wrap-style:square;mso-wrap-distance-left:9pt;mso-wrap-distance-top:0;mso-wrap-distance-right:9pt;mso-wrap-distance-bottom:0;mso-position-horizontal:absolute;mso-position-horizontal-relative:text;mso-position-vertical:absolute;mso-position-vertical-relative:text" o:gfxdata="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">
                 <v:imagedata r:id="rId10" o:title=""/>
                 <o:lock v:ext="edit" rotation="t" aspectratio="f"/>
               </v:shape>
@@ -3713,7 +3906,7 @@
                 </wp:cNvGraphicFramePr>
                 <a:graphic xmlns:a="http://schemas.openxmlformats.org/drawingml/2006/main">
                   <a:graphicData uri="http://schemas.microsoft.com/office/word/2010/wordprocessingInk">
-                    <w14:contentPart bwMode="auto" r:id="rId90">
+                    <w14:contentPart bwMode="auto" r:id="rId97">
                       <w14:nvContentPartPr>
                         <w14:cNvContentPartPr>
                           <a14:cpLocks xmlns:a14="http://schemas.microsoft.com/office/drawing/2010/main" noRot="1"/>
@@ -3731,7 +3924,7 @@
           </mc:Choice>
           <mc:Fallback>
             <w:pict>
-              <v:shape w14:anchorId="71506A11" id="Ink 79" o:spid="_x0000_s1026" type="#_x0000_t75" style="position:absolute;margin-left:-124.25pt;margin-top:147.35pt;width:8.55pt;height:17.05pt;z-index:251658752;visibility:visible;mso-wrap-style:square;mso-wrap-distance-left:9pt;mso-wrap-distance-top:0;mso-wrap-distance-right:9pt;mso-wrap-distance-bottom:0;mso-position-horizontal:absolute;mso-position-horizontal-relative:text;mso-position-vertical:absolute;mso-position-vertical-relative:text" o:gfxdata="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">
+              <v:shape w14:anchorId="5900F9C5" id="Ink 79" o:spid="_x0000_s1026" type="#_x0000_t75" style="position:absolute;margin-left:-124.25pt;margin-top:147.35pt;width:8.55pt;height:17.05pt;z-index:251658752;visibility:visible;mso-wrap-style:square;mso-wrap-distance-left:9pt;mso-wrap-distance-top:0;mso-wrap-distance-right:9pt;mso-wrap-distance-bottom:0;mso-position-horizontal:absolute;mso-position-horizontal-relative:text;mso-position-vertical:absolute;mso-position-vertical-relative:text" o:gfxdata="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">
                 <v:imagedata r:id="rId10" o:title=""/>
                 <o:lock v:ext="edit" rotation="t" aspectratio="f"/>
               </v:shape>
@@ -3766,7 +3959,7 @@
                 </wp:cNvGraphicFramePr>
                 <a:graphic xmlns:a="http://schemas.openxmlformats.org/drawingml/2006/main">
                   <a:graphicData uri="http://schemas.microsoft.com/office/word/2010/wordprocessingInk">
-                    <w14:contentPart bwMode="auto" r:id="rId91">
+                    <w14:contentPart bwMode="auto" r:id="rId98">
                       <w14:nvContentPartPr>
                         <w14:cNvContentPartPr>
                           <a14:cpLocks xmlns:a14="http://schemas.microsoft.com/office/drawing/2010/main" noRot="1"/>
@@ -3784,7 +3977,7 @@
           </mc:Choice>
           <mc:Fallback>
             <w:pict>
-              <v:shape w14:anchorId="270092EA" id="Ink 78" o:spid="_x0000_s1026" type="#_x0000_t75" style="position:absolute;margin-left:-205.85pt;margin-top:37.55pt;width:8.55pt;height:17.05pt;z-index:251657728;visibility:visible;mso-wrap-style:square;mso-wrap-distance-left:9pt;mso-wrap-distance-top:0;mso-wrap-distance-right:9pt;mso-wrap-distance-bottom:0;mso-position-horizontal:absolute;mso-position-horizontal-relative:text;mso-position-vertical:absolute;mso-position-vertical-relative:text" o:gfxdata="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">
+              <v:shape w14:anchorId="40E0037A" id="Ink 78" o:spid="_x0000_s1026" type="#_x0000_t75" style="position:absolute;margin-left:-205.85pt;margin-top:37.55pt;width:8.55pt;height:17.05pt;z-index:251657728;visibility:visible;mso-wrap-style:square;mso-wrap-distance-left:9pt;mso-wrap-distance-top:0;mso-wrap-distance-right:9pt;mso-wrap-distance-bottom:0;mso-position-horizontal:absolute;mso-position-horizontal-relative:text;mso-position-vertical:absolute;mso-position-vertical-relative:text" o:gfxdata="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">
                 <v:imagedata r:id="rId10" o:title=""/>
                 <o:lock v:ext="edit" rotation="t" aspectratio="f"/>
               </v:shape>
@@ -3845,7 +4038,7 @@
                     </pic:cNvPicPr>
                   </pic:nvPicPr>
                   <pic:blipFill>
-                    <a:blip r:embed="rId92"/>
+                    <a:blip r:embed="rId99"/>
                     <a:srcRect/>
                     <a:stretch>
                       <a:fillRect/>
@@ -3930,7 +4123,7 @@
                 </wp:cNvGraphicFramePr>
                 <a:graphic xmlns:a="http://schemas.openxmlformats.org/drawingml/2006/main">
                   <a:graphicData uri="http://schemas.microsoft.com/office/word/2010/wordprocessingInk">
-                    <w14:contentPart bwMode="auto" r:id="rId93">
+                    <w14:contentPart bwMode="auto" r:id="rId100">
                       <w14:nvContentPartPr>
                         <w14:cNvContentPartPr>
                           <a14:cpLocks xmlns:a14="http://schemas.microsoft.com/office/drawing/2010/main" noRot="1"/>
@@ -3948,7 +4141,7 @@
           </mc:Choice>
           <mc:Fallback>
             <w:pict>
-              <v:shape w14:anchorId="5048C4FF" id="Ink 104" o:spid="_x0000_s1026" type="#_x0000_t75" style="position:absolute;margin-left:52.95pt;margin-top:150.45pt;width:5.7pt;height:11.4pt;z-index:251761664;visibility:visible;mso-wrap-style:square;mso-wrap-distance-left:9pt;mso-wrap-distance-top:0;mso-wrap-distance-right:9pt;mso-wrap-distance-bottom:0;mso-position-horizontal:absolute;mso-position-horizontal-relative:text;mso-position-vertical:absolute;mso-position-vertical-relative:text" o:gfxdata="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">
+              <v:shape w14:anchorId="792C0FA9" id="Ink 104" o:spid="_x0000_s1026" type="#_x0000_t75" style="position:absolute;margin-left:52.95pt;margin-top:150.45pt;width:5.7pt;height:11.4pt;z-index:251761664;visibility:visible;mso-wrap-style:square;mso-wrap-distance-left:9pt;mso-wrap-distance-top:0;mso-wrap-distance-right:9pt;mso-wrap-distance-bottom:0;mso-position-horizontal:absolute;mso-position-horizontal-relative:text;mso-position-vertical:absolute;mso-position-vertical-relative:text" o:gfxdata="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">
                 <v:imagedata r:id="rId8" o:title=""/>
                 <o:lock v:ext="edit" rotation="t" aspectratio="f"/>
               </v:shape>
@@ -3981,7 +4174,7 @@
                 </wp:cNvGraphicFramePr>
                 <a:graphic xmlns:a="http://schemas.openxmlformats.org/drawingml/2006/main">
                   <a:graphicData uri="http://schemas.microsoft.com/office/word/2010/wordprocessingInk">
-                    <w14:contentPart bwMode="auto" r:id="rId94">
+                    <w14:contentPart bwMode="auto" r:id="rId101">
                       <w14:nvContentPartPr>
                         <w14:cNvContentPartPr>
                           <a14:cpLocks xmlns:a14="http://schemas.microsoft.com/office/drawing/2010/main" noRot="1"/>
@@ -3999,7 +4192,7 @@
           </mc:Choice>
           <mc:Fallback>
             <w:pict>
-              <v:shape w14:anchorId="4FC5B6CA" id="Ink 103" o:spid="_x0000_s1026" type="#_x0000_t75" style="position:absolute;margin-left:57.75pt;margin-top:154.65pt;width:5.7pt;height:11.4pt;z-index:251760640;visibility:visible;mso-wrap-style:square;mso-wrap-distance-left:9pt;mso-wrap-distance-top:0;mso-wrap-distance-right:9pt;mso-wrap-distance-bottom:0;mso-position-horizontal:absolute;mso-position-horizontal-relative:text;mso-position-vertical:absolute;mso-position-vertical-relative:text" o:gfxdata="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">
+              <v:shape w14:anchorId="11F52B26" id="Ink 103" o:spid="_x0000_s1026" type="#_x0000_t75" style="position:absolute;margin-left:57.75pt;margin-top:154.65pt;width:5.7pt;height:11.4pt;z-index:251760640;visibility:visible;mso-wrap-style:square;mso-wrap-distance-left:9pt;mso-wrap-distance-top:0;mso-wrap-distance-right:9pt;mso-wrap-distance-bottom:0;mso-position-horizontal:absolute;mso-position-horizontal-relative:text;mso-position-vertical:absolute;mso-position-vertical-relative:text" o:gfxdata="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">
                 <v:imagedata r:id="rId8" o:title=""/>
                 <o:lock v:ext="edit" rotation="t" aspectratio="f"/>
               </v:shape>
@@ -4032,7 +4225,7 @@
                 </wp:cNvGraphicFramePr>
                 <a:graphic xmlns:a="http://schemas.openxmlformats.org/drawingml/2006/main">
                   <a:graphicData uri="http://schemas.microsoft.com/office/word/2010/wordprocessingInk">
-                    <w14:contentPart bwMode="auto" r:id="rId95">
+                    <w14:contentPart bwMode="auto" r:id="rId102">
                       <w14:nvContentPartPr>
                         <w14:cNvContentPartPr>
                           <a14:cpLocks xmlns:a14="http://schemas.microsoft.com/office/drawing/2010/main" noRot="1"/>
@@ -4056,8 +4249,8 @@
           </mc:Choice>
           <mc:Fallback>
             <w:pict>
-              <v:shape w14:anchorId="34DC048E" id="Ink 102" o:spid="_x0000_s1026" type="#_x0000_t75" style="position:absolute;margin-left:10.3pt;margin-top:152.65pt;width:62.7pt;height:20pt;z-index:251759616;visibility:visible;mso-wrap-style:square;mso-width-percent:0;mso-height-percent:0;mso-wrap-distance-left:9pt;mso-wrap-distance-top:0;mso-wrap-distance-right:9pt;mso-wrap-distance-bottom:0;mso-position-horizontal:absolute;mso-position-horizontal-relative:text;mso-position-vertical:absolute;mso-position-vertical-relative:text;mso-width-percent:0;mso-height-percent:0;mso-width-relative:margin;mso-height-relative:margin" o:gfxdata="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">
-                <v:imagedata r:id="rId96" o:title=""/>
+              <v:shape w14:anchorId="15BE2CF0" id="Ink 102" o:spid="_x0000_s1026" type="#_x0000_t75" style="position:absolute;margin-left:10.3pt;margin-top:152.65pt;width:62.7pt;height:20pt;z-index:251759616;visibility:visible;mso-wrap-style:square;mso-width-percent:0;mso-height-percent:0;mso-wrap-distance-left:9pt;mso-wrap-distance-top:0;mso-wrap-distance-right:9pt;mso-wrap-distance-bottom:0;mso-position-horizontal:absolute;mso-position-horizontal-relative:text;mso-position-vertical:absolute;mso-position-vertical-relative:text;mso-width-percent:0;mso-height-percent:0;mso-width-relative:margin;mso-height-relative:margin" o:gfxdata="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">
+                <v:imagedata r:id="rId103" o:title=""/>
                 <o:lock v:ext="edit" rotation="t" aspectratio="f"/>
               </v:shape>
             </w:pict>
@@ -4089,7 +4282,7 @@
                 </wp:cNvGraphicFramePr>
                 <a:graphic xmlns:a="http://schemas.openxmlformats.org/drawingml/2006/main">
                   <a:graphicData uri="http://schemas.microsoft.com/office/word/2010/wordprocessingInk">
-                    <w14:contentPart bwMode="auto" r:id="rId97">
+                    <w14:contentPart bwMode="auto" r:id="rId104">
                       <w14:nvContentPartPr>
                         <w14:cNvContentPartPr>
                           <a14:cpLocks xmlns:a14="http://schemas.microsoft.com/office/drawing/2010/main" noRot="1"/>
@@ -4107,8 +4300,8 @@
           </mc:Choice>
           <mc:Fallback>
             <w:pict>
-              <v:shape w14:anchorId="05CEB4AC" id="Ink 100" o:spid="_x0000_s1026" type="#_x0000_t75" style="position:absolute;margin-left:12.75pt;margin-top:144.45pt;width:48.3pt;height:14.4pt;z-index:251757568;visibility:visible;mso-wrap-style:square;mso-wrap-distance-left:9pt;mso-wrap-distance-top:0;mso-wrap-distance-right:9pt;mso-wrap-distance-bottom:0;mso-position-horizontal:absolute;mso-position-horizontal-relative:text;mso-position-vertical:absolute;mso-position-vertical-relative:text" o:gfxdata="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">
-                <v:imagedata r:id="rId98" o:title=""/>
+              <v:shape w14:anchorId="60449886" id="Ink 100" o:spid="_x0000_s1026" type="#_x0000_t75" style="position:absolute;margin-left:12.75pt;margin-top:144.45pt;width:48.3pt;height:14.4pt;z-index:251757568;visibility:visible;mso-wrap-style:square;mso-wrap-distance-left:9pt;mso-wrap-distance-top:0;mso-wrap-distance-right:9pt;mso-wrap-distance-bottom:0;mso-position-horizontal:absolute;mso-position-horizontal-relative:text;mso-position-vertical:absolute;mso-position-vertical-relative:text" o:gfxdata="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">
+                <v:imagedata r:id="rId105" o:title=""/>
                 <o:lock v:ext="edit" rotation="t" aspectratio="f"/>
               </v:shape>
             </w:pict>
@@ -4140,7 +4333,7 @@
                 </wp:cNvGraphicFramePr>
                 <a:graphic xmlns:a="http://schemas.openxmlformats.org/drawingml/2006/main">
                   <a:graphicData uri="http://schemas.microsoft.com/office/word/2010/wordprocessingInk">
-                    <w14:contentPart bwMode="auto" r:id="rId99">
+                    <w14:contentPart bwMode="auto" r:id="rId106">
                       <w14:nvContentPartPr>
                         <w14:cNvContentPartPr>
                           <a14:cpLocks xmlns:a14="http://schemas.microsoft.com/office/drawing/2010/main" noRot="1"/>
@@ -4158,7 +4351,7 @@
           </mc:Choice>
           <mc:Fallback>
             <w:pict>
-              <v:shape w14:anchorId="5B4CB223" id="Ink 98" o:spid="_x0000_s1026" type="#_x0000_t75" style="position:absolute;margin-left:-204.45pt;margin-top:83.25pt;width:5.7pt;height:11.4pt;z-index:251755520;visibility:visible;mso-wrap-style:square;mso-wrap-distance-left:9pt;mso-wrap-distance-top:0;mso-wrap-distance-right:9pt;mso-wrap-distance-bottom:0;mso-position-horizontal:absolute;mso-position-horizontal-relative:text;mso-position-vertical:absolute;mso-position-vertical-relative:text" o:gfxdata="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">
+              <v:shape w14:anchorId="58E46AC0" id="Ink 98" o:spid="_x0000_s1026" type="#_x0000_t75" style="position:absolute;margin-left:-204.45pt;margin-top:83.25pt;width:5.7pt;height:11.4pt;z-index:251755520;visibility:visible;mso-wrap-style:square;mso-wrap-distance-left:9pt;mso-wrap-distance-top:0;mso-wrap-distance-right:9pt;mso-wrap-distance-bottom:0;mso-position-horizontal:absolute;mso-position-horizontal-relative:text;mso-position-vertical:absolute;mso-position-vertical-relative:text" o:gfxdata="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">
                 <v:imagedata r:id="rId8" o:title=""/>
                 <o:lock v:ext="edit" rotation="t" aspectratio="f"/>
               </v:shape>
@@ -4225,7 +4418,7 @@
                     </pic:cNvPicPr>
                   </pic:nvPicPr>
                   <pic:blipFill>
-                    <a:blip r:embed="rId100"/>
+                    <a:blip r:embed="rId107"/>
                     <a:srcRect/>
                     <a:stretch>
                       <a:fillRect/>
@@ -4340,7 +4533,7 @@
                 </wp:cNvGraphicFramePr>
                 <a:graphic xmlns:a="http://schemas.openxmlformats.org/drawingml/2006/main">
                   <a:graphicData uri="http://schemas.microsoft.com/office/word/2010/wordprocessingInk">
-                    <w14:contentPart bwMode="auto" r:id="rId101">
+                    <w14:contentPart bwMode="auto" r:id="rId108">
                       <w14:nvContentPartPr>
                         <w14:cNvContentPartPr>
                           <a14:cpLocks xmlns:a14="http://schemas.microsoft.com/office/drawing/2010/main" noRot="1"/>
@@ -4358,8 +4551,8 @@
           </mc:Choice>
           <mc:Fallback>
             <w:pict>
-              <v:shape w14:anchorId="5DEE0A8B" id="Ink 119" o:spid="_x0000_s1026" type="#_x0000_t75" style="position:absolute;margin-left:76.95pt;margin-top:257pt;width:21.4pt;height:12.25pt;z-index:251777024;visibility:visible;mso-wrap-style:square;mso-wrap-distance-left:9pt;mso-wrap-distance-top:0;mso-wrap-distance-right:9pt;mso-wrap-distance-bottom:0;mso-position-horizontal:absolute;mso-position-horizontal-relative:text;mso-position-vertical:absolute;mso-position-vertical-relative:text" o:gfxdata="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">
-                <v:imagedata r:id="rId102" o:title=""/>
+              <v:shape w14:anchorId="56391659" id="Ink 119" o:spid="_x0000_s1026" type="#_x0000_t75" style="position:absolute;margin-left:76.95pt;margin-top:257pt;width:21.4pt;height:12.25pt;z-index:251777024;visibility:visible;mso-wrap-style:square;mso-wrap-distance-left:9pt;mso-wrap-distance-top:0;mso-wrap-distance-right:9pt;mso-wrap-distance-bottom:0;mso-position-horizontal:absolute;mso-position-horizontal-relative:text;mso-position-vertical:absolute;mso-position-vertical-relative:text" o:gfxdata="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">
+                <v:imagedata r:id="rId109" o:title=""/>
                 <o:lock v:ext="edit" rotation="t" aspectratio="f"/>
               </v:shape>
             </w:pict>
@@ -4392,7 +4585,7 @@
                 </wp:cNvGraphicFramePr>
                 <a:graphic xmlns:a="http://schemas.openxmlformats.org/drawingml/2006/main">
                   <a:graphicData uri="http://schemas.microsoft.com/office/word/2010/wordprocessingInk">
-                    <w14:contentPart bwMode="auto" r:id="rId103">
+                    <w14:contentPart bwMode="auto" r:id="rId110">
                       <w14:nvContentPartPr>
                         <w14:cNvContentPartPr>
                           <a14:cpLocks xmlns:a14="http://schemas.microsoft.com/office/drawing/2010/main" noRot="1"/>
@@ -4410,7 +4603,7 @@
           </mc:Choice>
           <mc:Fallback>
             <w:pict>
-              <v:shape w14:anchorId="48801B7E" id="Ink 118" o:spid="_x0000_s1026" type="#_x0000_t75" style="position:absolute;margin-left:94.35pt;margin-top:256.4pt;width:5.7pt;height:11.4pt;z-index:251776000;visibility:visible;mso-wrap-style:square;mso-wrap-distance-left:9pt;mso-wrap-distance-top:0;mso-wrap-distance-right:9pt;mso-wrap-distance-bottom:0;mso-position-horizontal:absolute;mso-position-horizontal-relative:text;mso-position-vertical:absolute;mso-position-vertical-relative:text" o:gfxdata="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">
+              <v:shape w14:anchorId="10326AD6" id="Ink 118" o:spid="_x0000_s1026" type="#_x0000_t75" style="position:absolute;margin-left:94.35pt;margin-top:256.4pt;width:5.7pt;height:11.4pt;z-index:251776000;visibility:visible;mso-wrap-style:square;mso-wrap-distance-left:9pt;mso-wrap-distance-top:0;mso-wrap-distance-right:9pt;mso-wrap-distance-bottom:0;mso-position-horizontal:absolute;mso-position-horizontal-relative:text;mso-position-vertical:absolute;mso-position-vertical-relative:text" o:gfxdata="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">
                 <v:imagedata r:id="rId8" o:title=""/>
                 <o:lock v:ext="edit" rotation="t" aspectratio="f"/>
               </v:shape>
@@ -4444,7 +4637,7 @@
                 </wp:cNvGraphicFramePr>
                 <a:graphic xmlns:a="http://schemas.openxmlformats.org/drawingml/2006/main">
                   <a:graphicData uri="http://schemas.microsoft.com/office/word/2010/wordprocessingInk">
-                    <w14:contentPart bwMode="auto" r:id="rId104">
+                    <w14:contentPart bwMode="auto" r:id="rId111">
                       <w14:nvContentPartPr>
                         <w14:cNvContentPartPr>
                           <a14:cpLocks xmlns:a14="http://schemas.microsoft.com/office/drawing/2010/main" noRot="1"/>
@@ -4462,7 +4655,7 @@
           </mc:Choice>
           <mc:Fallback>
             <w:pict>
-              <v:shape w14:anchorId="7F6925C9" id="Ink 117" o:spid="_x0000_s1026" type="#_x0000_t75" style="position:absolute;margin-left:94.35pt;margin-top:256.4pt;width:5.7pt;height:11.4pt;z-index:251774976;visibility:visible;mso-wrap-style:square;mso-wrap-distance-left:9pt;mso-wrap-distance-top:0;mso-wrap-distance-right:9pt;mso-wrap-distance-bottom:0;mso-position-horizontal:absolute;mso-position-horizontal-relative:text;mso-position-vertical:absolute;mso-position-vertical-relative:text" o:gfxdata="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">
+              <v:shape w14:anchorId="56D1F2B4" id="Ink 117" o:spid="_x0000_s1026" type="#_x0000_t75" style="position:absolute;margin-left:94.35pt;margin-top:256.4pt;width:5.7pt;height:11.4pt;z-index:251774976;visibility:visible;mso-wrap-style:square;mso-wrap-distance-left:9pt;mso-wrap-distance-top:0;mso-wrap-distance-right:9pt;mso-wrap-distance-bottom:0;mso-position-horizontal:absolute;mso-position-horizontal-relative:text;mso-position-vertical:absolute;mso-position-vertical-relative:text" o:gfxdata="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">
                 <v:imagedata r:id="rId8" o:title=""/>
                 <o:lock v:ext="edit" rotation="t" aspectratio="f"/>
               </v:shape>
@@ -4496,7 +4689,7 @@
                 </wp:cNvGraphicFramePr>
                 <a:graphic xmlns:a="http://schemas.openxmlformats.org/drawingml/2006/main">
                   <a:graphicData uri="http://schemas.microsoft.com/office/word/2010/wordprocessingInk">
-                    <w14:contentPart bwMode="auto" r:id="rId105">
+                    <w14:contentPart bwMode="auto" r:id="rId112">
                       <w14:nvContentPartPr>
                         <w14:cNvContentPartPr>
                           <a14:cpLocks xmlns:a14="http://schemas.microsoft.com/office/drawing/2010/main" noRot="1"/>
@@ -4514,7 +4707,7 @@
           </mc:Choice>
           <mc:Fallback>
             <w:pict>
-              <v:shape w14:anchorId="1DE15A76" id="Ink 116" o:spid="_x0000_s1026" type="#_x0000_t75" style="position:absolute;margin-left:100.95pt;margin-top:253.4pt;width:5.7pt;height:11.4pt;z-index:251773952;visibility:visible;mso-wrap-style:square;mso-wrap-distance-left:9pt;mso-wrap-distance-top:0;mso-wrap-distance-right:9pt;mso-wrap-distance-bottom:0;mso-position-horizontal:absolute;mso-position-horizontal-relative:text;mso-position-vertical:absolute;mso-position-vertical-relative:text" o:gfxdata="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">
+              <v:shape w14:anchorId="5AE9FAC9" id="Ink 116" o:spid="_x0000_s1026" type="#_x0000_t75" style="position:absolute;margin-left:100.95pt;margin-top:253.4pt;width:5.7pt;height:11.4pt;z-index:251773952;visibility:visible;mso-wrap-style:square;mso-wrap-distance-left:9pt;mso-wrap-distance-top:0;mso-wrap-distance-right:9pt;mso-wrap-distance-bottom:0;mso-position-horizontal:absolute;mso-position-horizontal-relative:text;mso-position-vertical:absolute;mso-position-vertical-relative:text" o:gfxdata="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">
                 <v:imagedata r:id="rId8" o:title=""/>
                 <o:lock v:ext="edit" rotation="t" aspectratio="f"/>
               </v:shape>
@@ -4548,7 +4741,7 @@
                 </wp:cNvGraphicFramePr>
                 <a:graphic xmlns:a="http://schemas.openxmlformats.org/drawingml/2006/main">
                   <a:graphicData uri="http://schemas.microsoft.com/office/word/2010/wordprocessingInk">
-                    <w14:contentPart bwMode="auto" r:id="rId106">
+                    <w14:contentPart bwMode="auto" r:id="rId113">
                       <w14:nvContentPartPr>
                         <w14:cNvContentPartPr>
                           <a14:cpLocks xmlns:a14="http://schemas.microsoft.com/office/drawing/2010/main" noRot="1"/>
@@ -4572,8 +4765,8 @@
           </mc:Choice>
           <mc:Fallback>
             <w:pict>
-              <v:shape w14:anchorId="6ECF35F8" id="Ink 115" o:spid="_x0000_s1026" type="#_x0000_t75" style="position:absolute;margin-left:24.9pt;margin-top:250.4pt;width:137.3pt;height:26.6pt;rotation:-1fd;z-index:251772928;visibility:visible;mso-wrap-style:square;mso-width-percent:0;mso-height-percent:0;mso-wrap-distance-left:9pt;mso-wrap-distance-top:0;mso-wrap-distance-right:9pt;mso-wrap-distance-bottom:0;mso-position-horizontal:absolute;mso-position-horizontal-relative:text;mso-position-vertical:absolute;mso-position-vertical-relative:text;mso-width-percent:0;mso-height-percent:0;mso-width-relative:margin;mso-height-relative:margin" o:gfxdata="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">
-                <v:imagedata r:id="rId107" o:title=""/>
+              <v:shape w14:anchorId="4965D071" id="Ink 115" o:spid="_x0000_s1026" type="#_x0000_t75" style="position:absolute;margin-left:24.9pt;margin-top:250.4pt;width:137.3pt;height:26.6pt;rotation:-1fd;z-index:251772928;visibility:visible;mso-wrap-style:square;mso-width-percent:0;mso-height-percent:0;mso-wrap-distance-left:9pt;mso-wrap-distance-top:0;mso-wrap-distance-right:9pt;mso-wrap-distance-bottom:0;mso-position-horizontal:absolute;mso-position-horizontal-relative:text;mso-position-vertical:absolute;mso-position-vertical-relative:text;mso-width-percent:0;mso-height-percent:0;mso-width-relative:margin;mso-height-relative:margin" o:gfxdata="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">
+                <v:imagedata r:id="rId114" o:title=""/>
                 <o:lock v:ext="edit" rotation="t" aspectratio="f"/>
               </v:shape>
             </w:pict>
@@ -4606,7 +4799,7 @@
                 </wp:cNvGraphicFramePr>
                 <a:graphic xmlns:a="http://schemas.openxmlformats.org/drawingml/2006/main">
                   <a:graphicData uri="http://schemas.microsoft.com/office/word/2010/wordprocessingInk">
-                    <w14:contentPart bwMode="auto" r:id="rId108">
+                    <w14:contentPart bwMode="auto" r:id="rId115">
                       <w14:nvContentPartPr>
                         <w14:cNvContentPartPr>
                           <a14:cpLocks xmlns:a14="http://schemas.microsoft.com/office/drawing/2010/main" noRot="1"/>
@@ -4624,8 +4817,8 @@
           </mc:Choice>
           <mc:Fallback>
             <w:pict>
-              <v:shape w14:anchorId="214350BD" id="Ink 113" o:spid="_x0000_s1026" type="#_x0000_t75" style="position:absolute;margin-left:15.4pt;margin-top:233.45pt;width:162.1pt;height:24.1pt;z-index:251770880;visibility:visible;mso-wrap-style:square;mso-wrap-distance-left:9pt;mso-wrap-distance-top:0;mso-wrap-distance-right:9pt;mso-wrap-distance-bottom:0;mso-position-horizontal:absolute;mso-position-horizontal-relative:text;mso-position-vertical:absolute;mso-position-vertical-relative:text" o:gfxdata="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">
-                <v:imagedata r:id="rId109" o:title=""/>
+              <v:shape w14:anchorId="352FF90D" id="Ink 113" o:spid="_x0000_s1026" type="#_x0000_t75" style="position:absolute;margin-left:15.4pt;margin-top:233.45pt;width:162.1pt;height:24.1pt;z-index:251770880;visibility:visible;mso-wrap-style:square;mso-wrap-distance-left:9pt;mso-wrap-distance-top:0;mso-wrap-distance-right:9pt;mso-wrap-distance-bottom:0;mso-position-horizontal:absolute;mso-position-horizontal-relative:text;mso-position-vertical:absolute;mso-position-vertical-relative:text" o:gfxdata="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">
+                <v:imagedata r:id="rId116" o:title=""/>
                 <o:lock v:ext="edit" rotation="t" aspectratio="f"/>
               </v:shape>
             </w:pict>
@@ -4658,7 +4851,7 @@
                 </wp:cNvGraphicFramePr>
                 <a:graphic xmlns:a="http://schemas.openxmlformats.org/drawingml/2006/main">
                   <a:graphicData uri="http://schemas.microsoft.com/office/word/2010/wordprocessingInk">
-                    <w14:contentPart bwMode="auto" r:id="rId110">
+                    <w14:contentPart bwMode="auto" r:id="rId117">
                       <w14:nvContentPartPr>
                         <w14:cNvContentPartPr>
                           <a14:cpLocks xmlns:a14="http://schemas.microsoft.com/office/drawing/2010/main" noRot="1"/>
@@ -4676,8 +4869,8 @@
           </mc:Choice>
           <mc:Fallback>
             <w:pict>
-              <v:shape w14:anchorId="56D2C4C7" id="Ink 112" o:spid="_x0000_s1026" type="#_x0000_t75" style="position:absolute;margin-left:134.55pt;margin-top:216.75pt;width:31.45pt;height:12pt;z-index:251769856;visibility:visible;mso-wrap-style:square;mso-wrap-distance-left:9pt;mso-wrap-distance-top:0;mso-wrap-distance-right:9pt;mso-wrap-distance-bottom:0;mso-position-horizontal:absolute;mso-position-horizontal-relative:text;mso-position-vertical:absolute;mso-position-vertical-relative:text" o:gfxdata="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">
-                <v:imagedata r:id="rId111" o:title=""/>
+              <v:shape w14:anchorId="2A47F676" id="Ink 112" o:spid="_x0000_s1026" type="#_x0000_t75" style="position:absolute;margin-left:134.55pt;margin-top:216.75pt;width:31.45pt;height:12pt;z-index:251769856;visibility:visible;mso-wrap-style:square;mso-wrap-distance-left:9pt;mso-wrap-distance-top:0;mso-wrap-distance-right:9pt;mso-wrap-distance-bottom:0;mso-position-horizontal:absolute;mso-position-horizontal-relative:text;mso-position-vertical:absolute;mso-position-vertical-relative:text" o:gfxdata="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">
+                <v:imagedata r:id="rId118" o:title=""/>
                 <o:lock v:ext="edit" rotation="t" aspectratio="f"/>
               </v:shape>
             </w:pict>
@@ -4710,7 +4903,7 @@
                 </wp:cNvGraphicFramePr>
                 <a:graphic xmlns:a="http://schemas.openxmlformats.org/drawingml/2006/main">
                   <a:graphicData uri="http://schemas.microsoft.com/office/word/2010/wordprocessingInk">
-                    <w14:contentPart bwMode="auto" r:id="rId112">
+                    <w14:contentPart bwMode="auto" r:id="rId119">
                       <w14:nvContentPartPr>
                         <w14:cNvContentPartPr>
                           <a14:cpLocks xmlns:a14="http://schemas.microsoft.com/office/drawing/2010/main" noRot="1"/>
@@ -4728,7 +4921,7 @@
           </mc:Choice>
           <mc:Fallback>
             <w:pict>
-              <v:shape w14:anchorId="6CEF1091" id="Ink 111" o:spid="_x0000_s1026" type="#_x0000_t75" style="position:absolute;margin-left:134.55pt;margin-top:217.4pt;width:5.7pt;height:11.4pt;z-index:251768832;visibility:visible;mso-wrap-style:square;mso-wrap-distance-left:9pt;mso-wrap-distance-top:0;mso-wrap-distance-right:9pt;mso-wrap-distance-bottom:0;mso-position-horizontal:absolute;mso-position-horizontal-relative:text;mso-position-vertical:absolute;mso-position-vertical-relative:text" o:gfxdata="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">
+              <v:shape w14:anchorId="286B4D18" id="Ink 111" o:spid="_x0000_s1026" type="#_x0000_t75" style="position:absolute;margin-left:134.55pt;margin-top:217.4pt;width:5.7pt;height:11.4pt;z-index:251768832;visibility:visible;mso-wrap-style:square;mso-wrap-distance-left:9pt;mso-wrap-distance-top:0;mso-wrap-distance-right:9pt;mso-wrap-distance-bottom:0;mso-position-horizontal:absolute;mso-position-horizontal-relative:text;mso-position-vertical:absolute;mso-position-vertical-relative:text" o:gfxdata="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">
                 <v:imagedata r:id="rId8" o:title=""/>
                 <o:lock v:ext="edit" rotation="t" aspectratio="f"/>
               </v:shape>
@@ -4762,7 +4955,7 @@
                 </wp:cNvGraphicFramePr>
                 <a:graphic xmlns:a="http://schemas.openxmlformats.org/drawingml/2006/main">
                   <a:graphicData uri="http://schemas.microsoft.com/office/word/2010/wordprocessingInk">
-                    <w14:contentPart bwMode="auto" r:id="rId113">
+                    <w14:contentPart bwMode="auto" r:id="rId120">
                       <w14:nvContentPartPr>
                         <w14:cNvContentPartPr>
                           <a14:cpLocks xmlns:a14="http://schemas.microsoft.com/office/drawing/2010/main" noRot="1"/>
@@ -4780,8 +4973,8 @@
           </mc:Choice>
           <mc:Fallback>
             <w:pict>
-              <v:shape w14:anchorId="6FC4E4B2" id="Ink 110" o:spid="_x0000_s1026" type="#_x0000_t75" style="position:absolute;margin-left:24.15pt;margin-top:216.8pt;width:115.3pt;height:13.65pt;z-index:251767808;visibility:visible;mso-wrap-style:square;mso-wrap-distance-left:9pt;mso-wrap-distance-top:0;mso-wrap-distance-right:9pt;mso-wrap-distance-bottom:0;mso-position-horizontal:absolute;mso-position-horizontal-relative:text;mso-position-vertical:absolute;mso-position-vertical-relative:text" o:gfxdata="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">
-                <v:imagedata r:id="rId114" o:title=""/>
+              <v:shape w14:anchorId="27B490E9" id="Ink 110" o:spid="_x0000_s1026" type="#_x0000_t75" style="position:absolute;margin-left:24.15pt;margin-top:216.8pt;width:115.3pt;height:13.65pt;z-index:251767808;visibility:visible;mso-wrap-style:square;mso-wrap-distance-left:9pt;mso-wrap-distance-top:0;mso-wrap-distance-right:9pt;mso-wrap-distance-bottom:0;mso-position-horizontal:absolute;mso-position-horizontal-relative:text;mso-position-vertical:absolute;mso-position-vertical-relative:text" o:gfxdata="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">
+                <v:imagedata r:id="rId121" o:title=""/>
                 <o:lock v:ext="edit" rotation="t" aspectratio="f"/>
               </v:shape>
             </w:pict>
@@ -4814,7 +5007,7 @@
                 </wp:cNvGraphicFramePr>
                 <a:graphic xmlns:a="http://schemas.openxmlformats.org/drawingml/2006/main">
                   <a:graphicData uri="http://schemas.microsoft.com/office/word/2010/wordprocessingInk">
-                    <w14:contentPart bwMode="auto" r:id="rId115">
+                    <w14:contentPart bwMode="auto" r:id="rId122">
                       <w14:nvContentPartPr>
                         <w14:cNvContentPartPr>
                           <a14:cpLocks xmlns:a14="http://schemas.microsoft.com/office/drawing/2010/main" noRot="1"/>
@@ -4832,7 +5025,7 @@
           </mc:Choice>
           <mc:Fallback>
             <w:pict>
-              <v:shape w14:anchorId="0934A3A7" id="Ink 109" o:spid="_x0000_s1026" type="#_x0000_t75" style="position:absolute;margin-left:-152.85pt;margin-top:190.4pt;width:5.7pt;height:11.4pt;z-index:251766784;visibility:visible;mso-wrap-style:square;mso-wrap-distance-left:9pt;mso-wrap-distance-top:0;mso-wrap-distance-right:9pt;mso-wrap-distance-bottom:0;mso-position-horizontal:absolute;mso-position-horizontal-relative:text;mso-position-vertical:absolute;mso-position-vertical-relative:text" o:gfxdata="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">
+              <v:shape w14:anchorId="7A08A9B4" id="Ink 109" o:spid="_x0000_s1026" type="#_x0000_t75" style="position:absolute;margin-left:-152.85pt;margin-top:190.4pt;width:5.7pt;height:11.4pt;z-index:251766784;visibility:visible;mso-wrap-style:square;mso-wrap-distance-left:9pt;mso-wrap-distance-top:0;mso-wrap-distance-right:9pt;mso-wrap-distance-bottom:0;mso-position-horizontal:absolute;mso-position-horizontal-relative:text;mso-position-vertical:absolute;mso-position-vertical-relative:text" o:gfxdata="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">
                 <v:imagedata r:id="rId8" o:title=""/>
                 <o:lock v:ext="edit" rotation="t" aspectratio="f"/>
               </v:shape>
@@ -4864,7 +5057,7 @@
                     </pic:cNvPicPr>
                   </pic:nvPicPr>
                   <pic:blipFill>
-                    <a:blip r:embed="rId116"/>
+                    <a:blip r:embed="rId123"/>
                     <a:srcRect/>
                     <a:stretch>
                       <a:fillRect/>
@@ -4922,7 +5115,7 @@
                     </pic:cNvPicPr>
                   </pic:nvPicPr>
                   <pic:blipFill>
-                    <a:blip r:embed="rId117">
+                    <a:blip r:embed="rId124">
                       <a:extLst>
                         <a:ext uri="{28A0092B-C50C-407E-A947-70E740481C1C}">
                           <a14:useLocalDpi xmlns:a14="http://schemas.microsoft.com/office/drawing/2010/main" val="0"/>
@@ -4999,24 +5192,24 @@
         <mc:AlternateContent>
           <mc:Choice Requires="wpi">
             <w:drawing>
-              <wp:anchor distT="0" distB="0" distL="114300" distR="114300" simplePos="0" relativeHeight="251787264" behindDoc="0" locked="0" layoutInCell="1" allowOverlap="1" wp14:anchorId="056D9A2E" wp14:editId="63C2D69A">
+              <wp:anchor distT="0" distB="0" distL="114300" distR="114300" simplePos="0" relativeHeight="251805696" behindDoc="0" locked="0" layoutInCell="1" allowOverlap="1" wp14:anchorId="5DE4A956" wp14:editId="6DA9B24A">
                 <wp:simplePos x="0" y="0"/>
                 <wp:positionH relativeFrom="column">
-                  <wp:posOffset>4663620</wp:posOffset>
+                  <wp:posOffset>4225290</wp:posOffset>
                 </wp:positionH>
                 <wp:positionV relativeFrom="paragraph">
-                  <wp:posOffset>3234510</wp:posOffset>
+                  <wp:posOffset>1997710</wp:posOffset>
                 </wp:positionV>
-                <wp:extent cx="360" cy="360"/>
-                <wp:effectExtent l="76200" t="114300" r="57150" b="95250"/>
+                <wp:extent cx="284205" cy="13695"/>
+                <wp:effectExtent l="133350" t="133350" r="59055" b="120015"/>
                 <wp:wrapNone/>
-                <wp:docPr id="320717579" name="Ink 128"/>
+                <wp:docPr id="89500918" name="Ink 17"/>
                 <wp:cNvGraphicFramePr>
                   <a:graphicFrameLocks xmlns:a="http://schemas.openxmlformats.org/drawingml/2006/main"/>
                 </wp:cNvGraphicFramePr>
                 <a:graphic xmlns:a="http://schemas.openxmlformats.org/drawingml/2006/main">
                   <a:graphicData uri="http://schemas.microsoft.com/office/word/2010/wordprocessingInk">
-                    <w14:contentPart bwMode="auto" r:id="rId118">
+                    <w14:contentPart bwMode="auto" r:id="rId125">
                       <w14:nvContentPartPr>
                         <w14:cNvContentPartPr>
                           <a14:cpLocks xmlns:a14="http://schemas.microsoft.com/office/drawing/2010/main" noRot="1"/>
@@ -5024,7 +5217,7 @@
                       </w14:nvContentPartPr>
                       <w14:xfrm>
                         <a:off x="0" y="0"/>
-                        <a:ext cx="360" cy="360"/>
+                        <a:ext cx="284205" cy="13695"/>
                       </w14:xfrm>
                     </w14:contentPart>
                   </a:graphicData>
@@ -5034,8 +5227,8 @@
           </mc:Choice>
           <mc:Fallback>
             <w:pict>
-              <v:shape w14:anchorId="17FE077D" id="Ink 128" o:spid="_x0000_s1026" type="#_x0000_t75" style="position:absolute;margin-left:364.35pt;margin-top:249.05pt;width:5.7pt;height:11.4pt;z-index:251787264;visibility:visible;mso-wrap-style:square;mso-wrap-distance-left:9pt;mso-wrap-distance-top:0;mso-wrap-distance-right:9pt;mso-wrap-distance-bottom:0;mso-position-horizontal:absolute;mso-position-horizontal-relative:text;mso-position-vertical:absolute;mso-position-vertical-relative:text" o:gfxdata="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">
-                <v:imagedata r:id="rId8" o:title=""/>
+              <v:shape w14:anchorId="1D865279" id="Ink 17" o:spid="_x0000_s1026" type="#_x0000_t75" style="position:absolute;margin-left:327.75pt;margin-top:152.35pt;width:32.35pt;height:11.05pt;z-index:251805696;visibility:visible;mso-wrap-style:square;mso-wrap-distance-left:9pt;mso-wrap-distance-top:0;mso-wrap-distance-right:9pt;mso-wrap-distance-bottom:0;mso-position-horizontal:absolute;mso-position-horizontal-relative:text;mso-position-vertical:absolute;mso-position-vertical-relative:text" o:gfxdata="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">
+                <v:imagedata r:id="rId126" o:title=""/>
                 <o:lock v:ext="edit" rotation="t" aspectratio="f"/>
               </v:shape>
             </w:pict>
@@ -5050,24 +5243,24 @@
         <mc:AlternateContent>
           <mc:Choice Requires="wpi">
             <w:drawing>
-              <wp:anchor distT="0" distB="0" distL="114300" distR="114300" simplePos="0" relativeHeight="251786240" behindDoc="0" locked="0" layoutInCell="1" allowOverlap="1" wp14:anchorId="59BF46A4" wp14:editId="350ADBF8">
+              <wp:anchor distT="0" distB="0" distL="114300" distR="114300" simplePos="0" relativeHeight="251800576" behindDoc="0" locked="0" layoutInCell="1" allowOverlap="1" wp14:anchorId="24D0EF1A" wp14:editId="2A02B60B">
                 <wp:simplePos x="0" y="0"/>
                 <wp:positionH relativeFrom="column">
-                  <wp:posOffset>4091305</wp:posOffset>
+                  <wp:posOffset>4225290</wp:posOffset>
                 </wp:positionH>
                 <wp:positionV relativeFrom="paragraph">
-                  <wp:posOffset>3341370</wp:posOffset>
+                  <wp:posOffset>3049905</wp:posOffset>
                 </wp:positionV>
-                <wp:extent cx="579755" cy="45720"/>
-                <wp:effectExtent l="76200" t="114300" r="67945" b="106680"/>
+                <wp:extent cx="208005" cy="20955"/>
+                <wp:effectExtent l="133350" t="133350" r="59055" b="112395"/>
                 <wp:wrapNone/>
-                <wp:docPr id="841765949" name="Ink 127"/>
+                <wp:docPr id="1372734111" name="Ink 12"/>
                 <wp:cNvGraphicFramePr>
                   <a:graphicFrameLocks xmlns:a="http://schemas.openxmlformats.org/drawingml/2006/main"/>
                 </wp:cNvGraphicFramePr>
                 <a:graphic xmlns:a="http://schemas.openxmlformats.org/drawingml/2006/main">
                   <a:graphicData uri="http://schemas.microsoft.com/office/word/2010/wordprocessingInk">
-                    <w14:contentPart bwMode="auto" r:id="rId119">
+                    <w14:contentPart bwMode="auto" r:id="rId127">
                       <w14:nvContentPartPr>
                         <w14:cNvContentPartPr>
                           <a14:cpLocks xmlns:a14="http://schemas.microsoft.com/office/drawing/2010/main" noRot="1"/>
@@ -5075,64 +5268,7 @@
                       </w14:nvContentPartPr>
                       <w14:xfrm>
                         <a:off x="0" y="0"/>
-                        <a:ext cx="579755" cy="45720"/>
-                      </w14:xfrm>
-                    </w14:contentPart>
-                  </a:graphicData>
-                </a:graphic>
-                <wp14:sizeRelH relativeFrom="margin">
-                  <wp14:pctWidth>0</wp14:pctWidth>
-                </wp14:sizeRelH>
-                <wp14:sizeRelV relativeFrom="margin">
-                  <wp14:pctHeight>0</wp14:pctHeight>
-                </wp14:sizeRelV>
-              </wp:anchor>
-            </w:drawing>
-          </mc:Choice>
-          <mc:Fallback>
-            <w:pict>
-              <v:shape w14:anchorId="74921B98" id="Ink 127" o:spid="_x0000_s1026" type="#_x0000_t75" style="position:absolute;margin-left:319.3pt;margin-top:257.45pt;width:51.3pt;height:14.8pt;z-index:251786240;visibility:visible;mso-wrap-style:square;mso-width-percent:0;mso-height-percent:0;mso-wrap-distance-left:9pt;mso-wrap-distance-top:0;mso-wrap-distance-right:9pt;mso-wrap-distance-bottom:0;mso-position-horizontal:absolute;mso-position-horizontal-relative:text;mso-position-vertical:absolute;mso-position-vertical-relative:text;mso-width-percent:0;mso-height-percent:0;mso-width-relative:margin;mso-height-relative:margin" o:gfxdata="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">
-                <v:imagedata r:id="rId120" o:title=""/>
-                <o:lock v:ext="edit" rotation="t" aspectratio="f"/>
-              </v:shape>
-            </w:pict>
-          </mc:Fallback>
-        </mc:AlternateContent>
-      </w:r>
-      <w:r>
-        <w:rPr>
-          <w:noProof/>
-          <w:lang w:val="en-US"/>
-        </w:rPr>
-        <mc:AlternateContent>
-          <mc:Choice Requires="wpi">
-            <w:drawing>
-              <wp:anchor distT="0" distB="0" distL="114300" distR="114300" simplePos="0" relativeHeight="251784192" behindDoc="0" locked="0" layoutInCell="1" allowOverlap="1" wp14:anchorId="14AE6F02" wp14:editId="12171A58">
-                <wp:simplePos x="0" y="0"/>
-                <wp:positionH relativeFrom="column">
-                  <wp:posOffset>4091940</wp:posOffset>
-                </wp:positionH>
-                <wp:positionV relativeFrom="paragraph">
-                  <wp:posOffset>3387150</wp:posOffset>
-                </wp:positionV>
-                <wp:extent cx="360" cy="360"/>
-                <wp:effectExtent l="76200" t="114300" r="57150" b="95250"/>
-                <wp:wrapNone/>
-                <wp:docPr id="238565698" name="Ink 125"/>
-                <wp:cNvGraphicFramePr>
-                  <a:graphicFrameLocks xmlns:a="http://schemas.openxmlformats.org/drawingml/2006/main"/>
-                </wp:cNvGraphicFramePr>
-                <a:graphic xmlns:a="http://schemas.openxmlformats.org/drawingml/2006/main">
-                  <a:graphicData uri="http://schemas.microsoft.com/office/word/2010/wordprocessingInk">
-                    <w14:contentPart bwMode="auto" r:id="rId121">
-                      <w14:nvContentPartPr>
-                        <w14:cNvContentPartPr>
-                          <a14:cpLocks xmlns:a14="http://schemas.microsoft.com/office/drawing/2010/main" noRot="1"/>
-                        </w14:cNvContentPartPr>
-                      </w14:nvContentPartPr>
-                      <w14:xfrm>
-                        <a:off x="0" y="0"/>
-                        <a:ext cx="360" cy="360"/>
+                        <a:ext cx="208005" cy="20955"/>
                       </w14:xfrm>
                     </w14:contentPart>
                   </a:graphicData>
@@ -5142,8 +5278,8 @@
           </mc:Choice>
           <mc:Fallback>
             <w:pict>
-              <v:shape w14:anchorId="71CA21FA" id="Ink 125" o:spid="_x0000_s1026" type="#_x0000_t75" style="position:absolute;margin-left:319.35pt;margin-top:261.05pt;width:5.7pt;height:11.4pt;z-index:251784192;visibility:visible;mso-wrap-style:square;mso-wrap-distance-left:9pt;mso-wrap-distance-top:0;mso-wrap-distance-right:9pt;mso-wrap-distance-bottom:0;mso-position-horizontal:absolute;mso-position-horizontal-relative:text;mso-position-vertical:absolute;mso-position-vertical-relative:text" o:gfxdata="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">
-                <v:imagedata r:id="rId8" o:title=""/>
+              <v:shape w14:anchorId="6686AE2A" id="Ink 12" o:spid="_x0000_s1026" type="#_x0000_t75" style="position:absolute;margin-left:327.75pt;margin-top:235.2pt;width:26.3pt;height:11.6pt;z-index:251800576;visibility:visible;mso-wrap-style:square;mso-wrap-distance-left:9pt;mso-wrap-distance-top:0;mso-wrap-distance-right:9pt;mso-wrap-distance-bottom:0;mso-position-horizontal:absolute;mso-position-horizontal-relative:text;mso-position-vertical:absolute;mso-position-vertical-relative:text" o:gfxdata="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">
+                <v:imagedata r:id="rId128" o:title=""/>
                 <o:lock v:ext="edit" rotation="t" aspectratio="f"/>
               </v:shape>
             </w:pict>
@@ -5155,186 +5291,8 @@
           <w:noProof/>
           <w:lang w:val="en-US"/>
         </w:rPr>
-        <mc:AlternateContent>
-          <mc:Choice Requires="wpi">
-            <w:drawing>
-              <wp:anchor distT="0" distB="0" distL="114300" distR="114300" simplePos="0" relativeHeight="251783168" behindDoc="0" locked="0" layoutInCell="1" allowOverlap="1" wp14:anchorId="7AB67AB2" wp14:editId="0B0DC918">
-                <wp:simplePos x="0" y="0"/>
-                <wp:positionH relativeFrom="column">
-                  <wp:posOffset>4084020</wp:posOffset>
-                </wp:positionH>
-                <wp:positionV relativeFrom="paragraph">
-                  <wp:posOffset>3234510</wp:posOffset>
-                </wp:positionV>
-                <wp:extent cx="518400" cy="8280"/>
-                <wp:effectExtent l="76200" t="114300" r="72390" b="106045"/>
-                <wp:wrapNone/>
-                <wp:docPr id="1684178823" name="Ink 124"/>
-                <wp:cNvGraphicFramePr>
-                  <a:graphicFrameLocks xmlns:a="http://schemas.openxmlformats.org/drawingml/2006/main"/>
-                </wp:cNvGraphicFramePr>
-                <a:graphic xmlns:a="http://schemas.openxmlformats.org/drawingml/2006/main">
-                  <a:graphicData uri="http://schemas.microsoft.com/office/word/2010/wordprocessingInk">
-                    <w14:contentPart bwMode="auto" r:id="rId122">
-                      <w14:nvContentPartPr>
-                        <w14:cNvContentPartPr>
-                          <a14:cpLocks xmlns:a14="http://schemas.microsoft.com/office/drawing/2010/main" noRot="1"/>
-                        </w14:cNvContentPartPr>
-                      </w14:nvContentPartPr>
-                      <w14:xfrm>
-                        <a:off x="0" y="0"/>
-                        <a:ext cx="518400" cy="8280"/>
-                      </w14:xfrm>
-                    </w14:contentPart>
-                  </a:graphicData>
-                </a:graphic>
-              </wp:anchor>
-            </w:drawing>
-          </mc:Choice>
-          <mc:Fallback>
-            <w:pict>
-              <v:shape w14:anchorId="7638B50C" id="Ink 124" o:spid="_x0000_s1026" type="#_x0000_t75" style="position:absolute;margin-left:318.75pt;margin-top:249.05pt;width:46.45pt;height:11.95pt;z-index:251783168;visibility:visible;mso-wrap-style:square;mso-wrap-distance-left:9pt;mso-wrap-distance-top:0;mso-wrap-distance-right:9pt;mso-wrap-distance-bottom:0;mso-position-horizontal:absolute;mso-position-horizontal-relative:text;mso-position-vertical:absolute;mso-position-vertical-relative:text" o:gfxdata="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">
-                <v:imagedata r:id="rId123" o:title=""/>
-                <o:lock v:ext="edit" rotation="t" aspectratio="f"/>
-              </v:shape>
-            </w:pict>
-          </mc:Fallback>
-        </mc:AlternateContent>
-      </w:r>
-      <w:r>
-        <w:rPr>
-          <w:noProof/>
-          <w:lang w:val="en-US"/>
-        </w:rPr>
-        <mc:AlternateContent>
-          <mc:Choice Requires="wpi">
-            <w:drawing>
-              <wp:anchor distT="0" distB="0" distL="114300" distR="114300" simplePos="0" relativeHeight="251781120" behindDoc="0" locked="0" layoutInCell="1" allowOverlap="1" wp14:anchorId="4358AA6C" wp14:editId="0D301664">
-                <wp:simplePos x="0" y="0"/>
-                <wp:positionH relativeFrom="column">
-                  <wp:posOffset>4083685</wp:posOffset>
-                </wp:positionH>
-                <wp:positionV relativeFrom="paragraph">
-                  <wp:posOffset>3310255</wp:posOffset>
-                </wp:positionV>
-                <wp:extent cx="487680" cy="38100"/>
-                <wp:effectExtent l="76200" t="114300" r="83820" b="95250"/>
-                <wp:wrapNone/>
-                <wp:docPr id="1201627440" name="Ink 122"/>
-                <wp:cNvGraphicFramePr>
-                  <a:graphicFrameLocks xmlns:a="http://schemas.openxmlformats.org/drawingml/2006/main"/>
-                </wp:cNvGraphicFramePr>
-                <a:graphic xmlns:a="http://schemas.openxmlformats.org/drawingml/2006/main">
-                  <a:graphicData uri="http://schemas.microsoft.com/office/word/2010/wordprocessingInk">
-                    <w14:contentPart bwMode="auto" r:id="rId124">
-                      <w14:nvContentPartPr>
-                        <w14:cNvContentPartPr>
-                          <a14:cpLocks xmlns:a14="http://schemas.microsoft.com/office/drawing/2010/main" noRot="1"/>
-                        </w14:cNvContentPartPr>
-                      </w14:nvContentPartPr>
-                      <w14:xfrm>
-                        <a:off x="0" y="0"/>
-                        <a:ext cx="487680" cy="38100"/>
-                      </w14:xfrm>
-                    </w14:contentPart>
-                  </a:graphicData>
-                </a:graphic>
-                <wp14:sizeRelH relativeFrom="margin">
-                  <wp14:pctWidth>0</wp14:pctWidth>
-                </wp14:sizeRelH>
-                <wp14:sizeRelV relativeFrom="margin">
-                  <wp14:pctHeight>0</wp14:pctHeight>
-                </wp14:sizeRelV>
-              </wp:anchor>
-            </w:drawing>
-          </mc:Choice>
-          <mc:Fallback>
-            <w:pict>
-              <v:shape w14:anchorId="47ADAA72" id="Ink 122" o:spid="_x0000_s1026" type="#_x0000_t75" style="position:absolute;margin-left:318.7pt;margin-top:255.05pt;width:44.05pt;height:14.2pt;z-index:251781120;visibility:visible;mso-wrap-style:square;mso-width-percent:0;mso-height-percent:0;mso-wrap-distance-left:9pt;mso-wrap-distance-top:0;mso-wrap-distance-right:9pt;mso-wrap-distance-bottom:0;mso-position-horizontal:absolute;mso-position-horizontal-relative:text;mso-position-vertical:absolute;mso-position-vertical-relative:text;mso-width-percent:0;mso-height-percent:0;mso-width-relative:margin;mso-height-relative:margin" o:gfxdata="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">
-                <v:imagedata r:id="rId125" o:title=""/>
-                <o:lock v:ext="edit" rotation="t" aspectratio="f"/>
-              </v:shape>
-            </w:pict>
-          </mc:Fallback>
-        </mc:AlternateContent>
-      </w:r>
-      <w:r>
-        <w:rPr>
-          <w:noProof/>
-          <w:lang w:val="en-US"/>
-        </w:rPr>
-        <mc:AlternateContent>
-          <mc:Choice Requires="wpi">
-            <w:drawing>
-              <wp:anchor distT="0" distB="0" distL="114300" distR="114300" simplePos="0" relativeHeight="251779072" behindDoc="0" locked="0" layoutInCell="1" allowOverlap="1" wp14:anchorId="56C4E727" wp14:editId="6FAA0C47">
-                <wp:simplePos x="0" y="0"/>
-                <wp:positionH relativeFrom="column">
-                  <wp:posOffset>4084380</wp:posOffset>
-                </wp:positionH>
-                <wp:positionV relativeFrom="paragraph">
-                  <wp:posOffset>3310830</wp:posOffset>
-                </wp:positionV>
-                <wp:extent cx="360" cy="360"/>
-                <wp:effectExtent l="76200" t="114300" r="57150" b="95250"/>
-                <wp:wrapNone/>
-                <wp:docPr id="1003350018" name="Ink 120"/>
-                <wp:cNvGraphicFramePr>
-                  <a:graphicFrameLocks xmlns:a="http://schemas.openxmlformats.org/drawingml/2006/main"/>
-                </wp:cNvGraphicFramePr>
-                <a:graphic xmlns:a="http://schemas.openxmlformats.org/drawingml/2006/main">
-                  <a:graphicData uri="http://schemas.microsoft.com/office/word/2010/wordprocessingInk">
-                    <w14:contentPart bwMode="auto" r:id="rId126">
-                      <w14:nvContentPartPr>
-                        <w14:cNvContentPartPr>
-                          <a14:cpLocks xmlns:a14="http://schemas.microsoft.com/office/drawing/2010/main" noRot="1"/>
-                        </w14:cNvContentPartPr>
-                      </w14:nvContentPartPr>
-                      <w14:xfrm>
-                        <a:off x="0" y="0"/>
-                        <a:ext cx="360" cy="360"/>
-                      </w14:xfrm>
-                    </w14:contentPart>
-                  </a:graphicData>
-                </a:graphic>
-              </wp:anchor>
-            </w:drawing>
-          </mc:Choice>
-          <mc:Fallback>
-            <w:pict>
-              <v:shape w14:anchorId="2FFA29FA" id="Ink 120" o:spid="_x0000_s1026" type="#_x0000_t75" style="position:absolute;margin-left:318.75pt;margin-top:255.05pt;width:5.7pt;height:11.4pt;z-index:251779072;visibility:visible;mso-wrap-style:square;mso-wrap-distance-left:9pt;mso-wrap-distance-top:0;mso-wrap-distance-right:9pt;mso-wrap-distance-bottom:0;mso-position-horizontal:absolute;mso-position-horizontal-relative:text;mso-position-vertical:absolute;mso-position-vertical-relative:text" o:gfxdata="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">
-                <v:imagedata r:id="rId8" o:title=""/>
-                <o:lock v:ext="edit" rotation="t" aspectratio="f"/>
-              </v:shape>
-            </w:pict>
-          </mc:Fallback>
-        </mc:AlternateContent>
-      </w:r>
-      <w:r>
-        <w:rPr>
-          <w:noProof/>
-          <w:lang w:val="en-US"/>
-        </w:rPr>
-        <w:pict w14:anchorId="3EFF5A44">
-          <v:rect id="_x0000_s1044" style="position:absolute;margin-left:317.4pt;margin-top:248.7pt;width:49.8pt;height:21pt;z-index:251778048;mso-position-horizontal-relative:text;mso-position-vertical-relative:text">
-            <v:textbox>
-              <w:txbxContent>
-                <w:p>
-                  <w:r>
-                    <w:t>Maths</w:t>
-                  </w:r>
-                </w:p>
-              </w:txbxContent>
-            </v:textbox>
-          </v:rect>
-        </w:pict>
-      </w:r>
-      <w:r>
-        <w:rPr>
-          <w:noProof/>
-          <w:lang w:val="en-US"/>
-        </w:rPr>
         <w:drawing>
-          <wp:inline distT="0" distB="0" distL="0" distR="0" wp14:anchorId="0E613F4E" wp14:editId="43C65067">
+          <wp:inline distT="0" distB="0" distL="0" distR="0" wp14:anchorId="0E613F4E" wp14:editId="72C2E41D">
             <wp:extent cx="5731510" cy="3374546"/>
             <wp:effectExtent l="19050" t="0" r="2540" b="0"/>
             <wp:docPr id="51" name="Picture 51" descr="C:\Users\Dell\Downloads\6.png"/>
@@ -5351,7 +5309,7 @@
                     </pic:cNvPicPr>
                   </pic:nvPicPr>
                   <pic:blipFill>
-                    <a:blip r:embed="rId127"/>
+                    <a:blip r:embed="rId129"/>
                     <a:srcRect/>
                     <a:stretch>
                       <a:fillRect/>
@@ -5437,44 +5395,363 @@
           <w:lang w:val="en-US"/>
         </w:rPr>
         <w:lastRenderedPageBreak/>
-        <w:pict w14:anchorId="58E4A2A0">
-          <v:shape id="_x0000_s1035" type="#_x0000_t32" style="position:absolute;margin-left:316.5pt;margin-top:158.35pt;width:42.75pt;height:51pt;flip:y;z-index:251667456" o:connectortype="straight">
-            <v:stroke endarrow="block"/>
-          </v:shape>
-        </w:pict>
-      </w:r>
-      <w:r>
-        <w:rPr>
-          <w:noProof/>
-          <w:lang w:val="en-US"/>
-        </w:rPr>
-        <w:pict w14:anchorId="563FB35C">
-          <v:shape id="_x0000_s1034" type="#_x0000_t32" style="position:absolute;margin-left:300pt;margin-top:172.6pt;width:59.25pt;height:20.25pt;flip:y;z-index:251666432" o:connectortype="straight">
-            <v:stroke endarrow="block"/>
-          </v:shape>
-        </w:pict>
-      </w:r>
-      <w:r>
-        <w:rPr>
-          <w:noProof/>
-          <w:lang w:val="en-US"/>
-        </w:rPr>
-        <w:pict w14:anchorId="64D0A517">
-          <v:shape id="_x0000_s1033" type="#_x0000_t32" style="position:absolute;margin-left:304.5pt;margin-top:172.6pt;width:66pt;height:20.25pt;z-index:251665408" o:connectortype="straight">
-            <v:stroke endarrow="block"/>
-          </v:shape>
-        </w:pict>
-      </w:r>
-      <w:r>
-        <w:rPr>
-          <w:noProof/>
-          <w:lang w:val="en-US"/>
-        </w:rPr>
-        <w:pict w14:anchorId="335A46F0">
-          <v:shape id="_x0000_s1032" type="#_x0000_t32" style="position:absolute;margin-left:300pt;margin-top:158.35pt;width:59.25pt;height:51pt;z-index:251664384" o:connectortype="straight">
-            <v:stroke endarrow="block"/>
-          </v:shape>
-        </w:pict>
+        <mc:AlternateContent>
+          <mc:Choice Requires="wpi">
+            <w:drawing>
+              <wp:anchor distT="0" distB="0" distL="114300" distR="114300" simplePos="0" relativeHeight="251813888" behindDoc="0" locked="0" layoutInCell="1" allowOverlap="1" wp14:anchorId="6670E6CC" wp14:editId="310FAE4E">
+                <wp:simplePos x="0" y="0"/>
+                <wp:positionH relativeFrom="column">
+                  <wp:posOffset>4869180</wp:posOffset>
+                </wp:positionH>
+                <wp:positionV relativeFrom="paragraph">
+                  <wp:posOffset>2015490</wp:posOffset>
+                </wp:positionV>
+                <wp:extent cx="651510" cy="635"/>
+                <wp:effectExtent l="76200" t="114300" r="72390" b="94615"/>
+                <wp:wrapNone/>
+                <wp:docPr id="1933964297" name="Ink 27"/>
+                <wp:cNvGraphicFramePr>
+                  <a:graphicFrameLocks xmlns:a="http://schemas.openxmlformats.org/drawingml/2006/main"/>
+                </wp:cNvGraphicFramePr>
+                <a:graphic xmlns:a="http://schemas.openxmlformats.org/drawingml/2006/main">
+                  <a:graphicData uri="http://schemas.microsoft.com/office/word/2010/wordprocessingInk">
+                    <w14:contentPart bwMode="auto" r:id="rId130">
+                      <w14:nvContentPartPr>
+                        <w14:cNvContentPartPr>
+                          <a14:cpLocks xmlns:a14="http://schemas.microsoft.com/office/drawing/2010/main" noRot="1"/>
+                        </w14:cNvContentPartPr>
+                      </w14:nvContentPartPr>
+                      <w14:xfrm>
+                        <a:off x="0" y="0"/>
+                        <a:ext cx="651510" cy="635"/>
+                      </w14:xfrm>
+                    </w14:contentPart>
+                  </a:graphicData>
+                </a:graphic>
+                <wp14:sizeRelH relativeFrom="margin">
+                  <wp14:pctWidth>0</wp14:pctWidth>
+                </wp14:sizeRelH>
+                <wp14:sizeRelV relativeFrom="margin">
+                  <wp14:pctHeight>0</wp14:pctHeight>
+                </wp14:sizeRelV>
+              </wp:anchor>
+            </w:drawing>
+          </mc:Choice>
+          <mc:Fallback>
+            <w:pict>
+              <v:shape w14:anchorId="5E70FBEE" id="Ink 27" o:spid="_x0000_s1026" type="#_x0000_t75" style="position:absolute;margin-left:380.55pt;margin-top:148.7pt;width:56.95pt;height:20pt;z-index:251813888;visibility:visible;mso-wrap-style:square;mso-width-percent:0;mso-height-percent:0;mso-wrap-distance-left:9pt;mso-wrap-distance-top:0;mso-wrap-distance-right:9pt;mso-wrap-distance-bottom:0;mso-position-horizontal:absolute;mso-position-horizontal-relative:text;mso-position-vertical:absolute;mso-position-vertical-relative:text;mso-width-percent:0;mso-height-percent:0;mso-width-relative:margin;mso-height-relative:margin" o:gfxdata="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">
+                <v:imagedata r:id="rId131" o:title=""/>
+                <o:lock v:ext="edit" rotation="t" aspectratio="f"/>
+              </v:shape>
+            </w:pict>
+          </mc:Fallback>
+        </mc:AlternateContent>
+      </w:r>
+      <w:r>
+        <w:rPr>
+          <w:noProof/>
+          <w:lang w:val="en-US"/>
+        </w:rPr>
+        <mc:AlternateContent>
+          <mc:Choice Requires="wpi">
+            <w:drawing>
+              <wp:anchor distT="0" distB="0" distL="114300" distR="114300" simplePos="0" relativeHeight="251811840" behindDoc="0" locked="0" layoutInCell="1" allowOverlap="1" wp14:anchorId="15CA6353" wp14:editId="269451BE">
+                <wp:simplePos x="0" y="0"/>
+                <wp:positionH relativeFrom="column">
+                  <wp:posOffset>3374171</wp:posOffset>
+                </wp:positionH>
+                <wp:positionV relativeFrom="paragraph">
+                  <wp:posOffset>2645553</wp:posOffset>
+                </wp:positionV>
+                <wp:extent cx="649440" cy="42480"/>
+                <wp:effectExtent l="76200" t="114300" r="55880" b="110490"/>
+                <wp:wrapNone/>
+                <wp:docPr id="2053390582" name="Ink 25"/>
+                <wp:cNvGraphicFramePr>
+                  <a:graphicFrameLocks xmlns:a="http://schemas.openxmlformats.org/drawingml/2006/main"/>
+                </wp:cNvGraphicFramePr>
+                <a:graphic xmlns:a="http://schemas.openxmlformats.org/drawingml/2006/main">
+                  <a:graphicData uri="http://schemas.microsoft.com/office/word/2010/wordprocessingInk">
+                    <w14:contentPart bwMode="auto" r:id="rId132">
+                      <w14:nvContentPartPr>
+                        <w14:cNvContentPartPr>
+                          <a14:cpLocks xmlns:a14="http://schemas.microsoft.com/office/drawing/2010/main" noRot="1"/>
+                        </w14:cNvContentPartPr>
+                      </w14:nvContentPartPr>
+                      <w14:xfrm>
+                        <a:off x="0" y="0"/>
+                        <a:ext cx="649440" cy="42480"/>
+                      </w14:xfrm>
+                    </w14:contentPart>
+                  </a:graphicData>
+                </a:graphic>
+              </wp:anchor>
+            </w:drawing>
+          </mc:Choice>
+          <mc:Fallback>
+            <w:pict>
+              <v:shape w14:anchorId="4FF98D4B" id="Ink 25" o:spid="_x0000_s1026" type="#_x0000_t75" style="position:absolute;margin-left:262.9pt;margin-top:202.65pt;width:56.85pt;height:14.7pt;z-index:251811840;visibility:visible;mso-wrap-style:square;mso-wrap-distance-left:9pt;mso-wrap-distance-top:0;mso-wrap-distance-right:9pt;mso-wrap-distance-bottom:0;mso-position-horizontal:absolute;mso-position-horizontal-relative:text;mso-position-vertical:absolute;mso-position-vertical-relative:text" o:gfxdata="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">
+                <v:imagedata r:id="rId133" o:title=""/>
+                <o:lock v:ext="edit" rotation="t" aspectratio="f"/>
+              </v:shape>
+            </w:pict>
+          </mc:Fallback>
+        </mc:AlternateContent>
+      </w:r>
+      <w:r>
+        <w:rPr>
+          <w:noProof/>
+          <w:lang w:val="en-US"/>
+        </w:rPr>
+        <mc:AlternateContent>
+          <mc:Choice Requires="wpi">
+            <w:drawing>
+              <wp:anchor distT="0" distB="0" distL="114300" distR="114300" simplePos="0" relativeHeight="251810816" behindDoc="0" locked="0" layoutInCell="1" allowOverlap="1" wp14:anchorId="70734684" wp14:editId="0AB812FC">
+                <wp:simplePos x="0" y="0"/>
+                <wp:positionH relativeFrom="column">
+                  <wp:posOffset>4904531</wp:posOffset>
+                </wp:positionH>
+                <wp:positionV relativeFrom="paragraph">
+                  <wp:posOffset>2401113</wp:posOffset>
+                </wp:positionV>
+                <wp:extent cx="182520" cy="30600"/>
+                <wp:effectExtent l="76200" t="114300" r="65405" b="102870"/>
+                <wp:wrapNone/>
+                <wp:docPr id="939964655" name="Ink 24"/>
+                <wp:cNvGraphicFramePr>
+                  <a:graphicFrameLocks xmlns:a="http://schemas.openxmlformats.org/drawingml/2006/main"/>
+                </wp:cNvGraphicFramePr>
+                <a:graphic xmlns:a="http://schemas.openxmlformats.org/drawingml/2006/main">
+                  <a:graphicData uri="http://schemas.microsoft.com/office/word/2010/wordprocessingInk">
+                    <w14:contentPart bwMode="auto" r:id="rId134">
+                      <w14:nvContentPartPr>
+                        <w14:cNvContentPartPr>
+                          <a14:cpLocks xmlns:a14="http://schemas.microsoft.com/office/drawing/2010/main" noRot="1"/>
+                        </w14:cNvContentPartPr>
+                      </w14:nvContentPartPr>
+                      <w14:xfrm>
+                        <a:off x="0" y="0"/>
+                        <a:ext cx="182520" cy="30600"/>
+                      </w14:xfrm>
+                    </w14:contentPart>
+                  </a:graphicData>
+                </a:graphic>
+              </wp:anchor>
+            </w:drawing>
+          </mc:Choice>
+          <mc:Fallback>
+            <w:pict>
+              <v:shape w14:anchorId="510C4D9B" id="Ink 24" o:spid="_x0000_s1026" type="#_x0000_t75" style="position:absolute;margin-left:383.35pt;margin-top:183.4pt;width:20pt;height:13.7pt;z-index:251810816;visibility:visible;mso-wrap-style:square;mso-wrap-distance-left:9pt;mso-wrap-distance-top:0;mso-wrap-distance-right:9pt;mso-wrap-distance-bottom:0;mso-position-horizontal:absolute;mso-position-horizontal-relative:text;mso-position-vertical:absolute;mso-position-vertical-relative:text" o:gfxdata="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">
+                <v:imagedata r:id="rId135" o:title=""/>
+                <o:lock v:ext="edit" rotation="t" aspectratio="f"/>
+              </v:shape>
+            </w:pict>
+          </mc:Fallback>
+        </mc:AlternateContent>
+      </w:r>
+      <w:r>
+        <w:rPr>
+          <w:noProof/>
+          <w:lang w:val="en-US"/>
+        </w:rPr>
+        <mc:AlternateContent>
+          <mc:Choice Requires="wpi">
+            <w:drawing>
+              <wp:anchor distT="0" distB="0" distL="114300" distR="114300" simplePos="0" relativeHeight="251809792" behindDoc="0" locked="0" layoutInCell="1" allowOverlap="1" wp14:anchorId="1EDBC7E8" wp14:editId="797873AC">
+                <wp:simplePos x="0" y="0"/>
+                <wp:positionH relativeFrom="column">
+                  <wp:posOffset>3359771</wp:posOffset>
+                </wp:positionH>
+                <wp:positionV relativeFrom="paragraph">
+                  <wp:posOffset>2160633</wp:posOffset>
+                </wp:positionV>
+                <wp:extent cx="463680" cy="56880"/>
+                <wp:effectExtent l="76200" t="114300" r="69850" b="95885"/>
+                <wp:wrapNone/>
+                <wp:docPr id="806059151" name="Ink 23"/>
+                <wp:cNvGraphicFramePr>
+                  <a:graphicFrameLocks xmlns:a="http://schemas.openxmlformats.org/drawingml/2006/main"/>
+                </wp:cNvGraphicFramePr>
+                <a:graphic xmlns:a="http://schemas.openxmlformats.org/drawingml/2006/main">
+                  <a:graphicData uri="http://schemas.microsoft.com/office/word/2010/wordprocessingInk">
+                    <w14:contentPart bwMode="auto" r:id="rId136">
+                      <w14:nvContentPartPr>
+                        <w14:cNvContentPartPr>
+                          <a14:cpLocks xmlns:a14="http://schemas.microsoft.com/office/drawing/2010/main" noRot="1"/>
+                        </w14:cNvContentPartPr>
+                      </w14:nvContentPartPr>
+                      <w14:xfrm>
+                        <a:off x="0" y="0"/>
+                        <a:ext cx="463680" cy="56880"/>
+                      </w14:xfrm>
+                    </w14:contentPart>
+                  </a:graphicData>
+                </a:graphic>
+              </wp:anchor>
+            </w:drawing>
+          </mc:Choice>
+          <mc:Fallback>
+            <w:pict>
+              <v:shape w14:anchorId="258531EB" id="Ink 23" o:spid="_x0000_s1026" type="#_x0000_t75" style="position:absolute;margin-left:261.7pt;margin-top:164.5pt;width:42.15pt;height:15.85pt;z-index:251809792;visibility:visible;mso-wrap-style:square;mso-wrap-distance-left:9pt;mso-wrap-distance-top:0;mso-wrap-distance-right:9pt;mso-wrap-distance-bottom:0;mso-position-horizontal:absolute;mso-position-horizontal-relative:text;mso-position-vertical:absolute;mso-position-vertical-relative:text" o:gfxdata="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">
+                <v:imagedata r:id="rId137" o:title=""/>
+                <o:lock v:ext="edit" rotation="t" aspectratio="f"/>
+              </v:shape>
+            </w:pict>
+          </mc:Fallback>
+        </mc:AlternateContent>
+      </w:r>
+      <w:r>
+        <w:rPr>
+          <w:noProof/>
+          <w:lang w:val="en-US"/>
+        </w:rPr>
+        <mc:AlternateContent>
+          <mc:Choice Requires="wpi">
+            <w:drawing>
+              <wp:anchor distT="0" distB="0" distL="114300" distR="114300" simplePos="0" relativeHeight="251808768" behindDoc="0" locked="0" layoutInCell="1" allowOverlap="1" wp14:anchorId="092D4C5C" wp14:editId="4231737C">
+                <wp:simplePos x="0" y="0"/>
+                <wp:positionH relativeFrom="column">
+                  <wp:posOffset>4897691</wp:posOffset>
+                </wp:positionH>
+                <wp:positionV relativeFrom="paragraph">
+                  <wp:posOffset>2644833</wp:posOffset>
+                </wp:positionV>
+                <wp:extent cx="394200" cy="15840"/>
+                <wp:effectExtent l="76200" t="114300" r="63500" b="99060"/>
+                <wp:wrapNone/>
+                <wp:docPr id="2022594157" name="Ink 21"/>
+                <wp:cNvGraphicFramePr>
+                  <a:graphicFrameLocks xmlns:a="http://schemas.openxmlformats.org/drawingml/2006/main"/>
+                </wp:cNvGraphicFramePr>
+                <a:graphic xmlns:a="http://schemas.openxmlformats.org/drawingml/2006/main">
+                  <a:graphicData uri="http://schemas.microsoft.com/office/word/2010/wordprocessingInk">
+                    <w14:contentPart bwMode="auto" r:id="rId138">
+                      <w14:nvContentPartPr>
+                        <w14:cNvContentPartPr>
+                          <a14:cpLocks xmlns:a14="http://schemas.microsoft.com/office/drawing/2010/main" noRot="1"/>
+                        </w14:cNvContentPartPr>
+                      </w14:nvContentPartPr>
+                      <w14:xfrm>
+                        <a:off x="0" y="0"/>
+                        <a:ext cx="394200" cy="15840"/>
+                      </w14:xfrm>
+                    </w14:contentPart>
+                  </a:graphicData>
+                </a:graphic>
+              </wp:anchor>
+            </w:drawing>
+          </mc:Choice>
+          <mc:Fallback>
+            <w:pict>
+              <v:shape w14:anchorId="58471C95" id="Ink 21" o:spid="_x0000_s1026" type="#_x0000_t75" style="position:absolute;margin-left:382.8pt;margin-top:202.6pt;width:36.75pt;height:12.6pt;z-index:251808768;visibility:visible;mso-wrap-style:square;mso-wrap-distance-left:9pt;mso-wrap-distance-top:0;mso-wrap-distance-right:9pt;mso-wrap-distance-bottom:0;mso-position-horizontal:absolute;mso-position-horizontal-relative:text;mso-position-vertical:absolute;mso-position-vertical-relative:text" o:gfxdata="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">
+                <v:imagedata r:id="rId139" o:title=""/>
+                <o:lock v:ext="edit" rotation="t" aspectratio="f"/>
+              </v:shape>
+            </w:pict>
+          </mc:Fallback>
+        </mc:AlternateContent>
+      </w:r>
+      <w:r>
+        <w:rPr>
+          <w:noProof/>
+          <w:lang w:val="en-US"/>
+        </w:rPr>
+        <mc:AlternateContent>
+          <mc:Choice Requires="wpi">
+            <w:drawing>
+              <wp:anchor distT="0" distB="0" distL="114300" distR="114300" simplePos="0" relativeHeight="251807744" behindDoc="0" locked="0" layoutInCell="1" allowOverlap="1" wp14:anchorId="0DDEF6FA" wp14:editId="7A7DF033">
+                <wp:simplePos x="0" y="0"/>
+                <wp:positionH relativeFrom="column">
+                  <wp:posOffset>3324851</wp:posOffset>
+                </wp:positionH>
+                <wp:positionV relativeFrom="paragraph">
+                  <wp:posOffset>1980633</wp:posOffset>
+                </wp:positionV>
+                <wp:extent cx="487800" cy="71280"/>
+                <wp:effectExtent l="76200" t="114300" r="64770" b="100330"/>
+                <wp:wrapNone/>
+                <wp:docPr id="1527069916" name="Ink 20"/>
+                <wp:cNvGraphicFramePr>
+                  <a:graphicFrameLocks xmlns:a="http://schemas.openxmlformats.org/drawingml/2006/main"/>
+                </wp:cNvGraphicFramePr>
+                <a:graphic xmlns:a="http://schemas.openxmlformats.org/drawingml/2006/main">
+                  <a:graphicData uri="http://schemas.microsoft.com/office/word/2010/wordprocessingInk">
+                    <w14:contentPart bwMode="auto" r:id="rId140">
+                      <w14:nvContentPartPr>
+                        <w14:cNvContentPartPr>
+                          <a14:cpLocks xmlns:a14="http://schemas.microsoft.com/office/drawing/2010/main" noRot="1"/>
+                        </w14:cNvContentPartPr>
+                      </w14:nvContentPartPr>
+                      <w14:xfrm>
+                        <a:off x="0" y="0"/>
+                        <a:ext cx="487800" cy="71280"/>
+                      </w14:xfrm>
+                    </w14:contentPart>
+                  </a:graphicData>
+                </a:graphic>
+              </wp:anchor>
+            </w:drawing>
+          </mc:Choice>
+          <mc:Fallback>
+            <w:pict>
+              <v:shape w14:anchorId="5AFC92F1" id="Ink 20" o:spid="_x0000_s1026" type="#_x0000_t75" style="position:absolute;margin-left:259pt;margin-top:150.3pt;width:44.05pt;height:16.9pt;z-index:251807744;visibility:visible;mso-wrap-style:square;mso-wrap-distance-left:9pt;mso-wrap-distance-top:0;mso-wrap-distance-right:9pt;mso-wrap-distance-bottom:0;mso-position-horizontal:absolute;mso-position-horizontal-relative:text;mso-position-vertical:absolute;mso-position-vertical-relative:text" o:gfxdata="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">
+                <v:imagedata r:id="rId141" o:title=""/>
+                <o:lock v:ext="edit" rotation="t" aspectratio="f"/>
+              </v:shape>
+            </w:pict>
+          </mc:Fallback>
+        </mc:AlternateContent>
+      </w:r>
+      <w:r>
+        <w:rPr>
+          <w:noProof/>
+          <w:lang w:val="en-US"/>
+        </w:rPr>
+        <mc:AlternateContent>
+          <mc:Choice Requires="wpi">
+            <w:drawing>
+              <wp:anchor distT="0" distB="0" distL="114300" distR="114300" simplePos="0" relativeHeight="251806720" behindDoc="0" locked="0" layoutInCell="1" allowOverlap="1" wp14:anchorId="0CF91ED8" wp14:editId="4B7E02F5">
+                <wp:simplePos x="0" y="0"/>
+                <wp:positionH relativeFrom="column">
+                  <wp:posOffset>197891</wp:posOffset>
+                </wp:positionH>
+                <wp:positionV relativeFrom="paragraph">
+                  <wp:posOffset>525873</wp:posOffset>
+                </wp:positionV>
+                <wp:extent cx="1524240" cy="63720"/>
+                <wp:effectExtent l="76200" t="114300" r="0" b="107950"/>
+                <wp:wrapNone/>
+                <wp:docPr id="575503940" name="Ink 19"/>
+                <wp:cNvGraphicFramePr>
+                  <a:graphicFrameLocks xmlns:a="http://schemas.openxmlformats.org/drawingml/2006/main"/>
+                </wp:cNvGraphicFramePr>
+                <a:graphic xmlns:a="http://schemas.openxmlformats.org/drawingml/2006/main">
+                  <a:graphicData uri="http://schemas.microsoft.com/office/word/2010/wordprocessingInk">
+                    <w14:contentPart bwMode="auto" r:id="rId142">
+                      <w14:nvContentPartPr>
+                        <w14:cNvContentPartPr>
+                          <a14:cpLocks xmlns:a14="http://schemas.microsoft.com/office/drawing/2010/main" noRot="1"/>
+                        </w14:cNvContentPartPr>
+                      </w14:nvContentPartPr>
+                      <w14:xfrm>
+                        <a:off x="0" y="0"/>
+                        <a:ext cx="1524240" cy="63720"/>
+                      </w14:xfrm>
+                    </w14:contentPart>
+                  </a:graphicData>
+                </a:graphic>
+              </wp:anchor>
+            </w:drawing>
+          </mc:Choice>
+          <mc:Fallback>
+            <w:pict>
+              <v:shape w14:anchorId="06B316F5" id="Ink 19" o:spid="_x0000_s1026" type="#_x0000_t75" style="position:absolute;margin-left:12.75pt;margin-top:35.75pt;width:125.65pt;height:16.35pt;z-index:251806720;visibility:visible;mso-wrap-style:square;mso-wrap-distance-left:9pt;mso-wrap-distance-top:0;mso-wrap-distance-right:9pt;mso-wrap-distance-bottom:0;mso-position-horizontal:absolute;mso-position-horizontal-relative:text;mso-position-vertical:absolute;mso-position-vertical-relative:text" o:gfxdata="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">
+                <v:imagedata r:id="rId143" o:title=""/>
+                <o:lock v:ext="edit" rotation="t" aspectratio="f"/>
+              </v:shape>
+            </w:pict>
+          </mc:Fallback>
+        </mc:AlternateContent>
       </w:r>
       <w:r>
         <w:rPr>
@@ -5499,7 +5776,7 @@
                     </pic:cNvPicPr>
                   </pic:nvPicPr>
                   <pic:blipFill>
-                    <a:blip r:embed="rId128"/>
+                    <a:blip r:embed="rId144"/>
                     <a:srcRect/>
                     <a:stretch>
                       <a:fillRect/>
@@ -5570,8 +5847,374 @@
           <w:noProof/>
           <w:lang w:val="en-US"/>
         </w:rPr>
-        <w:pict w14:anchorId="4BB637F0">
-          <v:shape id="_x0000_s1038" type="#_x0000_t32" style="position:absolute;margin-left:113.25pt;margin-top:111.15pt;width:44.25pt;height:30.75pt;flip:y;z-index:251670528" o:connectortype="straight">
+        <mc:AlternateContent>
+          <mc:Choice Requires="wpi">
+            <w:drawing>
+              <wp:anchor distT="0" distB="0" distL="114300" distR="114300" simplePos="0" relativeHeight="251823104" behindDoc="0" locked="0" layoutInCell="1" allowOverlap="1" wp14:anchorId="323A8957" wp14:editId="28683F23">
+                <wp:simplePos x="0" y="0"/>
+                <wp:positionH relativeFrom="column">
+                  <wp:posOffset>4287851</wp:posOffset>
+                </wp:positionH>
+                <wp:positionV relativeFrom="paragraph">
+                  <wp:posOffset>1720458</wp:posOffset>
+                </wp:positionV>
+                <wp:extent cx="285840" cy="20520"/>
+                <wp:effectExtent l="76200" t="114300" r="57150" b="93980"/>
+                <wp:wrapNone/>
+                <wp:docPr id="1734658945" name="Ink 36"/>
+                <wp:cNvGraphicFramePr>
+                  <a:graphicFrameLocks xmlns:a="http://schemas.openxmlformats.org/drawingml/2006/main"/>
+                </wp:cNvGraphicFramePr>
+                <a:graphic xmlns:a="http://schemas.openxmlformats.org/drawingml/2006/main">
+                  <a:graphicData uri="http://schemas.microsoft.com/office/word/2010/wordprocessingInk">
+                    <w14:contentPart bwMode="auto" r:id="rId145">
+                      <w14:nvContentPartPr>
+                        <w14:cNvContentPartPr>
+                          <a14:cpLocks xmlns:a14="http://schemas.microsoft.com/office/drawing/2010/main" noRot="1"/>
+                        </w14:cNvContentPartPr>
+                      </w14:nvContentPartPr>
+                      <w14:xfrm>
+                        <a:off x="0" y="0"/>
+                        <a:ext cx="285840" cy="20520"/>
+                      </w14:xfrm>
+                    </w14:contentPart>
+                  </a:graphicData>
+                </a:graphic>
+              </wp:anchor>
+            </w:drawing>
+          </mc:Choice>
+          <mc:Fallback>
+            <w:pict>
+              <v:shape w14:anchorId="429A286D" id="Ink 36" o:spid="_x0000_s1026" type="#_x0000_t75" style="position:absolute;margin-left:334.8pt;margin-top:129.8pt;width:28.15pt;height:12.95pt;z-index:251823104;visibility:visible;mso-wrap-style:square;mso-wrap-distance-left:9pt;mso-wrap-distance-top:0;mso-wrap-distance-right:9pt;mso-wrap-distance-bottom:0;mso-position-horizontal:absolute;mso-position-horizontal-relative:text;mso-position-vertical:absolute;mso-position-vertical-relative:text" o:gfxdata="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">
+                <v:imagedata r:id="rId146" o:title=""/>
+                <o:lock v:ext="edit" rotation="t" aspectratio="f"/>
+              </v:shape>
+            </w:pict>
+          </mc:Fallback>
+        </mc:AlternateContent>
+      </w:r>
+      <w:r>
+        <w:rPr>
+          <w:noProof/>
+          <w:lang w:val="en-US"/>
+        </w:rPr>
+        <mc:AlternateContent>
+          <mc:Choice Requires="wpi">
+            <w:drawing>
+              <wp:anchor distT="0" distB="0" distL="114300" distR="114300" simplePos="0" relativeHeight="251822080" behindDoc="0" locked="0" layoutInCell="1" allowOverlap="1" wp14:anchorId="2D08C1B9" wp14:editId="4E56DD6D">
+                <wp:simplePos x="0" y="0"/>
+                <wp:positionH relativeFrom="column">
+                  <wp:posOffset>4238625</wp:posOffset>
+                </wp:positionH>
+                <wp:positionV relativeFrom="paragraph">
+                  <wp:posOffset>1519555</wp:posOffset>
+                </wp:positionV>
+                <wp:extent cx="533400" cy="635"/>
+                <wp:effectExtent l="76200" t="114300" r="57150" b="94615"/>
+                <wp:wrapNone/>
+                <wp:docPr id="1087133809" name="Ink 35"/>
+                <wp:cNvGraphicFramePr>
+                  <a:graphicFrameLocks xmlns:a="http://schemas.openxmlformats.org/drawingml/2006/main"/>
+                </wp:cNvGraphicFramePr>
+                <a:graphic xmlns:a="http://schemas.openxmlformats.org/drawingml/2006/main">
+                  <a:graphicData uri="http://schemas.microsoft.com/office/word/2010/wordprocessingInk">
+                    <w14:contentPart bwMode="auto" r:id="rId147">
+                      <w14:nvContentPartPr>
+                        <w14:cNvContentPartPr>
+                          <a14:cpLocks xmlns:a14="http://schemas.microsoft.com/office/drawing/2010/main" noRot="1"/>
+                        </w14:cNvContentPartPr>
+                      </w14:nvContentPartPr>
+                      <w14:xfrm>
+                        <a:off x="0" y="0"/>
+                        <a:ext cx="533400" cy="635"/>
+                      </w14:xfrm>
+                    </w14:contentPart>
+                  </a:graphicData>
+                </a:graphic>
+                <wp14:sizeRelH relativeFrom="margin">
+                  <wp14:pctWidth>0</wp14:pctWidth>
+                </wp14:sizeRelH>
+                <wp14:sizeRelV relativeFrom="margin">
+                  <wp14:pctHeight>0</wp14:pctHeight>
+                </wp14:sizeRelV>
+              </wp:anchor>
+            </w:drawing>
+          </mc:Choice>
+          <mc:Fallback>
+            <w:pict>
+              <v:shape w14:anchorId="61D31B1E" id="Ink 35" o:spid="_x0000_s1026" type="#_x0000_t75" style="position:absolute;margin-left:330.95pt;margin-top:109.65pt;width:47.65pt;height:20pt;z-index:251822080;visibility:visible;mso-wrap-style:square;mso-width-percent:0;mso-height-percent:0;mso-wrap-distance-left:9pt;mso-wrap-distance-top:0;mso-wrap-distance-right:9pt;mso-wrap-distance-bottom:0;mso-position-horizontal:absolute;mso-position-horizontal-relative:text;mso-position-vertical:absolute;mso-position-vertical-relative:text;mso-width-percent:0;mso-height-percent:0;mso-width-relative:margin;mso-height-relative:margin" o:gfxdata="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">
+                <v:imagedata r:id="rId148" o:title=""/>
+                <o:lock v:ext="edit" rotation="t" aspectratio="f"/>
+              </v:shape>
+            </w:pict>
+          </mc:Fallback>
+        </mc:AlternateContent>
+      </w:r>
+      <w:r>
+        <w:rPr>
+          <w:noProof/>
+          <w:lang w:val="en-US"/>
+        </w:rPr>
+        <mc:AlternateContent>
+          <mc:Choice Requires="wpi">
+            <w:drawing>
+              <wp:anchor distT="0" distB="0" distL="114300" distR="114300" simplePos="0" relativeHeight="251820032" behindDoc="0" locked="0" layoutInCell="1" allowOverlap="1" wp14:anchorId="58DAD152" wp14:editId="6A8A1BBD">
+                <wp:simplePos x="0" y="0"/>
+                <wp:positionH relativeFrom="column">
+                  <wp:posOffset>3220811</wp:posOffset>
+                </wp:positionH>
+                <wp:positionV relativeFrom="paragraph">
+                  <wp:posOffset>2164338</wp:posOffset>
+                </wp:positionV>
+                <wp:extent cx="454680" cy="42840"/>
+                <wp:effectExtent l="76200" t="114300" r="59690" b="109855"/>
+                <wp:wrapNone/>
+                <wp:docPr id="498357271" name="Ink 33"/>
+                <wp:cNvGraphicFramePr>
+                  <a:graphicFrameLocks xmlns:a="http://schemas.openxmlformats.org/drawingml/2006/main"/>
+                </wp:cNvGraphicFramePr>
+                <a:graphic xmlns:a="http://schemas.openxmlformats.org/drawingml/2006/main">
+                  <a:graphicData uri="http://schemas.microsoft.com/office/word/2010/wordprocessingInk">
+                    <w14:contentPart bwMode="auto" r:id="rId149">
+                      <w14:nvContentPartPr>
+                        <w14:cNvContentPartPr>
+                          <a14:cpLocks xmlns:a14="http://schemas.microsoft.com/office/drawing/2010/main" noRot="1"/>
+                        </w14:cNvContentPartPr>
+                      </w14:nvContentPartPr>
+                      <w14:xfrm>
+                        <a:off x="0" y="0"/>
+                        <a:ext cx="454680" cy="42840"/>
+                      </w14:xfrm>
+                    </w14:contentPart>
+                  </a:graphicData>
+                </a:graphic>
+              </wp:anchor>
+            </w:drawing>
+          </mc:Choice>
+          <mc:Fallback>
+            <w:pict>
+              <v:shape w14:anchorId="49CDFBDA" id="Ink 33" o:spid="_x0000_s1026" type="#_x0000_t75" style="position:absolute;margin-left:250.8pt;margin-top:164.75pt;width:41.45pt;height:14.7pt;z-index:251820032;visibility:visible;mso-wrap-style:square;mso-wrap-distance-left:9pt;mso-wrap-distance-top:0;mso-wrap-distance-right:9pt;mso-wrap-distance-bottom:0;mso-position-horizontal:absolute;mso-position-horizontal-relative:text;mso-position-vertical:absolute;mso-position-vertical-relative:text" o:gfxdata="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">
+                <v:imagedata r:id="rId150" o:title=""/>
+                <o:lock v:ext="edit" rotation="t" aspectratio="f"/>
+              </v:shape>
+            </w:pict>
+          </mc:Fallback>
+        </mc:AlternateContent>
+      </w:r>
+      <w:r>
+        <w:rPr>
+          <w:noProof/>
+          <w:lang w:val="en-US"/>
+        </w:rPr>
+        <mc:AlternateContent>
+          <mc:Choice Requires="wpi">
+            <w:drawing>
+              <wp:anchor distT="0" distB="0" distL="114300" distR="114300" simplePos="0" relativeHeight="251819008" behindDoc="0" locked="0" layoutInCell="1" allowOverlap="1" wp14:anchorId="79DEDF15" wp14:editId="1C10D9F8">
+                <wp:simplePos x="0" y="0"/>
+                <wp:positionH relativeFrom="column">
+                  <wp:posOffset>4301531</wp:posOffset>
+                </wp:positionH>
+                <wp:positionV relativeFrom="paragraph">
+                  <wp:posOffset>2427138</wp:posOffset>
+                </wp:positionV>
+                <wp:extent cx="264960" cy="28440"/>
+                <wp:effectExtent l="76200" t="114300" r="59055" b="105410"/>
+                <wp:wrapNone/>
+                <wp:docPr id="123809985" name="Ink 32"/>
+                <wp:cNvGraphicFramePr>
+                  <a:graphicFrameLocks xmlns:a="http://schemas.openxmlformats.org/drawingml/2006/main"/>
+                </wp:cNvGraphicFramePr>
+                <a:graphic xmlns:a="http://schemas.openxmlformats.org/drawingml/2006/main">
+                  <a:graphicData uri="http://schemas.microsoft.com/office/word/2010/wordprocessingInk">
+                    <w14:contentPart bwMode="auto" r:id="rId151">
+                      <w14:nvContentPartPr>
+                        <w14:cNvContentPartPr>
+                          <a14:cpLocks xmlns:a14="http://schemas.microsoft.com/office/drawing/2010/main" noRot="1"/>
+                        </w14:cNvContentPartPr>
+                      </w14:nvContentPartPr>
+                      <w14:xfrm>
+                        <a:off x="0" y="0"/>
+                        <a:ext cx="264960" cy="28440"/>
+                      </w14:xfrm>
+                    </w14:contentPart>
+                  </a:graphicData>
+                </a:graphic>
+              </wp:anchor>
+            </w:drawing>
+          </mc:Choice>
+          <mc:Fallback>
+            <w:pict>
+              <v:shape w14:anchorId="707DF86E" id="Ink 32" o:spid="_x0000_s1026" type="#_x0000_t75" style="position:absolute;margin-left:335.9pt;margin-top:185.45pt;width:26.5pt;height:13.6pt;z-index:251819008;visibility:visible;mso-wrap-style:square;mso-wrap-distance-left:9pt;mso-wrap-distance-top:0;mso-wrap-distance-right:9pt;mso-wrap-distance-bottom:0;mso-position-horizontal:absolute;mso-position-horizontal-relative:text;mso-position-vertical:absolute;mso-position-vertical-relative:text" o:gfxdata="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">
+                <v:imagedata r:id="rId152" o:title=""/>
+                <o:lock v:ext="edit" rotation="t" aspectratio="f"/>
+              </v:shape>
+            </w:pict>
+          </mc:Fallback>
+        </mc:AlternateContent>
+      </w:r>
+      <w:r>
+        <w:rPr>
+          <w:noProof/>
+          <w:lang w:val="en-US"/>
+        </w:rPr>
+        <mc:AlternateContent>
+          <mc:Choice Requires="wpi">
+            <w:drawing>
+              <wp:anchor distT="0" distB="0" distL="114300" distR="114300" simplePos="0" relativeHeight="251817984" behindDoc="0" locked="0" layoutInCell="1" allowOverlap="1" wp14:anchorId="555DB4AD" wp14:editId="66AAF698">
+                <wp:simplePos x="0" y="0"/>
+                <wp:positionH relativeFrom="column">
+                  <wp:posOffset>3234690</wp:posOffset>
+                </wp:positionH>
+                <wp:positionV relativeFrom="paragraph">
+                  <wp:posOffset>1942465</wp:posOffset>
+                </wp:positionV>
+                <wp:extent cx="734695" cy="635"/>
+                <wp:effectExtent l="76200" t="114300" r="65405" b="94615"/>
+                <wp:wrapNone/>
+                <wp:docPr id="956835784" name="Ink 31"/>
+                <wp:cNvGraphicFramePr>
+                  <a:graphicFrameLocks xmlns:a="http://schemas.openxmlformats.org/drawingml/2006/main"/>
+                </wp:cNvGraphicFramePr>
+                <a:graphic xmlns:a="http://schemas.openxmlformats.org/drawingml/2006/main">
+                  <a:graphicData uri="http://schemas.microsoft.com/office/word/2010/wordprocessingInk">
+                    <w14:contentPart bwMode="auto" r:id="rId153">
+                      <w14:nvContentPartPr>
+                        <w14:cNvContentPartPr>
+                          <a14:cpLocks xmlns:a14="http://schemas.microsoft.com/office/drawing/2010/main" noRot="1"/>
+                        </w14:cNvContentPartPr>
+                      </w14:nvContentPartPr>
+                      <w14:xfrm>
+                        <a:off x="0" y="0"/>
+                        <a:ext cx="734695" cy="635"/>
+                      </w14:xfrm>
+                    </w14:contentPart>
+                  </a:graphicData>
+                </a:graphic>
+                <wp14:sizeRelV relativeFrom="margin">
+                  <wp14:pctHeight>0</wp14:pctHeight>
+                </wp14:sizeRelV>
+              </wp:anchor>
+            </w:drawing>
+          </mc:Choice>
+          <mc:Fallback>
+            <w:pict>
+              <v:shape w14:anchorId="2C905A66" id="Ink 31" o:spid="_x0000_s1026" type="#_x0000_t75" style="position:absolute;margin-left:251.85pt;margin-top:142.95pt;width:63.5pt;height:20pt;z-index:251817984;visibility:visible;mso-wrap-style:square;mso-height-percent:0;mso-wrap-distance-left:9pt;mso-wrap-distance-top:0;mso-wrap-distance-right:9pt;mso-wrap-distance-bottom:0;mso-position-horizontal:absolute;mso-position-horizontal-relative:text;mso-position-vertical:absolute;mso-position-vertical-relative:text;mso-height-percent:0;mso-height-relative:margin" o:gfxdata="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">
+                <v:imagedata r:id="rId154" o:title=""/>
+                <o:lock v:ext="edit" rotation="t" aspectratio="f"/>
+              </v:shape>
+            </w:pict>
+          </mc:Fallback>
+        </mc:AlternateContent>
+      </w:r>
+      <w:r>
+        <w:rPr>
+          <w:noProof/>
+          <w:lang w:val="en-US"/>
+        </w:rPr>
+        <mc:AlternateContent>
+          <mc:Choice Requires="wpi">
+            <w:drawing>
+              <wp:anchor distT="0" distB="0" distL="114300" distR="114300" simplePos="0" relativeHeight="251815936" behindDoc="0" locked="0" layoutInCell="1" allowOverlap="1" wp14:anchorId="64F69189" wp14:editId="0F4D94B5">
+                <wp:simplePos x="0" y="0"/>
+                <wp:positionH relativeFrom="column">
+                  <wp:posOffset>4246451</wp:posOffset>
+                </wp:positionH>
+                <wp:positionV relativeFrom="paragraph">
+                  <wp:posOffset>1886418</wp:posOffset>
+                </wp:positionV>
+                <wp:extent cx="510840" cy="186840"/>
+                <wp:effectExtent l="76200" t="114300" r="0" b="99060"/>
+                <wp:wrapNone/>
+                <wp:docPr id="254196701" name="Ink 29"/>
+                <wp:cNvGraphicFramePr>
+                  <a:graphicFrameLocks xmlns:a="http://schemas.openxmlformats.org/drawingml/2006/main"/>
+                </wp:cNvGraphicFramePr>
+                <a:graphic xmlns:a="http://schemas.openxmlformats.org/drawingml/2006/main">
+                  <a:graphicData uri="http://schemas.microsoft.com/office/word/2010/wordprocessingInk">
+                    <w14:contentPart bwMode="auto" r:id="rId155">
+                      <w14:nvContentPartPr>
+                        <w14:cNvContentPartPr>
+                          <a14:cpLocks xmlns:a14="http://schemas.microsoft.com/office/drawing/2010/main" noRot="1"/>
+                        </w14:cNvContentPartPr>
+                      </w14:nvContentPartPr>
+                      <w14:xfrm>
+                        <a:off x="0" y="0"/>
+                        <a:ext cx="510840" cy="186840"/>
+                      </w14:xfrm>
+                    </w14:contentPart>
+                  </a:graphicData>
+                </a:graphic>
+              </wp:anchor>
+            </w:drawing>
+          </mc:Choice>
+          <mc:Fallback>
+            <w:pict>
+              <v:shape w14:anchorId="3972C8B8" id="Ink 29" o:spid="_x0000_s1026" type="#_x0000_t75" style="position:absolute;margin-left:331.55pt;margin-top:142.9pt;width:45.85pt;height:26pt;z-index:251815936;visibility:visible;mso-wrap-style:square;mso-wrap-distance-left:9pt;mso-wrap-distance-top:0;mso-wrap-distance-right:9pt;mso-wrap-distance-bottom:0;mso-position-horizontal:absolute;mso-position-horizontal-relative:text;mso-position-vertical:absolute;mso-position-vertical-relative:text" o:gfxdata="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">
+                <v:imagedata r:id="rId156" o:title=""/>
+                <o:lock v:ext="edit" rotation="t" aspectratio="f"/>
+              </v:shape>
+            </w:pict>
+          </mc:Fallback>
+        </mc:AlternateContent>
+      </w:r>
+      <w:r>
+        <w:rPr>
+          <w:noProof/>
+          <w:lang w:val="en-US"/>
+        </w:rPr>
+        <mc:AlternateContent>
+          <mc:Choice Requires="wpi">
+            <w:drawing>
+              <wp:anchor distT="0" distB="0" distL="114300" distR="114300" simplePos="0" relativeHeight="251814912" behindDoc="0" locked="0" layoutInCell="1" allowOverlap="1" wp14:anchorId="1F9FA1A0" wp14:editId="5A8EB4F5">
+                <wp:simplePos x="0" y="0"/>
+                <wp:positionH relativeFrom="column">
+                  <wp:posOffset>3206411</wp:posOffset>
+                </wp:positionH>
+                <wp:positionV relativeFrom="paragraph">
+                  <wp:posOffset>1483938</wp:posOffset>
+                </wp:positionV>
+                <wp:extent cx="549000" cy="120960"/>
+                <wp:effectExtent l="76200" t="114300" r="0" b="107950"/>
+                <wp:wrapNone/>
+                <wp:docPr id="949435846" name="Ink 28"/>
+                <wp:cNvGraphicFramePr>
+                  <a:graphicFrameLocks xmlns:a="http://schemas.openxmlformats.org/drawingml/2006/main"/>
+                </wp:cNvGraphicFramePr>
+                <a:graphic xmlns:a="http://schemas.openxmlformats.org/drawingml/2006/main">
+                  <a:graphicData uri="http://schemas.microsoft.com/office/word/2010/wordprocessingInk">
+                    <w14:contentPart bwMode="auto" r:id="rId157">
+                      <w14:nvContentPartPr>
+                        <w14:cNvContentPartPr>
+                          <a14:cpLocks xmlns:a14="http://schemas.microsoft.com/office/drawing/2010/main" noRot="1"/>
+                        </w14:cNvContentPartPr>
+                      </w14:nvContentPartPr>
+                      <w14:xfrm>
+                        <a:off x="0" y="0"/>
+                        <a:ext cx="549000" cy="120960"/>
+                      </w14:xfrm>
+                    </w14:contentPart>
+                  </a:graphicData>
+                </a:graphic>
+              </wp:anchor>
+            </w:drawing>
+          </mc:Choice>
+          <mc:Fallback>
+            <w:pict>
+              <v:shape w14:anchorId="47601C1F" id="Ink 28" o:spid="_x0000_s1026" type="#_x0000_t75" style="position:absolute;margin-left:249.6pt;margin-top:111.2pt;width:48.9pt;height:20.85pt;z-index:251814912;visibility:visible;mso-wrap-style:square;mso-wrap-distance-left:9pt;mso-wrap-distance-top:0;mso-wrap-distance-right:9pt;mso-wrap-distance-bottom:0;mso-position-horizontal:absolute;mso-position-horizontal-relative:text;mso-position-vertical:absolute;mso-position-vertical-relative:text" o:gfxdata="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">
+                <v:imagedata r:id="rId158" o:title=""/>
+                <o:lock v:ext="edit" rotation="t" aspectratio="f"/>
+              </v:shape>
+            </w:pict>
+          </mc:Fallback>
+        </mc:AlternateContent>
+      </w:r>
+      <w:r>
+        <w:rPr>
+          <w:noProof/>
+          <w:lang w:val="en-US"/>
+        </w:rPr>
+        <w:pict w14:anchorId="10FC2297">
+          <v:shape id="_x0000_s1043" type="#_x0000_t32" style="position:absolute;margin-left:294pt;margin-top:171.55pt;width:45.75pt;height:18pt;flip:y;z-index:251675648;mso-position-horizontal-relative:text;mso-position-vertical-relative:text" o:connectortype="straight">
             <v:stroke endarrow="block"/>
           </v:shape>
         </w:pict>
@@ -5581,8 +6224,8 @@
           <w:noProof/>
           <w:lang w:val="en-US"/>
         </w:rPr>
-        <w:pict w14:anchorId="288CC07D">
-          <v:shape id="_x0000_s1037" type="#_x0000_t32" style="position:absolute;margin-left:78.75pt;margin-top:105.9pt;width:91.5pt;height:23.25pt;flip:y;z-index:251669504" o:connectortype="straight">
+        <w:pict w14:anchorId="33C7BBE5">
+          <v:shape id="_x0000_s1042" type="#_x0000_t32" style="position:absolute;margin-left:273.75pt;margin-top:119.8pt;width:66pt;height:51.75pt;flip:y;z-index:251674624;mso-position-horizontal-relative:text;mso-position-vertical-relative:text" o:connectortype="straight">
             <v:stroke endarrow="block"/>
           </v:shape>
         </w:pict>
@@ -5592,8 +6235,8 @@
           <w:noProof/>
           <w:lang w:val="en-US"/>
         </w:rPr>
-        <w:pict w14:anchorId="3AC14E22">
-          <v:shape id="_x0000_s1036" type="#_x0000_t32" style="position:absolute;margin-left:64.5pt;margin-top:105.9pt;width:105.75pt;height:13.5pt;flip:y;z-index:251668480" o:connectortype="straight">
+        <w:pict w14:anchorId="10800D25">
+          <v:shape id="_x0000_s1041" type="#_x0000_t32" style="position:absolute;margin-left:312pt;margin-top:155.8pt;width:21pt;height:37.5pt;z-index:251673600;mso-position-horizontal-relative:text;mso-position-vertical-relative:text" o:connectortype="straight">
             <v:stroke endarrow="block"/>
           </v:shape>
         </w:pict>
@@ -5603,8 +6246,8 @@
           <w:noProof/>
           <w:lang w:val="en-US"/>
         </w:rPr>
-        <w:pict w14:anchorId="10FC2297">
-          <v:shape id="_x0000_s1043" type="#_x0000_t32" style="position:absolute;margin-left:294pt;margin-top:171.55pt;width:45.75pt;height:18pt;flip:y;z-index:251675648" o:connectortype="straight">
+        <w:pict w14:anchorId="1B850CD3">
+          <v:shape id="_x0000_s1040" type="#_x0000_t32" style="position:absolute;margin-left:294pt;margin-top:119.8pt;width:39pt;height:36pt;z-index:251672576;mso-position-horizontal-relative:text;mso-position-vertical-relative:text" o:connectortype="straight">
             <v:stroke endarrow="block"/>
           </v:shape>
         </w:pict>
@@ -5614,41 +6257,8 @@
           <w:noProof/>
           <w:lang w:val="en-US"/>
         </w:rPr>
-        <w:pict w14:anchorId="33C7BBE5">
-          <v:shape id="_x0000_s1042" type="#_x0000_t32" style="position:absolute;margin-left:273.75pt;margin-top:119.8pt;width:66pt;height:51.75pt;flip:y;z-index:251674624" o:connectortype="straight">
-            <v:stroke endarrow="block"/>
-          </v:shape>
-        </w:pict>
-      </w:r>
-      <w:r>
-        <w:rPr>
-          <w:noProof/>
-          <w:lang w:val="en-US"/>
-        </w:rPr>
-        <w:pict w14:anchorId="10800D25">
-          <v:shape id="_x0000_s1041" type="#_x0000_t32" style="position:absolute;margin-left:312pt;margin-top:155.8pt;width:21pt;height:37.5pt;z-index:251673600" o:connectortype="straight">
-            <v:stroke endarrow="block"/>
-          </v:shape>
-        </w:pict>
-      </w:r>
-      <w:r>
-        <w:rPr>
-          <w:noProof/>
-          <w:lang w:val="en-US"/>
-        </w:rPr>
-        <w:pict w14:anchorId="1B850CD3">
-          <v:shape id="_x0000_s1040" type="#_x0000_t32" style="position:absolute;margin-left:294pt;margin-top:119.8pt;width:39pt;height:36pt;z-index:251672576" o:connectortype="straight">
-            <v:stroke endarrow="block"/>
-          </v:shape>
-        </w:pict>
-      </w:r>
-      <w:r>
-        <w:rPr>
-          <w:noProof/>
-          <w:lang w:val="en-US"/>
-        </w:rPr>
         <w:pict w14:anchorId="5A49BFF6">
-          <v:shape id="_x0000_s1039" type="#_x0000_t32" style="position:absolute;margin-left:239.25pt;margin-top:253.3pt;width:115.5pt;height:.75pt;z-index:251671552" o:connectortype="straight">
+          <v:shape id="_x0000_s1039" type="#_x0000_t32" style="position:absolute;margin-left:239.25pt;margin-top:253.3pt;width:115.5pt;height:.75pt;z-index:251671552;mso-position-horizontal-relative:text;mso-position-vertical-relative:text" o:connectortype="straight">
             <v:stroke endarrow="block"/>
           </v:shape>
         </w:pict>
@@ -5676,7 +6286,7 @@
                     </pic:cNvPicPr>
                   </pic:nvPicPr>
                   <pic:blipFill>
-                    <a:blip r:embed="rId129"/>
+                    <a:blip r:embed="rId159"/>
                     <a:srcRect/>
                     <a:stretch>
                       <a:fillRect/>
@@ -5724,14 +6334,12 @@
           <w:lang w:val="en-US"/>
         </w:rPr>
       </w:pPr>
-      <w:proofErr w:type="gramStart"/>
       <w:r>
         <w:rPr>
           <w:lang w:val="en-US"/>
         </w:rPr>
         <w:t>Ans :A</w:t>
       </w:r>
-      <w:proofErr w:type="gramEnd"/>
     </w:p>
     <w:p>
       <w:pPr>
@@ -5743,21 +6351,7 @@
         <w:rPr>
           <w:lang w:val="en-US"/>
         </w:rPr>
-        <w:t xml:space="preserve">Total number of </w:t>
-      </w:r>
-      <w:proofErr w:type="spellStart"/>
-      <w:r>
-        <w:rPr>
-          <w:lang w:val="en-US"/>
-        </w:rPr>
-        <w:t>ramaayana</w:t>
-      </w:r>
-      <w:proofErr w:type="spellEnd"/>
-      <w:r>
-        <w:rPr>
-          <w:lang w:val="en-US"/>
-        </w:rPr>
-        <w:t xml:space="preserve"> is 300</w:t>
+        <w:t>Total number of ramaayana is 300</w:t>
       </w:r>
     </w:p>
     <w:p>
@@ -5770,83 +6364,13 @@
         <w:rPr>
           <w:lang w:val="en-US"/>
         </w:rPr>
-        <w:t xml:space="preserve">Paper </w:t>
-      </w:r>
-      <w:proofErr w:type="spellStart"/>
-      <w:r>
-        <w:rPr>
-          <w:lang w:val="en-US"/>
-        </w:rPr>
-        <w:t>inveneten</w:t>
-      </w:r>
-      <w:proofErr w:type="spellEnd"/>
-      <w:r>
-        <w:rPr>
-          <w:lang w:val="en-US"/>
-        </w:rPr>
-        <w:t xml:space="preserve"> in </w:t>
-      </w:r>
-      <w:proofErr w:type="spellStart"/>
-      <w:r>
-        <w:rPr>
-          <w:lang w:val="en-US"/>
-        </w:rPr>
-        <w:t>china</w:t>
-      </w:r>
-      <w:proofErr w:type="spellEnd"/>
-      <w:r>
-        <w:rPr>
-          <w:lang w:val="en-US"/>
-        </w:rPr>
-        <w:t xml:space="preserve"> second </w:t>
-      </w:r>
-      <w:proofErr w:type="spellStart"/>
-      <w:r>
-        <w:rPr>
-          <w:lang w:val="en-US"/>
-        </w:rPr>
-        <w:t>centuary</w:t>
-      </w:r>
-      <w:proofErr w:type="spellEnd"/>
-      <w:r>
-        <w:rPr>
-          <w:lang w:val="en-US"/>
-        </w:rPr>
-        <w:t xml:space="preserve"> CE me </w:t>
-      </w:r>
-      <w:r>
-        <w:rPr>
-          <w:lang w:val="en-US"/>
-        </w:rPr>
-        <w:t xml:space="preserve">use </w:t>
-      </w:r>
-      <w:proofErr w:type="spellStart"/>
-      <w:r>
-        <w:rPr>
-          <w:lang w:val="en-US"/>
-        </w:rPr>
-        <w:t>pahle</w:t>
-      </w:r>
-      <w:proofErr w:type="spellEnd"/>
-      <w:r>
-        <w:rPr>
-          <w:lang w:val="en-US"/>
-        </w:rPr>
-        <w:t xml:space="preserve"> palm leave per </w:t>
-      </w:r>
-      <w:proofErr w:type="spellStart"/>
-      <w:r>
-        <w:rPr>
-          <w:lang w:val="en-US"/>
-        </w:rPr>
-        <w:t>likhte</w:t>
-      </w:r>
-      <w:proofErr w:type="spellEnd"/>
-      <w:r>
-        <w:rPr>
-          <w:lang w:val="en-US"/>
-        </w:rPr>
-        <w:t xml:space="preserve"> the </w:t>
+        <w:t xml:space="preserve">Paper inveneten in china second centuary CE me </w:t>
+      </w:r>
+      <w:r>
+        <w:rPr>
+          <w:lang w:val="en-US"/>
+        </w:rPr>
+        <w:t xml:space="preserve">use pahle palm leave per likhte the </w:t>
       </w:r>
     </w:p>
     <w:sectPr>
@@ -8629,30 +9153,57 @@
         <inkml:traceFormat>
           <inkml:channel name="X" type="integer" min="-2.14748E9" max="2.14748E9" units="cm"/>
           <inkml:channel name="Y" type="integer" min="-2.14748E9" max="2.14748E9" units="cm"/>
-          <inkml:channel name="F" type="integer" max="32767" units="dev"/>
         </inkml:traceFormat>
         <inkml:channelProperties>
           <inkml:channelProperty channel="X" name="resolution" value="1000" units="1/cm"/>
           <inkml:channelProperty channel="Y" name="resolution" value="1000" units="1/cm"/>
-          <inkml:channelProperty channel="F" name="resolution" value="0" units="1/dev"/>
         </inkml:channelProperties>
       </inkml:inkSource>
-      <inkml:timestamp xml:id="ts0" timeString="2026-03-10T10:44:21.486"/>
+      <inkml:timestamp xml:id="ts0" timeString="2026-04-01T19:44:54.989"/>
     </inkml:context>
     <inkml:brush xml:id="br0">
-      <inkml:brushProperty name="width" value="0.3" units="cm"/>
-      <inkml:brushProperty name="height" value="0.6" units="cm"/>
+      <inkml:brushProperty name="width" value="0.2" units="cm"/>
+      <inkml:brushProperty name="height" value="0.4" units="cm"/>
       <inkml:brushProperty name="color" value="#00F900"/>
       <inkml:brushProperty name="tip" value="rectangle"/>
       <inkml:brushProperty name="rasterOp" value="maskPen"/>
       <inkml:brushProperty name="ignorePressure" value="1"/>
     </inkml:brush>
   </inkml:definitions>
-  <inkml:trace contextRef="#ctx0" brushRef="#br0">0 0 0,'3113'0'0</inkml:trace>
+  <inkml:trace contextRef="#ctx0" brushRef="#br0">0 1,'1409'0,"-1372"1,38 7,34 2,-76-8,33 6,30 1,56-11,-74-1,119 11,-99 7,-44-6,85 4,223-14,-342 1</inkml:trace>
 </inkml:ink>
 </file>
 
 <file path=word/ink/ink28.xml><?xml version="1.0" encoding="utf-8"?>
+<inkml:ink xmlns:inkml="http://www.w3.org/2003/InkML">
+  <inkml:definitions>
+    <inkml:context xml:id="ctx0">
+      <inkml:inkSource xml:id="inkSrc0">
+        <inkml:traceFormat>
+          <inkml:channel name="X" type="integer" min="-2.14748E9" max="2.14748E9" units="cm"/>
+          <inkml:channel name="Y" type="integer" min="-2.14748E9" max="2.14748E9" units="cm"/>
+        </inkml:traceFormat>
+        <inkml:channelProperties>
+          <inkml:channelProperty channel="X" name="resolution" value="1000" units="1/cm"/>
+          <inkml:channelProperty channel="Y" name="resolution" value="1000" units="1/cm"/>
+        </inkml:channelProperties>
+      </inkml:inkSource>
+      <inkml:timestamp xml:id="ts0" timeString="2026-04-01T19:44:52.233"/>
+    </inkml:context>
+    <inkml:brush xml:id="br0">
+      <inkml:brushProperty name="width" value="0.2" units="cm"/>
+      <inkml:brushProperty name="height" value="0.4" units="cm"/>
+      <inkml:brushProperty name="color" value="#00F900"/>
+      <inkml:brushProperty name="tip" value="rectangle"/>
+      <inkml:brushProperty name="rasterOp" value="maskPen"/>
+      <inkml:brushProperty name="ignorePressure" value="1"/>
+    </inkml:brush>
+  </inkml:definitions>
+  <inkml:trace contextRef="#ctx0" brushRef="#br0">1 61,'4'-3,"1"0,-1 1,1-1,0 1,0 1,0-1,0 1,0 0,0 0,0 0,0 1,10-1,10-1,120-12,257 9,-211 7,284-2,-423 3,81 14,19 1,97 15,-170-20,19-3,181-3,-27-4,708 8,-722-20,99-1,-216 11,0-6,167-28,-182 16,1 4,145 3,55 0,-17 1,13-2,186 1,-298 12,204 10,158-2,-350-12,1003 34,-888 3,-112-9,-104-22,-83-4</inkml:trace>
+</inkml:ink>
+</file>
+
+<file path=word/ink/ink29.xml><?xml version="1.0" encoding="utf-8"?>
 <inkml:ink xmlns:inkml="http://www.w3.org/2003/InkML">
   <inkml:definitions>
     <inkml:context xml:id="ctx0">
@@ -8668,47 +9219,18 @@
           <inkml:channelProperty channel="F" name="resolution" value="0" units="1/dev"/>
         </inkml:channelProperties>
       </inkml:inkSource>
-      <inkml:timestamp xml:id="ts0" timeString="2026-03-10T10:44:11.342"/>
+      <inkml:timestamp xml:id="ts0" timeString="2026-04-01T19:44:45.768"/>
     </inkml:context>
     <inkml:brush xml:id="br0">
-      <inkml:brushProperty name="width" value="0.3" units="cm"/>
-      <inkml:brushProperty name="height" value="0.6" units="cm"/>
+      <inkml:brushProperty name="width" value="0.2" units="cm"/>
+      <inkml:brushProperty name="height" value="0.4" units="cm"/>
       <inkml:brushProperty name="color" value="#00F900"/>
       <inkml:brushProperty name="tip" value="rectangle"/>
       <inkml:brushProperty name="rasterOp" value="maskPen"/>
       <inkml:brushProperty name="ignorePressure" value="1"/>
     </inkml:brush>
   </inkml:definitions>
-  <inkml:trace contextRef="#ctx0" brushRef="#br0">1 0 0,'1970'0'0</inkml:trace>
-</inkml:ink>
-</file>
-
-<file path=word/ink/ink29.xml><?xml version="1.0" encoding="utf-8"?>
-<inkml:ink xmlns:inkml="http://www.w3.org/2003/InkML">
-  <inkml:definitions>
-    <inkml:context xml:id="ctx0">
-      <inkml:inkSource xml:id="inkSrc0">
-        <inkml:traceFormat>
-          <inkml:channel name="X" type="integer" min="-2.14748E9" max="2.14748E9" units="cm"/>
-          <inkml:channel name="Y" type="integer" min="-2.14748E9" max="2.14748E9" units="cm"/>
-        </inkml:traceFormat>
-        <inkml:channelProperties>
-          <inkml:channelProperty channel="X" name="resolution" value="1000" units="1/cm"/>
-          <inkml:channelProperty channel="Y" name="resolution" value="1000" units="1/cm"/>
-        </inkml:channelProperties>
-      </inkml:inkSource>
-      <inkml:timestamp xml:id="ts0" timeString="2026-03-10T10:44:05.380"/>
-    </inkml:context>
-    <inkml:brush xml:id="br0">
-      <inkml:brushProperty name="width" value="0.3" units="cm"/>
-      <inkml:brushProperty name="height" value="0.6" units="cm"/>
-      <inkml:brushProperty name="color" value="#00F900"/>
-      <inkml:brushProperty name="tip" value="rectangle"/>
-      <inkml:brushProperty name="rasterOp" value="maskPen"/>
-      <inkml:brushProperty name="ignorePressure" value="1"/>
-    </inkml:brush>
-  </inkml:definitions>
-  <inkml:trace contextRef="#ctx0" brushRef="#br0">0 0</inkml:trace>
+  <inkml:trace contextRef="#ctx0" brushRef="#br0">1 1 0,'7869'97'0</inkml:trace>
 </inkml:ink>
 </file>
 
@@ -8749,6 +9271,95 @@
         <inkml:traceFormat>
           <inkml:channel name="X" type="integer" min="-2.14748E9" max="2.14748E9" units="cm"/>
           <inkml:channel name="Y" type="integer" min="-2.14748E9" max="2.14748E9" units="cm"/>
+        </inkml:traceFormat>
+        <inkml:channelProperties>
+          <inkml:channelProperty channel="X" name="resolution" value="1000" units="1/cm"/>
+          <inkml:channelProperty channel="Y" name="resolution" value="1000" units="1/cm"/>
+        </inkml:channelProperties>
+      </inkml:inkSource>
+      <inkml:timestamp xml:id="ts0" timeString="2026-04-01T19:44:41.709"/>
+    </inkml:context>
+    <inkml:brush xml:id="br0">
+      <inkml:brushProperty name="width" value="0.2" units="cm"/>
+      <inkml:brushProperty name="height" value="0.4" units="cm"/>
+      <inkml:brushProperty name="color" value="#00F900"/>
+      <inkml:brushProperty name="tip" value="rectangle"/>
+      <inkml:brushProperty name="rasterOp" value="maskPen"/>
+      <inkml:brushProperty name="ignorePressure" value="1"/>
+    </inkml:brush>
+  </inkml:definitions>
+  <inkml:trace contextRef="#ctx0" brushRef="#br0">1 23,'0'-1,"1"0,-1 0,1 1,-1-1,1 0,0 0,-1 1,1-1,0 1,0-1,-1 1,1-1,0 1,0-1,0 1,0 0,0-1,-1 1,1 0,0 0,0-1,0 1,0 0,1 0,30-3,-27 3,448-7,-255 10,56 16,11 1,141-6,-284-8,-51-3,78 12,58 6,-136-17,87 16,-137-16,400 63,-221-40,38 2,217-27,-238-3,-165-1,88-14,-139 16,1 0,0-1,0 1,0 0,0-1,0 1,-1-1,1 0,0 0,-1 0,1 1,0-2,-1 1,1 0,-1 0,0 0,1-1,-1 1,0 0,0-1,0 1,0-1,0 0,0 1,0-1,0 0,-1 0,1 1,-1-1,1 0,-1 0,0 0,1 0,-1 0,-1-3,1 2,-1 0,0 0,1 0,-1 0,-1 0,1 0,0 0,-1 0,0 0,1 1,-1-1,0 0,0 1,-1 0,1 0,0-1,-1 1,1 1,-1-1,-4-2,-13-3,0 1,-1 1,1 1,-1 1,1 0,-34 1,24 1,-91-7,-192-5,-524 13,776-3,-78-14,-40-2,144 19,9 0,0-1,1-1,-1-1,-31-9,30 6,-1 0,-1 1,-41-1,-89 7,57 2,64-3,22 0</inkml:trace>
+</inkml:ink>
+</file>
+
+<file path=word/ink/ink31.xml><?xml version="1.0" encoding="utf-8"?>
+<inkml:ink xmlns:inkml="http://www.w3.org/2003/InkML">
+  <inkml:definitions>
+    <inkml:context xml:id="ctx0">
+      <inkml:inkSource xml:id="inkSrc0">
+        <inkml:traceFormat>
+          <inkml:channel name="X" type="integer" min="-2.14748E9" max="2.14748E9" units="cm"/>
+          <inkml:channel name="Y" type="integer" min="-2.14748E9" max="2.14748E9" units="cm"/>
+          <inkml:channel name="F" type="integer" max="32767" units="dev"/>
+        </inkml:traceFormat>
+        <inkml:channelProperties>
+          <inkml:channelProperty channel="X" name="resolution" value="1000" units="1/cm"/>
+          <inkml:channelProperty channel="Y" name="resolution" value="1000" units="1/cm"/>
+          <inkml:channelProperty channel="F" name="resolution" value="0" units="1/dev"/>
+        </inkml:channelProperties>
+      </inkml:inkSource>
+      <inkml:timestamp xml:id="ts0" timeString="2026-03-10T10:44:11.342"/>
+    </inkml:context>
+    <inkml:brush xml:id="br0">
+      <inkml:brushProperty name="width" value="0.3" units="cm"/>
+      <inkml:brushProperty name="height" value="0.6" units="cm"/>
+      <inkml:brushProperty name="color" value="#00F900"/>
+      <inkml:brushProperty name="tip" value="rectangle"/>
+      <inkml:brushProperty name="rasterOp" value="maskPen"/>
+      <inkml:brushProperty name="ignorePressure" value="1"/>
+    </inkml:brush>
+  </inkml:definitions>
+  <inkml:trace contextRef="#ctx0" brushRef="#br0">1 0 0,'1970'0'0</inkml:trace>
+</inkml:ink>
+</file>
+
+<file path=word/ink/ink32.xml><?xml version="1.0" encoding="utf-8"?>
+<inkml:ink xmlns:inkml="http://www.w3.org/2003/InkML">
+  <inkml:definitions>
+    <inkml:context xml:id="ctx0">
+      <inkml:inkSource xml:id="inkSrc0">
+        <inkml:traceFormat>
+          <inkml:channel name="X" type="integer" min="-2.14748E9" max="2.14748E9" units="cm"/>
+          <inkml:channel name="Y" type="integer" min="-2.14748E9" max="2.14748E9" units="cm"/>
+        </inkml:traceFormat>
+        <inkml:channelProperties>
+          <inkml:channelProperty channel="X" name="resolution" value="1000" units="1/cm"/>
+          <inkml:channelProperty channel="Y" name="resolution" value="1000" units="1/cm"/>
+        </inkml:channelProperties>
+      </inkml:inkSource>
+      <inkml:timestamp xml:id="ts0" timeString="2026-03-10T10:44:05.380"/>
+    </inkml:context>
+    <inkml:brush xml:id="br0">
+      <inkml:brushProperty name="width" value="0.3" units="cm"/>
+      <inkml:brushProperty name="height" value="0.6" units="cm"/>
+      <inkml:brushProperty name="color" value="#00F900"/>
+      <inkml:brushProperty name="tip" value="rectangle"/>
+      <inkml:brushProperty name="rasterOp" value="maskPen"/>
+      <inkml:brushProperty name="ignorePressure" value="1"/>
+    </inkml:brush>
+  </inkml:definitions>
+  <inkml:trace contextRef="#ctx0" brushRef="#br0">0 0</inkml:trace>
+</inkml:ink>
+</file>
+
+<file path=word/ink/ink33.xml><?xml version="1.0" encoding="utf-8"?>
+<inkml:ink xmlns:inkml="http://www.w3.org/2003/InkML">
+  <inkml:definitions>
+    <inkml:context xml:id="ctx0">
+      <inkml:inkSource xml:id="inkSrc0">
+        <inkml:traceFormat>
+          <inkml:channel name="X" type="integer" min="-2.14748E9" max="2.14748E9" units="cm"/>
+          <inkml:channel name="Y" type="integer" min="-2.14748E9" max="2.14748E9" units="cm"/>
           <inkml:channel name="F" type="integer" max="32767" units="dev"/>
         </inkml:traceFormat>
         <inkml:channelProperties>
@@ -8772,7 +9383,7 @@
 </inkml:ink>
 </file>
 
-<file path=word/ink/ink31.xml><?xml version="1.0" encoding="utf-8"?>
+<file path=word/ink/ink34.xml><?xml version="1.0" encoding="utf-8"?>
 <inkml:ink xmlns:inkml="http://www.w3.org/2003/InkML">
   <inkml:definitions>
     <inkml:context xml:id="ctx0">
@@ -8801,7 +9412,7 @@
 </inkml:ink>
 </file>
 
-<file path=word/ink/ink32.xml><?xml version="1.0" encoding="utf-8"?>
+<file path=word/ink/ink35.xml><?xml version="1.0" encoding="utf-8"?>
 <inkml:ink xmlns:inkml="http://www.w3.org/2003/InkML">
   <inkml:definitions>
     <inkml:context xml:id="ctx0">
@@ -8830,7 +9441,7 @@
 </inkml:ink>
 </file>
 
-<file path=word/ink/ink33.xml><?xml version="1.0" encoding="utf-8"?>
+<file path=word/ink/ink36.xml><?xml version="1.0" encoding="utf-8"?>
 <inkml:ink xmlns:inkml="http://www.w3.org/2003/InkML">
   <inkml:definitions>
     <inkml:context xml:id="ctx0">
@@ -8859,7 +9470,7 @@
 </inkml:ink>
 </file>
 
-<file path=word/ink/ink34.xml><?xml version="1.0" encoding="utf-8"?>
+<file path=word/ink/ink37.xml><?xml version="1.0" encoding="utf-8"?>
 <inkml:ink xmlns:inkml="http://www.w3.org/2003/InkML">
   <inkml:definitions>
     <inkml:context xml:id="ctx0">
@@ -8888,7 +9499,7 @@
 </inkml:ink>
 </file>
 
-<file path=word/ink/ink35.xml><?xml version="1.0" encoding="utf-8"?>
+<file path=word/ink/ink38.xml><?xml version="1.0" encoding="utf-8"?>
 <inkml:ink xmlns:inkml="http://www.w3.org/2003/InkML">
   <inkml:definitions>
     <inkml:context xml:id="ctx0">
@@ -8917,7 +9528,7 @@
 </inkml:ink>
 </file>
 
-<file path=word/ink/ink36.xml><?xml version="1.0" encoding="utf-8"?>
+<file path=word/ink/ink39.xml><?xml version="1.0" encoding="utf-8"?>
 <inkml:ink xmlns:inkml="http://www.w3.org/2003/InkML">
   <inkml:definitions>
     <inkml:context xml:id="ctx0">
@@ -8943,95 +9554,6 @@
     </inkml:brush>
   </inkml:definitions>
   <inkml:trace contextRef="#ctx0" brushRef="#br0">0 0</inkml:trace>
-</inkml:ink>
-</file>
-
-<file path=word/ink/ink37.xml><?xml version="1.0" encoding="utf-8"?>
-<inkml:ink xmlns:inkml="http://www.w3.org/2003/InkML">
-  <inkml:definitions>
-    <inkml:context xml:id="ctx0">
-      <inkml:inkSource xml:id="inkSrc0">
-        <inkml:traceFormat>
-          <inkml:channel name="X" type="integer" min="-2.14748E9" max="2.14748E9" units="cm"/>
-          <inkml:channel name="Y" type="integer" min="-2.14748E9" max="2.14748E9" units="cm"/>
-        </inkml:traceFormat>
-        <inkml:channelProperties>
-          <inkml:channelProperty channel="X" name="resolution" value="1000" units="1/cm"/>
-          <inkml:channelProperty channel="Y" name="resolution" value="1000" units="1/cm"/>
-        </inkml:channelProperties>
-      </inkml:inkSource>
-      <inkml:timestamp xml:id="ts0" timeString="2026-03-10T10:41:24.722"/>
-    </inkml:context>
-    <inkml:brush xml:id="br0">
-      <inkml:brushProperty name="width" value="0.3" units="cm"/>
-      <inkml:brushProperty name="height" value="0.6" units="cm"/>
-      <inkml:brushProperty name="color" value="#00F900"/>
-      <inkml:brushProperty name="tip" value="rectangle"/>
-      <inkml:brushProperty name="rasterOp" value="maskPen"/>
-      <inkml:brushProperty name="ignorePressure" value="1"/>
-    </inkml:brush>
-  </inkml:definitions>
-  <inkml:trace contextRef="#ctx0" brushRef="#br0">0 0,'0'0</inkml:trace>
-</inkml:ink>
-</file>
-
-<file path=word/ink/ink38.xml><?xml version="1.0" encoding="utf-8"?>
-<inkml:ink xmlns:inkml="http://www.w3.org/2003/InkML">
-  <inkml:definitions>
-    <inkml:context xml:id="ctx0">
-      <inkml:inkSource xml:id="inkSrc0">
-        <inkml:traceFormat>
-          <inkml:channel name="X" type="integer" min="-2.14748E9" max="2.14748E9" units="cm"/>
-          <inkml:channel name="Y" type="integer" min="-2.14748E9" max="2.14748E9" units="cm"/>
-        </inkml:traceFormat>
-        <inkml:channelProperties>
-          <inkml:channelProperty channel="X" name="resolution" value="1000" units="1/cm"/>
-          <inkml:channelProperty channel="Y" name="resolution" value="1000" units="1/cm"/>
-        </inkml:channelProperties>
-      </inkml:inkSource>
-      <inkml:timestamp xml:id="ts0" timeString="2026-03-10T10:41:23.813"/>
-    </inkml:context>
-    <inkml:brush xml:id="br0">
-      <inkml:brushProperty name="width" value="0.3" units="cm"/>
-      <inkml:brushProperty name="height" value="0.6" units="cm"/>
-      <inkml:brushProperty name="color" value="#00F900"/>
-      <inkml:brushProperty name="tip" value="rectangle"/>
-      <inkml:brushProperty name="rasterOp" value="maskPen"/>
-      <inkml:brushProperty name="ignorePressure" value="1"/>
-    </inkml:brush>
-  </inkml:definitions>
-  <inkml:trace contextRef="#ctx0" brushRef="#br0">0 0,'0'0</inkml:trace>
-</inkml:ink>
-</file>
-
-<file path=word/ink/ink39.xml><?xml version="1.0" encoding="utf-8"?>
-<inkml:ink xmlns:inkml="http://www.w3.org/2003/InkML">
-  <inkml:definitions>
-    <inkml:context xml:id="ctx0">
-      <inkml:inkSource xml:id="inkSrc0">
-        <inkml:traceFormat>
-          <inkml:channel name="X" type="integer" min="-2.14748E9" max="2.14748E9" units="cm"/>
-          <inkml:channel name="Y" type="integer" min="-2.14748E9" max="2.14748E9" units="cm"/>
-          <inkml:channel name="F" type="integer" max="32767" units="dev"/>
-        </inkml:traceFormat>
-        <inkml:channelProperties>
-          <inkml:channelProperty channel="X" name="resolution" value="1000" units="1/cm"/>
-          <inkml:channelProperty channel="Y" name="resolution" value="1000" units="1/cm"/>
-          <inkml:channelProperty channel="F" name="resolution" value="0" units="1/dev"/>
-        </inkml:channelProperties>
-      </inkml:inkSource>
-      <inkml:timestamp xml:id="ts0" timeString="2026-03-10T10:41:19.422"/>
-    </inkml:context>
-    <inkml:brush xml:id="br0">
-      <inkml:brushProperty name="width" value="0.3" units="cm"/>
-      <inkml:brushProperty name="height" value="0.6" units="cm"/>
-      <inkml:brushProperty name="color" value="#00F900"/>
-      <inkml:brushProperty name="tip" value="rectangle"/>
-      <inkml:brushProperty name="rasterOp" value="maskPen"/>
-      <inkml:brushProperty name="ignorePressure" value="1"/>
-    </inkml:brush>
-  </inkml:definitions>
-  <inkml:trace contextRef="#ctx0" brushRef="#br0">1 64 0,'3113'0'0</inkml:trace>
 </inkml:ink>
 </file>
 
@@ -9072,6 +9594,95 @@
         <inkml:traceFormat>
           <inkml:channel name="X" type="integer" min="-2.14748E9" max="2.14748E9" units="cm"/>
           <inkml:channel name="Y" type="integer" min="-2.14748E9" max="2.14748E9" units="cm"/>
+        </inkml:traceFormat>
+        <inkml:channelProperties>
+          <inkml:channelProperty channel="X" name="resolution" value="1000" units="1/cm"/>
+          <inkml:channelProperty channel="Y" name="resolution" value="1000" units="1/cm"/>
+        </inkml:channelProperties>
+      </inkml:inkSource>
+      <inkml:timestamp xml:id="ts0" timeString="2026-03-10T10:41:24.722"/>
+    </inkml:context>
+    <inkml:brush xml:id="br0">
+      <inkml:brushProperty name="width" value="0.3" units="cm"/>
+      <inkml:brushProperty name="height" value="0.6" units="cm"/>
+      <inkml:brushProperty name="color" value="#00F900"/>
+      <inkml:brushProperty name="tip" value="rectangle"/>
+      <inkml:brushProperty name="rasterOp" value="maskPen"/>
+      <inkml:brushProperty name="ignorePressure" value="1"/>
+    </inkml:brush>
+  </inkml:definitions>
+  <inkml:trace contextRef="#ctx0" brushRef="#br0">0 0,'0'0</inkml:trace>
+</inkml:ink>
+</file>
+
+<file path=word/ink/ink41.xml><?xml version="1.0" encoding="utf-8"?>
+<inkml:ink xmlns:inkml="http://www.w3.org/2003/InkML">
+  <inkml:definitions>
+    <inkml:context xml:id="ctx0">
+      <inkml:inkSource xml:id="inkSrc0">
+        <inkml:traceFormat>
+          <inkml:channel name="X" type="integer" min="-2.14748E9" max="2.14748E9" units="cm"/>
+          <inkml:channel name="Y" type="integer" min="-2.14748E9" max="2.14748E9" units="cm"/>
+        </inkml:traceFormat>
+        <inkml:channelProperties>
+          <inkml:channelProperty channel="X" name="resolution" value="1000" units="1/cm"/>
+          <inkml:channelProperty channel="Y" name="resolution" value="1000" units="1/cm"/>
+        </inkml:channelProperties>
+      </inkml:inkSource>
+      <inkml:timestamp xml:id="ts0" timeString="2026-03-10T10:41:23.813"/>
+    </inkml:context>
+    <inkml:brush xml:id="br0">
+      <inkml:brushProperty name="width" value="0.3" units="cm"/>
+      <inkml:brushProperty name="height" value="0.6" units="cm"/>
+      <inkml:brushProperty name="color" value="#00F900"/>
+      <inkml:brushProperty name="tip" value="rectangle"/>
+      <inkml:brushProperty name="rasterOp" value="maskPen"/>
+      <inkml:brushProperty name="ignorePressure" value="1"/>
+    </inkml:brush>
+  </inkml:definitions>
+  <inkml:trace contextRef="#ctx0" brushRef="#br0">0 0,'0'0</inkml:trace>
+</inkml:ink>
+</file>
+
+<file path=word/ink/ink42.xml><?xml version="1.0" encoding="utf-8"?>
+<inkml:ink xmlns:inkml="http://www.w3.org/2003/InkML">
+  <inkml:definitions>
+    <inkml:context xml:id="ctx0">
+      <inkml:inkSource xml:id="inkSrc0">
+        <inkml:traceFormat>
+          <inkml:channel name="X" type="integer" min="-2.14748E9" max="2.14748E9" units="cm"/>
+          <inkml:channel name="Y" type="integer" min="-2.14748E9" max="2.14748E9" units="cm"/>
+          <inkml:channel name="F" type="integer" max="32767" units="dev"/>
+        </inkml:traceFormat>
+        <inkml:channelProperties>
+          <inkml:channelProperty channel="X" name="resolution" value="1000" units="1/cm"/>
+          <inkml:channelProperty channel="Y" name="resolution" value="1000" units="1/cm"/>
+          <inkml:channelProperty channel="F" name="resolution" value="0" units="1/dev"/>
+        </inkml:channelProperties>
+      </inkml:inkSource>
+      <inkml:timestamp xml:id="ts0" timeString="2026-03-10T10:41:19.422"/>
+    </inkml:context>
+    <inkml:brush xml:id="br0">
+      <inkml:brushProperty name="width" value="0.3" units="cm"/>
+      <inkml:brushProperty name="height" value="0.6" units="cm"/>
+      <inkml:brushProperty name="color" value="#00F900"/>
+      <inkml:brushProperty name="tip" value="rectangle"/>
+      <inkml:brushProperty name="rasterOp" value="maskPen"/>
+      <inkml:brushProperty name="ignorePressure" value="1"/>
+    </inkml:brush>
+  </inkml:definitions>
+  <inkml:trace contextRef="#ctx0" brushRef="#br0">1 64 0,'3113'0'0</inkml:trace>
+</inkml:ink>
+</file>
+
+<file path=word/ink/ink43.xml><?xml version="1.0" encoding="utf-8"?>
+<inkml:ink xmlns:inkml="http://www.w3.org/2003/InkML">
+  <inkml:definitions>
+    <inkml:context xml:id="ctx0">
+      <inkml:inkSource xml:id="inkSrc0">
+        <inkml:traceFormat>
+          <inkml:channel name="X" type="integer" min="-2.14748E9" max="2.14748E9" units="cm"/>
+          <inkml:channel name="Y" type="integer" min="-2.14748E9" max="2.14748E9" units="cm"/>
           <inkml:channel name="F" type="integer" max="32767" units="dev"/>
         </inkml:traceFormat>
         <inkml:channelProperties>
@@ -9095,7 +9706,7 @@
 </inkml:ink>
 </file>
 
-<file path=word/ink/ink41.xml><?xml version="1.0" encoding="utf-8"?>
+<file path=word/ink/ink44.xml><?xml version="1.0" encoding="utf-8"?>
 <inkml:ink xmlns:inkml="http://www.w3.org/2003/InkML">
   <inkml:definitions>
     <inkml:context xml:id="ctx0">
@@ -9126,7 +9737,7 @@
 </inkml:ink>
 </file>
 
-<file path=word/ink/ink42.xml><?xml version="1.0" encoding="utf-8"?>
+<file path=word/ink/ink45.xml><?xml version="1.0" encoding="utf-8"?>
 <inkml:ink xmlns:inkml="http://www.w3.org/2003/InkML">
   <inkml:definitions>
     <inkml:context xml:id="ctx0">
@@ -9157,7 +9768,7 @@
 </inkml:ink>
 </file>
 
-<file path=word/ink/ink43.xml><?xml version="1.0" encoding="utf-8"?>
+<file path=word/ink/ink46.xml><?xml version="1.0" encoding="utf-8"?>
 <inkml:ink xmlns:inkml="http://www.w3.org/2003/InkML">
   <inkml:definitions>
     <inkml:context xml:id="ctx0">
@@ -9186,7 +9797,7 @@
 </inkml:ink>
 </file>
 
-<file path=word/ink/ink44.xml><?xml version="1.0" encoding="utf-8"?>
+<file path=word/ink/ink47.xml><?xml version="1.0" encoding="utf-8"?>
 <inkml:ink xmlns:inkml="http://www.w3.org/2003/InkML">
   <inkml:definitions>
     <inkml:context xml:id="ctx0">
@@ -9215,7 +9826,7 @@
 </inkml:ink>
 </file>
 
-<file path=word/ink/ink45.xml><?xml version="1.0" encoding="utf-8"?>
+<file path=word/ink/ink48.xml><?xml version="1.0" encoding="utf-8"?>
 <inkml:ink xmlns:inkml="http://www.w3.org/2003/InkML">
   <inkml:definitions>
     <inkml:context xml:id="ctx0">
@@ -9244,7 +9855,7 @@
 </inkml:ink>
 </file>
 
-<file path=word/ink/ink46.xml><?xml version="1.0" encoding="utf-8"?>
+<file path=word/ink/ink49.xml><?xml version="1.0" encoding="utf-8"?>
 <inkml:ink xmlns:inkml="http://www.w3.org/2003/InkML">
   <inkml:definitions>
     <inkml:context xml:id="ctx0">
@@ -9272,95 +9883,6 @@
     </inkml:brush>
   </inkml:definitions>
   <inkml:trace contextRef="#ctx0" brushRef="#br0">1 64 0,'1884'-63'0</inkml:trace>
-</inkml:ink>
-</file>
-
-<file path=word/ink/ink47.xml><?xml version="1.0" encoding="utf-8"?>
-<inkml:ink xmlns:inkml="http://www.w3.org/2003/InkML">
-  <inkml:definitions>
-    <inkml:context xml:id="ctx0">
-      <inkml:inkSource xml:id="inkSrc0">
-        <inkml:traceFormat>
-          <inkml:channel name="X" type="integer" min="-2.14748E9" max="2.14748E9" units="cm"/>
-          <inkml:channel name="Y" type="integer" min="-2.14748E9" max="2.14748E9" units="cm"/>
-          <inkml:channel name="F" type="integer" max="32767" units="dev"/>
-        </inkml:traceFormat>
-        <inkml:channelProperties>
-          <inkml:channelProperty channel="X" name="resolution" value="1000" units="1/cm"/>
-          <inkml:channelProperty channel="Y" name="resolution" value="1000" units="1/cm"/>
-          <inkml:channelProperty channel="F" name="resolution" value="0" units="1/dev"/>
-        </inkml:channelProperties>
-      </inkml:inkSource>
-      <inkml:timestamp xml:id="ts0" timeString="2026-03-10T11:04:47.514"/>
-    </inkml:context>
-    <inkml:brush xml:id="br0">
-      <inkml:brushProperty name="width" value="0.2" units="cm"/>
-      <inkml:brushProperty name="height" value="0.4" units="cm"/>
-      <inkml:brushProperty name="color" value="#00F900"/>
-      <inkml:brushProperty name="tip" value="rectangle"/>
-      <inkml:brushProperty name="rasterOp" value="maskPen"/>
-      <inkml:brushProperty name="ignorePressure" value="1"/>
-    </inkml:brush>
-  </inkml:definitions>
-  <inkml:trace contextRef="#ctx0" brushRef="#br0">0 0 0,'1714'0'0</inkml:trace>
-</inkml:ink>
-</file>
-
-<file path=word/ink/ink48.xml><?xml version="1.0" encoding="utf-8"?>
-<inkml:ink xmlns:inkml="http://www.w3.org/2003/InkML">
-  <inkml:definitions>
-    <inkml:context xml:id="ctx0">
-      <inkml:inkSource xml:id="inkSrc0">
-        <inkml:traceFormat>
-          <inkml:channel name="X" type="integer" min="-2.14748E9" max="2.14748E9" units="cm"/>
-          <inkml:channel name="Y" type="integer" min="-2.14748E9" max="2.14748E9" units="cm"/>
-        </inkml:traceFormat>
-        <inkml:channelProperties>
-          <inkml:channelProperty channel="X" name="resolution" value="1000" units="1/cm"/>
-          <inkml:channelProperty channel="Y" name="resolution" value="1000" units="1/cm"/>
-        </inkml:channelProperties>
-      </inkml:inkSource>
-      <inkml:timestamp xml:id="ts0" timeString="2026-03-10T11:04:42.745"/>
-    </inkml:context>
-    <inkml:brush xml:id="br0">
-      <inkml:brushProperty name="width" value="0.2" units="cm"/>
-      <inkml:brushProperty name="height" value="0.4" units="cm"/>
-      <inkml:brushProperty name="color" value="#00F900"/>
-      <inkml:brushProperty name="tip" value="rectangle"/>
-      <inkml:brushProperty name="rasterOp" value="maskPen"/>
-      <inkml:brushProperty name="ignorePressure" value="1"/>
-    </inkml:brush>
-  </inkml:definitions>
-  <inkml:trace contextRef="#ctx0" brushRef="#br0">0 0</inkml:trace>
-</inkml:ink>
-</file>
-
-<file path=word/ink/ink49.xml><?xml version="1.0" encoding="utf-8"?>
-<inkml:ink xmlns:inkml="http://www.w3.org/2003/InkML">
-  <inkml:definitions>
-    <inkml:context xml:id="ctx0">
-      <inkml:inkSource xml:id="inkSrc0">
-        <inkml:traceFormat>
-          <inkml:channel name="X" type="integer" min="-2.14748E9" max="2.14748E9" units="cm"/>
-          <inkml:channel name="Y" type="integer" min="-2.14748E9" max="2.14748E9" units="cm"/>
-        </inkml:traceFormat>
-        <inkml:channelProperties>
-          <inkml:channelProperty channel="X" name="resolution" value="1000" units="1/cm"/>
-          <inkml:channelProperty channel="Y" name="resolution" value="1000" units="1/cm"/>
-        </inkml:channelProperties>
-      </inkml:inkSource>
-      <inkml:timestamp xml:id="ts0" timeString="2026-03-10T11:04:37.921"/>
-    </inkml:context>
-    <inkml:brush xml:id="br0">
-      <inkml:brushProperty name="width" value="0.3" units="cm"/>
-      <inkml:brushProperty name="height" value="0.6" units="cm"/>
-      <inkml:brushProperty name="color" value="#00F900"/>
-      <inkml:brushProperty name="tip" value="rectangle"/>
-      <inkml:brushProperty name="rasterOp" value="maskPen"/>
-      <inkml:brushProperty name="ignorePressure" value="1"/>
-    </inkml:brush>
-  </inkml:definitions>
-  <inkml:trace contextRef="#ctx0" brushRef="#br0">0 0,'0'0</inkml:trace>
 </inkml:ink>
 </file>
 
@@ -9401,6 +9923,95 @@
         <inkml:traceFormat>
           <inkml:channel name="X" type="integer" min="-2.14748E9" max="2.14748E9" units="cm"/>
           <inkml:channel name="Y" type="integer" min="-2.14748E9" max="2.14748E9" units="cm"/>
+          <inkml:channel name="F" type="integer" max="32767" units="dev"/>
+        </inkml:traceFormat>
+        <inkml:channelProperties>
+          <inkml:channelProperty channel="X" name="resolution" value="1000" units="1/cm"/>
+          <inkml:channelProperty channel="Y" name="resolution" value="1000" units="1/cm"/>
+          <inkml:channelProperty channel="F" name="resolution" value="0" units="1/dev"/>
+        </inkml:channelProperties>
+      </inkml:inkSource>
+      <inkml:timestamp xml:id="ts0" timeString="2026-03-10T11:04:47.514"/>
+    </inkml:context>
+    <inkml:brush xml:id="br0">
+      <inkml:brushProperty name="width" value="0.2" units="cm"/>
+      <inkml:brushProperty name="height" value="0.4" units="cm"/>
+      <inkml:brushProperty name="color" value="#00F900"/>
+      <inkml:brushProperty name="tip" value="rectangle"/>
+      <inkml:brushProperty name="rasterOp" value="maskPen"/>
+      <inkml:brushProperty name="ignorePressure" value="1"/>
+    </inkml:brush>
+  </inkml:definitions>
+  <inkml:trace contextRef="#ctx0" brushRef="#br0">0 0 0,'1714'0'0</inkml:trace>
+</inkml:ink>
+</file>
+
+<file path=word/ink/ink51.xml><?xml version="1.0" encoding="utf-8"?>
+<inkml:ink xmlns:inkml="http://www.w3.org/2003/InkML">
+  <inkml:definitions>
+    <inkml:context xml:id="ctx0">
+      <inkml:inkSource xml:id="inkSrc0">
+        <inkml:traceFormat>
+          <inkml:channel name="X" type="integer" min="-2.14748E9" max="2.14748E9" units="cm"/>
+          <inkml:channel name="Y" type="integer" min="-2.14748E9" max="2.14748E9" units="cm"/>
+        </inkml:traceFormat>
+        <inkml:channelProperties>
+          <inkml:channelProperty channel="X" name="resolution" value="1000" units="1/cm"/>
+          <inkml:channelProperty channel="Y" name="resolution" value="1000" units="1/cm"/>
+        </inkml:channelProperties>
+      </inkml:inkSource>
+      <inkml:timestamp xml:id="ts0" timeString="2026-03-10T11:04:42.745"/>
+    </inkml:context>
+    <inkml:brush xml:id="br0">
+      <inkml:brushProperty name="width" value="0.2" units="cm"/>
+      <inkml:brushProperty name="height" value="0.4" units="cm"/>
+      <inkml:brushProperty name="color" value="#00F900"/>
+      <inkml:brushProperty name="tip" value="rectangle"/>
+      <inkml:brushProperty name="rasterOp" value="maskPen"/>
+      <inkml:brushProperty name="ignorePressure" value="1"/>
+    </inkml:brush>
+  </inkml:definitions>
+  <inkml:trace contextRef="#ctx0" brushRef="#br0">0 0</inkml:trace>
+</inkml:ink>
+</file>
+
+<file path=word/ink/ink52.xml><?xml version="1.0" encoding="utf-8"?>
+<inkml:ink xmlns:inkml="http://www.w3.org/2003/InkML">
+  <inkml:definitions>
+    <inkml:context xml:id="ctx0">
+      <inkml:inkSource xml:id="inkSrc0">
+        <inkml:traceFormat>
+          <inkml:channel name="X" type="integer" min="-2.14748E9" max="2.14748E9" units="cm"/>
+          <inkml:channel name="Y" type="integer" min="-2.14748E9" max="2.14748E9" units="cm"/>
+        </inkml:traceFormat>
+        <inkml:channelProperties>
+          <inkml:channelProperty channel="X" name="resolution" value="1000" units="1/cm"/>
+          <inkml:channelProperty channel="Y" name="resolution" value="1000" units="1/cm"/>
+        </inkml:channelProperties>
+      </inkml:inkSource>
+      <inkml:timestamp xml:id="ts0" timeString="2026-03-10T11:04:37.921"/>
+    </inkml:context>
+    <inkml:brush xml:id="br0">
+      <inkml:brushProperty name="width" value="0.3" units="cm"/>
+      <inkml:brushProperty name="height" value="0.6" units="cm"/>
+      <inkml:brushProperty name="color" value="#00F900"/>
+      <inkml:brushProperty name="tip" value="rectangle"/>
+      <inkml:brushProperty name="rasterOp" value="maskPen"/>
+      <inkml:brushProperty name="ignorePressure" value="1"/>
+    </inkml:brush>
+  </inkml:definitions>
+  <inkml:trace contextRef="#ctx0" brushRef="#br0">0 0,'0'0</inkml:trace>
+</inkml:ink>
+</file>
+
+<file path=word/ink/ink53.xml><?xml version="1.0" encoding="utf-8"?>
+<inkml:ink xmlns:inkml="http://www.w3.org/2003/InkML">
+  <inkml:definitions>
+    <inkml:context xml:id="ctx0">
+      <inkml:inkSource xml:id="inkSrc0">
+        <inkml:traceFormat>
+          <inkml:channel name="X" type="integer" min="-2.14748E9" max="2.14748E9" units="cm"/>
+          <inkml:channel name="Y" type="integer" min="-2.14748E9" max="2.14748E9" units="cm"/>
         </inkml:traceFormat>
         <inkml:channelProperties>
           <inkml:channelProperty channel="X" name="resolution" value="1000" units="1/cm"/>
@@ -9422,7 +10033,7 @@
 </inkml:ink>
 </file>
 
-<file path=word/ink/ink51.xml><?xml version="1.0" encoding="utf-8"?>
+<file path=word/ink/ink54.xml><?xml version="1.0" encoding="utf-8"?>
 <inkml:ink xmlns:inkml="http://www.w3.org/2003/InkML">
   <inkml:definitions>
     <inkml:context xml:id="ctx0">
@@ -9451,7 +10062,7 @@
 </inkml:ink>
 </file>
 
-<file path=word/ink/ink52.xml><?xml version="1.0" encoding="utf-8"?>
+<file path=word/ink/ink55.xml><?xml version="1.0" encoding="utf-8"?>
 <inkml:ink xmlns:inkml="http://www.w3.org/2003/InkML">
   <inkml:definitions>
     <inkml:context xml:id="ctx0">
@@ -9480,7 +10091,7 @@
 </inkml:ink>
 </file>
 
-<file path=word/ink/ink53.xml><?xml version="1.0" encoding="utf-8"?>
+<file path=word/ink/ink56.xml><?xml version="1.0" encoding="utf-8"?>
 <inkml:ink xmlns:inkml="http://www.w3.org/2003/InkML">
   <inkml:definitions>
     <inkml:context xml:id="ctx0">
@@ -9509,7 +10120,7 @@
 </inkml:ink>
 </file>
 
-<file path=word/ink/ink54.xml><?xml version="1.0" encoding="utf-8"?>
+<file path=word/ink/ink57.xml><?xml version="1.0" encoding="utf-8"?>
 <inkml:ink xmlns:inkml="http://www.w3.org/2003/InkML">
   <inkml:definitions>
     <inkml:context xml:id="ctx0">
@@ -9538,7 +10149,7 @@
 </inkml:ink>
 </file>
 
-<file path=word/ink/ink55.xml><?xml version="1.0" encoding="utf-8"?>
+<file path=word/ink/ink58.xml><?xml version="1.0" encoding="utf-8"?>
 <inkml:ink xmlns:inkml="http://www.w3.org/2003/InkML">
   <inkml:definitions>
     <inkml:context xml:id="ctx0">
@@ -9569,7 +10180,7 @@
 </inkml:ink>
 </file>
 
-<file path=word/ink/ink56.xml><?xml version="1.0" encoding="utf-8"?>
+<file path=word/ink/ink59.xml><?xml version="1.0" encoding="utf-8"?>
 <inkml:ink xmlns:inkml="http://www.w3.org/2003/InkML">
   <inkml:definitions>
     <inkml:context xml:id="ctx0">
@@ -9597,93 +10208,6 @@
     </inkml:brush>
   </inkml:definitions>
   <inkml:trace contextRef="#ctx0" brushRef="#br0">0 106 0,'1504'-106'0</inkml:trace>
-</inkml:ink>
-</file>
-
-<file path=word/ink/ink57.xml><?xml version="1.0" encoding="utf-8"?>
-<inkml:ink xmlns:inkml="http://www.w3.org/2003/InkML">
-  <inkml:definitions>
-    <inkml:context xml:id="ctx0">
-      <inkml:inkSource xml:id="inkSrc0">
-        <inkml:traceFormat>
-          <inkml:channel name="X" type="integer" min="-2.14748E9" max="2.14748E9" units="cm"/>
-          <inkml:channel name="Y" type="integer" min="-2.14748E9" max="2.14748E9" units="cm"/>
-        </inkml:traceFormat>
-        <inkml:channelProperties>
-          <inkml:channelProperty channel="X" name="resolution" value="1000" units="1/cm"/>
-          <inkml:channelProperty channel="Y" name="resolution" value="1000" units="1/cm"/>
-        </inkml:channelProperties>
-      </inkml:inkSource>
-      <inkml:timestamp xml:id="ts0" timeString="2026-03-10T11:06:18.273"/>
-    </inkml:context>
-    <inkml:brush xml:id="br0">
-      <inkml:brushProperty name="width" value="0.2" units="cm"/>
-      <inkml:brushProperty name="height" value="0.4" units="cm"/>
-      <inkml:brushProperty name="color" value="#00F900"/>
-      <inkml:brushProperty name="tip" value="rectangle"/>
-      <inkml:brushProperty name="rasterOp" value="maskPen"/>
-      <inkml:brushProperty name="ignorePressure" value="1"/>
-    </inkml:brush>
-  </inkml:definitions>
-  <inkml:trace contextRef="#ctx0" brushRef="#br0">0 0</inkml:trace>
-</inkml:ink>
-</file>
-
-<file path=word/ink/ink58.xml><?xml version="1.0" encoding="utf-8"?>
-<inkml:ink xmlns:inkml="http://www.w3.org/2003/InkML">
-  <inkml:definitions>
-    <inkml:context xml:id="ctx0">
-      <inkml:inkSource xml:id="inkSrc0">
-        <inkml:traceFormat>
-          <inkml:channel name="X" type="integer" min="-2.14748E9" max="2.14748E9" units="cm"/>
-          <inkml:channel name="Y" type="integer" min="-2.14748E9" max="2.14748E9" units="cm"/>
-        </inkml:traceFormat>
-        <inkml:channelProperties>
-          <inkml:channelProperty channel="X" name="resolution" value="1000" units="1/cm"/>
-          <inkml:channelProperty channel="Y" name="resolution" value="1000" units="1/cm"/>
-        </inkml:channelProperties>
-      </inkml:inkSource>
-      <inkml:timestamp xml:id="ts0" timeString="2026-03-10T11:13:26.963"/>
-    </inkml:context>
-    <inkml:brush xml:id="br0">
-      <inkml:brushProperty name="width" value="0.2" units="cm"/>
-      <inkml:brushProperty name="height" value="0.4" units="cm"/>
-      <inkml:brushProperty name="color" value="#00F900"/>
-      <inkml:brushProperty name="tip" value="rectangle"/>
-      <inkml:brushProperty name="rasterOp" value="maskPen"/>
-      <inkml:brushProperty name="ignorePressure" value="1"/>
-    </inkml:brush>
-  </inkml:definitions>
-  <inkml:trace contextRef="#ctx0" brushRef="#br0">0 0,'425'0,"-413"1,0-1,-1 2,1 0,0 0,-1 1,1 0,19 10,-15-6</inkml:trace>
-</inkml:ink>
-</file>
-
-<file path=word/ink/ink59.xml><?xml version="1.0" encoding="utf-8"?>
-<inkml:ink xmlns:inkml="http://www.w3.org/2003/InkML">
-  <inkml:definitions>
-    <inkml:context xml:id="ctx0">
-      <inkml:inkSource xml:id="inkSrc0">
-        <inkml:traceFormat>
-          <inkml:channel name="X" type="integer" min="-2.14748E9" max="2.14748E9" units="cm"/>
-          <inkml:channel name="Y" type="integer" min="-2.14748E9" max="2.14748E9" units="cm"/>
-        </inkml:traceFormat>
-        <inkml:channelProperties>
-          <inkml:channelProperty channel="X" name="resolution" value="1000" units="1/cm"/>
-          <inkml:channelProperty channel="Y" name="resolution" value="1000" units="1/cm"/>
-        </inkml:channelProperties>
-      </inkml:inkSource>
-      <inkml:timestamp xml:id="ts0" timeString="2026-03-10T11:13:25.214"/>
-    </inkml:context>
-    <inkml:brush xml:id="br0">
-      <inkml:brushProperty name="width" value="0.2" units="cm"/>
-      <inkml:brushProperty name="height" value="0.4" units="cm"/>
-      <inkml:brushProperty name="color" value="#00F900"/>
-      <inkml:brushProperty name="tip" value="rectangle"/>
-      <inkml:brushProperty name="rasterOp" value="maskPen"/>
-      <inkml:brushProperty name="ignorePressure" value="1"/>
-    </inkml:brush>
-  </inkml:definitions>
-  <inkml:trace contextRef="#ctx0" brushRef="#br0">1 0,'0'0</inkml:trace>
 </inkml:ink>
 </file>
 
@@ -9732,6 +10256,93 @@
           <inkml:channelProperty channel="Y" name="resolution" value="1000" units="1/cm"/>
         </inkml:channelProperties>
       </inkml:inkSource>
+      <inkml:timestamp xml:id="ts0" timeString="2026-03-10T11:06:18.273"/>
+    </inkml:context>
+    <inkml:brush xml:id="br0">
+      <inkml:brushProperty name="width" value="0.2" units="cm"/>
+      <inkml:brushProperty name="height" value="0.4" units="cm"/>
+      <inkml:brushProperty name="color" value="#00F900"/>
+      <inkml:brushProperty name="tip" value="rectangle"/>
+      <inkml:brushProperty name="rasterOp" value="maskPen"/>
+      <inkml:brushProperty name="ignorePressure" value="1"/>
+    </inkml:brush>
+  </inkml:definitions>
+  <inkml:trace contextRef="#ctx0" brushRef="#br0">0 0</inkml:trace>
+</inkml:ink>
+</file>
+
+<file path=word/ink/ink61.xml><?xml version="1.0" encoding="utf-8"?>
+<inkml:ink xmlns:inkml="http://www.w3.org/2003/InkML">
+  <inkml:definitions>
+    <inkml:context xml:id="ctx0">
+      <inkml:inkSource xml:id="inkSrc0">
+        <inkml:traceFormat>
+          <inkml:channel name="X" type="integer" min="-2.14748E9" max="2.14748E9" units="cm"/>
+          <inkml:channel name="Y" type="integer" min="-2.14748E9" max="2.14748E9" units="cm"/>
+        </inkml:traceFormat>
+        <inkml:channelProperties>
+          <inkml:channelProperty channel="X" name="resolution" value="1000" units="1/cm"/>
+          <inkml:channelProperty channel="Y" name="resolution" value="1000" units="1/cm"/>
+        </inkml:channelProperties>
+      </inkml:inkSource>
+      <inkml:timestamp xml:id="ts0" timeString="2026-03-10T11:13:26.963"/>
+    </inkml:context>
+    <inkml:brush xml:id="br0">
+      <inkml:brushProperty name="width" value="0.2" units="cm"/>
+      <inkml:brushProperty name="height" value="0.4" units="cm"/>
+      <inkml:brushProperty name="color" value="#00F900"/>
+      <inkml:brushProperty name="tip" value="rectangle"/>
+      <inkml:brushProperty name="rasterOp" value="maskPen"/>
+      <inkml:brushProperty name="ignorePressure" value="1"/>
+    </inkml:brush>
+  </inkml:definitions>
+  <inkml:trace contextRef="#ctx0" brushRef="#br0">0 0,'425'0,"-413"1,0-1,-1 2,1 0,0 0,-1 1,1 0,19 10,-15-6</inkml:trace>
+</inkml:ink>
+</file>
+
+<file path=word/ink/ink62.xml><?xml version="1.0" encoding="utf-8"?>
+<inkml:ink xmlns:inkml="http://www.w3.org/2003/InkML">
+  <inkml:definitions>
+    <inkml:context xml:id="ctx0">
+      <inkml:inkSource xml:id="inkSrc0">
+        <inkml:traceFormat>
+          <inkml:channel name="X" type="integer" min="-2.14748E9" max="2.14748E9" units="cm"/>
+          <inkml:channel name="Y" type="integer" min="-2.14748E9" max="2.14748E9" units="cm"/>
+        </inkml:traceFormat>
+        <inkml:channelProperties>
+          <inkml:channelProperty channel="X" name="resolution" value="1000" units="1/cm"/>
+          <inkml:channelProperty channel="Y" name="resolution" value="1000" units="1/cm"/>
+        </inkml:channelProperties>
+      </inkml:inkSource>
+      <inkml:timestamp xml:id="ts0" timeString="2026-03-10T11:13:25.214"/>
+    </inkml:context>
+    <inkml:brush xml:id="br0">
+      <inkml:brushProperty name="width" value="0.2" units="cm"/>
+      <inkml:brushProperty name="height" value="0.4" units="cm"/>
+      <inkml:brushProperty name="color" value="#00F900"/>
+      <inkml:brushProperty name="tip" value="rectangle"/>
+      <inkml:brushProperty name="rasterOp" value="maskPen"/>
+      <inkml:brushProperty name="ignorePressure" value="1"/>
+    </inkml:brush>
+  </inkml:definitions>
+  <inkml:trace contextRef="#ctx0" brushRef="#br0">1 0,'0'0</inkml:trace>
+</inkml:ink>
+</file>
+
+<file path=word/ink/ink63.xml><?xml version="1.0" encoding="utf-8"?>
+<inkml:ink xmlns:inkml="http://www.w3.org/2003/InkML">
+  <inkml:definitions>
+    <inkml:context xml:id="ctx0">
+      <inkml:inkSource xml:id="inkSrc0">
+        <inkml:traceFormat>
+          <inkml:channel name="X" type="integer" min="-2.14748E9" max="2.14748E9" units="cm"/>
+          <inkml:channel name="Y" type="integer" min="-2.14748E9" max="2.14748E9" units="cm"/>
+        </inkml:traceFormat>
+        <inkml:channelProperties>
+          <inkml:channelProperty channel="X" name="resolution" value="1000" units="1/cm"/>
+          <inkml:channelProperty channel="Y" name="resolution" value="1000" units="1/cm"/>
+        </inkml:channelProperties>
+      </inkml:inkSource>
       <inkml:timestamp xml:id="ts0" timeString="2026-03-10T11:13:24.991"/>
     </inkml:context>
     <inkml:brush xml:id="br0">
@@ -9747,7 +10358,7 @@
 </inkml:ink>
 </file>
 
-<file path=word/ink/ink61.xml><?xml version="1.0" encoding="utf-8"?>
+<file path=word/ink/ink64.xml><?xml version="1.0" encoding="utf-8"?>
 <inkml:ink xmlns:inkml="http://www.w3.org/2003/InkML">
   <inkml:definitions>
     <inkml:context xml:id="ctx0">
@@ -9776,7 +10387,7 @@
 </inkml:ink>
 </file>
 
-<file path=word/ink/ink62.xml><?xml version="1.0" encoding="utf-8"?>
+<file path=word/ink/ink65.xml><?xml version="1.0" encoding="utf-8"?>
 <inkml:ink xmlns:inkml="http://www.w3.org/2003/InkML">
   <inkml:definitions>
     <inkml:context xml:id="ctx0">
@@ -9807,7 +10418,7 @@
 </inkml:ink>
 </file>
 
-<file path=word/ink/ink63.xml><?xml version="1.0" encoding="utf-8"?>
+<file path=word/ink/ink66.xml><?xml version="1.0" encoding="utf-8"?>
 <inkml:ink xmlns:inkml="http://www.w3.org/2003/InkML">
   <inkml:definitions>
     <inkml:context xml:id="ctx0">
@@ -9836,7 +10447,7 @@
 </inkml:ink>
 </file>
 
-<file path=word/ink/ink64.xml><?xml version="1.0" encoding="utf-8"?>
+<file path=word/ink/ink67.xml><?xml version="1.0" encoding="utf-8"?>
 <inkml:ink xmlns:inkml="http://www.w3.org/2003/InkML">
   <inkml:definitions>
     <inkml:context xml:id="ctx0">
@@ -9865,7 +10476,7 @@
 </inkml:ink>
 </file>
 
-<file path=word/ink/ink65.xml><?xml version="1.0" encoding="utf-8"?>
+<file path=word/ink/ink68.xml><?xml version="1.0" encoding="utf-8"?>
 <inkml:ink xmlns:inkml="http://www.w3.org/2003/InkML">
   <inkml:definitions>
     <inkml:context xml:id="ctx0">
@@ -9894,7 +10505,7 @@
 </inkml:ink>
 </file>
 
-<file path=word/ink/ink66.xml><?xml version="1.0" encoding="utf-8"?>
+<file path=word/ink/ink69.xml><?xml version="1.0" encoding="utf-8"?>
 <inkml:ink xmlns:inkml="http://www.w3.org/2003/InkML">
   <inkml:definitions>
     <inkml:context xml:id="ctx0">
@@ -9920,95 +10531,6 @@
     </inkml:brush>
   </inkml:definitions>
   <inkml:trace contextRef="#ctx0" brushRef="#br0">0 0,'1154'0,"-938"16,-133-7,135 8,126 13,-305-25,-1-2,1-2,-1-1,49-7,50-1,-88 7,62-8,-16-1,0 4,113 7,-66 1,359-2,-468-1,48-9,-46 5,43-2,-53 7,-3 0</inkml:trace>
-</inkml:ink>
-</file>
-
-<file path=word/ink/ink67.xml><?xml version="1.0" encoding="utf-8"?>
-<inkml:ink xmlns:inkml="http://www.w3.org/2003/InkML">
-  <inkml:definitions>
-    <inkml:context xml:id="ctx0">
-      <inkml:inkSource xml:id="inkSrc0">
-        <inkml:traceFormat>
-          <inkml:channel name="X" type="integer" min="-2.14748E9" max="2.14748E9" units="cm"/>
-          <inkml:channel name="Y" type="integer" min="-2.14748E9" max="2.14748E9" units="cm"/>
-        </inkml:traceFormat>
-        <inkml:channelProperties>
-          <inkml:channelProperty channel="X" name="resolution" value="1000" units="1/cm"/>
-          <inkml:channelProperty channel="Y" name="resolution" value="1000" units="1/cm"/>
-        </inkml:channelProperties>
-      </inkml:inkSource>
-      <inkml:timestamp xml:id="ts0" timeString="2026-03-10T11:12:54.890"/>
-    </inkml:context>
-    <inkml:brush xml:id="br0">
-      <inkml:brushProperty name="width" value="0.2" units="cm"/>
-      <inkml:brushProperty name="height" value="0.4" units="cm"/>
-      <inkml:brushProperty name="color" value="#00F900"/>
-      <inkml:brushProperty name="tip" value="rectangle"/>
-      <inkml:brushProperty name="rasterOp" value="maskPen"/>
-      <inkml:brushProperty name="ignorePressure" value="1"/>
-    </inkml:brush>
-  </inkml:definitions>
-  <inkml:trace contextRef="#ctx0" brushRef="#br0">0 0</inkml:trace>
-</inkml:ink>
-</file>
-
-<file path=word/ink/ink68.xml><?xml version="1.0" encoding="utf-8"?>
-<inkml:ink xmlns:inkml="http://www.w3.org/2003/InkML">
-  <inkml:definitions>
-    <inkml:context xml:id="ctx0">
-      <inkml:inkSource xml:id="inkSrc0">
-        <inkml:traceFormat>
-          <inkml:channel name="X" type="integer" min="-2.14748E9" max="2.14748E9" units="cm"/>
-          <inkml:channel name="Y" type="integer" min="-2.14748E9" max="2.14748E9" units="cm"/>
-        </inkml:traceFormat>
-        <inkml:channelProperties>
-          <inkml:channelProperty channel="X" name="resolution" value="1000" units="1/cm"/>
-          <inkml:channelProperty channel="Y" name="resolution" value="1000" units="1/cm"/>
-        </inkml:channelProperties>
-      </inkml:inkSource>
-      <inkml:timestamp xml:id="ts0" timeString="2026-03-10T11:20:16.539"/>
-    </inkml:context>
-    <inkml:brush xml:id="br0">
-      <inkml:brushProperty name="width" value="0.2" units="cm"/>
-      <inkml:brushProperty name="height" value="0.4" units="cm"/>
-      <inkml:brushProperty name="color" value="#00F900"/>
-      <inkml:brushProperty name="tip" value="rectangle"/>
-      <inkml:brushProperty name="rasterOp" value="maskPen"/>
-      <inkml:brushProperty name="ignorePressure" value="1"/>
-    </inkml:brush>
-  </inkml:definitions>
-  <inkml:trace contextRef="#ctx0" brushRef="#br0">0 0</inkml:trace>
-</inkml:ink>
-</file>
-
-<file path=word/ink/ink69.xml><?xml version="1.0" encoding="utf-8"?>
-<inkml:ink xmlns:inkml="http://www.w3.org/2003/InkML">
-  <inkml:definitions>
-    <inkml:context xml:id="ctx0">
-      <inkml:inkSource xml:id="inkSrc0">
-        <inkml:traceFormat>
-          <inkml:channel name="X" type="integer" min="-2.14748E9" max="2.14748E9" units="cm"/>
-          <inkml:channel name="Y" type="integer" min="-2.14748E9" max="2.14748E9" units="cm"/>
-          <inkml:channel name="F" type="integer" max="32767" units="dev"/>
-        </inkml:traceFormat>
-        <inkml:channelProperties>
-          <inkml:channelProperty channel="X" name="resolution" value="1000" units="1/cm"/>
-          <inkml:channelProperty channel="Y" name="resolution" value="1000" units="1/cm"/>
-          <inkml:channelProperty channel="F" name="resolution" value="0" units="1/dev"/>
-        </inkml:channelProperties>
-      </inkml:inkSource>
-      <inkml:timestamp xml:id="ts0" timeString="2026-03-10T11:20:13.783"/>
-    </inkml:context>
-    <inkml:brush xml:id="br0">
-      <inkml:brushProperty name="width" value="0.2" units="cm"/>
-      <inkml:brushProperty name="height" value="0.4" units="cm"/>
-      <inkml:brushProperty name="color" value="#00F900"/>
-      <inkml:brushProperty name="tip" value="rectangle"/>
-      <inkml:brushProperty name="rasterOp" value="maskPen"/>
-      <inkml:brushProperty name="ignorePressure" value="1"/>
-    </inkml:brush>
-  </inkml:definitions>
-  <inkml:trace contextRef="#ctx0" brushRef="#br0">0 127 0,'1610'-127'0</inkml:trace>
 </inkml:ink>
 </file>
 
@@ -10055,7 +10577,7 @@
           <inkml:channelProperty channel="Y" name="resolution" value="1000" units="1/cm"/>
         </inkml:channelProperties>
       </inkml:inkSource>
-      <inkml:timestamp xml:id="ts0" timeString="2026-03-10T11:20:11.154"/>
+      <inkml:timestamp xml:id="ts0" timeString="2026-03-10T11:12:54.890"/>
     </inkml:context>
     <inkml:brush xml:id="br0">
       <inkml:brushProperty name="width" value="0.2" units="cm"/>
@@ -10066,7 +10588,7 @@
       <inkml:brushProperty name="ignorePressure" value="1"/>
     </inkml:brush>
   </inkml:definitions>
-  <inkml:trace contextRef="#ctx0" brushRef="#br0">0 0,'0'0</inkml:trace>
+  <inkml:trace contextRef="#ctx0" brushRef="#br0">0 0</inkml:trace>
 </inkml:ink>
 </file>
 
@@ -10086,18 +10608,17 @@
           <inkml:channelProperty channel="F" name="resolution" value="0" units="1/dev"/>
         </inkml:channelProperties>
       </inkml:inkSource>
-      <inkml:timestamp xml:id="ts0" timeString="2026-03-10T11:20:09.605"/>
+      <inkml:timestamp xml:id="ts0" timeString="2026-04-01T20:06:08.889"/>
     </inkml:context>
     <inkml:brush xml:id="br0">
-      <inkml:brushProperty name="width" value="0.2" units="cm"/>
-      <inkml:brushProperty name="height" value="0.4" units="cm"/>
-      <inkml:brushProperty name="color" value="#00F900"/>
-      <inkml:brushProperty name="tip" value="rectangle"/>
-      <inkml:brushProperty name="rasterOp" value="maskPen"/>
-      <inkml:brushProperty name="ignorePressure" value="1"/>
+      <inkml:brushProperty name="width" value="0.35" units="cm"/>
+      <inkml:brushProperty name="height" value="0.35" units="cm"/>
     </inkml:brush>
   </inkml:definitions>
-  <inkml:trace contextRef="#ctx0" brushRef="#br0">1 22 0,'1439'-22'0</inkml:trace>
+  <inkml:trace contextRef="#ctx0" brushRef="#br0">1 0 24575,'0'0'-8191</inkml:trace>
+  <inkml:trace contextRef="#ctx0" brushRef="#br0" timeOffset="728.33">539 0 24575,'0'0'-8191</inkml:trace>
+  <inkml:trace contextRef="#ctx0" brushRef="#br0" timeOffset="1333.4">326 18 24575,'0'0'-8191</inkml:trace>
+  <inkml:trace contextRef="#ctx0" brushRef="#br0" timeOffset="2079.95">789 37 24575,'0'0'-8191</inkml:trace>
 </inkml:ink>
 </file>
 
@@ -10117,22 +10638,51 @@
           <inkml:channelProperty channel="F" name="resolution" value="0" units="1/dev"/>
         </inkml:channelProperties>
       </inkml:inkSource>
-      <inkml:timestamp xml:id="ts0" timeString="2026-03-10T11:20:02.128"/>
+      <inkml:timestamp xml:id="ts0" timeString="2026-04-01T20:06:06.329"/>
+    </inkml:context>
+    <inkml:brush xml:id="br0">
+      <inkml:brushProperty name="width" value="0.35" units="cm"/>
+      <inkml:brushProperty name="height" value="0.35" units="cm"/>
+    </inkml:brush>
+  </inkml:definitions>
+  <inkml:trace contextRef="#ctx0" brushRef="#br0">1 1 24575,'0'0'-8191</inkml:trace>
+  <inkml:trace contextRef="#ctx0" brushRef="#br0" timeOffset="516.46">232 58 24575,'0'0'-8191</inkml:trace>
+  <inkml:trace contextRef="#ctx0" brushRef="#br0" timeOffset="1301.93">578 1 24575,'0'0'-8191</inkml:trace>
+</inkml:ink>
+</file>
+
+<file path=word/ink/ink73.xml><?xml version="1.0" encoding="utf-8"?>
+<inkml:ink xmlns:inkml="http://www.w3.org/2003/InkML">
+  <inkml:definitions>
+    <inkml:context xml:id="ctx0">
+      <inkml:inkSource xml:id="inkSrc0">
+        <inkml:traceFormat>
+          <inkml:channel name="X" type="integer" min="-2.14748E9" max="2.14748E9" units="cm"/>
+          <inkml:channel name="Y" type="integer" min="-2.14748E9" max="2.14748E9" units="cm"/>
+          <inkml:channel name="F" type="integer" max="32767" units="dev"/>
+        </inkml:traceFormat>
+        <inkml:channelProperties>
+          <inkml:channelProperty channel="X" name="resolution" value="1000" units="1/cm"/>
+          <inkml:channelProperty channel="Y" name="resolution" value="1000" units="1/cm"/>
+          <inkml:channelProperty channel="F" name="resolution" value="0" units="1/dev"/>
+        </inkml:channelProperties>
+      </inkml:inkSource>
+      <inkml:timestamp xml:id="ts0" timeString="2026-04-01T20:14:31.474"/>
     </inkml:context>
     <inkml:brush xml:id="br0">
       <inkml:brushProperty name="width" value="0.2" units="cm"/>
       <inkml:brushProperty name="height" value="0.4" units="cm"/>
-      <inkml:brushProperty name="color" value="#00F900"/>
+      <inkml:brushProperty name="color" value="#00FDFF"/>
       <inkml:brushProperty name="tip" value="rectangle"/>
       <inkml:brushProperty name="rasterOp" value="maskPen"/>
       <inkml:brushProperty name="ignorePressure" value="1"/>
     </inkml:brush>
   </inkml:definitions>
-  <inkml:trace contextRef="#ctx0" brushRef="#br0">1-2 0,'1355'106'0</inkml:trace>
+  <inkml:trace contextRef="#ctx0" brushRef="#br0">0 11 0,'1809'0'0</inkml:trace>
 </inkml:ink>
 </file>
 
-<file path=word/ink/ink73.xml><?xml version="1.0" encoding="utf-8"?>
+<file path=word/ink/ink74.xml><?xml version="1.0" encoding="utf-8"?>
 <inkml:ink xmlns:inkml="http://www.w3.org/2003/InkML">
   <inkml:definitions>
     <inkml:context xml:id="ctx0">
@@ -10146,7 +10696,94 @@
           <inkml:channelProperty channel="Y" name="resolution" value="1000" units="1/cm"/>
         </inkml:channelProperties>
       </inkml:inkSource>
-      <inkml:timestamp xml:id="ts0" timeString="2026-03-10T11:19:59.692"/>
+      <inkml:timestamp xml:id="ts0" timeString="2026-04-01T20:14:27.165"/>
+    </inkml:context>
+    <inkml:brush xml:id="br0">
+      <inkml:brushProperty name="width" value="0.2" units="cm"/>
+      <inkml:brushProperty name="height" value="0.4" units="cm"/>
+      <inkml:brushProperty name="color" value="#00FDFF"/>
+      <inkml:brushProperty name="tip" value="rectangle"/>
+      <inkml:brushProperty name="rasterOp" value="maskPen"/>
+      <inkml:brushProperty name="ignorePressure" value="1"/>
+    </inkml:brush>
+  </inkml:definitions>
+  <inkml:trace contextRef="#ctx0" brushRef="#br0">17 41,'0'-2,"0"1,-1-1,1 1,-1-1,1 1,-1-1,0 1,1 0,-1-1,0 1,0 0,-1-2,-5-10,7 13,1-1,-1 1,1-1,-1 0,1 1,0-1,-1 1,1 0,0-1,-1 1,1 0,0-1,-1 1,1 0,0-1,0 1,-1 0,1 0,0 0,0 0,0 0,-1 0,1 0,1 0,16 0,1 1,-1 0,0 1,1 1,33 10,-31-7,1-1,0-1,37 2,7-6,-1 4,92 15,-100-6,-32-6,0-2,0-1,30 1,111 4,25 1,364-11,-537 0,1-1,20-4,-5 0,-15 4</inkml:trace>
+</inkml:ink>
+</file>
+
+<file path=word/ink/ink75.xml><?xml version="1.0" encoding="utf-8"?>
+<inkml:ink xmlns:inkml="http://www.w3.org/2003/InkML">
+  <inkml:definitions>
+    <inkml:context xml:id="ctx0">
+      <inkml:inkSource xml:id="inkSrc0">
+        <inkml:traceFormat>
+          <inkml:channel name="X" type="integer" min="-2.14748E9" max="2.14748E9" units="cm"/>
+          <inkml:channel name="Y" type="integer" min="-2.14748E9" max="2.14748E9" units="cm"/>
+        </inkml:traceFormat>
+        <inkml:channelProperties>
+          <inkml:channelProperty channel="X" name="resolution" value="1000" units="1/cm"/>
+          <inkml:channelProperty channel="Y" name="resolution" value="1000" units="1/cm"/>
+        </inkml:channelProperties>
+      </inkml:inkSource>
+      <inkml:timestamp xml:id="ts0" timeString="2026-04-01T20:14:21.293"/>
+    </inkml:context>
+    <inkml:brush xml:id="br0">
+      <inkml:brushProperty name="width" value="0.2" units="cm"/>
+      <inkml:brushProperty name="height" value="0.4" units="cm"/>
+      <inkml:brushProperty name="color" value="#FFFC00"/>
+      <inkml:brushProperty name="tip" value="rectangle"/>
+      <inkml:brushProperty name="rasterOp" value="maskPen"/>
+      <inkml:brushProperty name="ignorePressure" value="1"/>
+    </inkml:brush>
+  </inkml:definitions>
+  <inkml:trace contextRef="#ctx0" brushRef="#br0">0 84,'145'-11,"-53"2,-58 7,-1-2,0-1,0-2,-1-1,56-22,-72 22</inkml:trace>
+</inkml:ink>
+</file>
+
+<file path=word/ink/ink76.xml><?xml version="1.0" encoding="utf-8"?>
+<inkml:ink xmlns:inkml="http://www.w3.org/2003/InkML">
+  <inkml:definitions>
+    <inkml:context xml:id="ctx0">
+      <inkml:inkSource xml:id="inkSrc0">
+        <inkml:traceFormat>
+          <inkml:channel name="X" type="integer" min="-2.14748E9" max="2.14748E9" units="cm"/>
+          <inkml:channel name="Y" type="integer" min="-2.14748E9" max="2.14748E9" units="cm"/>
+        </inkml:traceFormat>
+        <inkml:channelProperties>
+          <inkml:channelProperty channel="X" name="resolution" value="1000" units="1/cm"/>
+          <inkml:channelProperty channel="Y" name="resolution" value="1000" units="1/cm"/>
+        </inkml:channelProperties>
+      </inkml:inkSource>
+      <inkml:timestamp xml:id="ts0" timeString="2026-04-01T20:14:18.863"/>
+    </inkml:context>
+    <inkml:brush xml:id="br0">
+      <inkml:brushProperty name="width" value="0.2" units="cm"/>
+      <inkml:brushProperty name="height" value="0.4" units="cm"/>
+      <inkml:brushProperty name="color" value="#FFFC00"/>
+      <inkml:brushProperty name="tip" value="rectangle"/>
+      <inkml:brushProperty name="rasterOp" value="maskPen"/>
+      <inkml:brushProperty name="ignorePressure" value="1"/>
+    </inkml:brush>
+  </inkml:definitions>
+  <inkml:trace contextRef="#ctx0" brushRef="#br0">0 21,'0'0,"1"-1,-1 0,1 0,-1 0,0 0,1 1,-1-1,1 0,0 1,-1-1,1 0,-1 1,1-1,0 0,0 1,-1-1,1 1,0 0,0-1,0 1,0 0,-1-1,1 1,0 0,0 0,0 0,1-1,30-2,-29 3,285-2,-148 3,-109 1,1 2,57 13,-68-12,224 70,-215-64,-5-2,1-1,-1-1,2-1,-1-2,0 0,45-1,43-4,-98 1</inkml:trace>
+</inkml:ink>
+</file>
+
+<file path=word/ink/ink77.xml><?xml version="1.0" encoding="utf-8"?>
+<inkml:ink xmlns:inkml="http://www.w3.org/2003/InkML">
+  <inkml:definitions>
+    <inkml:context xml:id="ctx0">
+      <inkml:inkSource xml:id="inkSrc0">
+        <inkml:traceFormat>
+          <inkml:channel name="X" type="integer" min="-2.14748E9" max="2.14748E9" units="cm"/>
+          <inkml:channel name="Y" type="integer" min="-2.14748E9" max="2.14748E9" units="cm"/>
+        </inkml:traceFormat>
+        <inkml:channelProperties>
+          <inkml:channelProperty channel="X" name="resolution" value="1000" units="1/cm"/>
+          <inkml:channelProperty channel="Y" name="resolution" value="1000" units="1/cm"/>
+        </inkml:channelProperties>
+      </inkml:inkSource>
+      <inkml:timestamp xml:id="ts0" timeString="2026-04-01T20:14:02.108"/>
     </inkml:context>
     <inkml:brush xml:id="br0">
       <inkml:brushProperty name="width" value="0.2" units="cm"/>
@@ -10157,7 +10794,65 @@
       <inkml:brushProperty name="ignorePressure" value="1"/>
     </inkml:brush>
   </inkml:definitions>
-  <inkml:trace contextRef="#ctx0" brushRef="#br0">0 0,'0'0</inkml:trace>
+  <inkml:trace contextRef="#ctx0" brushRef="#br0">0 43,'8'-1,"-1"0,1-1,-1 1,0-1,1-1,12-6,29-8,-8 13,1 1,73 5,-31 0,598-2,-666 0</inkml:trace>
+</inkml:ink>
+</file>
+
+<file path=word/ink/ink78.xml><?xml version="1.0" encoding="utf-8"?>
+<inkml:ink xmlns:inkml="http://www.w3.org/2003/InkML">
+  <inkml:definitions>
+    <inkml:context xml:id="ctx0">
+      <inkml:inkSource xml:id="inkSrc0">
+        <inkml:traceFormat>
+          <inkml:channel name="X" type="integer" min="-2.14748E9" max="2.14748E9" units="cm"/>
+          <inkml:channel name="Y" type="integer" min="-2.14748E9" max="2.14748E9" units="cm"/>
+        </inkml:traceFormat>
+        <inkml:channelProperties>
+          <inkml:channelProperty channel="X" name="resolution" value="1000" units="1/cm"/>
+          <inkml:channelProperty channel="Y" name="resolution" value="1000" units="1/cm"/>
+        </inkml:channelProperties>
+      </inkml:inkSource>
+      <inkml:timestamp xml:id="ts0" timeString="2026-04-01T20:13:59.265"/>
+    </inkml:context>
+    <inkml:brush xml:id="br0">
+      <inkml:brushProperty name="width" value="0.2" units="cm"/>
+      <inkml:brushProperty name="height" value="0.4" units="cm"/>
+      <inkml:brushProperty name="color" value="#00F900"/>
+      <inkml:brushProperty name="tip" value="rectangle"/>
+      <inkml:brushProperty name="rasterOp" value="maskPen"/>
+      <inkml:brushProperty name="ignorePressure" value="1"/>
+    </inkml:brush>
+  </inkml:definitions>
+  <inkml:trace contextRef="#ctx0" brushRef="#br0">1 79,'23'0,"1"0,0-2,-1 0,1-2,34-9,-21 1,-10 2,1 1,0 1,1 2,-1 1,44-3,601 9,-666 0,0 0,0 0,0 0,0 1,-1 0,1 0,0 1,8 5,32 10,-33-15,1 2,-1 0,18 9,-27-12,-1 1,1-1,-1 1,0 0,0 0,0 0,0 1,-1-1,1 1,-1 0,0 0,0 0,3 7,-4-8,-1-1,0 1,0-1,0 1,-1-1,1 1,-1 0,1 0,-1-1,0 1,0 0,0-1,0 1,-1 0,0 4,0-5,-1 0,1 0,0-1,-1 1,1 0,-1-1,1 0,-1 1,0-1,0 0,1 0,-1 1,0-2,0 1,0 0,0 0,0-1,-1 1,1-1,-3 1,-19 2,0-2,0 0,0-2,0 0,0-2,-46-11,-46-4,-7 11,-131 11,159 4,-71 3,-37-12,181 1</inkml:trace>
+</inkml:ink>
+</file>
+
+<file path=word/ink/ink79.xml><?xml version="1.0" encoding="utf-8"?>
+<inkml:ink xmlns:inkml="http://www.w3.org/2003/InkML">
+  <inkml:definitions>
+    <inkml:context xml:id="ctx0">
+      <inkml:inkSource xml:id="inkSrc0">
+        <inkml:traceFormat>
+          <inkml:channel name="X" type="integer" min="-2.14748E9" max="2.14748E9" units="cm"/>
+          <inkml:channel name="Y" type="integer" min="-2.14748E9" max="2.14748E9" units="cm"/>
+        </inkml:traceFormat>
+        <inkml:channelProperties>
+          <inkml:channelProperty channel="X" name="resolution" value="1000" units="1/cm"/>
+          <inkml:channelProperty channel="Y" name="resolution" value="1000" units="1/cm"/>
+        </inkml:channelProperties>
+      </inkml:inkSource>
+      <inkml:timestamp xml:id="ts0" timeString="2026-04-01T20:13:54.763"/>
+    </inkml:context>
+    <inkml:brush xml:id="br0">
+      <inkml:brushProperty name="width" value="0.2" units="cm"/>
+      <inkml:brushProperty name="height" value="0.4" units="cm"/>
+      <inkml:brushProperty name="color" value="#00F900"/>
+      <inkml:brushProperty name="tip" value="rectangle"/>
+      <inkml:brushProperty name="rasterOp" value="maskPen"/>
+      <inkml:brushProperty name="ignorePressure" value="1"/>
+    </inkml:brush>
+  </inkml:definitions>
+  <inkml:trace contextRef="#ctx0" brushRef="#br0">9 136,'-1'1,"0"-1,1 0,-1 1,1 0,-1-1,0 1,1-1,-1 1,1 0,0-1,-1 1,1 0,-1-1,1 1,0 0,0 0,0 0,-1-1,1 1,0 0,0 0,0-1,0 1,0 0,0 0,0 0,0-1,1 1,-1 0,1 1,0-1,0 0,0 1,1-1,-1 0,0 0,1-1,-1 1,1 0,-1 0,1-1,-1 1,1-1,2 1,8 1,0 0,22 0,26-3,99-15,-109 8,-15 1,65-3,-32 12,-45 0,0-1,0-1,1-1,-1-2,25-4,1-6,71-9,-31 9,64-7,185-20,-288 33,-18 1,64-1,867 8,-543-1,-268 10,-49 0,-24-6,306 11,78-15,-440 0</inkml:trace>
 </inkml:ink>
 </file>
 
@@ -10187,6 +10882,213 @@
     </inkml:brush>
   </inkml:definitions>
   <inkml:trace contextRef="#ctx0" brushRef="#br0">1 0,'0'0</inkml:trace>
+</inkml:ink>
+</file>
+
+<file path=word/ink/ink80.xml><?xml version="1.0" encoding="utf-8"?>
+<inkml:ink xmlns:inkml="http://www.w3.org/2003/InkML">
+  <inkml:definitions>
+    <inkml:context xml:id="ctx0">
+      <inkml:inkSource xml:id="inkSrc0">
+        <inkml:traceFormat>
+          <inkml:channel name="X" type="integer" min="-2.14748E9" max="2.14748E9" units="cm"/>
+          <inkml:channel name="Y" type="integer" min="-2.14748E9" max="2.14748E9" units="cm"/>
+        </inkml:traceFormat>
+        <inkml:channelProperties>
+          <inkml:channelProperty channel="X" name="resolution" value="1000" units="1/cm"/>
+          <inkml:channelProperty channel="Y" name="resolution" value="1000" units="1/cm"/>
+        </inkml:channelProperties>
+      </inkml:inkSource>
+      <inkml:timestamp xml:id="ts0" timeString="2026-04-01T20:25:10.568"/>
+    </inkml:context>
+    <inkml:brush xml:id="br0">
+      <inkml:brushProperty name="width" value="0.2" units="cm"/>
+      <inkml:brushProperty name="height" value="0.4" units="cm"/>
+      <inkml:brushProperty name="color" value="#00FDFF"/>
+      <inkml:brushProperty name="tip" value="rectangle"/>
+      <inkml:brushProperty name="rasterOp" value="maskPen"/>
+      <inkml:brushProperty name="ignorePressure" value="1"/>
+    </inkml:brush>
+  </inkml:definitions>
+  <inkml:trace contextRef="#ctx0" brushRef="#br0">0 41,'1'1,"-1"0,0 0,1 0,-1-1,0 1,1 0,-1 0,1-1,-1 1,1 0,0-1,-1 1,1 0,0-1,-1 1,1-1,0 1,0-1,-1 0,1 1,0-1,0 0,0 1,0-1,0 0,-1 0,1 0,0 0,0 0,0 0,0 0,0 0,0 0,0 0,34-4,-35 4,19-4,-1-1,25-10,-30 9,1 1,-1 1,1 0,-1 1,1 1,17-2,472 6,-465-2</inkml:trace>
+</inkml:ink>
+</file>
+
+<file path=word/ink/ink81.xml><?xml version="1.0" encoding="utf-8"?>
+<inkml:ink xmlns:inkml="http://www.w3.org/2003/InkML">
+  <inkml:definitions>
+    <inkml:context xml:id="ctx0">
+      <inkml:inkSource xml:id="inkSrc0">
+        <inkml:traceFormat>
+          <inkml:channel name="X" type="integer" min="-2.14748E9" max="2.14748E9" units="cm"/>
+          <inkml:channel name="Y" type="integer" min="-2.14748E9" max="2.14748E9" units="cm"/>
+          <inkml:channel name="F" type="integer" max="32767" units="dev"/>
+        </inkml:traceFormat>
+        <inkml:channelProperties>
+          <inkml:channelProperty channel="X" name="resolution" value="1000" units="1/cm"/>
+          <inkml:channelProperty channel="Y" name="resolution" value="1000" units="1/cm"/>
+          <inkml:channelProperty channel="F" name="resolution" value="0" units="1/dev"/>
+        </inkml:channelProperties>
+      </inkml:inkSource>
+      <inkml:timestamp xml:id="ts0" timeString="2026-04-01T20:25:07.566"/>
+    </inkml:context>
+    <inkml:brush xml:id="br0">
+      <inkml:brushProperty name="width" value="0.2" units="cm"/>
+      <inkml:brushProperty name="height" value="0.4" units="cm"/>
+      <inkml:brushProperty name="color" value="#00FDFF"/>
+      <inkml:brushProperty name="tip" value="rectangle"/>
+      <inkml:brushProperty name="rasterOp" value="maskPen"/>
+      <inkml:brushProperty name="ignorePressure" value="1"/>
+    </inkml:brush>
+  </inkml:definitions>
+  <inkml:trace contextRef="#ctx0" brushRef="#br0">1 166 0,'1480'0'0</inkml:trace>
+</inkml:ink>
+</file>
+
+<file path=word/ink/ink82.xml><?xml version="1.0" encoding="utf-8"?>
+<inkml:ink xmlns:inkml="http://www.w3.org/2003/InkML">
+  <inkml:definitions>
+    <inkml:context xml:id="ctx0">
+      <inkml:inkSource xml:id="inkSrc0">
+        <inkml:traceFormat>
+          <inkml:channel name="X" type="integer" min="-2.14748E9" max="2.14748E9" units="cm"/>
+          <inkml:channel name="Y" type="integer" min="-2.14748E9" max="2.14748E9" units="cm"/>
+        </inkml:traceFormat>
+        <inkml:channelProperties>
+          <inkml:channelProperty channel="X" name="resolution" value="1000" units="1/cm"/>
+          <inkml:channelProperty channel="Y" name="resolution" value="1000" units="1/cm"/>
+        </inkml:channelProperties>
+      </inkml:inkSource>
+      <inkml:timestamp xml:id="ts0" timeString="2026-04-01T20:25:05.541"/>
+    </inkml:context>
+    <inkml:brush xml:id="br0">
+      <inkml:brushProperty name="width" value="0.2" units="cm"/>
+      <inkml:brushProperty name="height" value="0.4" units="cm"/>
+      <inkml:brushProperty name="color" value="#00FDFF"/>
+      <inkml:brushProperty name="tip" value="rectangle"/>
+      <inkml:brushProperty name="rasterOp" value="maskPen"/>
+      <inkml:brushProperty name="ignorePressure" value="1"/>
+    </inkml:brush>
+  </inkml:definitions>
+  <inkml:trace contextRef="#ctx0" brushRef="#br0">1 1,'0'1,"1"0,-1 1,1-1,0 0,0 0,0 0,-1 0,1 1,0-1,0-1,1 1,-1 0,0 0,0 0,0 0,3 0,23 13,-24-12,21 7,41 12,-8-3,-36-12,0-1,0-1,42 2,-6 0,28 1,142-6,-103-3,6 4,142-4,-244-1,-9-1</inkml:trace>
+</inkml:ink>
+</file>
+
+<file path=word/ink/ink83.xml><?xml version="1.0" encoding="utf-8"?>
+<inkml:ink xmlns:inkml="http://www.w3.org/2003/InkML">
+  <inkml:definitions>
+    <inkml:context xml:id="ctx0">
+      <inkml:inkSource xml:id="inkSrc0">
+        <inkml:traceFormat>
+          <inkml:channel name="X" type="integer" min="-2.14748E9" max="2.14748E9" units="cm"/>
+          <inkml:channel name="Y" type="integer" min="-2.14748E9" max="2.14748E9" units="cm"/>
+        </inkml:traceFormat>
+        <inkml:channelProperties>
+          <inkml:channelProperty channel="X" name="resolution" value="1000" units="1/cm"/>
+          <inkml:channelProperty channel="Y" name="resolution" value="1000" units="1/cm"/>
+        </inkml:channelProperties>
+      </inkml:inkSource>
+      <inkml:timestamp xml:id="ts0" timeString="2026-04-01T20:25:01.557"/>
+    </inkml:context>
+    <inkml:brush xml:id="br0">
+      <inkml:brushProperty name="width" value="0.2" units="cm"/>
+      <inkml:brushProperty name="height" value="0.4" units="cm"/>
+      <inkml:brushProperty name="color" value="#FFFC00"/>
+      <inkml:brushProperty name="tip" value="rectangle"/>
+      <inkml:brushProperty name="rasterOp" value="maskPen"/>
+      <inkml:brushProperty name="ignorePressure" value="1"/>
+    </inkml:brush>
+  </inkml:definitions>
+  <inkml:trace contextRef="#ctx0" brushRef="#br0">1 79,'7'-1,"-1"0,1-1,0 1,0-1,0-1,-1 0,9-4,18-7,0 3,2 2,-1 1,1 2,0 1,62 0,257 6,-337-1</inkml:trace>
+</inkml:ink>
+</file>
+
+<file path=word/ink/ink84.xml><?xml version="1.0" encoding="utf-8"?>
+<inkml:ink xmlns:inkml="http://www.w3.org/2003/InkML">
+  <inkml:definitions>
+    <inkml:context xml:id="ctx0">
+      <inkml:inkSource xml:id="inkSrc0">
+        <inkml:traceFormat>
+          <inkml:channel name="X" type="integer" min="-2.14748E9" max="2.14748E9" units="cm"/>
+          <inkml:channel name="Y" type="integer" min="-2.14748E9" max="2.14748E9" units="cm"/>
+          <inkml:channel name="F" type="integer" max="32767" units="dev"/>
+        </inkml:traceFormat>
+        <inkml:channelProperties>
+          <inkml:channelProperty channel="X" name="resolution" value="1000" units="1/cm"/>
+          <inkml:channelProperty channel="Y" name="resolution" value="1000" units="1/cm"/>
+          <inkml:channelProperty channel="F" name="resolution" value="0" units="1/dev"/>
+        </inkml:channelProperties>
+      </inkml:inkSource>
+      <inkml:timestamp xml:id="ts0" timeString="2026-04-01T20:24:58.503"/>
+    </inkml:context>
+    <inkml:brush xml:id="br0">
+      <inkml:brushProperty name="width" value="0.2" units="cm"/>
+      <inkml:brushProperty name="height" value="0.4" units="cm"/>
+      <inkml:brushProperty name="color" value="#FFFC00"/>
+      <inkml:brushProperty name="tip" value="rectangle"/>
+      <inkml:brushProperty name="rasterOp" value="maskPen"/>
+      <inkml:brushProperty name="ignorePressure" value="1"/>
+    </inkml:brush>
+  </inkml:definitions>
+  <inkml:trace contextRef="#ctx0" brushRef="#br0">0 31 0,'2040'0'0</inkml:trace>
+</inkml:ink>
+</file>
+
+<file path=word/ink/ink85.xml><?xml version="1.0" encoding="utf-8"?>
+<inkml:ink xmlns:inkml="http://www.w3.org/2003/InkML">
+  <inkml:definitions>
+    <inkml:context xml:id="ctx0">
+      <inkml:inkSource xml:id="inkSrc0">
+        <inkml:traceFormat>
+          <inkml:channel name="X" type="integer" min="-2.14748E9" max="2.14748E9" units="cm"/>
+          <inkml:channel name="Y" type="integer" min="-2.14748E9" max="2.14748E9" units="cm"/>
+        </inkml:traceFormat>
+        <inkml:channelProperties>
+          <inkml:channelProperty channel="X" name="resolution" value="1000" units="1/cm"/>
+          <inkml:channelProperty channel="Y" name="resolution" value="1000" units="1/cm"/>
+        </inkml:channelProperties>
+      </inkml:inkSource>
+      <inkml:timestamp xml:id="ts0" timeString="2026-04-01T20:24:54.246"/>
+    </inkml:context>
+    <inkml:brush xml:id="br0">
+      <inkml:brushProperty name="width" value="0.2" units="cm"/>
+      <inkml:brushProperty name="height" value="0.4" units="cm"/>
+      <inkml:brushProperty name="color" value="#00F900"/>
+      <inkml:brushProperty name="tip" value="rectangle"/>
+      <inkml:brushProperty name="rasterOp" value="maskPen"/>
+      <inkml:brushProperty name="ignorePressure" value="1"/>
+    </inkml:brush>
+  </inkml:definitions>
+  <inkml:trace contextRef="#ctx0" brushRef="#br0">38 215,'12'-9,"0"1,1 0,0 1,0 1,0 0,1 1,24-7,-28 9,152-57,24-7,-167 61,1 2,0-1,0 2,0 1,23 0,45 1,101 3,-186-1,0-1,0 1,0-1,0 1,0 0,0 0,0 0,0 0,-1 1,1-1,0 1,-1 0,1 0,-1 0,0 0,1 0,-1 0,0 0,0 1,2 4,2 4,-1 0,0 0,-1 0,3 15,-5-18,-1 0,2 0,-1-1,1 1,0-1,1 0,0 0,0 0,0-1,7 8,-3-7,1-1,-1 0,2 0,-1-1,1 0,0-1,0 0,15 4,13 1,41 4,15 4,-53-11,-88 13,1 5,35-18,1-1,-1 1,0-2,0 1,-17 3,8-3,0 2,1 0,-1 1,1 1,-18 12,10-6,-37 14,23-12,-42 13,77-29,0 0,0-1,0 0,0 0,0 0,1-1,-1 0,0 0,0 0,1-1,-1 0,0 0,1 0,0-1,-9-4,-9-8,0-1,-22-20,20 15,6 7,0 0,-1 2,-1 0,0 2,0 0,-1 1,0 1,-31-6,34 10,0 1,0 1,-1 0,1 2,0 0,-1 1,1 1,0 1,0 1,-27 8,28-5,-175 67,183-66,22-9,22-9,330-146,-305 129,2-2,-43 19,1 0,0 2,0 0,0 1,1 1,0 1,27-3,117 4,-141 5</inkml:trace>
+</inkml:ink>
+</file>
+
+<file path=word/ink/ink86.xml><?xml version="1.0" encoding="utf-8"?>
+<inkml:ink xmlns:inkml="http://www.w3.org/2003/InkML">
+  <inkml:definitions>
+    <inkml:context xml:id="ctx0">
+      <inkml:inkSource xml:id="inkSrc0">
+        <inkml:traceFormat>
+          <inkml:channel name="X" type="integer" min="-2.14748E9" max="2.14748E9" units="cm"/>
+          <inkml:channel name="Y" type="integer" min="-2.14748E9" max="2.14748E9" units="cm"/>
+        </inkml:traceFormat>
+        <inkml:channelProperties>
+          <inkml:channelProperty channel="X" name="resolution" value="1000" units="1/cm"/>
+          <inkml:channelProperty channel="Y" name="resolution" value="1000" units="1/cm"/>
+        </inkml:channelProperties>
+      </inkml:inkSource>
+      <inkml:timestamp xml:id="ts0" timeString="2026-04-01T20:24:47.973"/>
+    </inkml:context>
+    <inkml:brush xml:id="br0">
+      <inkml:brushProperty name="width" value="0.2" units="cm"/>
+      <inkml:brushProperty name="height" value="0.4" units="cm"/>
+      <inkml:brushProperty name="color" value="#00F900"/>
+      <inkml:brushProperty name="tip" value="rectangle"/>
+      <inkml:brushProperty name="rasterOp" value="maskPen"/>
+      <inkml:brushProperty name="ignorePressure" value="1"/>
+    </inkml:brush>
+  </inkml:definitions>
+  <inkml:trace contextRef="#ctx0" brushRef="#br0">61 216,'-15'1,"2"-2,30-6,144-61,-56 22,-20 15,29-13,-99 39,-1 1,1 1,0 0,1 1,-1 0,0 2,1 0,21 2,8 0,32-2,-17-2,1 3,-1 3,0 2,61 15,-113-19,0 1,0 1,0-1,-1 2,1-1,-1 1,0 0,0 0,-1 0,12 13,-16-15,4 1,0 1,0-1,0 0,1-1,-1 0,1 0,0 0,0 0,0-1,0-1,14 3,9-1,47-1,-57-2,-13 0,-5 1,1-1,0 0,0 0,0 0,0 0,0 0,0 0,0-1,0 0,-1 1,1-1,0 0,0 0,4-3,-7 4,0-1,-1 1,1 0,0-1,0 1,0-1,0 1,-1 0,1 0,0-1,0 1,-1 0,1-1,0 1,-1 0,1 0,0-1,-1 1,1 0,0 0,-1 0,1 0,0-1,-1 1,1 0,-1 0,1 0,0 0,-1 0,1 0,-1 0,1 0,0 0,-1 0,1 0,0 0,-1 1,-18-1,-11 8,0 1,-47 21,56-22,-61 26,-164 70,234-100,0-1,-1 0,1-1,-1 0,1-1,-1-1,1 0,-18-2,7 2,-139-12,-1-6,-291-73,407 78,17 2</inkml:trace>
 </inkml:ink>
 </file>
 
